--- a/vvdn/mosfets/README.docx
+++ b/vvdn/mosfets/README.docx
@@ -951,7 +951,7 @@
                 <w:color w:val="FFFFFF"/>
                 <w:sz w:val="19"/>
               </w:rPr>
-              <w:t>Directory</w:t>
+              <w:t>Directory / Document</w:t>
             </w:r>
           </w:p>
         </w:tc>
@@ -1056,7 +1056,39 @@
                 <w:sz w:val="18"/>
                 <w:u w:val="single"/>
               </w:rPr>
-              <w:t>**`n-channel-enhancement/`**</w:t>
+              <w:t>**`mosfets-in-power-electronics.md`**</w:t>
+            </w:r>
+          </w:p>
+        </w:tc>
+        <w:tc>
+          <w:tcPr>
+            <w:tcW w:type="dxa" w:w="2448"/>
+            <w:tcMar>
+              <w:top w:w="80" w:type="dxa"/>
+              <w:bottom w:w="80" w:type="dxa"/>
+              <w:left w:w="120" w:type="dxa"/>
+              <w:right w:w="120" w:type="dxa"/>
+            </w:tcMar>
+            <w:vAlign w:val="center"/>
+          </w:tcPr>
+          <w:p>
+            <w:pPr>
+              <w:spacing w:after="0"/>
+            </w:pPr>
+            <w:r>
+              <w:rPr>
+                <w:b/>
+                <w:color w:val="282C34"/>
+                <w:sz w:val="18"/>
+              </w:rPr>
+              <w:t>Power Electronics Master Guide</w:t>
+            </w:r>
+            <w:r>
+              <w:rPr>
+                <w:color w:val="282C34"/>
+                <w:sz w:val="18"/>
+              </w:rPr>
+              <w:t>: Converters (Buck, Boost, H-Bridge, Flyback, LLC ZVS), Bootstrap drives, Miller clamp, SOA/UIS &amp; Paralleling</w:t>
             </w:r>
           </w:p>
         </w:tc>
@@ -1080,32 +1112,15 @@
                 <w:color w:val="282C34"/>
                 <w:sz w:val="18"/>
               </w:rPr>
-              <w:t>Standard e-NMOS, electron conduction, low-side switching, conduction losses</w:t>
+              <w:t xml:space="preserve">DC to </w:t>
             </w:r>
-          </w:p>
-        </w:tc>
-        <w:tc>
-          <w:tcPr>
-            <w:tcW w:type="dxa" w:w="2448"/>
-            <w:tcMar>
-              <w:top w:w="80" w:type="dxa"/>
-              <w:bottom w:w="80" w:type="dxa"/>
-              <w:left w:w="120" w:type="dxa"/>
-              <w:right w:w="120" w:type="dxa"/>
-            </w:tcMar>
-            <w:vAlign w:val="center"/>
-          </w:tcPr>
-          <w:p>
-            <w:pPr>
-              <w:spacing w:after="0"/>
-            </w:pPr>
             <w:r>
               <w:rPr>
                 <w:i/>
                 <w:color w:val="145AA0"/>
                 <w:sz w:val="18"/>
               </w:rPr>
-              <w:t>20\,V \dots 600\,V+</w:t>
+              <w:t>1200\,V+</w:t>
             </w:r>
           </w:p>
         </w:tc>
@@ -1129,7 +1144,7 @@
                 <w:color w:val="282C34"/>
                 <w:sz w:val="18"/>
               </w:rPr>
-              <w:t>Low-side switches, synchronous buck low-side, motor H-bridge</w:t>
+              <w:t>SMPS, Motor inverters, EV chargers, Solar, Traction</w:t>
             </w:r>
           </w:p>
         </w:tc>
@@ -1157,7 +1172,7 @@
                 <w:sz w:val="18"/>
                 <w:u w:val="single"/>
               </w:rPr>
-              <w:t>**`p-channel-enhancement/`**</w:t>
+              <w:t>**`n-channel-enhancement/`**</w:t>
             </w:r>
           </w:p>
         </w:tc>
@@ -1182,7 +1197,7 @@
                 <w:color w:val="282C34"/>
                 <w:sz w:val="18"/>
               </w:rPr>
-              <w:t>Standard e-PMOS, hole mobility, high-side switching, reverse battery protection</w:t>
+              <w:t>Standard e-NMOS, electron conduction, low-side switching, conduction losses</w:t>
             </w:r>
           </w:p>
         </w:tc>
@@ -1208,7 +1223,7 @@
                 <w:color w:val="145AA0"/>
                 <w:sz w:val="18"/>
               </w:rPr>
-              <w:t>20\,V \dots 200\,V</w:t>
+              <w:t>20\,V \dots 600\,V+</w:t>
             </w:r>
           </w:p>
         </w:tc>
@@ -1233,7 +1248,7 @@
                 <w:color w:val="282C34"/>
                 <w:sz w:val="18"/>
               </w:rPr>
-              <w:t>High-side power distribution, reverse polarity protection, CMOS</w:t>
+              <w:t>Low-side switches, synchronous buck low-side, motor H-bridge</w:t>
             </w:r>
           </w:p>
         </w:tc>
@@ -1260,7 +1275,7 @@
                 <w:sz w:val="18"/>
                 <w:u w:val="single"/>
               </w:rPr>
-              <w:t>**`depletion-mode/`**</w:t>
+              <w:t>**`p-channel-enhancement/`**</w:t>
             </w:r>
           </w:p>
         </w:tc>
@@ -1284,7 +1299,7 @@
                 <w:color w:val="282C34"/>
                 <w:sz w:val="18"/>
               </w:rPr>
-              <w:t>Normally-ON d-MOSFET, channel pinch-off, negative gate cutoff</w:t>
+              <w:t>Standard e-PMOS, hole mobility, high-side switching, reverse battery protection</w:t>
             </w:r>
           </w:p>
         </w:tc>
@@ -1309,7 +1324,7 @@
                 <w:color w:val="145AA0"/>
                 <w:sz w:val="18"/>
               </w:rPr>
-              <w:t>50\,V \dots 800\,V</w:t>
+              <w:t>20\,V \dots 200\,V</w:t>
             </w:r>
           </w:p>
         </w:tc>
@@ -1333,7 +1348,7 @@
                 <w:color w:val="282C34"/>
                 <w:sz w:val="18"/>
               </w:rPr>
-              <w:t>SMPS high-voltage startup circuits, constant-current sources, fail-safe disconnects</w:t>
+              <w:t>High-side power distribution, reverse polarity protection, CMOS</w:t>
             </w:r>
           </w:p>
         </w:tc>
@@ -1361,6 +1376,109 @@
                 <w:sz w:val="18"/>
                 <w:u w:val="single"/>
               </w:rPr>
+              <w:t>**`depletion-mode/`**</w:t>
+            </w:r>
+          </w:p>
+        </w:tc>
+        <w:tc>
+          <w:tcPr>
+            <w:tcW w:type="dxa" w:w="2448"/>
+            <w:shd w:fill="F4F7F9"/>
+            <w:tcMar>
+              <w:top w:w="80" w:type="dxa"/>
+              <w:bottom w:w="80" w:type="dxa"/>
+              <w:left w:w="120" w:type="dxa"/>
+              <w:right w:w="120" w:type="dxa"/>
+            </w:tcMar>
+            <w:vAlign w:val="center"/>
+          </w:tcPr>
+          <w:p>
+            <w:pPr>
+              <w:spacing w:after="0"/>
+            </w:pPr>
+            <w:r>
+              <w:rPr>
+                <w:color w:val="282C34"/>
+                <w:sz w:val="18"/>
+              </w:rPr>
+              <w:t>Normally-ON d-MOSFET, channel pinch-off, negative gate cutoff</w:t>
+            </w:r>
+          </w:p>
+        </w:tc>
+        <w:tc>
+          <w:tcPr>
+            <w:tcW w:type="dxa" w:w="2448"/>
+            <w:shd w:fill="F4F7F9"/>
+            <w:tcMar>
+              <w:top w:w="80" w:type="dxa"/>
+              <w:bottom w:w="80" w:type="dxa"/>
+              <w:left w:w="120" w:type="dxa"/>
+              <w:right w:w="120" w:type="dxa"/>
+            </w:tcMar>
+            <w:vAlign w:val="center"/>
+          </w:tcPr>
+          <w:p>
+            <w:pPr>
+              <w:spacing w:after="0"/>
+            </w:pPr>
+            <w:r>
+              <w:rPr>
+                <w:i/>
+                <w:color w:val="145AA0"/>
+                <w:sz w:val="18"/>
+              </w:rPr>
+              <w:t>50\,V \dots 800\,V</w:t>
+            </w:r>
+          </w:p>
+        </w:tc>
+        <w:tc>
+          <w:tcPr>
+            <w:tcW w:type="dxa" w:w="2448"/>
+            <w:shd w:fill="F4F7F9"/>
+            <w:tcMar>
+              <w:top w:w="80" w:type="dxa"/>
+              <w:bottom w:w="80" w:type="dxa"/>
+              <w:left w:w="120" w:type="dxa"/>
+              <w:right w:w="120" w:type="dxa"/>
+            </w:tcMar>
+            <w:vAlign w:val="center"/>
+          </w:tcPr>
+          <w:p>
+            <w:pPr>
+              <w:spacing w:after="0"/>
+            </w:pPr>
+            <w:r>
+              <w:rPr>
+                <w:color w:val="282C34"/>
+                <w:sz w:val="18"/>
+              </w:rPr>
+              <w:t>SMPS high-voltage startup circuits, constant-current sources, fail-safe disconnects</w:t>
+            </w:r>
+          </w:p>
+        </w:tc>
+      </w:tr>
+      <w:tr>
+        <w:tc>
+          <w:tcPr>
+            <w:tcW w:type="dxa" w:w="2448"/>
+            <w:tcMar>
+              <w:top w:w="80" w:type="dxa"/>
+              <w:bottom w:w="80" w:type="dxa"/>
+              <w:left w:w="120" w:type="dxa"/>
+              <w:right w:w="120" w:type="dxa"/>
+            </w:tcMar>
+            <w:vAlign w:val="center"/>
+          </w:tcPr>
+          <w:p>
+            <w:pPr>
+              <w:spacing w:after="0"/>
+            </w:pPr>
+            <w:r>
+              <w:rPr>
+                <w:color w:val="0066CC"/>
+                <w:sz w:val="18"/>
+                <w:u w:val="single"/>
+              </w:rPr>
               <w:t>**`power-trench-mosfet/`**</w:t>
             </w:r>
           </w:p>
@@ -1368,7 +1486,6 @@
         <w:tc>
           <w:tcPr>
             <w:tcW w:type="dxa" w:w="2448"/>
-            <w:shd w:fill="F4F7F9"/>
             <w:tcMar>
               <w:top w:w="80" w:type="dxa"/>
               <w:bottom w:w="80" w:type="dxa"/>
@@ -1401,7 +1518,6 @@
         <w:tc>
           <w:tcPr>
             <w:tcW w:type="dxa" w:w="2448"/>
-            <w:shd w:fill="F4F7F9"/>
             <w:tcMar>
               <w:top w:w="80" w:type="dxa"/>
               <w:bottom w:w="80" w:type="dxa"/>
@@ -1427,7 +1543,6 @@
         <w:tc>
           <w:tcPr>
             <w:tcW w:type="dxa" w:w="2448"/>
-            <w:shd w:fill="F4F7F9"/>
             <w:tcMar>
               <w:top w:w="80" w:type="dxa"/>
               <w:bottom w:w="80" w:type="dxa"/>
@@ -1469,6 +1584,7 @@
         <w:tc>
           <w:tcPr>
             <w:tcW w:type="dxa" w:w="2448"/>
+            <w:shd w:fill="F4F7F9"/>
             <w:tcMar>
               <w:top w:w="80" w:type="dxa"/>
               <w:bottom w:w="80" w:type="dxa"/>
@@ -1494,6 +1610,7 @@
         <w:tc>
           <w:tcPr>
             <w:tcW w:type="dxa" w:w="2448"/>
+            <w:shd w:fill="F4F7F9"/>
             <w:tcMar>
               <w:top w:w="80" w:type="dxa"/>
               <w:bottom w:w="80" w:type="dxa"/>
@@ -1533,6 +1650,7 @@
         <w:tc>
           <w:tcPr>
             <w:tcW w:type="dxa" w:w="2448"/>
+            <w:shd w:fill="F4F7F9"/>
             <w:tcMar>
               <w:top w:w="80" w:type="dxa"/>
               <w:bottom w:w="80" w:type="dxa"/>
@@ -1558,6 +1676,7 @@
         <w:tc>
           <w:tcPr>
             <w:tcW w:type="dxa" w:w="2448"/>
+            <w:shd w:fill="F4F7F9"/>
             <w:tcMar>
               <w:top w:w="80" w:type="dxa"/>
               <w:bottom w:w="80" w:type="dxa"/>
@@ -1576,6 +1695,106 @@
                 <w:sz w:val="18"/>
               </w:rPr>
               <w:t>Inductive solenoid drivers, industrial relays, linear power amplifiers</w:t>
+            </w:r>
+          </w:p>
+        </w:tc>
+      </w:tr>
+      <w:tr>
+        <w:tc>
+          <w:tcPr>
+            <w:tcW w:type="dxa" w:w="2448"/>
+            <w:tcMar>
+              <w:top w:w="80" w:type="dxa"/>
+              <w:bottom w:w="80" w:type="dxa"/>
+              <w:left w:w="120" w:type="dxa"/>
+              <w:right w:w="120" w:type="dxa"/>
+            </w:tcMar>
+            <w:vAlign w:val="center"/>
+          </w:tcPr>
+          <w:p>
+            <w:pPr>
+              <w:spacing w:after="0"/>
+            </w:pPr>
+            <w:r>
+              <w:rPr>
+                <w:color w:val="0066CC"/>
+                <w:sz w:val="18"/>
+                <w:u w:val="single"/>
+              </w:rPr>
+              <w:t>**`superjunction-mosfet/`**</w:t>
+            </w:r>
+          </w:p>
+        </w:tc>
+        <w:tc>
+          <w:tcPr>
+            <w:tcW w:type="dxa" w:w="2448"/>
+            <w:tcMar>
+              <w:top w:w="80" w:type="dxa"/>
+              <w:bottom w:w="80" w:type="dxa"/>
+              <w:left w:w="120" w:type="dxa"/>
+              <w:right w:w="120" w:type="dxa"/>
+            </w:tcMar>
+            <w:vAlign w:val="center"/>
+          </w:tcPr>
+          <w:p>
+            <w:pPr>
+              <w:spacing w:after="0"/>
+            </w:pPr>
+            <w:r>
+              <w:rPr>
+                <w:color w:val="282C34"/>
+                <w:sz w:val="18"/>
+              </w:rPr>
+              <w:t>Multi-epi charge balance, breaking the Silicon limit, CoolMOS physics</w:t>
+            </w:r>
+          </w:p>
+        </w:tc>
+        <w:tc>
+          <w:tcPr>
+            <w:tcW w:type="dxa" w:w="2448"/>
+            <w:tcMar>
+              <w:top w:w="80" w:type="dxa"/>
+              <w:bottom w:w="80" w:type="dxa"/>
+              <w:left w:w="120" w:type="dxa"/>
+              <w:right w:w="120" w:type="dxa"/>
+            </w:tcMar>
+            <w:vAlign w:val="center"/>
+          </w:tcPr>
+          <w:p>
+            <w:pPr>
+              <w:spacing w:after="0"/>
+            </w:pPr>
+            <w:r>
+              <w:rPr>
+                <w:i/>
+                <w:color w:val="145AA0"/>
+                <w:sz w:val="18"/>
+              </w:rPr>
+              <w:t>500\,V \dots 900\,V</w:t>
+            </w:r>
+          </w:p>
+        </w:tc>
+        <w:tc>
+          <w:tcPr>
+            <w:tcW w:type="dxa" w:w="2448"/>
+            <w:tcMar>
+              <w:top w:w="80" w:type="dxa"/>
+              <w:bottom w:w="80" w:type="dxa"/>
+              <w:left w:w="120" w:type="dxa"/>
+              <w:right w:w="120" w:type="dxa"/>
+            </w:tcMar>
+            <w:vAlign w:val="center"/>
+          </w:tcPr>
+          <w:p>
+            <w:pPr>
+              <w:spacing w:after="0"/>
+            </w:pPr>
+            <w:r>
+              <w:rPr>
+                <w:color w:val="282C34"/>
+                <w:sz w:val="18"/>
+              </w:rPr>
+              <w:t>Offline AC-DC flyback/forward, PFC stages, server PSUs, EV Onboard Chargers</w:t>
             </w:r>
           </w:p>
         </w:tc>
@@ -1603,7 +1822,7 @@
                 <w:sz w:val="18"/>
                 <w:u w:val="single"/>
               </w:rPr>
-              <w:t>**`superjunction-mosfet/`**</w:t>
+              <w:t>**`sic-mosfet/`**</w:t>
             </w:r>
           </w:p>
         </w:tc>
@@ -1611,108 +1830,6 @@
           <w:tcPr>
             <w:tcW w:type="dxa" w:w="2448"/>
             <w:shd w:fill="F4F7F9"/>
-            <w:tcMar>
-              <w:top w:w="80" w:type="dxa"/>
-              <w:bottom w:w="80" w:type="dxa"/>
-              <w:left w:w="120" w:type="dxa"/>
-              <w:right w:w="120" w:type="dxa"/>
-            </w:tcMar>
-            <w:vAlign w:val="center"/>
-          </w:tcPr>
-          <w:p>
-            <w:pPr>
-              <w:spacing w:after="0"/>
-            </w:pPr>
-            <w:r>
-              <w:rPr>
-                <w:color w:val="282C34"/>
-                <w:sz w:val="18"/>
-              </w:rPr>
-              <w:t>Multi-epi charge balance, breaking the Silicon limit, CoolMOS physics</w:t>
-            </w:r>
-          </w:p>
-        </w:tc>
-        <w:tc>
-          <w:tcPr>
-            <w:tcW w:type="dxa" w:w="2448"/>
-            <w:shd w:fill="F4F7F9"/>
-            <w:tcMar>
-              <w:top w:w="80" w:type="dxa"/>
-              <w:bottom w:w="80" w:type="dxa"/>
-              <w:left w:w="120" w:type="dxa"/>
-              <w:right w:w="120" w:type="dxa"/>
-            </w:tcMar>
-            <w:vAlign w:val="center"/>
-          </w:tcPr>
-          <w:p>
-            <w:pPr>
-              <w:spacing w:after="0"/>
-            </w:pPr>
-            <w:r>
-              <w:rPr>
-                <w:i/>
-                <w:color w:val="145AA0"/>
-                <w:sz w:val="18"/>
-              </w:rPr>
-              <w:t>500\,V \dots 900\,V</w:t>
-            </w:r>
-          </w:p>
-        </w:tc>
-        <w:tc>
-          <w:tcPr>
-            <w:tcW w:type="dxa" w:w="2448"/>
-            <w:shd w:fill="F4F7F9"/>
-            <w:tcMar>
-              <w:top w:w="80" w:type="dxa"/>
-              <w:bottom w:w="80" w:type="dxa"/>
-              <w:left w:w="120" w:type="dxa"/>
-              <w:right w:w="120" w:type="dxa"/>
-            </w:tcMar>
-            <w:vAlign w:val="center"/>
-          </w:tcPr>
-          <w:p>
-            <w:pPr>
-              <w:spacing w:after="0"/>
-            </w:pPr>
-            <w:r>
-              <w:rPr>
-                <w:color w:val="282C34"/>
-                <w:sz w:val="18"/>
-              </w:rPr>
-              <w:t>Offline AC-DC flyback/forward, PFC stages, server PSUs, EV Onboard Chargers</w:t>
-            </w:r>
-          </w:p>
-        </w:tc>
-      </w:tr>
-      <w:tr>
-        <w:tc>
-          <w:tcPr>
-            <w:tcW w:type="dxa" w:w="2448"/>
-            <w:tcMar>
-              <w:top w:w="80" w:type="dxa"/>
-              <w:bottom w:w="80" w:type="dxa"/>
-              <w:left w:w="120" w:type="dxa"/>
-              <w:right w:w="120" w:type="dxa"/>
-            </w:tcMar>
-            <w:vAlign w:val="center"/>
-          </w:tcPr>
-          <w:p>
-            <w:pPr>
-              <w:spacing w:after="0"/>
-            </w:pPr>
-            <w:r>
-              <w:rPr>
-                <w:color w:val="0066CC"/>
-                <w:sz w:val="18"/>
-                <w:u w:val="single"/>
-              </w:rPr>
-              <w:t>**`sic-mosfet/`**</w:t>
-            </w:r>
-          </w:p>
-        </w:tc>
-        <w:tc>
-          <w:tcPr>
-            <w:tcW w:type="dxa" w:w="2448"/>
             <w:tcMar>
               <w:top w:w="80" w:type="dxa"/>
               <w:bottom w:w="80" w:type="dxa"/>
@@ -1752,6 +1869,7 @@
         <w:tc>
           <w:tcPr>
             <w:tcW w:type="dxa" w:w="2448"/>
+            <w:shd w:fill="F4F7F9"/>
             <w:tcMar>
               <w:top w:w="80" w:type="dxa"/>
               <w:bottom w:w="80" w:type="dxa"/>
@@ -1777,6 +1895,7 @@
         <w:tc>
           <w:tcPr>
             <w:tcW w:type="dxa" w:w="2448"/>
+            <w:shd w:fill="F4F7F9"/>
             <w:tcMar>
               <w:top w:w="80" w:type="dxa"/>
               <w:bottom w:w="80" w:type="dxa"/>
@@ -1803,7 +1922,6 @@
         <w:tc>
           <w:tcPr>
             <w:tcW w:type="dxa" w:w="2448"/>
-            <w:shd w:fill="F4F7F9"/>
             <w:tcMar>
               <w:top w:w="80" w:type="dxa"/>
               <w:bottom w:w="80" w:type="dxa"/>
@@ -1829,7 +1947,6 @@
         <w:tc>
           <w:tcPr>
             <w:tcW w:type="dxa" w:w="2448"/>
-            <w:shd w:fill="F4F7F9"/>
             <w:tcMar>
               <w:top w:w="80" w:type="dxa"/>
               <w:bottom w:w="80" w:type="dxa"/>
@@ -1899,7 +2016,6 @@
         <w:tc>
           <w:tcPr>
             <w:tcW w:type="dxa" w:w="2448"/>
-            <w:shd w:fill="F4F7F9"/>
             <w:tcMar>
               <w:top w:w="80" w:type="dxa"/>
               <w:bottom w:w="80" w:type="dxa"/>
@@ -1925,7 +2041,6 @@
         <w:tc>
           <w:tcPr>
             <w:tcW w:type="dxa" w:w="2448"/>
-            <w:shd w:fill="F4F7F9"/>
             <w:tcMar>
               <w:top w:w="80" w:type="dxa"/>
               <w:bottom w:w="80" w:type="dxa"/>
@@ -1952,6 +2067,7 @@
         <w:tc>
           <w:tcPr>
             <w:tcW w:type="dxa" w:w="2448"/>
+            <w:shd w:fill="F4F7F9"/>
             <w:tcMar>
               <w:top w:w="80" w:type="dxa"/>
               <w:bottom w:w="80" w:type="dxa"/>
@@ -1977,6 +2093,7 @@
         <w:tc>
           <w:tcPr>
             <w:tcW w:type="dxa" w:w="2448"/>
+            <w:shd w:fill="F4F7F9"/>
             <w:tcMar>
               <w:top w:w="80" w:type="dxa"/>
               <w:bottom w:w="80" w:type="dxa"/>
@@ -2016,6 +2133,7 @@
         <w:tc>
           <w:tcPr>
             <w:tcW w:type="dxa" w:w="2448"/>
+            <w:shd w:fill="F4F7F9"/>
             <w:tcMar>
               <w:top w:w="80" w:type="dxa"/>
               <w:bottom w:w="80" w:type="dxa"/>
@@ -2041,6 +2159,7 @@
         <w:tc>
           <w:tcPr>
             <w:tcW w:type="dxa" w:w="2448"/>
+            <w:shd w:fill="F4F7F9"/>
             <w:tcMar>
               <w:top w:w="80" w:type="dxa"/>
               <w:bottom w:w="80" w:type="dxa"/>
@@ -2059,6 +2178,106 @@
                 <w:sz w:val="18"/>
               </w:rPr>
               <w:t>4G/5G cellular base stations, RF broadcast, radar transmitters, ISM generators</w:t>
+            </w:r>
+          </w:p>
+        </w:tc>
+      </w:tr>
+      <w:tr>
+        <w:tc>
+          <w:tcPr>
+            <w:tcW w:type="dxa" w:w="2448"/>
+            <w:tcMar>
+              <w:top w:w="80" w:type="dxa"/>
+              <w:bottom w:w="80" w:type="dxa"/>
+              <w:left w:w="120" w:type="dxa"/>
+              <w:right w:w="120" w:type="dxa"/>
+            </w:tcMar>
+            <w:vAlign w:val="center"/>
+          </w:tcPr>
+          <w:p>
+            <w:pPr>
+              <w:spacing w:after="0"/>
+            </w:pPr>
+            <w:r>
+              <w:rPr>
+                <w:color w:val="0066CC"/>
+                <w:sz w:val="18"/>
+                <w:u w:val="single"/>
+              </w:rPr>
+              <w:t>**`finfet-and-gaafet/`**</w:t>
+            </w:r>
+          </w:p>
+        </w:tc>
+        <w:tc>
+          <w:tcPr>
+            <w:tcW w:type="dxa" w:w="2448"/>
+            <w:tcMar>
+              <w:top w:w="80" w:type="dxa"/>
+              <w:bottom w:w="80" w:type="dxa"/>
+              <w:left w:w="120" w:type="dxa"/>
+              <w:right w:w="120" w:type="dxa"/>
+            </w:tcMar>
+            <w:vAlign w:val="center"/>
+          </w:tcPr>
+          <w:p>
+            <w:pPr>
+              <w:spacing w:after="0"/>
+            </w:pPr>
+            <w:r>
+              <w:rPr>
+                <w:color w:val="282C34"/>
+                <w:sz w:val="18"/>
+              </w:rPr>
+              <w:t>3D multi-gate, FinFET, GAA nanosheets, FD-SOI, short-channel mitigation</w:t>
+            </w:r>
+          </w:p>
+        </w:tc>
+        <w:tc>
+          <w:tcPr>
+            <w:tcW w:type="dxa" w:w="2448"/>
+            <w:tcMar>
+              <w:top w:w="80" w:type="dxa"/>
+              <w:bottom w:w="80" w:type="dxa"/>
+              <w:left w:w="120" w:type="dxa"/>
+              <w:right w:w="120" w:type="dxa"/>
+            </w:tcMar>
+            <w:vAlign w:val="center"/>
+          </w:tcPr>
+          <w:p>
+            <w:pPr>
+              <w:spacing w:after="0"/>
+            </w:pPr>
+            <w:r>
+              <w:rPr>
+                <w:i/>
+                <w:color w:val="145AA0"/>
+                <w:sz w:val="18"/>
+              </w:rPr>
+              <w:t>&lt; 1.2\,V</w:t>
+            </w:r>
+          </w:p>
+        </w:tc>
+        <w:tc>
+          <w:tcPr>
+            <w:tcW w:type="dxa" w:w="2448"/>
+            <w:tcMar>
+              <w:top w:w="80" w:type="dxa"/>
+              <w:bottom w:w="80" w:type="dxa"/>
+              <w:left w:w="120" w:type="dxa"/>
+              <w:right w:w="120" w:type="dxa"/>
+            </w:tcMar>
+            <w:vAlign w:val="center"/>
+          </w:tcPr>
+          <w:p>
+            <w:pPr>
+              <w:spacing w:after="0"/>
+            </w:pPr>
+            <w:r>
+              <w:rPr>
+                <w:color w:val="282C34"/>
+                <w:sz w:val="18"/>
+              </w:rPr>
+              <w:t>Advanced VLSI processors, mobile SoCs, GPUs, AI tensor cores</w:t>
             </w:r>
           </w:p>
         </w:tc>
@@ -2086,7 +2305,7 @@
                 <w:sz w:val="18"/>
                 <w:u w:val="single"/>
               </w:rPr>
-              <w:t>**`finfet-and-gaafet/`**</w:t>
+              <w:t>**`dual-gate-mosfet/`**</w:t>
             </w:r>
           </w:p>
         </w:tc>
@@ -2111,7 +2330,7 @@
                 <w:color w:val="282C34"/>
                 <w:sz w:val="18"/>
               </w:rPr>
-              <w:t>3D multi-gate, FinFET, GAA nanosheets, FD-SOI, short-channel mitigation</w:t>
+              <w:t>Integrated series cascode tetrode, two control gates, low Miller cap</w:t>
             </w:r>
           </w:p>
         </w:tc>
@@ -2137,7 +2356,7 @@
                 <w:color w:val="145AA0"/>
                 <w:sz w:val="18"/>
               </w:rPr>
-              <w:t>&lt; 1.2\,V</w:t>
+              <w:t>10\,V \dots 25\,V</w:t>
             </w:r>
           </w:p>
         </w:tc>
@@ -2145,106 +2364,6 @@
           <w:tcPr>
             <w:tcW w:type="dxa" w:w="2448"/>
             <w:shd w:fill="F4F7F9"/>
-            <w:tcMar>
-              <w:top w:w="80" w:type="dxa"/>
-              <w:bottom w:w="80" w:type="dxa"/>
-              <w:left w:w="120" w:type="dxa"/>
-              <w:right w:w="120" w:type="dxa"/>
-            </w:tcMar>
-            <w:vAlign w:val="center"/>
-          </w:tcPr>
-          <w:p>
-            <w:pPr>
-              <w:spacing w:after="0"/>
-            </w:pPr>
-            <w:r>
-              <w:rPr>
-                <w:color w:val="282C34"/>
-                <w:sz w:val="18"/>
-              </w:rPr>
-              <w:t>Advanced VLSI processors, mobile SoCs, GPUs, AI tensor cores</w:t>
-            </w:r>
-          </w:p>
-        </w:tc>
-      </w:tr>
-      <w:tr>
-        <w:tc>
-          <w:tcPr>
-            <w:tcW w:type="dxa" w:w="2448"/>
-            <w:tcMar>
-              <w:top w:w="80" w:type="dxa"/>
-              <w:bottom w:w="80" w:type="dxa"/>
-              <w:left w:w="120" w:type="dxa"/>
-              <w:right w:w="120" w:type="dxa"/>
-            </w:tcMar>
-            <w:vAlign w:val="center"/>
-          </w:tcPr>
-          <w:p>
-            <w:pPr>
-              <w:spacing w:after="0"/>
-            </w:pPr>
-            <w:r>
-              <w:rPr>
-                <w:color w:val="0066CC"/>
-                <w:sz w:val="18"/>
-                <w:u w:val="single"/>
-              </w:rPr>
-              <w:t>**`dual-gate-mosfet/`**</w:t>
-            </w:r>
-          </w:p>
-        </w:tc>
-        <w:tc>
-          <w:tcPr>
-            <w:tcW w:type="dxa" w:w="2448"/>
-            <w:tcMar>
-              <w:top w:w="80" w:type="dxa"/>
-              <w:bottom w:w="80" w:type="dxa"/>
-              <w:left w:w="120" w:type="dxa"/>
-              <w:right w:w="120" w:type="dxa"/>
-            </w:tcMar>
-            <w:vAlign w:val="center"/>
-          </w:tcPr>
-          <w:p>
-            <w:pPr>
-              <w:spacing w:after="0"/>
-            </w:pPr>
-            <w:r>
-              <w:rPr>
-                <w:color w:val="282C34"/>
-                <w:sz w:val="18"/>
-              </w:rPr>
-              <w:t>Integrated series cascode tetrode, two control gates, low Miller cap</w:t>
-            </w:r>
-          </w:p>
-        </w:tc>
-        <w:tc>
-          <w:tcPr>
-            <w:tcW w:type="dxa" w:w="2448"/>
-            <w:tcMar>
-              <w:top w:w="80" w:type="dxa"/>
-              <w:bottom w:w="80" w:type="dxa"/>
-              <w:left w:w="120" w:type="dxa"/>
-              <w:right w:w="120" w:type="dxa"/>
-            </w:tcMar>
-            <w:vAlign w:val="center"/>
-          </w:tcPr>
-          <w:p>
-            <w:pPr>
-              <w:spacing w:after="0"/>
-            </w:pPr>
-            <w:r>
-              <w:rPr>
-                <w:i/>
-                <w:color w:val="145AA0"/>
-                <w:sz w:val="18"/>
-              </w:rPr>
-              <w:t>10\,V \dots 25\,V</w:t>
-            </w:r>
-          </w:p>
-        </w:tc>
-        <w:tc>
-          <w:tcPr>
-            <w:tcW w:type="dxa" w:w="2448"/>
             <w:tcMar>
               <w:top w:w="80" w:type="dxa"/>
               <w:bottom w:w="80" w:type="dxa"/>
@@ -6112,7 +6231,639 @@
           <w:color w:val="184C78"/>
           <w:sz w:val="28"/>
         </w:rPr>
-        <w:t xml:space="preserve">8. CLI Engineering Tool: </w:t>
+        <w:t>8. Power Electronics Applications: Converters, Gate Drivers &amp; Protection</w:t>
+      </w:r>
+    </w:p>
+    <w:p>
+      <w:pPr>
+        <w:spacing w:after="80"/>
+      </w:pPr>
+      <w:r>
+        <w:rPr>
+          <w:color w:val="282C34"/>
+          <w:sz w:val="21"/>
+        </w:rPr>
+        <w:t>For in-depth analysis of MOSFETs in power electronic conversion, refer to the dedicated master engineering dossier:</w:t>
+      </w:r>
+    </w:p>
+    <w:p>
+      <w:pPr>
+        <w:spacing w:after="80"/>
+      </w:pPr>
+      <w:r>
+        <w:rPr>
+          <w:color w:val="282C34"/>
+          <w:sz w:val="21"/>
+        </w:rPr>
+        <w:t xml:space="preserve">👉 </w:t>
+      </w:r>
+      <w:r>
+        <w:rPr>
+          <w:color w:val="0066CC"/>
+          <w:sz w:val="21"/>
+          <w:u w:val="single"/>
+        </w:rPr>
+        <w:t>**Power MOSFETs in Power Electronics: Topologies, Gate Drives, Loss Modeling &amp; Design (`mosfets-in-power-electronics.md`)**</w:t>
+      </w:r>
+    </w:p>
+    <w:p>
+      <w:pPr>
+        <w:spacing w:before="160" w:after="80"/>
+      </w:pPr>
+      <w:r>
+        <w:rPr>
+          <w:b/>
+          <w:color w:val="4682B4"/>
+          <w:sz w:val="24"/>
+        </w:rPr>
+        <w:t>Key Core Topics Explored:</w:t>
+      </w:r>
+    </w:p>
+    <w:p>
+      <w:pPr>
+        <w:pStyle w:val="ListNumber"/>
+        <w:spacing w:after="40"/>
+        <w:ind w:left="360"/>
+      </w:pPr>
+      <w:r>
+        <w:rPr>
+          <w:b/>
+          <w:color w:val="282C34"/>
+          <w:sz w:val="21"/>
+        </w:rPr>
+        <w:t>Converter Topologies</w:t>
+      </w:r>
+      <w:r>
+        <w:rPr>
+          <w:color w:val="282C34"/>
+          <w:sz w:val="21"/>
+        </w:rPr>
+        <w:t>:</w:t>
+      </w:r>
+    </w:p>
+    <w:p>
+      <w:pPr>
+        <w:pStyle w:val="ListBullet"/>
+        <w:spacing w:after="40"/>
+        <w:ind w:left="720"/>
+      </w:pPr>
+      <w:r>
+        <w:rPr>
+          <w:b/>
+          <w:color w:val="282C34"/>
+          <w:sz w:val="21"/>
+        </w:rPr>
+        <w:t>Synchronous Buck</w:t>
+      </w:r>
+      <w:r>
+        <w:rPr>
+          <w:color w:val="282C34"/>
+          <w:sz w:val="21"/>
+        </w:rPr>
+        <w:t xml:space="preserve">: High-side vs. Low-side sizing, </w:t>
+      </w:r>
+      <w:r>
+        <w:rPr>
+          <w:i/>
+          <w:color w:val="145AA0"/>
+          <w:sz w:val="21"/>
+        </w:rPr>
+        <w:t>C_{gd/C_{gs</w:t>
+      </w:r>
+      <w:r>
+        <w:rPr>
+          <w:color w:val="282C34"/>
+          <w:sz w:val="21"/>
+        </w:rPr>
+        <w:t xml:space="preserve"> shoot-through prevention, dead-time body diode losses (</w:t>
+      </w:r>
+      <w:r>
+        <w:rPr>
+          <w:i/>
+          <w:color w:val="145AA0"/>
+          <w:sz w:val="21"/>
+        </w:rPr>
+        <w:t>V_{SD \cdot I_L \cdot t_{dead \cdot f_{sw</w:t>
+      </w:r>
+      <w:r>
+        <w:rPr>
+          <w:color w:val="282C34"/>
+          <w:sz w:val="21"/>
+        </w:rPr>
+        <w:t xml:space="preserve">) and </w:t>
+      </w:r>
+      <w:r>
+        <w:rPr>
+          <w:i/>
+          <w:color w:val="145AA0"/>
+          <w:sz w:val="21"/>
+        </w:rPr>
+        <w:t>Q_{rr</w:t>
+      </w:r>
+      <w:r>
+        <w:rPr>
+          <w:color w:val="282C34"/>
+          <w:sz w:val="21"/>
+        </w:rPr>
+        <w:t>.</w:t>
+      </w:r>
+    </w:p>
+    <w:p>
+      <w:pPr>
+        <w:pStyle w:val="ListBullet"/>
+        <w:spacing w:after="40"/>
+        <w:ind w:left="720"/>
+      </w:pPr>
+      <w:r>
+        <w:rPr>
+          <w:b/>
+          <w:color w:val="282C34"/>
+          <w:sz w:val="21"/>
+        </w:rPr>
+        <w:t>Synchronous Boost</w:t>
+      </w:r>
+      <w:r>
+        <w:rPr>
+          <w:color w:val="282C34"/>
+          <w:sz w:val="21"/>
+        </w:rPr>
+        <w:t>: Voltage rating headroom (</w:t>
+      </w:r>
+      <w:r>
+        <w:rPr>
+          <w:i/>
+          <w:color w:val="145AA0"/>
+          <w:sz w:val="21"/>
+        </w:rPr>
+        <w:t>V_{DS ≥ 1.3 × V_{OUT</w:t>
+      </w:r>
+      <w:r>
+        <w:rPr>
+          <w:color w:val="282C34"/>
+          <w:sz w:val="21"/>
+        </w:rPr>
+        <w:t>), CCM/DCM peak currents.</w:t>
+      </w:r>
+    </w:p>
+    <w:p>
+      <w:pPr>
+        <w:pStyle w:val="ListBullet"/>
+        <w:spacing w:after="40"/>
+        <w:ind w:left="720"/>
+      </w:pPr>
+      <w:r>
+        <w:rPr>
+          <w:b/>
+          <w:color w:val="282C34"/>
+          <w:sz w:val="21"/>
+        </w:rPr>
+        <w:t>Half-Bridge &amp; Inverters</w:t>
+      </w:r>
+      <w:r>
+        <w:rPr>
+          <w:color w:val="282C34"/>
+          <w:sz w:val="21"/>
+        </w:rPr>
+        <w:t xml:space="preserve">: Bridge shoot-through, high </w:t>
+      </w:r>
+      <w:r>
+        <w:rPr>
+          <w:i/>
+          <w:color w:val="145AA0"/>
+          <w:sz w:val="21"/>
+        </w:rPr>
+        <w:t>dV/dt</w:t>
+      </w:r>
+      <w:r>
+        <w:rPr>
+          <w:color w:val="282C34"/>
+          <w:sz w:val="21"/>
+        </w:rPr>
+        <w:t xml:space="preserve"> Miller turn-on (</w:t>
+      </w:r>
+      <w:r>
+        <w:rPr>
+          <w:i/>
+          <w:color w:val="145AA0"/>
+          <w:sz w:val="21"/>
+        </w:rPr>
+        <w:t>I_{disp = C_{gd \cdot dV_{DS/dt</w:t>
+      </w:r>
+      <w:r>
+        <w:rPr>
+          <w:color w:val="282C34"/>
+          <w:sz w:val="21"/>
+        </w:rPr>
+        <w:t>), Active Miller Clamps (AMC), and negative gate turn-off bias (</w:t>
+      </w:r>
+      <w:r>
+        <w:rPr>
+          <w:i/>
+          <w:color w:val="145AA0"/>
+          <w:sz w:val="21"/>
+        </w:rPr>
+        <w:t>-2V \dots -5V</w:t>
+      </w:r>
+      <w:r>
+        <w:rPr>
+          <w:color w:val="282C34"/>
+          <w:sz w:val="21"/>
+        </w:rPr>
+        <w:t>).</w:t>
+      </w:r>
+    </w:p>
+    <w:p>
+      <w:pPr>
+        <w:pStyle w:val="ListBullet"/>
+        <w:spacing w:after="40"/>
+        <w:ind w:left="720"/>
+      </w:pPr>
+      <w:r>
+        <w:rPr>
+          <w:b/>
+          <w:color w:val="282C34"/>
+          <w:sz w:val="21"/>
+        </w:rPr>
+        <w:t>Flyback Converter</w:t>
+      </w:r>
+      <w:r>
+        <w:rPr>
+          <w:color w:val="282C34"/>
+          <w:sz w:val="21"/>
+        </w:rPr>
+        <w:t>: Leakage inductance energy (</w:t>
+      </w:r>
+      <w:r>
+        <w:rPr>
+          <w:i/>
+          <w:color w:val="145AA0"/>
+          <w:sz w:val="21"/>
+        </w:rPr>
+        <w:t>E_{leak = \frac{1{2 L_{lk I_{pk^2</w:t>
+      </w:r>
+      <w:r>
+        <w:rPr>
+          <w:color w:val="282C34"/>
+          <w:sz w:val="21"/>
+        </w:rPr>
+        <w:t>) and RCD snubber design equations.</w:t>
+      </w:r>
+    </w:p>
+    <w:p>
+      <w:pPr>
+        <w:pStyle w:val="ListBullet"/>
+        <w:spacing w:after="40"/>
+        <w:ind w:left="720"/>
+      </w:pPr>
+      <w:r>
+        <w:rPr>
+          <w:b/>
+          <w:color w:val="282C34"/>
+          <w:sz w:val="21"/>
+        </w:rPr>
+        <w:t>LLC Resonant Converter</w:t>
+      </w:r>
+      <w:r>
+        <w:rPr>
+          <w:color w:val="282C34"/>
+          <w:sz w:val="21"/>
+        </w:rPr>
+        <w:t xml:space="preserve">: Zero-Voltage Switching (ZVS), magnetizing current discharge of </w:t>
+      </w:r>
+      <w:r>
+        <w:rPr>
+          <w:i/>
+          <w:color w:val="145AA0"/>
+          <w:sz w:val="21"/>
+        </w:rPr>
+        <w:t>C_{oss</w:t>
+      </w:r>
+      <w:r>
+        <w:rPr>
+          <w:color w:val="282C34"/>
+          <w:sz w:val="21"/>
+        </w:rPr>
+        <w:t>, and minimum dead-time formulations.</w:t>
+      </w:r>
+    </w:p>
+    <w:p>
+      <w:pPr>
+        <w:pStyle w:val="ListNumber"/>
+        <w:spacing w:after="40"/>
+        <w:ind w:left="360"/>
+      </w:pPr>
+      <w:r>
+        <w:rPr>
+          <w:b/>
+          <w:color w:val="282C34"/>
+          <w:sz w:val="21"/>
+        </w:rPr>
+        <w:t>Gate Driver Engineering</w:t>
+      </w:r>
+      <w:r>
+        <w:rPr>
+          <w:color w:val="282C34"/>
+          <w:sz w:val="21"/>
+        </w:rPr>
+        <w:t>:</w:t>
+      </w:r>
+    </w:p>
+    <w:p>
+      <w:pPr>
+        <w:pStyle w:val="ListBullet"/>
+        <w:spacing w:after="40"/>
+        <w:ind w:left="720"/>
+      </w:pPr>
+      <w:r>
+        <w:rPr>
+          <w:color w:val="282C34"/>
+          <w:sz w:val="21"/>
+        </w:rPr>
+        <w:t>Asymmetric gate drive (</w:t>
+      </w:r>
+      <w:r>
+        <w:rPr>
+          <w:i/>
+          <w:color w:val="145AA0"/>
+          <w:sz w:val="21"/>
+        </w:rPr>
+        <w:t>R_{G,on &gt; R_{G,off</w:t>
+      </w:r>
+      <w:r>
+        <w:rPr>
+          <w:color w:val="282C34"/>
+          <w:sz w:val="21"/>
+        </w:rPr>
+        <w:t>) with anti-parallel Schottky diode.</w:t>
+      </w:r>
+    </w:p>
+    <w:p>
+      <w:pPr>
+        <w:pStyle w:val="ListBullet"/>
+        <w:spacing w:after="40"/>
+        <w:ind w:left="720"/>
+      </w:pPr>
+      <w:r>
+        <w:rPr>
+          <w:color w:val="282C34"/>
+          <w:sz w:val="21"/>
+        </w:rPr>
+        <w:t xml:space="preserve">High-side bootstrap circuitry: </w:t>
+      </w:r>
+      <w:r>
+        <w:rPr>
+          <w:i/>
+          <w:color w:val="145AA0"/>
+          <w:sz w:val="21"/>
+        </w:rPr>
+        <w:t>C_{boot</w:t>
+      </w:r>
+      <w:r>
+        <w:rPr>
+          <w:color w:val="282C34"/>
+          <w:sz w:val="21"/>
+        </w:rPr>
+        <w:t xml:space="preserve"> sizing and the </w:t>
+      </w:r>
+      <w:r>
+        <w:rPr>
+          <w:i/>
+          <w:color w:val="145AA0"/>
+          <w:sz w:val="21"/>
+        </w:rPr>
+        <w:t>100\%</w:t>
+      </w:r>
+      <w:r>
+        <w:rPr>
+          <w:color w:val="282C34"/>
+          <w:sz w:val="21"/>
+        </w:rPr>
+        <w:t xml:space="preserve"> duty-cycle limitation.</w:t>
+      </w:r>
+    </w:p>
+    <w:p>
+      <w:pPr>
+        <w:pStyle w:val="ListBullet"/>
+        <w:spacing w:after="40"/>
+        <w:ind w:left="720"/>
+      </w:pPr>
+      <w:r>
+        <w:rPr>
+          <w:color w:val="282C34"/>
+          <w:sz w:val="21"/>
+        </w:rPr>
+        <w:t>Kelvin-Source (4-pin packages like TO-247-4L) decoupling common source inductance (</w:t>
+      </w:r>
+      <w:r>
+        <w:rPr>
+          <w:i/>
+          <w:color w:val="145AA0"/>
+          <w:sz w:val="21"/>
+        </w:rPr>
+        <w:t>L_S \cdot di/dt</w:t>
+      </w:r>
+      <w:r>
+        <w:rPr>
+          <w:color w:val="282C34"/>
+          <w:sz w:val="21"/>
+        </w:rPr>
+        <w:t>).</w:t>
+      </w:r>
+    </w:p>
+    <w:p>
+      <w:pPr>
+        <w:pStyle w:val="ListNumber"/>
+        <w:spacing w:after="40"/>
+        <w:ind w:left="360"/>
+      </w:pPr>
+      <w:r>
+        <w:rPr>
+          <w:b/>
+          <w:color w:val="282C34"/>
+          <w:sz w:val="21"/>
+        </w:rPr>
+        <w:t>Safe Operating Area &amp; Fault Ruggedness</w:t>
+      </w:r>
+      <w:r>
+        <w:rPr>
+          <w:color w:val="282C34"/>
+          <w:sz w:val="21"/>
+        </w:rPr>
+        <w:t>:</w:t>
+      </w:r>
+    </w:p>
+    <w:p>
+      <w:pPr>
+        <w:pStyle w:val="ListBullet"/>
+        <w:spacing w:after="40"/>
+        <w:ind w:left="720"/>
+      </w:pPr>
+      <w:r>
+        <w:rPr>
+          <w:color w:val="282C34"/>
+          <w:sz w:val="21"/>
+        </w:rPr>
+        <w:t xml:space="preserve">The 5 boundaries of the SOA curve and the </w:t>
+      </w:r>
+      <w:r>
+        <w:rPr>
+          <w:b/>
+          <w:color w:val="282C34"/>
+          <w:sz w:val="21"/>
+        </w:rPr>
+        <w:t>Spirito Effect</w:t>
+      </w:r>
+      <w:r>
+        <w:rPr>
+          <w:color w:val="282C34"/>
+          <w:sz w:val="21"/>
+        </w:rPr>
+        <w:t xml:space="preserve"> (thermal instability in linear mode).</w:t>
+      </w:r>
+    </w:p>
+    <w:p>
+      <w:pPr>
+        <w:pStyle w:val="ListBullet"/>
+        <w:spacing w:after="40"/>
+        <w:ind w:left="720"/>
+      </w:pPr>
+      <w:r>
+        <w:rPr>
+          <w:color w:val="282C34"/>
+          <w:sz w:val="21"/>
+        </w:rPr>
+        <w:t>Unclamped Inductive Switching (UIS) physics, single-pulse avalanche energy (</w:t>
+      </w:r>
+      <w:r>
+        <w:rPr>
+          <w:i/>
+          <w:color w:val="145AA0"/>
+          <w:sz w:val="21"/>
+        </w:rPr>
+        <w:t>E_{AS</w:t>
+      </w:r>
+      <w:r>
+        <w:rPr>
+          <w:color w:val="282C34"/>
+          <w:sz w:val="21"/>
+        </w:rPr>
+        <w:t>), and repetitive avalanche (</w:t>
+      </w:r>
+      <w:r>
+        <w:rPr>
+          <w:i/>
+          <w:color w:val="145AA0"/>
+          <w:sz w:val="21"/>
+        </w:rPr>
+        <w:t>E_{AR</w:t>
+      </w:r>
+      <w:r>
+        <w:rPr>
+          <w:color w:val="282C34"/>
+          <w:sz w:val="21"/>
+        </w:rPr>
+        <w:t>).</w:t>
+      </w:r>
+    </w:p>
+    <w:p>
+      <w:pPr>
+        <w:pStyle w:val="ListNumber"/>
+        <w:spacing w:after="40"/>
+        <w:ind w:left="360"/>
+      </w:pPr>
+      <w:r>
+        <w:rPr>
+          <w:b/>
+          <w:color w:val="282C34"/>
+          <w:sz w:val="21"/>
+        </w:rPr>
+        <w:t>Paralleling Power MOSFETs</w:t>
+      </w:r>
+      <w:r>
+        <w:rPr>
+          <w:color w:val="282C34"/>
+          <w:sz w:val="21"/>
+        </w:rPr>
+        <w:t>:</w:t>
+      </w:r>
+    </w:p>
+    <w:p>
+      <w:pPr>
+        <w:pStyle w:val="ListBullet"/>
+        <w:spacing w:after="40"/>
+        <w:ind w:left="720"/>
+      </w:pPr>
+      <w:r>
+        <w:rPr>
+          <w:color w:val="282C34"/>
+          <w:sz w:val="21"/>
+        </w:rPr>
+        <w:t xml:space="preserve">Positive temperature coefficient of </w:t>
+      </w:r>
+      <w:r>
+        <w:rPr>
+          <w:i/>
+          <w:color w:val="145AA0"/>
+          <w:sz w:val="21"/>
+        </w:rPr>
+        <w:t>R_{DS(on)</w:t>
+      </w:r>
+      <w:r>
+        <w:rPr>
+          <w:color w:val="282C34"/>
+          <w:sz w:val="21"/>
+        </w:rPr>
+        <w:t xml:space="preserve"> for static DC sharing vs. dynamic switching imbalance (</w:t>
+      </w:r>
+      <w:r>
+        <w:rPr>
+          <w:i/>
+          <w:color w:val="145AA0"/>
+          <w:sz w:val="21"/>
+        </w:rPr>
+        <w:t>V_{TH</w:t>
+      </w:r>
+      <w:r>
+        <w:rPr>
+          <w:color w:val="282C34"/>
+          <w:sz w:val="21"/>
+        </w:rPr>
+        <w:t xml:space="preserve"> mismatch, stray loop inductance).</w:t>
+      </w:r>
+    </w:p>
+    <w:p>
+      <w:pPr>
+        <w:pStyle w:val="ListBullet"/>
+        <w:spacing w:after="40"/>
+        <w:ind w:left="720"/>
+      </w:pPr>
+      <w:r>
+        <w:rPr>
+          <w:color w:val="282C34"/>
+          <w:sz w:val="21"/>
+        </w:rPr>
+        <w:t>Individual gate resistors, ferrite beads, and symmetrical star/kelvin-source PCB routing.</w:t>
+      </w:r>
+    </w:p>
+    <w:p>
+      <w:pPr>
+        <w:spacing w:before="80" w:after="80"/>
+        <w:pBdr>
+          <w:bottom w:val="single" w:sz="6" w:space="1" w:color="E2E8F0"/>
+        </w:pBdr>
+      </w:pPr>
+    </w:p>
+    <w:p>
+      <w:pPr>
+        <w:spacing w:before="240" w:after="120"/>
+      </w:pPr>
+      <w:r>
+        <w:rPr>
+          <w:b/>
+          <w:color w:val="184C78"/>
+          <w:sz w:val="28"/>
+        </w:rPr>
+        <w:t xml:space="preserve">9. CLI Engineering Tool: </w:t>
       </w:r>
       <w:r>
         <w:rPr>

--- a/vvdn/mosfets/README.docx
+++ b/vvdn/mosfets/README.docx
@@ -3564,7 +3564,7 @@
           <w:color w:val="184C78"/>
           <w:sz w:val="28"/>
         </w:rPr>
-        <w:t>6. Power Loss Breakdown &amp; Thermal Sizing</w:t>
+        <w:t>6. Comprehensive Waveforms Across MOSFET Working Regions</w:t>
       </w:r>
     </w:p>
     <w:p>
@@ -3576,34 +3576,82 @@
           <w:color w:val="282C34"/>
           <w:sz w:val="21"/>
         </w:rPr>
-        <w:t>The total power dissipated by a MOSFET in a switching converter or power stage is given by:</w:t>
+        <w:t>Understanding how a MOSFET transitions through its physical conduction regions—both statically under DC bias and dynamically during microsecond/nanosecond switching transients—is paramount for power electronics, analog amplifier design, and failure avoidance.</w:t>
       </w:r>
     </w:p>
+    <w:tbl>
+      <w:tblPr>
+        <w:tblW w:type="auto" w:w="0"/>
+        <w:jc w:val="center"/>
+        <w:tblLook w:firstColumn="1" w:firstRow="1" w:lastColumn="0" w:lastRow="0" w:noHBand="0" w:noVBand="1" w:val="04A0"/>
+      </w:tblPr>
+      <w:tblGrid>
+        <w:gridCol w:w="9792"/>
+      </w:tblGrid>
+      <w:tr>
+        <w:tc>
+          <w:tcPr>
+            <w:tcW w:type="dxa" w:w="9792"/>
+            <w:shd w:fill="F5F6F8"/>
+            <w:tcMar>
+              <w:top w:w="80" w:type="dxa"/>
+              <w:bottom w:w="80" w:type="dxa"/>
+              <w:left w:w="140" w:type="dxa"/>
+              <w:right w:w="140" w:type="dxa"/>
+            </w:tcMar>
+            <w:tcBorders>
+              <w:left w:val="single" w:sz="18" w:space="0" w:color="CBD5E0"/>
+              <w:top w:val="none"/>
+              <w:right w:val="none"/>
+              <w:bottom w:val="none"/>
+            </w:tcBorders>
+          </w:tcPr>
+          <w:p>
+            <w:pPr>
+              <w:spacing w:line="240" w:lineRule="auto" w:after="0"/>
+            </w:pPr>
+            <w:r>
+              <w:rPr>
+                <w:rFonts w:ascii="Consolas" w:hAnsi="Consolas"/>
+                <w:color w:val="2D3748"/>
+                <w:sz w:val="18"/>
+              </w:rPr>
+              <w:t>┌───────────────────────────────────────────────────────────────────────────────────┐</w:t>
+              <w:br/>
+              <w:t>│                    Summary of MOSFET Operating Conduction Regimes                 │</w:t>
+              <w:br/>
+              <w:t>├─────────────────────┬──────────────────────────┬──────────────────────────────────┤</w:t>
+              <w:br/>
+              <w:t>│ Operating Region    │ Bias Condition           │ Conduction Mechanism             │</w:t>
+              <w:br/>
+              <w:t>├─────────────────────┼──────────────────────────┼──────────────────────────────────┤</w:t>
+              <w:br/>
+              <w:t>│ **1. Cutoff**       │ Vgs &lt; Vth                │ Subthreshold diffusion leakage   │</w:t>
+              <w:br/>
+              <w:t>│ **2. Linear/Triode**│ Vgs &gt; Vth, Vds &lt; Vgs-Vth │ Ohmic drift channel (Rds_on)     │</w:t>
+              <w:br/>
+              <w:t>│ **3. Pinch-Off**    │ Vds = Vgs - Vth          │ Drain inversion layer pinches off│</w:t>
+              <w:br/>
+              <w:t>│ **4. Saturation**   │ Vgs &gt; Vth, Vds &gt;= Vgs-Vth│ Constant-current pinch-off drift │</w:t>
+              <w:br/>
+              <w:t>│ **5. Avalanche**    │ Vds &gt;= V_BR(DSS)         │ Impact ionization breakdown      │</w:t>
+              <w:br/>
+              <w:t>│ **6. Quadrant III** │ Vds &lt; 0V (Reverse bias)  │ Body diode or reverse channel    │</w:t>
+              <w:br/>
+              <w:t>└─────────────────────┴──────────────────────────┴──────────────────────────────────┘</w:t>
+            </w:r>
+          </w:p>
+        </w:tc>
+      </w:tr>
+    </w:tbl>
+    <w:p/>
     <w:p>
       <w:pPr>
-        <w:spacing w:after="80"/>
-      </w:pPr>
-      <w:r>
-        <w:rPr>
-          <w:i/>
-          <w:color w:val="145AA0"/>
-          <w:sz w:val="21"/>
-        </w:rPr>
-      </w:r>
-      <w:r>
-        <w:rPr>
-          <w:color w:val="282C34"/>
-          <w:sz w:val="21"/>
-        </w:rPr>
-        <w:t>P_{TOTAL} = P_{COND} + P_{SW} + P_{GATE} + P_{COSS} + P_{DIODE}</w:t>
-      </w:r>
-      <w:r>
-        <w:rPr>
-          <w:i/>
-          <w:color w:val="145AA0"/>
-          <w:sz w:val="21"/>
-        </w:rPr>
-      </w:r>
+        <w:spacing w:before="80" w:after="80"/>
+        <w:pBdr>
+          <w:bottom w:val="single" w:sz="6" w:space="1" w:color="E2E8F0"/>
+        </w:pBdr>
+      </w:pPr>
     </w:p>
     <w:p>
       <w:pPr>
@@ -3615,7 +3663,7 @@
           <w:color w:val="4682B4"/>
           <w:sz w:val="24"/>
         </w:rPr>
-        <w:t>1. Conduction Loss (</w:t>
+        <w:t>6.1 Static Output Characteristics Waveform (</w:t>
       </w:r>
       <w:r>
         <w:rPr>
@@ -3624,7 +3672,7 @@
           <w:color w:val="145AA0"/>
           <w:sz w:val="24"/>
         </w:rPr>
-        <w:t>P_{COND</w:t>
+        <w:t>I_D</w:t>
       </w:r>
       <w:r>
         <w:rPr>
@@ -3632,167 +3680,7 @@
           <w:color w:val="4682B4"/>
           <w:sz w:val="24"/>
         </w:rPr>
-        <w:t>):</w:t>
-      </w:r>
-    </w:p>
-    <w:p>
-      <w:pPr>
-        <w:spacing w:after="80"/>
-      </w:pPr>
-      <w:r>
-        <w:rPr>
-          <w:i/>
-          <w:color w:val="145AA0"/>
-          <w:sz w:val="21"/>
-        </w:rPr>
-      </w:r>
-      <w:r>
-        <w:rPr>
-          <w:color w:val="282C34"/>
-          <w:sz w:val="21"/>
-        </w:rPr>
-        <w:t>P_{COND} = I_{D,rms}^2 \times R_{DS(on)}(T_j)</w:t>
-      </w:r>
-      <w:r>
-        <w:rPr>
-          <w:i/>
-          <w:color w:val="145AA0"/>
-          <w:sz w:val="21"/>
-        </w:rPr>
-      </w:r>
-    </w:p>
-    <w:p>
-      <w:pPr>
-        <w:spacing w:after="80"/>
-      </w:pPr>
-      <w:r>
-        <w:rPr>
-          <w:i/>
-          <w:color w:val="282C34"/>
-          <w:sz w:val="21"/>
-        </w:rPr>
-        <w:t>Caution</w:t>
-      </w:r>
-      <w:r>
-        <w:rPr>
-          <w:color w:val="282C34"/>
-          <w:sz w:val="21"/>
-        </w:rPr>
-        <w:t xml:space="preserve">: </w:t>
-      </w:r>
-      <w:r>
-        <w:rPr>
-          <w:i/>
-          <w:color w:val="145AA0"/>
-          <w:sz w:val="21"/>
-        </w:rPr>
-        <w:t>R_{DS(on)</w:t>
-      </w:r>
-      <w:r>
-        <w:rPr>
-          <w:color w:val="282C34"/>
-          <w:sz w:val="21"/>
-        </w:rPr>
-        <w:t xml:space="preserve"> has a strong positive temperature coefficient in Silicon (typically increasing by a factor of </w:t>
-      </w:r>
-      <w:r>
-        <w:rPr>
-          <w:i/>
-          <w:color w:val="145AA0"/>
-          <w:sz w:val="21"/>
-        </w:rPr>
-        <w:t>1.5×</w:t>
-      </w:r>
-      <w:r>
-        <w:rPr>
-          <w:color w:val="282C34"/>
-          <w:sz w:val="21"/>
-        </w:rPr>
-        <w:t xml:space="preserve"> to </w:t>
-      </w:r>
-      <w:r>
-        <w:rPr>
-          <w:i/>
-          <w:color w:val="145AA0"/>
-          <w:sz w:val="21"/>
-        </w:rPr>
-        <w:t>2.0×</w:t>
-      </w:r>
-      <w:r>
-        <w:rPr>
-          <w:color w:val="282C34"/>
-          <w:sz w:val="21"/>
-        </w:rPr>
-        <w:t xml:space="preserve"> between </w:t>
-      </w:r>
-      <w:r>
-        <w:rPr>
-          <w:i/>
-          <w:color w:val="145AA0"/>
-          <w:sz w:val="21"/>
-        </w:rPr>
-        <w:t>+25^\circC</w:t>
-      </w:r>
-      <w:r>
-        <w:rPr>
-          <w:color w:val="282C34"/>
-          <w:sz w:val="21"/>
-        </w:rPr>
-        <w:t xml:space="preserve"> and </w:t>
-      </w:r>
-      <w:r>
-        <w:rPr>
-          <w:i/>
-          <w:color w:val="145AA0"/>
-          <w:sz w:val="21"/>
-        </w:rPr>
-        <w:t>+150^\circC</w:t>
-      </w:r>
-      <w:r>
-        <w:rPr>
-          <w:color w:val="282C34"/>
-          <w:sz w:val="21"/>
-        </w:rPr>
-        <w:t>):</w:t>
-      </w:r>
-    </w:p>
-    <w:p>
-      <w:pPr>
-        <w:spacing w:after="80"/>
-      </w:pPr>
-      <w:r>
-        <w:rPr>
-          <w:i/>
-          <w:color w:val="145AA0"/>
-          <w:sz w:val="21"/>
-        </w:rPr>
-      </w:r>
-      <w:r>
-        <w:rPr>
-          <w:color w:val="282C34"/>
-          <w:sz w:val="21"/>
-        </w:rPr>
-        <w:t>R_{DS(on)}(T_j) = R_{DS(on)}(25^\circ\text{C}) \times \left(1 + \frac{\alpha}{100}(T_j - 25^\circ\text{C})\right) \quad (\alpha \approx 0.4\% \dots 0.7\% / ^\circ\text{C})</w:t>
-      </w:r>
-      <w:r>
-        <w:rPr>
-          <w:i/>
-          <w:color w:val="145AA0"/>
-          <w:sz w:val="21"/>
-        </w:rPr>
-      </w:r>
-    </w:p>
-    <w:p>
-      <w:pPr>
-        <w:spacing w:before="160" w:after="80"/>
-      </w:pPr>
-      <w:r>
-        <w:rPr>
-          <w:b/>
-          <w:color w:val="4682B4"/>
-          <w:sz w:val="24"/>
-        </w:rPr>
-        <w:t>2. Switching Losses (</w:t>
+        <w:t xml:space="preserve"> vs. </w:t>
       </w:r>
       <w:r>
         <w:rPr>
@@ -3801,7 +3689,7 @@
           <w:color w:val="145AA0"/>
           <w:sz w:val="24"/>
         </w:rPr>
-        <w:t>P_{SW</w:t>
+        <w:t>V_{DS</w:t>
       </w:r>
       <w:r>
         <w:rPr>
@@ -3809,7 +3697,7 @@
           <w:color w:val="4682B4"/>
           <w:sz w:val="24"/>
         </w:rPr>
-        <w:t>):</w:t>
+        <w:t>)</w:t>
       </w:r>
     </w:p>
     <w:p>
@@ -3821,7 +3709,7 @@
           <w:color w:val="282C34"/>
           <w:sz w:val="21"/>
         </w:rPr>
-        <w:t xml:space="preserve">During each turn-on and turn-off transition, </w:t>
+        <w:t>The family of output characteristic curves illustrates the static operating states across varying gate overdrive voltages (</w:t>
       </w:r>
       <w:r>
         <w:rPr>
@@ -3829,14 +3717,175 @@
           <w:color w:val="145AA0"/>
           <w:sz w:val="21"/>
         </w:rPr>
-        <w:t>V_{DS</w:t>
-      </w:r>
-      <w:r>
-        <w:rPr>
-          <w:color w:val="282C34"/>
-          <w:sz w:val="21"/>
-        </w:rPr>
-        <w:t xml:space="preserve"> and </w:t>
+        <w:t>V_{GS</w:t>
+      </w:r>
+      <w:r>
+        <w:rPr>
+          <w:color w:val="282C34"/>
+          <w:sz w:val="21"/>
+        </w:rPr>
+        <w:t>):</w:t>
+      </w:r>
+    </w:p>
+    <w:tbl>
+      <w:tblPr>
+        <w:tblW w:type="auto" w:w="0"/>
+        <w:jc w:val="center"/>
+        <w:tblLook w:firstColumn="1" w:firstRow="1" w:lastColumn="0" w:lastRow="0" w:noHBand="0" w:noVBand="1" w:val="04A0"/>
+      </w:tblPr>
+      <w:tblGrid>
+        <w:gridCol w:w="9792"/>
+      </w:tblGrid>
+      <w:tr>
+        <w:tc>
+          <w:tcPr>
+            <w:tcW w:type="dxa" w:w="9792"/>
+            <w:shd w:fill="F5F6F8"/>
+            <w:tcMar>
+              <w:top w:w="80" w:type="dxa"/>
+              <w:bottom w:w="80" w:type="dxa"/>
+              <w:left w:w="140" w:type="dxa"/>
+              <w:right w:w="140" w:type="dxa"/>
+            </w:tcMar>
+            <w:tcBorders>
+              <w:left w:val="single" w:sz="18" w:space="0" w:color="CBD5E0"/>
+              <w:top w:val="none"/>
+              <w:right w:val="none"/>
+              <w:bottom w:val="none"/>
+            </w:tcBorders>
+          </w:tcPr>
+          <w:p>
+            <w:pPr>
+              <w:spacing w:line="240" w:lineRule="auto" w:after="0"/>
+            </w:pPr>
+            <w:r>
+              <w:rPr>
+                <w:rFonts w:ascii="Consolas" w:hAnsi="Consolas"/>
+                <w:color w:val="2D3748"/>
+                <w:sz w:val="18"/>
+              </w:rPr>
+              <w:t xml:space="preserve">               Drain Current (Id) vs. Drain-to-Source Voltage (Vds)</w:t>
+              <w:br/>
+              <w:t xml:space="preserve">   Id ^</w:t>
+              <w:br/>
+              <w:t xml:space="preserve">      │                                                     Vgs = 12V (Deep Triode &amp; Saturation)</w:t>
+              <w:br/>
+              <w:t xml:space="preserve">      │                                                .─────────────────────────── / / ───┐ Avalanche</w:t>
+              <w:br/>
+              <w:t xml:space="preserve">      │                                           .───'                                    │ Breakdown</w:t>
+              <w:br/>
+              <w:t xml:space="preserve">      │                                      .───'            Vgs = 10V                    │ (V_BR)</w:t>
+              <w:br/>
+              <w:t xml:space="preserve">      │                                 .───'            .───────────────────────── / / ───┤</w:t>
+              <w:br/>
+              <w:t xml:space="preserve">      │                            .───'            .───'                                  │</w:t>
+              <w:br/>
+              <w:t xml:space="preserve">      │                       .───'            .───'          Vgs = 8V                     │</w:t>
+              <w:br/>
+              <w:t xml:space="preserve">      │                  .───'            .───'          .───────────────────────── / / ───┤</w:t>
+              <w:br/>
+              <w:t xml:space="preserve">      │             .───'            .───'          .───'                                  │</w:t>
+              <w:br/>
+              <w:t xml:space="preserve">      │        .───'            .───'          .───'          Vgs = 6V                     │</w:t>
+              <w:br/>
+              <w:t xml:space="preserve">      │   .───'            .───'          .───'          .───────────────────────── / / ───┤</w:t>
+              <w:br/>
+              <w:t xml:space="preserve">      │  /            .───'          .───'          .───'                                  │</w:t>
+              <w:br/>
+              <w:t xml:space="preserve">      │ /        .───'          .───'          .───'          Vgs = 4V                     │</w:t>
+              <w:br/>
+              <w:t xml:space="preserve">      │/    .───'          .───'          .───'          .───────────────────────── / / ───┤</w:t>
+              <w:br/>
+              <w:t xml:space="preserve">      │ .──'          .───'          .───'          .───'                                  │</w:t>
+              <w:br/>
+              <w:t xml:space="preserve">      │/         .───'          .───'          .───'                                       │</w:t>
+              <w:br/>
+              <w:t xml:space="preserve">      │     .───'          .───'          .───'               Vgs = 2V = Vth (Weak Inversion)</w:t>
+              <w:br/>
+              <w:t xml:space="preserve">      │.───'          .───'          .───'               .───────────────────────── / / ───┤</w:t>
+              <w:br/>
+              <w:t xml:space="preserve">      │          .───'          .───'               .───'                                  │</w:t>
+              <w:br/>
+              <w:t xml:space="preserve">      │     .───'          .───'               .───'                                       │</w:t>
+              <w:br/>
+              <w:t xml:space="preserve">      ├────'──────────'───────────'───────────'─────────────── Vgs &lt; Vth (Cutoff: Id ~ 0)──┴───────</w:t>
+              <w:br/>
+              <w:t xml:space="preserve">      │ ◄───────────► │ ◄─────────────────────────────────────────────► │ ◄──────────────────────►</w:t>
+              <w:br/>
+              <w:t xml:space="preserve">      0    Linear /      Pinch-Off Boundary          Saturation / Active          Avalanche Breakdown</w:t>
+              <w:br/>
+              <w:t xml:space="preserve">         Triode Region    Vds = Vgs - Vth                  Region                    Vds &gt;= V_BR(DSS)</w:t>
+              <w:br/>
+              <w:t xml:space="preserve">        (Vds &lt; Vgs-Vth)   (Channel collapsed           (Vds &gt;= Vgs-Vth)              (Impact Ionization)</w:t>
+              <w:br/>
+              <w:t xml:space="preserve">       Rds_on = Vds/Id        at Drain)              Id = 0.5*kn*(Vgs-Vth)^2</w:t>
+            </w:r>
+          </w:p>
+        </w:tc>
+      </w:tr>
+    </w:tbl>
+    <w:p/>
+    <w:p>
+      <w:pPr>
+        <w:spacing w:before="120" w:after="40"/>
+      </w:pPr>
+      <w:r>
+        <w:rPr>
+          <w:b/>
+          <w:color w:val="282C34"/>
+          <w:sz w:val="22"/>
+        </w:rPr>
+        <w:t>Regional Mechanics Breakdown:</w:t>
+      </w:r>
+    </w:p>
+    <w:p>
+      <w:pPr>
+        <w:pStyle w:val="ListNumber"/>
+        <w:spacing w:after="40"/>
+        <w:ind w:left="360"/>
+      </w:pPr>
+      <w:r>
+        <w:rPr>
+          <w:b/>
+          <w:color w:val="282C34"/>
+          <w:sz w:val="21"/>
+        </w:rPr>
+        <w:t>Cutoff Region ($V_{GS} &lt; V_{TH}$)</w:t>
+      </w:r>
+      <w:r>
+        <w:rPr>
+          <w:color w:val="282C34"/>
+          <w:sz w:val="21"/>
+        </w:rPr>
+        <w:t>:</w:t>
+      </w:r>
+    </w:p>
+    <w:p>
+      <w:pPr>
+        <w:pStyle w:val="ListBullet"/>
+        <w:spacing w:after="40"/>
+        <w:ind w:left="720"/>
+      </w:pPr>
+      <w:r>
+        <w:rPr>
+          <w:color w:val="282C34"/>
+          <w:sz w:val="21"/>
+        </w:rPr>
+        <w:t>No surface inversion channel exists.</w:t>
+      </w:r>
+    </w:p>
+    <w:p>
+      <w:pPr>
+        <w:pStyle w:val="ListBullet"/>
+        <w:spacing w:after="40"/>
+        <w:ind w:left="720"/>
+      </w:pPr>
+      <w:r>
+        <w:rPr>
+          <w:color w:val="282C34"/>
+          <w:sz w:val="21"/>
+        </w:rPr>
+        <w:t>Conduction is limited to microscopic subthreshold diffusion leakage (</w:t>
       </w:r>
       <w:r>
         <w:rPr>
@@ -3844,33 +3893,93 @@
           <w:color w:val="145AA0"/>
           <w:sz w:val="21"/>
         </w:rPr>
-        <w:t>I_D</w:t>
-      </w:r>
-      <w:r>
-        <w:rPr>
-          <w:color w:val="282C34"/>
-          <w:sz w:val="21"/>
-        </w:rPr>
-        <w:t xml:space="preserve"> overlap, dissipating instantaneous energy:</w:t>
+        <w:t>I_D \approx pA \dots nA</w:t>
+      </w:r>
+      <w:r>
+        <w:rPr>
+          <w:color w:val="282C34"/>
+          <w:sz w:val="21"/>
+        </w:rPr>
+        <w:t>).</w:t>
       </w:r>
     </w:p>
     <w:p>
       <w:pPr>
-        <w:spacing w:after="80"/>
-      </w:pPr>
+        <w:pStyle w:val="ListNumber"/>
+        <w:spacing w:after="40"/>
+        <w:ind w:left="360"/>
+      </w:pPr>
+      <w:r>
+        <w:rPr>
+          <w:b/>
+          <w:color w:val="282C34"/>
+          <w:sz w:val="21"/>
+        </w:rPr>
+        <w:t>Linear / Triode / Ohmic Region ($V_{GS} &gt; V_{TH}$ and $V_{DS} &lt; V_{GS} - V_{TH}$)</w:t>
+      </w:r>
+      <w:r>
+        <w:rPr>
+          <w:color w:val="282C34"/>
+          <w:sz w:val="21"/>
+        </w:rPr>
+        <w:t>:</w:t>
+      </w:r>
+    </w:p>
+    <w:p>
+      <w:pPr>
+        <w:pStyle w:val="ListBullet"/>
+        <w:spacing w:after="40"/>
+        <w:ind w:left="720"/>
+      </w:pPr>
+      <w:r>
+        <w:rPr>
+          <w:color w:val="282C34"/>
+          <w:sz w:val="21"/>
+        </w:rPr>
+        <w:t>The inversion channel connects Source directly to Drain with uniform electron depth.</w:t>
+      </w:r>
+    </w:p>
+    <w:p>
+      <w:pPr>
+        <w:pStyle w:val="ListBullet"/>
+        <w:spacing w:after="40"/>
+        <w:ind w:left="720"/>
+      </w:pPr>
+      <w:r>
+        <w:rPr>
+          <w:color w:val="282C34"/>
+          <w:sz w:val="21"/>
+        </w:rPr>
+        <w:t>The device behaves as a precision, voltage-variable linear resistor (</w:t>
+      </w:r>
       <w:r>
         <w:rPr>
           <w:i/>
           <w:color w:val="145AA0"/>
           <w:sz w:val="21"/>
         </w:rPr>
-      </w:r>
-      <w:r>
-        <w:rPr>
-          <w:color w:val="282C34"/>
-          <w:sz w:val="21"/>
-        </w:rPr>
-        <w:t>P_{SW} = \frac{1}{2} V_{DS,bus} \cdot I_{D,load} \cdot (t_{rise} + t_{fall}) \cdot f_{sw}</w:t>
+        <w:t>R_{DS(on)</w:t>
+      </w:r>
+      <w:r>
+        <w:rPr>
+          <w:color w:val="282C34"/>
+          <w:sz w:val="21"/>
+        </w:rPr>
+        <w:t>).</w:t>
+      </w:r>
+    </w:p>
+    <w:p>
+      <w:pPr>
+        <w:pStyle w:val="ListBullet"/>
+        <w:spacing w:after="40"/>
+        <w:ind w:left="720"/>
+      </w:pPr>
+      <w:r>
+        <w:rPr>
+          <w:color w:val="282C34"/>
+          <w:sz w:val="21"/>
+        </w:rPr>
+        <w:t xml:space="preserve">Higher </w:t>
       </w:r>
       <w:r>
         <w:rPr>
@@ -3878,6 +3987,29 @@
           <w:color w:val="145AA0"/>
           <w:sz w:val="21"/>
         </w:rPr>
+        <w:t>V_{GS</w:t>
+      </w:r>
+      <w:r>
+        <w:rPr>
+          <w:color w:val="282C34"/>
+          <w:sz w:val="21"/>
+        </w:rPr>
+        <w:t xml:space="preserve"> overdrive widens the channel, reducing </w:t>
+      </w:r>
+      <w:r>
+        <w:rPr>
+          <w:i/>
+          <w:color w:val="145AA0"/>
+          <w:sz w:val="21"/>
+        </w:rPr>
+        <w:t>R_{DS(on)</w:t>
+      </w:r>
+      <w:r>
+        <w:rPr>
+          <w:color w:val="282C34"/>
+          <w:sz w:val="21"/>
+        </w:rPr>
+        <w:t>:</w:t>
       </w:r>
     </w:p>
     <w:p>
@@ -3886,25 +4018,17 @@
       </w:pPr>
       <w:r>
         <w:rPr>
-          <w:color w:val="282C34"/>
-          <w:sz w:val="21"/>
-        </w:rPr>
-        <w:t xml:space="preserve">where </w:t>
-      </w:r>
-      <w:r>
-        <w:rPr>
           <w:i/>
           <w:color w:val="145AA0"/>
           <w:sz w:val="21"/>
         </w:rPr>
-        <w:t>t_{rise</w:t>
-      </w:r>
-      <w:r>
-        <w:rPr>
-          <w:color w:val="282C34"/>
-          <w:sz w:val="21"/>
-        </w:rPr>
-        <w:t xml:space="preserve"> and </w:t>
+      </w:r>
+      <w:r>
+        <w:rPr>
+          <w:color w:val="282C34"/>
+          <w:sz w:val="21"/>
+        </w:rPr>
+        <w:t>R_{DS(on)} = \frac{V_{DS}}{I_D} \approx \frac{1}{\mu_n C_{ox} \left(\frac{W}{L}\right)(V_{GS} - V_{TH})}</w:t>
       </w:r>
       <w:r>
         <w:rPr>
@@ -3912,14 +4036,42 @@
           <w:color w:val="145AA0"/>
           <w:sz w:val="21"/>
         </w:rPr>
-        <w:t>t_{fall</w:t>
-      </w:r>
-      <w:r>
-        <w:rPr>
-          <w:color w:val="282C34"/>
-          <w:sz w:val="21"/>
-        </w:rPr>
-        <w:t xml:space="preserve"> are governed by the gate driver source/sink current capability and gate charge (</w:t>
+      </w:r>
+    </w:p>
+    <w:p>
+      <w:pPr>
+        <w:pStyle w:val="ListNumber"/>
+        <w:spacing w:after="40"/>
+        <w:ind w:left="360"/>
+      </w:pPr>
+      <w:r>
+        <w:rPr>
+          <w:b/>
+          <w:color w:val="282C34"/>
+          <w:sz w:val="21"/>
+        </w:rPr>
+        <w:t>Pinch-Off Boundary ($V_{DS} = V_{GS} - V_{TH}$)</w:t>
+      </w:r>
+      <w:r>
+        <w:rPr>
+          <w:color w:val="282C34"/>
+          <w:sz w:val="21"/>
+        </w:rPr>
+        <w:t>:</w:t>
+      </w:r>
+    </w:p>
+    <w:p>
+      <w:pPr>
+        <w:pStyle w:val="ListBullet"/>
+        <w:spacing w:after="40"/>
+        <w:ind w:left="720"/>
+      </w:pPr>
+      <w:r>
+        <w:rPr>
+          <w:color w:val="282C34"/>
+          <w:sz w:val="21"/>
+        </w:rPr>
+        <w:t xml:space="preserve">The voltage drop across the oxide at the drain end reaches exactly </w:t>
       </w:r>
       <w:r>
         <w:rPr>
@@ -3927,15 +4079,223 @@
           <w:color w:val="145AA0"/>
           <w:sz w:val="21"/>
         </w:rPr>
-        <w:t>Q_{gs2 + Q_{gd</w:t>
-      </w:r>
-      <w:r>
-        <w:rPr>
-          <w:color w:val="282C34"/>
-          <w:sz w:val="21"/>
-        </w:rPr>
-        <w:t>).</w:t>
-      </w:r>
+        <w:t>V_{TH</w:t>
+      </w:r>
+      <w:r>
+        <w:rPr>
+          <w:color w:val="282C34"/>
+          <w:sz w:val="21"/>
+        </w:rPr>
+        <w:t>.</w:t>
+      </w:r>
+    </w:p>
+    <w:p>
+      <w:pPr>
+        <w:pStyle w:val="ListBullet"/>
+        <w:spacing w:after="40"/>
+        <w:ind w:left="720"/>
+      </w:pPr>
+      <w:r>
+        <w:rPr>
+          <w:color w:val="282C34"/>
+          <w:sz w:val="21"/>
+        </w:rPr>
+        <w:t>The inversion channel depth collapses to zero at the drain junction, forming the pinch-off point.</w:t>
+      </w:r>
+    </w:p>
+    <w:p>
+      <w:pPr>
+        <w:pStyle w:val="ListNumber"/>
+        <w:spacing w:after="40"/>
+        <w:ind w:left="360"/>
+      </w:pPr>
+      <w:r>
+        <w:rPr>
+          <w:b/>
+          <w:color w:val="282C34"/>
+          <w:sz w:val="21"/>
+        </w:rPr>
+        <w:t>Saturation (Active) Region ($V_{GS} &gt; V_{TH}$ and $V_{DS} \ge V_{GS} - V_{TH}$)</w:t>
+      </w:r>
+      <w:r>
+        <w:rPr>
+          <w:color w:val="282C34"/>
+          <w:sz w:val="21"/>
+        </w:rPr>
+        <w:t>:</w:t>
+      </w:r>
+    </w:p>
+    <w:p>
+      <w:pPr>
+        <w:pStyle w:val="ListBullet"/>
+        <w:spacing w:after="40"/>
+        <w:ind w:left="720"/>
+      </w:pPr>
+      <w:r>
+        <w:rPr>
+          <w:color w:val="282C34"/>
+          <w:sz w:val="21"/>
+        </w:rPr>
+        <w:t xml:space="preserve">Increasing </w:t>
+      </w:r>
+      <w:r>
+        <w:rPr>
+          <w:i/>
+          <w:color w:val="145AA0"/>
+          <w:sz w:val="21"/>
+        </w:rPr>
+        <w:t>V_{DS</w:t>
+      </w:r>
+      <w:r>
+        <w:rPr>
+          <w:color w:val="282C34"/>
+          <w:sz w:val="21"/>
+        </w:rPr>
+        <w:t xml:space="preserve"> beyond pinch-off does not widen the channel; instead, the excess voltage drops across the drain depletion zone.</w:t>
+      </w:r>
+    </w:p>
+    <w:p>
+      <w:pPr>
+        <w:pStyle w:val="ListBullet"/>
+        <w:spacing w:after="40"/>
+        <w:ind w:left="720"/>
+      </w:pPr>
+      <w:r>
+        <w:rPr>
+          <w:color w:val="282C34"/>
+          <w:sz w:val="21"/>
+        </w:rPr>
+        <w:t>Current saturates to a constant level governed by the gate overdrive square law:</w:t>
+      </w:r>
+    </w:p>
+    <w:p>
+      <w:pPr>
+        <w:spacing w:after="80"/>
+      </w:pPr>
+      <w:r>
+        <w:rPr>
+          <w:i/>
+          <w:color w:val="145AA0"/>
+          <w:sz w:val="21"/>
+        </w:rPr>
+      </w:r>
+      <w:r>
+        <w:rPr>
+          <w:color w:val="282C34"/>
+          <w:sz w:val="21"/>
+        </w:rPr>
+        <w:t>I_D = \frac{1}{2} \mu_n C_{ox} \left(\frac{W}{L}\right) (V_{GS} - V_{TH})^2 (1 + \lambda V_{DS})</w:t>
+      </w:r>
+      <w:r>
+        <w:rPr>
+          <w:i/>
+          <w:color w:val="145AA0"/>
+          <w:sz w:val="21"/>
+        </w:rPr>
+      </w:r>
+    </w:p>
+    <w:p>
+      <w:pPr>
+        <w:pStyle w:val="ListBullet"/>
+        <w:spacing w:after="40"/>
+        <w:ind w:left="720"/>
+      </w:pPr>
+      <w:r>
+        <w:rPr>
+          <w:color w:val="282C34"/>
+          <w:sz w:val="21"/>
+        </w:rPr>
+        <w:t xml:space="preserve">The slight upward slope of the saturation curve is caused by </w:t>
+      </w:r>
+      <w:r>
+        <w:rPr>
+          <w:b/>
+          <w:color w:val="282C34"/>
+          <w:sz w:val="21"/>
+        </w:rPr>
+        <w:t>Channel Length Modulation ($\lambda$)</w:t>
+      </w:r>
+      <w:r>
+        <w:rPr>
+          <w:color w:val="282C34"/>
+          <w:sz w:val="21"/>
+        </w:rPr>
+        <w:t xml:space="preserve">, where high </w:t>
+      </w:r>
+      <w:r>
+        <w:rPr>
+          <w:i/>
+          <w:color w:val="145AA0"/>
+          <w:sz w:val="21"/>
+        </w:rPr>
+        <w:t>V_{DS</w:t>
+      </w:r>
+      <w:r>
+        <w:rPr>
+          <w:color w:val="282C34"/>
+          <w:sz w:val="21"/>
+        </w:rPr>
+        <w:t xml:space="preserve"> shortens the effective channel length </w:t>
+      </w:r>
+      <w:r>
+        <w:rPr>
+          <w:i/>
+          <w:color w:val="145AA0"/>
+          <w:sz w:val="21"/>
+        </w:rPr>
+        <w:t>L_{eff</w:t>
+      </w:r>
+      <w:r>
+        <w:rPr>
+          <w:color w:val="282C34"/>
+          <w:sz w:val="21"/>
+        </w:rPr>
+        <w:t>.</w:t>
+      </w:r>
+    </w:p>
+    <w:p>
+      <w:pPr>
+        <w:pStyle w:val="ListNumber"/>
+        <w:spacing w:after="40"/>
+        <w:ind w:left="360"/>
+      </w:pPr>
+      <w:r>
+        <w:rPr>
+          <w:b/>
+          <w:color w:val="282C34"/>
+          <w:sz w:val="21"/>
+        </w:rPr>
+        <w:t>Avalanche Breakdown Region ($V_{DS} \ge V_{BR(DSS)}$)</w:t>
+      </w:r>
+      <w:r>
+        <w:rPr>
+          <w:color w:val="282C34"/>
+          <w:sz w:val="21"/>
+        </w:rPr>
+        <w:t>:</w:t>
+      </w:r>
+    </w:p>
+    <w:p>
+      <w:pPr>
+        <w:pStyle w:val="ListBullet"/>
+        <w:spacing w:after="40"/>
+        <w:ind w:left="720"/>
+      </w:pPr>
+      <w:r>
+        <w:rPr>
+          <w:color w:val="282C34"/>
+          <w:sz w:val="21"/>
+        </w:rPr>
+        <w:t>High electric field across the reverse-biased drain-body p-n junction triggers impact ionization, multiplying carriers exponentially.</w:t>
+      </w:r>
+    </w:p>
+    <w:p>
+      <w:pPr>
+        <w:spacing w:before="80" w:after="80"/>
+        <w:pBdr>
+          <w:bottom w:val="single" w:sz="6" w:space="1" w:color="E2E8F0"/>
+        </w:pBdr>
+      </w:pPr>
     </w:p>
     <w:p>
       <w:pPr>
@@ -3947,7 +4307,7 @@
           <w:color w:val="4682B4"/>
           <w:sz w:val="24"/>
         </w:rPr>
-        <w:t>3. Gate Drive Power Loss (</w:t>
+        <w:t>6.2 Transfer Characteristics Waveforms (</w:t>
       </w:r>
       <w:r>
         <w:rPr>
@@ -3956,7 +4316,7 @@
           <w:color w:val="145AA0"/>
           <w:sz w:val="24"/>
         </w:rPr>
-        <w:t>P_{GATE</w:t>
+        <w:t>I_D</w:t>
       </w:r>
       <w:r>
         <w:rPr>
@@ -3964,71 +4324,7 @@
           <w:color w:val="4682B4"/>
           <w:sz w:val="24"/>
         </w:rPr>
-        <w:t>):</w:t>
-      </w:r>
-    </w:p>
-    <w:p>
-      <w:pPr>
-        <w:spacing w:after="80"/>
-      </w:pPr>
-      <w:r>
-        <w:rPr>
-          <w:color w:val="282C34"/>
-          <w:sz w:val="21"/>
-        </w:rPr>
-        <w:t>Power delivered by the gate driver supply rail to charge and discharge the input capacitance:</w:t>
-      </w:r>
-    </w:p>
-    <w:p>
-      <w:pPr>
-        <w:spacing w:after="80"/>
-      </w:pPr>
-      <w:r>
-        <w:rPr>
-          <w:i/>
-          <w:color w:val="145AA0"/>
-          <w:sz w:val="21"/>
-        </w:rPr>
-      </w:r>
-      <w:r>
-        <w:rPr>
-          <w:color w:val="282C34"/>
-          <w:sz w:val="21"/>
-        </w:rPr>
-        <w:t>P_{GATE} = Q_g \times V_{GS,drive} \times f_{sw}</w:t>
-      </w:r>
-      <w:r>
-        <w:rPr>
-          <w:i/>
-          <w:color w:val="145AA0"/>
-          <w:sz w:val="21"/>
-        </w:rPr>
-      </w:r>
-    </w:p>
-    <w:p>
-      <w:pPr>
-        <w:spacing w:after="80"/>
-      </w:pPr>
-      <w:r>
-        <w:rPr>
-          <w:i/>
-          <w:color w:val="282C34"/>
-          <w:sz w:val="21"/>
-        </w:rPr>
-        <w:t>(Note: Most of this loss is dissipated inside the gate resistor $R_G$ and gate driver output stage).</w:t>
-      </w:r>
-    </w:p>
-    <w:p>
-      <w:pPr>
-        <w:spacing w:before="160" w:after="80"/>
-      </w:pPr>
-      <w:r>
-        <w:rPr>
-          <w:b/>
-          <w:color w:val="4682B4"/>
-          <w:sz w:val="24"/>
-        </w:rPr>
-        <w:t>4. Output Capacitive Stored Energy Loss (</w:t>
+        <w:t xml:space="preserve"> vs. </w:t>
       </w:r>
       <w:r>
         <w:rPr>
@@ -4037,7 +4333,7 @@
           <w:color w:val="145AA0"/>
           <w:sz w:val="24"/>
         </w:rPr>
-        <w:t>P_{COSS</w:t>
+        <w:t>V_{GS</w:t>
       </w:r>
       <w:r>
         <w:rPr>
@@ -4045,7 +4341,7 @@
           <w:color w:val="4682B4"/>
           <w:sz w:val="24"/>
         </w:rPr>
-        <w:t>):</w:t>
+        <w:t>)</w:t>
       </w:r>
     </w:p>
     <w:p>
@@ -4057,7 +4353,105 @@
           <w:color w:val="282C34"/>
           <w:sz w:val="21"/>
         </w:rPr>
-        <w:t xml:space="preserve">During hard-switching turn-on, the energy stored in </w:t>
+        <w:t>Transfer curves illustrate drain current response to gate bias, plotted on both linear and logarithmic scales:</w:t>
+      </w:r>
+    </w:p>
+    <w:tbl>
+      <w:tblPr>
+        <w:tblW w:type="auto" w:w="0"/>
+        <w:jc w:val="center"/>
+        <w:tblLook w:firstColumn="1" w:firstRow="1" w:lastColumn="0" w:lastRow="0" w:noHBand="0" w:noVBand="1" w:val="04A0"/>
+      </w:tblPr>
+      <w:tblGrid>
+        <w:gridCol w:w="9792"/>
+      </w:tblGrid>
+      <w:tr>
+        <w:tc>
+          <w:tcPr>
+            <w:tcW w:type="dxa" w:w="9792"/>
+            <w:shd w:fill="F5F6F8"/>
+            <w:tcMar>
+              <w:top w:w="80" w:type="dxa"/>
+              <w:bottom w:w="80" w:type="dxa"/>
+              <w:left w:w="140" w:type="dxa"/>
+              <w:right w:w="140" w:type="dxa"/>
+            </w:tcMar>
+            <w:tcBorders>
+              <w:left w:val="single" w:sz="18" w:space="0" w:color="CBD5E0"/>
+              <w:top w:val="none"/>
+              <w:right w:val="none"/>
+              <w:bottom w:val="none"/>
+            </w:tcBorders>
+          </w:tcPr>
+          <w:p>
+            <w:pPr>
+              <w:spacing w:line="240" w:lineRule="auto" w:after="0"/>
+            </w:pPr>
+            <w:r>
+              <w:rPr>
+                <w:rFonts w:ascii="Consolas" w:hAnsi="Consolas"/>
+                <w:color w:val="2D3748"/>
+                <w:sz w:val="18"/>
+              </w:rPr>
+              <w:t xml:space="preserve">       Linear Scale: Strong Inversion                   Logarithmic Scale: Subthreshold Swing</w:t>
+              <w:br/>
+              <w:t xml:space="preserve">   Id ^                                              log(Id)^</w:t>
+              <w:br/>
+              <w:t xml:space="preserve">      │                          Saturation Regime          │             Strong Inversion</w:t>
+              <w:br/>
+              <w:t xml:space="preserve">      │                          Id ~ (Vgs - Vth)^2   10^-2 ┼                (Ohmic / Saturation)</w:t>
+              <w:br/>
+              <w:t xml:space="preserve">      │                                   .─'               │                  /</w:t>
+              <w:br/>
+              <w:t xml:space="preserve">      │                                .─'            10^-4 ┼                 /</w:t>
+              <w:br/>
+              <w:t xml:space="preserve">      │                             .─'                     │                /</w:t>
+              <w:br/>
+              <w:t xml:space="preserve">      │                          .─'                  10^-6 ┼               /</w:t>
+              <w:br/>
+              <w:t xml:space="preserve">      │                       .─'                           │              /</w:t>
+              <w:br/>
+              <w:t xml:space="preserve">      │                    .─'                        10^-8 ┼             / Subthreshold Regime</w:t>
+              <w:br/>
+              <w:t xml:space="preserve">      │                 .─'                                 │            /  Id ~ exp(q*(Vgs-Vth)/(n*k*T))</w:t>
+              <w:br/>
+              <w:t xml:space="preserve">      │              .─'                                    │           /   Subthreshold Swing:</w:t>
+              <w:br/>
+              <w:t xml:space="preserve">      │           .─'                                10^-10 ┼          /    S = dVgs / d(log10 Id) ~ 70mV/dec</w:t>
+              <w:br/>
+              <w:t xml:space="preserve">      │        .─'                                          │         /</w:t>
+              <w:br/>
+              <w:t xml:space="preserve">      │     .─'    Subthreshold Exponential Leakage  10^-12 ┼────────/  &lt;-- I_off floor (Drain-to-Source leakage)</w:t>
+              <w:br/>
+              <w:t xml:space="preserve">      └─────┴────────────────────────────────&gt; Vgs          └────────┴─────────────────────────────&gt; Vgs</w:t>
+              <w:br/>
+              <w:t xml:space="preserve">      0    Vth                                              0       Vth</w:t>
+            </w:r>
+          </w:p>
+        </w:tc>
+      </w:tr>
+    </w:tbl>
+    <w:p/>
+    <w:p>
+      <w:pPr>
+        <w:pStyle w:val="ListBullet"/>
+        <w:spacing w:after="40"/>
+        <w:ind w:left="360"/>
+      </w:pPr>
+      <w:r>
+        <w:rPr>
+          <w:b/>
+          <w:color w:val="282C34"/>
+          <w:sz w:val="21"/>
+        </w:rPr>
+        <w:t>Linear Transfer Curve</w:t>
+      </w:r>
+      <w:r>
+        <w:rPr>
+          <w:color w:val="282C34"/>
+          <w:sz w:val="21"/>
+        </w:rPr>
+        <w:t>: Shows the square-law quadratic relationship (</w:t>
       </w:r>
       <w:r>
         <w:rPr>
@@ -4065,34 +4459,102 @@
           <w:color w:val="145AA0"/>
           <w:sz w:val="21"/>
         </w:rPr>
-        <w:t>C_{oss</w:t>
-      </w:r>
-      <w:r>
-        <w:rPr>
-          <w:color w:val="282C34"/>
-          <w:sz w:val="21"/>
-        </w:rPr>
-        <w:t xml:space="preserve"> is dissipated directly into the MOSFET channel:</w:t>
+        <w:t>I_D \propto (V_{GS - V_{TH)^2</w:t>
+      </w:r>
+      <w:r>
+        <w:rPr>
+          <w:color w:val="282C34"/>
+          <w:sz w:val="21"/>
+        </w:rPr>
+        <w:t xml:space="preserve">) in saturation and provides the graphical extraction point for </w:t>
+      </w:r>
+      <w:r>
+        <w:rPr>
+          <w:i/>
+          <w:color w:val="145AA0"/>
+          <w:sz w:val="21"/>
+        </w:rPr>
+        <w:t>V_{TH</w:t>
+      </w:r>
+      <w:r>
+        <w:rPr>
+          <w:color w:val="282C34"/>
+          <w:sz w:val="21"/>
+        </w:rPr>
+        <w:t>.</w:t>
       </w:r>
     </w:p>
     <w:p>
       <w:pPr>
-        <w:spacing w:after="80"/>
-      </w:pPr>
+        <w:pStyle w:val="ListBullet"/>
+        <w:spacing w:after="40"/>
+        <w:ind w:left="360"/>
+      </w:pPr>
+      <w:r>
+        <w:rPr>
+          <w:b/>
+          <w:color w:val="282C34"/>
+          <w:sz w:val="21"/>
+        </w:rPr>
+        <w:t>Logarithmic Transfer Curve</w:t>
+      </w:r>
+      <w:r>
+        <w:rPr>
+          <w:color w:val="282C34"/>
+          <w:sz w:val="21"/>
+        </w:rPr>
+        <w:t xml:space="preserve">: Depicts the exponential </w:t>
+      </w:r>
+      <w:r>
+        <w:rPr>
+          <w:b/>
+          <w:color w:val="282C34"/>
+          <w:sz w:val="21"/>
+        </w:rPr>
+        <w:t>subthreshold region</w:t>
+      </w:r>
+      <w:r>
+        <w:rPr>
+          <w:color w:val="282C34"/>
+          <w:sz w:val="21"/>
+        </w:rPr>
+        <w:t xml:space="preserve"> (</w:t>
+      </w:r>
       <w:r>
         <w:rPr>
           <w:i/>
           <w:color w:val="145AA0"/>
           <w:sz w:val="21"/>
         </w:rPr>
-      </w:r>
-      <w:r>
-        <w:rPr>
-          <w:color w:val="282C34"/>
-          <w:sz w:val="21"/>
-        </w:rPr>
-        <w:t>P_{COSS} = \frac{1}{2} C_{oss(er)} \cdot V_{DS}^2 \cdot f_{sw} = f_{sw} \int_0^{V_{DS}} v \cdot C_{oss}(v) \, dv</w:t>
-      </w:r>
+        <w:t>V_{GS &lt; V_{TH</w:t>
+      </w:r>
+      <w:r>
+        <w:rPr>
+          <w:color w:val="282C34"/>
+          <w:sz w:val="21"/>
+        </w:rPr>
+        <w:t xml:space="preserve">). The slope is defined by the </w:t>
+      </w:r>
+      <w:r>
+        <w:rPr>
+          <w:b/>
+          <w:color w:val="282C34"/>
+          <w:sz w:val="21"/>
+        </w:rPr>
+        <w:t>Subthreshold Swing ($S$)</w:t>
+      </w:r>
+      <w:r>
+        <w:rPr>
+          <w:color w:val="282C34"/>
+          <w:sz w:val="21"/>
+        </w:rPr>
+        <w:t>:</w:t>
+      </w:r>
+    </w:p>
+    <w:p>
+      <w:pPr>
+        <w:spacing w:after="80"/>
+      </w:pPr>
       <w:r>
         <w:rPr>
           <w:i/>
@@ -4100,6 +4562,40 @@
           <w:sz w:val="21"/>
         </w:rPr>
       </w:r>
+      <w:r>
+        <w:rPr>
+          <w:color w:val="282C34"/>
+          <w:sz w:val="21"/>
+        </w:rPr>
+        <w:t>S = \ln(10) \cdot \frac{k T}{q} \cdot \left(1 + \frac{C_{dep}}{C_{ox}}\right) \approx 60\,\text{mV/decade to } 90\,\text{mV/decade at } 300\,\text{K}</w:t>
+      </w:r>
+      <w:r>
+        <w:rPr>
+          <w:i/>
+          <w:color w:val="145AA0"/>
+          <w:sz w:val="21"/>
+        </w:rPr>
+      </w:r>
+    </w:p>
+    <w:p>
+      <w:pPr>
+        <w:spacing w:after="80"/>
+      </w:pPr>
+      <w:r>
+        <w:rPr>
+          <w:color w:val="282C34"/>
+          <w:sz w:val="21"/>
+        </w:rPr>
+        <w:t>This parameter governs off-state leakage power dissipation in microelectronics and battery disconnects.</w:t>
+      </w:r>
+    </w:p>
+    <w:p>
+      <w:pPr>
+        <w:spacing w:before="80" w:after="80"/>
+        <w:pBdr>
+          <w:bottom w:val="single" w:sz="6" w:space="1" w:color="E2E8F0"/>
+        </w:pBdr>
+      </w:pPr>
     </w:p>
     <w:p>
       <w:pPr>
@@ -4111,7 +4607,7 @@
           <w:color w:val="4682B4"/>
           <w:sz w:val="24"/>
         </w:rPr>
-        <w:t>5. Body Diode Conduction &amp; Reverse Recovery Loss (</w:t>
+        <w:t>6.3 Third-Quadrant Reverse Conduction Waveforms (</w:t>
       </w:r>
       <w:r>
         <w:rPr>
@@ -4120,7 +4616,7 @@
           <w:color w:val="145AA0"/>
           <w:sz w:val="24"/>
         </w:rPr>
-        <w:t>P_{DIODE</w:t>
+        <w:t>V_{DS &lt; 0\,V</w:t>
       </w:r>
       <w:r>
         <w:rPr>
@@ -4128,7 +4624,7 @@
           <w:color w:val="4682B4"/>
           <w:sz w:val="24"/>
         </w:rPr>
-        <w:t>):</w:t>
+        <w:t>)</w:t>
       </w:r>
     </w:p>
     <w:p>
@@ -4140,74 +4636,106 @@
           <w:color w:val="282C34"/>
           <w:sz w:val="21"/>
         </w:rPr>
-        <w:t>In half-bridge and synchronous converters during dead-time:</w:t>
-      </w:r>
-    </w:p>
-    <w:p>
-      <w:pPr>
-        <w:spacing w:after="80"/>
-      </w:pPr>
+        <w:t xml:space="preserve">In inductive half-bridges, current naturally flows in reverse (Source to Drain, </w:t>
+      </w:r>
       <w:r>
         <w:rPr>
           <w:i/>
           <w:color w:val="145AA0"/>
           <w:sz w:val="21"/>
         </w:rPr>
-      </w:r>
-      <w:r>
-        <w:rPr>
-          <w:color w:val="282C34"/>
-          <w:sz w:val="21"/>
-        </w:rPr>
-        <w:t>P_{DIODE} = (V_{SD} \cdot I_{LOAD} \cdot t_{dead} \cdot f_{sw}) + (Q_{rr} \cdot V_{DS,bus} \cdot f_{sw})</w:t>
-      </w:r>
-      <w:r>
-        <w:rPr>
-          <w:i/>
-          <w:color w:val="145AA0"/>
-          <w:sz w:val="21"/>
-        </w:rPr>
+        <w:t>V_{DS &lt; 0\,V</w:t>
+      </w:r>
+      <w:r>
+        <w:rPr>
+          <w:color w:val="282C34"/>
+          <w:sz w:val="21"/>
+        </w:rPr>
+        <w:t>) during freewheeling dead-time. Conduction can occur through the internal body diode or through the enhanced channel (Synchronous Rectification):</w:t>
       </w:r>
     </w:p>
-    <w:p>
-      <w:pPr>
-        <w:spacing w:before="160" w:after="80"/>
-      </w:pPr>
-      <w:r>
-        <w:rPr>
-          <w:b/>
-          <w:color w:val="4682B4"/>
-          <w:sz w:val="24"/>
-        </w:rPr>
-        <w:t>6. Thermal Network Junction Temperature Calculation:</w:t>
-      </w:r>
-    </w:p>
-    <w:p>
-      <w:pPr>
-        <w:spacing w:after="80"/>
-      </w:pPr>
-      <w:r>
-        <w:rPr>
-          <w:i/>
-          <w:color w:val="145AA0"/>
-          <w:sz w:val="21"/>
-        </w:rPr>
-      </w:r>
-      <w:r>
-        <w:rPr>
-          <w:color w:val="282C34"/>
-          <w:sz w:val="21"/>
-        </w:rPr>
-        <w:t>T_j = T_A + P_{TOTAL} \cdot (R_{\theta JC} + R_{\theta CS} + R_{\theta SA})</w:t>
-      </w:r>
-      <w:r>
-        <w:rPr>
-          <w:i/>
-          <w:color w:val="145AA0"/>
-          <w:sz w:val="21"/>
-        </w:rPr>
-      </w:r>
-    </w:p>
+    <w:tbl>
+      <w:tblPr>
+        <w:tblW w:type="auto" w:w="0"/>
+        <w:jc w:val="center"/>
+        <w:tblLook w:firstColumn="1" w:firstRow="1" w:lastColumn="0" w:lastRow="0" w:noHBand="0" w:noVBand="1" w:val="04A0"/>
+      </w:tblPr>
+      <w:tblGrid>
+        <w:gridCol w:w="9792"/>
+      </w:tblGrid>
+      <w:tr>
+        <w:tc>
+          <w:tcPr>
+            <w:tcW w:type="dxa" w:w="9792"/>
+            <w:shd w:fill="F5F6F8"/>
+            <w:tcMar>
+              <w:top w:w="80" w:type="dxa"/>
+              <w:bottom w:w="80" w:type="dxa"/>
+              <w:left w:w="140" w:type="dxa"/>
+              <w:right w:w="140" w:type="dxa"/>
+            </w:tcMar>
+            <w:tcBorders>
+              <w:left w:val="single" w:sz="18" w:space="0" w:color="CBD5E0"/>
+              <w:top w:val="none"/>
+              <w:right w:val="none"/>
+              <w:bottom w:val="none"/>
+            </w:tcBorders>
+          </w:tcPr>
+          <w:p>
+            <w:pPr>
+              <w:spacing w:line="240" w:lineRule="auto" w:after="0"/>
+            </w:pPr>
+            <w:r>
+              <w:rPr>
+                <w:rFonts w:ascii="Consolas" w:hAnsi="Consolas"/>
+                <w:color w:val="2D3748"/>
+                <w:sz w:val="18"/>
+              </w:rPr>
+              <w:t xml:space="preserve">               Quadrant III Conduction: Body Diode vs. Synchronous Rectifier</w:t>
+              <w:br/>
+              <w:t xml:space="preserve">         -Id (Reverse Current: Source to Drain)</w:t>
+              <w:br/>
+              <w:t xml:space="preserve">         ^</w:t>
+              <w:br/>
+              <w:t xml:space="preserve">         │               Channel Enhanced (Synchronous Rectifier: Vgs = 10V)</w:t>
+              <w:br/>
+              <w:t xml:space="preserve">         │               Ohmic conduction with NO diode knee: -Vds = -Id * Rds_on</w:t>
+              <w:br/>
+              <w:t xml:space="preserve">         │             .─'</w:t>
+              <w:br/>
+              <w:t xml:space="preserve">         │           .─'</w:t>
+              <w:br/>
+              <w:t xml:space="preserve">         │         .─'</w:t>
+              <w:br/>
+              <w:t xml:space="preserve">         │       .─'</w:t>
+              <w:br/>
+              <w:t xml:space="preserve">         │     .─'       Body Diode Conduction (Vgs = 0V: Inactive Gate)</w:t>
+              <w:br/>
+              <w:t xml:space="preserve">         │   .─'         Standard p-n junction forward knee: VF ~ 0.7V - 1.2V</w:t>
+              <w:br/>
+              <w:t xml:space="preserve">         │  /            Massive dead-time power loss!</w:t>
+              <w:br/>
+              <w:t xml:space="preserve">         │ /</w:t>
+              <w:br/>
+              <w:t xml:space="preserve">         │/</w:t>
+              <w:br/>
+              <w:t xml:space="preserve">         ├───────────────────────.</w:t>
+              <w:br/>
+              <w:t xml:space="preserve">         │                        \</w:t>
+              <w:br/>
+              <w:t xml:space="preserve">         │                         \</w:t>
+              <w:br/>
+              <w:t xml:space="preserve">         │                          \</w:t>
+              <w:br/>
+              <w:t xml:space="preserve">  -Vds ◄─┴───────────────────────────┴────── 0 (Drain-to-Source Voltage)</w:t>
+              <w:br/>
+              <w:t xml:space="preserve">                                    -VF (~0.8V)</w:t>
+            </w:r>
+          </w:p>
+        </w:tc>
+      </w:tr>
+    </w:tbl>
+    <w:p/>
     <w:p>
       <w:pPr>
         <w:pStyle w:val="ListBullet"/>
@@ -4216,18 +4744,33 @@
       </w:pPr>
       <w:r>
         <w:rPr>
+          <w:b/>
+          <w:color w:val="282C34"/>
+          <w:sz w:val="21"/>
+        </w:rPr>
+        <w:t>Body Diode Conduction ($V_{GS} = 0\,\text{V}$)</w:t>
+      </w:r>
+      <w:r>
+        <w:rPr>
+          <w:color w:val="282C34"/>
+          <w:sz w:val="21"/>
+        </w:rPr>
+        <w:t>: Current passes through the internal p-n body diode, creating a high forward drop (</w:t>
+      </w:r>
+      <w:r>
+        <w:rPr>
           <w:i/>
           <w:color w:val="145AA0"/>
           <w:sz w:val="21"/>
         </w:rPr>
-        <w:t>R_{\theta JC</w:t>
-      </w:r>
-      <w:r>
-        <w:rPr>
-          <w:color w:val="282C34"/>
-          <w:sz w:val="21"/>
-        </w:rPr>
-        <w:t>: Junction-to-case thermal resistance (</w:t>
+        <w:t>V_{SD \approx 0.8\,V \dots 1.2\,V</w:t>
+      </w:r>
+      <w:r>
+        <w:rPr>
+          <w:color w:val="282C34"/>
+          <w:sz w:val="21"/>
+        </w:rPr>
+        <w:t>). Stored minority carriers introduce severe reverse recovery loss (</w:t>
       </w:r>
       <w:r>
         <w:rPr>
@@ -4235,14 +4778,14 @@
           <w:color w:val="145AA0"/>
           <w:sz w:val="21"/>
         </w:rPr>
-        <w:t>^\circC/W</w:t>
-      </w:r>
-      <w:r>
-        <w:rPr>
-          <w:color w:val="282C34"/>
-          <w:sz w:val="21"/>
-        </w:rPr>
-        <w:t>, from datasheet)</w:t>
+        <w:t>Q_{rr</w:t>
+      </w:r>
+      <w:r>
+        <w:rPr>
+          <w:color w:val="282C34"/>
+          <w:sz w:val="21"/>
+        </w:rPr>
+        <w:t>).</w:t>
       </w:r>
     </w:p>
     <w:p>
@@ -4253,40 +4796,63 @@
       </w:pPr>
       <w:r>
         <w:rPr>
+          <w:b/>
+          <w:color w:val="282C34"/>
+          <w:sz w:val="21"/>
+        </w:rPr>
+        <w:t>Synchronous Rectification ($V_{GS} = +10\,\text{V}$)</w:t>
+      </w:r>
+      <w:r>
+        <w:rPr>
+          <w:color w:val="282C34"/>
+          <w:sz w:val="21"/>
+        </w:rPr>
+        <w:t xml:space="preserve">: When the channel is actively turned ON while current is flowing in reverse, current flows through the low-resistance majority-carrier channel. The voltage drop collapses to </w:t>
+      </w:r>
+      <w:r>
+        <w:rPr>
           <w:i/>
           <w:color w:val="145AA0"/>
           <w:sz w:val="21"/>
         </w:rPr>
-        <w:t>R_{\theta CS</w:t>
-      </w:r>
-      <w:r>
-        <w:rPr>
-          <w:color w:val="282C34"/>
-          <w:sz w:val="21"/>
-        </w:rPr>
-        <w:t>: Case-to-heatsink thermal interface resistance (thermal paste/sil-pad)</w:t>
-      </w:r>
-    </w:p>
-    <w:p>
-      <w:pPr>
-        <w:pStyle w:val="ListBullet"/>
-        <w:spacing w:after="40"/>
-        <w:ind w:left="360"/>
-      </w:pPr>
+        <w:t>-I_{D \cdot R_{DS(on)</w:t>
+      </w:r>
+      <w:r>
+        <w:rPr>
+          <w:color w:val="282C34"/>
+          <w:sz w:val="21"/>
+        </w:rPr>
+        <w:t xml:space="preserve"> (typically </w:t>
+      </w:r>
       <w:r>
         <w:rPr>
           <w:i/>
           <w:color w:val="145AA0"/>
           <w:sz w:val="21"/>
         </w:rPr>
-        <w:t>R_{\theta SA</w:t>
-      </w:r>
-      <w:r>
-        <w:rPr>
-          <w:color w:val="282C34"/>
-          <w:sz w:val="21"/>
-        </w:rPr>
-        <w:t>: Heatsink-to-ambient thermal resistance</w:t>
+        <w:t>&lt; 30\,mV</w:t>
+      </w:r>
+      <w:r>
+        <w:rPr>
+          <w:color w:val="282C34"/>
+          <w:sz w:val="21"/>
+        </w:rPr>
+        <w:t xml:space="preserve">), slashing freewheeling power loss by up to </w:t>
+      </w:r>
+      <w:r>
+        <w:rPr>
+          <w:i/>
+          <w:color w:val="145AA0"/>
+          <w:sz w:val="21"/>
+        </w:rPr>
+        <w:t>95\%</w:t>
+      </w:r>
+      <w:r>
+        <w:rPr>
+          <w:color w:val="282C34"/>
+          <w:sz w:val="21"/>
+        </w:rPr>
+        <w:t>.</w:t>
       </w:r>
     </w:p>
     <w:p>
@@ -4299,6 +4865,2450 @@
     </w:p>
     <w:p>
       <w:pPr>
+        <w:spacing w:before="160" w:after="80"/>
+      </w:pPr>
+      <w:r>
+        <w:rPr>
+          <w:b/>
+          <w:color w:val="4682B4"/>
+          <w:sz w:val="24"/>
+        </w:rPr>
+        <w:t>6.4 Fully-Synchronized Time-Domain Dynamic Switching Waveforms</w:t>
+      </w:r>
+    </w:p>
+    <w:p>
+      <w:pPr>
+        <w:spacing w:after="80"/>
+      </w:pPr>
+      <w:r>
+        <w:rPr>
+          <w:color w:val="282C34"/>
+          <w:sz w:val="21"/>
+        </w:rPr>
+        <w:t>During hard switching against an inductive load (e.g., in a Buck converter or motor inverter), the MOSFET traverses all operating regions in a tightly orchestrated sequence. Below is the complete cycle-accurate 5-channel oscilloscope waveform:</w:t>
+      </w:r>
+    </w:p>
+    <w:tbl>
+      <w:tblPr>
+        <w:tblW w:type="auto" w:w="0"/>
+        <w:jc w:val="center"/>
+        <w:tblLook w:firstColumn="1" w:firstRow="1" w:lastColumn="0" w:lastRow="0" w:noHBand="0" w:noVBand="1" w:val="04A0"/>
+      </w:tblPr>
+      <w:tblGrid>
+        <w:gridCol w:w="9792"/>
+      </w:tblGrid>
+      <w:tr>
+        <w:tc>
+          <w:tcPr>
+            <w:tcW w:type="dxa" w:w="9792"/>
+            <w:shd w:fill="F5F6F8"/>
+            <w:tcMar>
+              <w:top w:w="80" w:type="dxa"/>
+              <w:bottom w:w="80" w:type="dxa"/>
+              <w:left w:w="140" w:type="dxa"/>
+              <w:right w:w="140" w:type="dxa"/>
+            </w:tcMar>
+            <w:tcBorders>
+              <w:left w:val="single" w:sz="18" w:space="0" w:color="CBD5E0"/>
+              <w:top w:val="none"/>
+              <w:right w:val="none"/>
+              <w:bottom w:val="none"/>
+            </w:tcBorders>
+          </w:tcPr>
+          <w:p>
+            <w:pPr>
+              <w:spacing w:line="240" w:lineRule="auto" w:after="0"/>
+            </w:pPr>
+            <w:r>
+              <w:rPr>
+                <w:rFonts w:ascii="Consolas" w:hAnsi="Consolas"/>
+                <w:color w:val="2D3748"/>
+                <w:sz w:val="18"/>
+              </w:rPr>
+              <w:t xml:space="preserve">                       MOSFET Hard-Switching Dynamic Time-Domain Waveforms</w:t>
+              <w:br/>
+              <w:t xml:space="preserve">               │◄─ t_d(on) ─►│◄─ t_ri ─►│◄── t_vf ──►│◄─ t_enh ─►│       │◄─ t_d(off) ─►│◄── t_vr ──►│◄─ t_fi ─►│◄─ t_off ─►│</w:t>
+              <w:br/>
+              <w:t xml:space="preserve">               │   Phase 1   │  Phase 2 │   Phase 3  │  Phase 4  │       │    Phase 5   │   Phase 6  │  Phase 7 │  Phase 8  │</w:t>
+              <w:br/>
+              <w:t xml:space="preserve">  Vgs ^        │             │          │            │           │       │              │            │          │           │</w:t>
+              <w:br/>
+              <w:t xml:space="preserve">      │        │             │          │            │  V_drive  │       │   V_drive    │            │          │           │</w:t>
+              <w:br/>
+              <w:t xml:space="preserve"> V_drv┼────────┼─────────────┼──────────┼────────────┼──.────────┼───────┼──────────────┼────────────┼──────────┼───────────┤</w:t>
+              <w:br/>
+              <w:t xml:space="preserve">      │        │             │          │Miller Plat.│ /         │       │              │Miller Plat.│          │           │</w:t>
+              <w:br/>
+              <w:t xml:space="preserve"> V_plt┼────────┼─────────────┼──────────┼────────────┴'──────────┼───────┼──────────────┼────────────┴──────────┼───────────┤</w:t>
+              <w:br/>
+              <w:t xml:space="preserve">  V_th┼────────┼─────────────┼──────────/            │           │       │              │            \          │           │</w:t>
+              <w:br/>
+              <w:t xml:space="preserve">      │        │            .┼─────────'             │           │       │              │             \         │           │</w:t>
+              <w:br/>
+              <w:t xml:space="preserve">   0V ┴────────┴───────────'─┴───────────────────────┴───────────┴───────┴──────────────┴──────────────\────────┴───────────┴──&gt; Time</w:t>
+              <w:br/>
+              <w:t xml:space="preserve">               │             │          │            │           │       │              │               '───────.             │</w:t>
+              <w:br/>
+              <w:t xml:space="preserve">  Ig  ^        │             │          │            │           │       │              │                       │             │</w:t>
+              <w:br/>
+              <w:t xml:space="preserve">      │        │  Ig_source  │          │            │           │       │              │                       │             │</w:t>
+              <w:br/>
+              <w:t xml:space="preserve"> +I_pk┼────────┼──.──────────┼──────────┼────────────┼───────────┼───────┼──────────────┼───────────────────────┼─────────────┤</w:t>
+              <w:br/>
+              <w:t xml:space="preserve">      │        │ / \         │          │            │           │       │              │                       │             │</w:t>
+              <w:br/>
+              <w:t xml:space="preserve">   0A ┼────────┴'───\────────┴──────────┴────────────┴───.───────┼───────┼──────────────┴───────────────────────┴──.──────────┤</w:t>
+              <w:br/>
+              <w:t xml:space="preserve">      │        │     '──────────────────────────────────'        │       │                                         / \        │</w:t>
+              <w:br/>
+              <w:t xml:space="preserve"> -I_pk┼────────┼─────────────┼──────────┼────────────┼───────────┼───────┼──.─────────────────────────────────────'───\───────┤</w:t>
+              <w:br/>
+              <w:t xml:space="preserve">      │        │             │          │            │           │       │   \ Ig_sink                                 '──────┤</w:t>
+              <w:br/>
+              <w:t xml:space="preserve">      │        │             │          │            │           │       │    '                                               │</w:t>
+              <w:br/>
+              <w:t xml:space="preserve">  Vds ^        │             │          │            │           │       │              │   V_spike  │          │           │</w:t>
+              <w:br/>
+              <w:t xml:space="preserve">      │        │    V_bus    │  V_bus   │            │           │       │              │   (L*di/dt)│          │           │</w:t>
+              <w:br/>
+              <w:t xml:space="preserve"> V_bus┼────────┼─────────────┼──────────┼────────────┼───────────┼───────┼──────────────┼─────.──────┼──────────┼─────.─────┤</w:t>
+              <w:br/>
+              <w:t xml:space="preserve">      │        │             │          │\           │           │       │              │    / \     │          │    / \    │</w:t>
+              <w:br/>
+              <w:t xml:space="preserve">      │        │             │          │ \          │           │       │              │   /   '────┼──────────┼───'   \   │</w:t>
+              <w:br/>
+              <w:t xml:space="preserve">   0V ┴────────┴─────────────┴──────────┴──'─────────┴───.───────┴───────┴──────────────┴──'────────┴──────────┴────────'───┴──&gt; Time</w:t>
+              <w:br/>
+              <w:t xml:space="preserve">               │             │          │                 Rds*Id │       │              │ Rds*Id     │          │           │</w:t>
+              <w:br/>
+              <w:t xml:space="preserve">  Id  ^        │             │          │            │           │       │              │            │          │           │</w:t>
+              <w:br/>
+              <w:t xml:space="preserve">      │        │             │  I_rr    │            │           │       │              │            │          │           │</w:t>
+              <w:br/>
+              <w:t xml:space="preserve"> I_ovr┼────────┼─────────────┼───.──────┼────────────┼───────────┼───────┼──────────────┼────────────┼──────────┼───────────┤</w:t>
+              <w:br/>
+              <w:t xml:space="preserve">      │        │             │  / \     │            │           │       │              │            │          │           │</w:t>
+              <w:br/>
+              <w:t>I_load┼────────┼─────────────┼─'───\────┼────────────┼───────────┼───────┼──────────────┼────────────┼──────────┼───────────┤</w:t>
+              <w:br/>
+              <w:t xml:space="preserve">      │        │             │/     '───┴────────────┴───────────┼───────┼──────────────┴────────────┼──────────┼───────────┤</w:t>
+              <w:br/>
+              <w:t xml:space="preserve">      │        │             /          │            │           │       │              │            │\         │           │</w:t>
+              <w:br/>
+              <w:t xml:space="preserve">   0A ┴────────┴────────────'┴──────────┴────────────┴───────────┴───────┴──────────────┴────────────┴─'────────┴───────────┴──&gt; Time</w:t>
+              <w:br/>
+              <w:t xml:space="preserve">               │             │          │            │           │       │              │            │          │           │</w:t>
+              <w:br/>
+              <w:t xml:space="preserve">  P(t)^        │             │          │            │           │       │              │            │          │           │</w:t>
+              <w:br/>
+              <w:t xml:space="preserve">      │        │             │          │  P_sw(on)  │           │       │              │            │ P_sw(off)│           │</w:t>
+              <w:br/>
+              <w:t xml:space="preserve"> P_max┼────────┼─────────────┼──────────┼─────.──────┼───────────┼───────┼──────────────┼────────────┼─────.────┼───────────┤</w:t>
+              <w:br/>
+              <w:t xml:space="preserve">      │        │             │          │    / \     │           │       │              │            │    / \   │           │</w:t>
+              <w:br/>
+              <w:t xml:space="preserve">      │        │             │          │   /   \    │ P_cond    │       │   P_cond     │            │   /   \  │           │</w:t>
+              <w:br/>
+              <w:t xml:space="preserve">   0W ┴────────┴─────────────┴──────────┴──'─────'───┴───.───────┴───────┴───.──────────┴────────────┴──'─────'─┴───────────┴──&gt; Time</w:t>
+              <w:br/>
+              <w:t xml:space="preserve">               │             │          │            │   Rds*Id^2│       │    Rds*Id^2  │            │          │           │</w:t>
+              <w:br/>
+              <w:t>───────────────┼─────────────┼──────────┼────────────┼───────────┼───────┼──────────────┼────────────┼──────────┼───────────┤</w:t>
+              <w:br/>
+              <w:t>OPERATING      │  1. CUTOFF  │ 2.ACTIVE │ 3.ACTIVE-&gt; │ 4. LINEAR │       │  5. LINEAR   │ 6. ACTIVE  │ 7.ACTIVE │ 8. CUTOFF │</w:t>
+              <w:br/>
+              <w:t>REGION:        │   REGION    │(SATURAT.)│   LINEAR   │  (OHMIC)  │       │ (DESATURAT.) │ (SATURAT.) │ (SATUR.) │  REGION   │</w:t>
+              <w:br/>
+              <w:t>───────────────┴─────────────┴──────────┴────────────┴───────────┴───────┴──────────────┴────────────┴──────────┴───────────┘</w:t>
+            </w:r>
+          </w:p>
+        </w:tc>
+      </w:tr>
+    </w:tbl>
+    <w:p/>
+    <w:p>
+      <w:pPr>
+        <w:spacing w:before="120" w:after="40"/>
+      </w:pPr>
+      <w:r>
+        <w:rPr>
+          <w:b/>
+          <w:color w:val="282C34"/>
+          <w:sz w:val="22"/>
+        </w:rPr>
+        <w:t>Detailed Phase-by-Phase Operation &amp; Region Mapping:</w:t>
+      </w:r>
+    </w:p>
+    <w:p>
+      <w:pPr>
+        <w:spacing w:after="80"/>
+      </w:pPr>
+      <w:r>
+        <w:rPr>
+          <w:color w:val="282C34"/>
+          <w:sz w:val="21"/>
+        </w:rPr>
+        <w:t>##### Turn-On Transient:</w:t>
+      </w:r>
+    </w:p>
+    <w:p>
+      <w:pPr>
+        <w:pStyle w:val="ListBullet"/>
+        <w:spacing w:after="40"/>
+        <w:ind w:left="360"/>
+      </w:pPr>
+      <w:r>
+        <w:rPr>
+          <w:b/>
+          <w:color w:val="282C34"/>
+          <w:sz w:val="21"/>
+        </w:rPr>
+        <w:t>Phase 1: Turn-On Delay ($t_{d(on)}$) — Operating Region: CUTOFF</w:t>
+      </w:r>
+      <w:r>
+        <w:rPr>
+          <w:color w:val="282C34"/>
+          <w:sz w:val="21"/>
+        </w:rPr>
+        <w:t>:</w:t>
+      </w:r>
+    </w:p>
+    <w:p>
+      <w:pPr>
+        <w:pStyle w:val="ListBullet"/>
+        <w:spacing w:after="40"/>
+        <w:ind w:left="720"/>
+      </w:pPr>
+      <w:r>
+        <w:rPr>
+          <w:color w:val="282C34"/>
+          <w:sz w:val="21"/>
+        </w:rPr>
+        <w:t xml:space="preserve">Gate driver applies </w:t>
+      </w:r>
+      <w:r>
+        <w:rPr>
+          <w:i/>
+          <w:color w:val="145AA0"/>
+          <w:sz w:val="21"/>
+        </w:rPr>
+        <w:t>+V_{DRV</w:t>
+      </w:r>
+      <w:r>
+        <w:rPr>
+          <w:color w:val="282C34"/>
+          <w:sz w:val="21"/>
+        </w:rPr>
+        <w:t xml:space="preserve">. Gate current </w:t>
+      </w:r>
+      <w:r>
+        <w:rPr>
+          <w:i/>
+          <w:color w:val="145AA0"/>
+          <w:sz w:val="21"/>
+        </w:rPr>
+        <w:t>I_G</w:t>
+      </w:r>
+      <w:r>
+        <w:rPr>
+          <w:color w:val="282C34"/>
+          <w:sz w:val="21"/>
+        </w:rPr>
+        <w:t xml:space="preserve"> surges into </w:t>
+      </w:r>
+      <w:r>
+        <w:rPr>
+          <w:i/>
+          <w:color w:val="145AA0"/>
+          <w:sz w:val="21"/>
+        </w:rPr>
+        <w:t>C_{iss</w:t>
+      </w:r>
+      <w:r>
+        <w:rPr>
+          <w:color w:val="282C34"/>
+          <w:sz w:val="21"/>
+        </w:rPr>
+        <w:t>.</w:t>
+      </w:r>
+    </w:p>
+    <w:p>
+      <w:pPr>
+        <w:pStyle w:val="ListBullet"/>
+        <w:spacing w:after="40"/>
+        <w:ind w:left="720"/>
+      </w:pPr>
+      <w:r>
+        <w:rPr>
+          <w:i/>
+          <w:color w:val="145AA0"/>
+          <w:sz w:val="21"/>
+        </w:rPr>
+        <w:t>V_{GS</w:t>
+      </w:r>
+      <w:r>
+        <w:rPr>
+          <w:color w:val="282C34"/>
+          <w:sz w:val="21"/>
+        </w:rPr>
+        <w:t xml:space="preserve"> charges exponentially from </w:t>
+      </w:r>
+      <w:r>
+        <w:rPr>
+          <w:i/>
+          <w:color w:val="145AA0"/>
+          <w:sz w:val="21"/>
+        </w:rPr>
+        <w:t>0\,V</w:t>
+      </w:r>
+      <w:r>
+        <w:rPr>
+          <w:color w:val="282C34"/>
+          <w:sz w:val="21"/>
+        </w:rPr>
+        <w:t xml:space="preserve"> up to </w:t>
+      </w:r>
+      <w:r>
+        <w:rPr>
+          <w:i/>
+          <w:color w:val="145AA0"/>
+          <w:sz w:val="21"/>
+        </w:rPr>
+        <w:t>V_{TH</w:t>
+      </w:r>
+      <w:r>
+        <w:rPr>
+          <w:color w:val="282C34"/>
+          <w:sz w:val="21"/>
+        </w:rPr>
+        <w:t>.</w:t>
+      </w:r>
+    </w:p>
+    <w:p>
+      <w:pPr>
+        <w:pStyle w:val="ListBullet"/>
+        <w:spacing w:after="40"/>
+        <w:ind w:left="720"/>
+      </w:pPr>
+      <w:r>
+        <w:rPr>
+          <w:color w:val="282C34"/>
+          <w:sz w:val="21"/>
+        </w:rPr>
+        <w:t xml:space="preserve">Because </w:t>
+      </w:r>
+      <w:r>
+        <w:rPr>
+          <w:i/>
+          <w:color w:val="145AA0"/>
+          <w:sz w:val="21"/>
+        </w:rPr>
+        <w:t>V_{GS &lt; V_{TH</w:t>
+      </w:r>
+      <w:r>
+        <w:rPr>
+          <w:color w:val="282C34"/>
+          <w:sz w:val="21"/>
+        </w:rPr>
+        <w:t xml:space="preserve">, no channel exists: </w:t>
+      </w:r>
+      <w:r>
+        <w:rPr>
+          <w:i/>
+          <w:color w:val="145AA0"/>
+          <w:sz w:val="21"/>
+        </w:rPr>
+        <w:t>I_D = 0</w:t>
+      </w:r>
+      <w:r>
+        <w:rPr>
+          <w:color w:val="282C34"/>
+          <w:sz w:val="21"/>
+        </w:rPr>
+        <w:t xml:space="preserve"> and </w:t>
+      </w:r>
+      <w:r>
+        <w:rPr>
+          <w:i/>
+          <w:color w:val="145AA0"/>
+          <w:sz w:val="21"/>
+        </w:rPr>
+        <w:t>V_{DS = V_{BUS</w:t>
+      </w:r>
+      <w:r>
+        <w:rPr>
+          <w:color w:val="282C34"/>
+          <w:sz w:val="21"/>
+        </w:rPr>
+        <w:t>. Power loss is zero.</w:t>
+      </w:r>
+    </w:p>
+    <w:p>
+      <w:pPr>
+        <w:pStyle w:val="ListBullet"/>
+        <w:spacing w:after="40"/>
+        <w:ind w:left="360"/>
+      </w:pPr>
+      <w:r>
+        <w:rPr>
+          <w:b/>
+          <w:color w:val="282C34"/>
+          <w:sz w:val="21"/>
+        </w:rPr>
+        <w:t>Phase 2: Current Rise Time ($t_{ri}$) — Operating Region: SATURATION (ACTIVE)</w:t>
+      </w:r>
+      <w:r>
+        <w:rPr>
+          <w:color w:val="282C34"/>
+          <w:sz w:val="21"/>
+        </w:rPr>
+        <w:t>:</w:t>
+      </w:r>
+    </w:p>
+    <w:p>
+      <w:pPr>
+        <w:pStyle w:val="ListBullet"/>
+        <w:spacing w:after="40"/>
+        <w:ind w:left="720"/>
+      </w:pPr>
+      <w:r>
+        <w:rPr>
+          <w:i/>
+          <w:color w:val="145AA0"/>
+          <w:sz w:val="21"/>
+        </w:rPr>
+        <w:t>V_{GS</w:t>
+      </w:r>
+      <w:r>
+        <w:rPr>
+          <w:color w:val="282C34"/>
+          <w:sz w:val="21"/>
+        </w:rPr>
+        <w:t xml:space="preserve"> surpasses </w:t>
+      </w:r>
+      <w:r>
+        <w:rPr>
+          <w:i/>
+          <w:color w:val="145AA0"/>
+          <w:sz w:val="21"/>
+        </w:rPr>
+        <w:t>V_{TH</w:t>
+      </w:r>
+      <w:r>
+        <w:rPr>
+          <w:color w:val="282C34"/>
+          <w:sz w:val="21"/>
+        </w:rPr>
+        <w:t xml:space="preserve"> and rises toward </w:t>
+      </w:r>
+      <w:r>
+        <w:rPr>
+          <w:i/>
+          <w:color w:val="145AA0"/>
+          <w:sz w:val="21"/>
+        </w:rPr>
+        <w:t>V_{plateau</w:t>
+      </w:r>
+      <w:r>
+        <w:rPr>
+          <w:color w:val="282C34"/>
+          <w:sz w:val="21"/>
+        </w:rPr>
+        <w:t>.</w:t>
+      </w:r>
+    </w:p>
+    <w:p>
+      <w:pPr>
+        <w:pStyle w:val="ListBullet"/>
+        <w:spacing w:after="40"/>
+        <w:ind w:left="720"/>
+      </w:pPr>
+      <w:r>
+        <w:rPr>
+          <w:color w:val="282C34"/>
+          <w:sz w:val="21"/>
+        </w:rPr>
+        <w:t xml:space="preserve">The channel opens and operates in the </w:t>
+      </w:r>
+      <w:r>
+        <w:rPr>
+          <w:b/>
+          <w:color w:val="282C34"/>
+          <w:sz w:val="21"/>
+        </w:rPr>
+        <w:t>Saturation Region</w:t>
+      </w:r>
+      <w:r>
+        <w:rPr>
+          <w:color w:val="282C34"/>
+          <w:sz w:val="21"/>
+        </w:rPr>
+        <w:t xml:space="preserve"> (</w:t>
+      </w:r>
+      <w:r>
+        <w:rPr>
+          <w:i/>
+          <w:color w:val="145AA0"/>
+          <w:sz w:val="21"/>
+        </w:rPr>
+        <w:t>V_{DS ≥ V_{GS - V_{TH</w:t>
+      </w:r>
+      <w:r>
+        <w:rPr>
+          <w:color w:val="282C34"/>
+          <w:sz w:val="21"/>
+        </w:rPr>
+        <w:t>).</w:t>
+      </w:r>
+    </w:p>
+    <w:p>
+      <w:pPr>
+        <w:pStyle w:val="ListBullet"/>
+        <w:spacing w:after="40"/>
+        <w:ind w:left="720"/>
+      </w:pPr>
+      <w:r>
+        <w:rPr>
+          <w:i/>
+          <w:color w:val="145AA0"/>
+          <w:sz w:val="21"/>
+        </w:rPr>
+        <w:t>I_D</w:t>
+      </w:r>
+      <w:r>
+        <w:rPr>
+          <w:color w:val="282C34"/>
+          <w:sz w:val="21"/>
+        </w:rPr>
+        <w:t xml:space="preserve"> ramps up rapidly from </w:t>
+      </w:r>
+      <w:r>
+        <w:rPr>
+          <w:i/>
+          <w:color w:val="145AA0"/>
+          <w:sz w:val="21"/>
+        </w:rPr>
+        <w:t>0</w:t>
+      </w:r>
+      <w:r>
+        <w:rPr>
+          <w:color w:val="282C34"/>
+          <w:sz w:val="21"/>
+        </w:rPr>
+        <w:t xml:space="preserve"> to full load current </w:t>
+      </w:r>
+      <w:r>
+        <w:rPr>
+          <w:i/>
+          <w:color w:val="145AA0"/>
+          <w:sz w:val="21"/>
+        </w:rPr>
+        <w:t>I_{LOAD</w:t>
+      </w:r>
+      <w:r>
+        <w:rPr>
+          <w:color w:val="282C34"/>
+          <w:sz w:val="21"/>
+        </w:rPr>
+        <w:t>.</w:t>
+      </w:r>
+    </w:p>
+    <w:p>
+      <w:pPr>
+        <w:pStyle w:val="ListBullet"/>
+        <w:spacing w:after="40"/>
+        <w:ind w:left="720"/>
+      </w:pPr>
+      <w:r>
+        <w:rPr>
+          <w:color w:val="282C34"/>
+          <w:sz w:val="21"/>
+        </w:rPr>
+        <w:t xml:space="preserve">If commutating against an inductive freewheeling diode, </w:t>
+      </w:r>
+      <w:r>
+        <w:rPr>
+          <w:i/>
+          <w:color w:val="145AA0"/>
+          <w:sz w:val="21"/>
+        </w:rPr>
+        <w:t>I_D</w:t>
+      </w:r>
+      <w:r>
+        <w:rPr>
+          <w:color w:val="282C34"/>
+          <w:sz w:val="21"/>
+        </w:rPr>
+        <w:t xml:space="preserve"> overshoots by </w:t>
+      </w:r>
+      <w:r>
+        <w:rPr>
+          <w:i/>
+          <w:color w:val="145AA0"/>
+          <w:sz w:val="21"/>
+        </w:rPr>
+        <w:t>I_{rr</w:t>
+      </w:r>
+      <w:r>
+        <w:rPr>
+          <w:color w:val="282C34"/>
+          <w:sz w:val="21"/>
+        </w:rPr>
+        <w:t xml:space="preserve"> (diode reverse recovery current).</w:t>
+      </w:r>
+    </w:p>
+    <w:p>
+      <w:pPr>
+        <w:pStyle w:val="ListBullet"/>
+        <w:spacing w:after="40"/>
+        <w:ind w:left="720"/>
+      </w:pPr>
+      <w:r>
+        <w:rPr>
+          <w:i/>
+          <w:color w:val="145AA0"/>
+          <w:sz w:val="21"/>
+        </w:rPr>
+        <w:t>V_{DS</w:t>
+      </w:r>
+      <w:r>
+        <w:rPr>
+          <w:color w:val="282C34"/>
+          <w:sz w:val="21"/>
+        </w:rPr>
+        <w:t xml:space="preserve"> remains clamped at the full DC bus voltage (</w:t>
+      </w:r>
+      <w:r>
+        <w:rPr>
+          <w:i/>
+          <w:color w:val="145AA0"/>
+          <w:sz w:val="21"/>
+        </w:rPr>
+        <w:t>V_{BUS</w:t>
+      </w:r>
+      <w:r>
+        <w:rPr>
+          <w:color w:val="282C34"/>
+          <w:sz w:val="21"/>
+        </w:rPr>
+        <w:t>) by the external freewheeling diode.</w:t>
+      </w:r>
+    </w:p>
+    <w:p>
+      <w:pPr>
+        <w:pStyle w:val="ListBullet"/>
+        <w:spacing w:after="40"/>
+        <w:ind w:left="360"/>
+      </w:pPr>
+      <w:r>
+        <w:rPr>
+          <w:b/>
+          <w:color w:val="282C34"/>
+          <w:sz w:val="21"/>
+        </w:rPr>
+        <w:t>Phase 3: Voltage Fall / Miller Plateau ($t_{vf}$) — Operating Region: SATURATION $\rightarrow$ LINEAR TRANSITION</w:t>
+      </w:r>
+      <w:r>
+        <w:rPr>
+          <w:color w:val="282C34"/>
+          <w:sz w:val="21"/>
+        </w:rPr>
+        <w:t>:</w:t>
+      </w:r>
+    </w:p>
+    <w:p>
+      <w:pPr>
+        <w:pStyle w:val="ListBullet"/>
+        <w:spacing w:after="40"/>
+        <w:ind w:left="720"/>
+      </w:pPr>
+      <w:r>
+        <w:rPr>
+          <w:color w:val="282C34"/>
+          <w:sz w:val="21"/>
+        </w:rPr>
+        <w:t xml:space="preserve">Once </w:t>
+      </w:r>
+      <w:r>
+        <w:rPr>
+          <w:i/>
+          <w:color w:val="145AA0"/>
+          <w:sz w:val="21"/>
+        </w:rPr>
+        <w:t>I_D</w:t>
+      </w:r>
+      <w:r>
+        <w:rPr>
+          <w:color w:val="282C34"/>
+          <w:sz w:val="21"/>
+        </w:rPr>
+        <w:t xml:space="preserve"> reaches full load current, the freewheeling diode turns OFF.</w:t>
+      </w:r>
+    </w:p>
+    <w:p>
+      <w:pPr>
+        <w:pStyle w:val="ListBullet"/>
+        <w:spacing w:after="40"/>
+        <w:ind w:left="720"/>
+      </w:pPr>
+      <w:r>
+        <w:rPr>
+          <w:color w:val="282C34"/>
+          <w:sz w:val="21"/>
+        </w:rPr>
+        <w:t xml:space="preserve">The drain voltage </w:t>
+      </w:r>
+      <w:r>
+        <w:rPr>
+          <w:i/>
+          <w:color w:val="145AA0"/>
+          <w:sz w:val="21"/>
+        </w:rPr>
+        <w:t>V_{DS</w:t>
+      </w:r>
+      <w:r>
+        <w:rPr>
+          <w:color w:val="282C34"/>
+          <w:sz w:val="21"/>
+        </w:rPr>
+        <w:t xml:space="preserve"> begins to collapse violently from </w:t>
+      </w:r>
+      <w:r>
+        <w:rPr>
+          <w:i/>
+          <w:color w:val="145AA0"/>
+          <w:sz w:val="21"/>
+        </w:rPr>
+        <w:t>V_{BUS</w:t>
+      </w:r>
+      <w:r>
+        <w:rPr>
+          <w:color w:val="282C34"/>
+          <w:sz w:val="21"/>
+        </w:rPr>
+        <w:t xml:space="preserve"> toward zero.</w:t>
+      </w:r>
+    </w:p>
+    <w:p>
+      <w:pPr>
+        <w:pStyle w:val="ListBullet"/>
+        <w:spacing w:after="40"/>
+        <w:ind w:left="720"/>
+      </w:pPr>
+      <w:r>
+        <w:rPr>
+          <w:color w:val="282C34"/>
+          <w:sz w:val="21"/>
+        </w:rPr>
+        <w:t xml:space="preserve">Due to the massive negative </w:t>
+      </w:r>
+      <w:r>
+        <w:rPr>
+          <w:i/>
+          <w:color w:val="145AA0"/>
+          <w:sz w:val="21"/>
+        </w:rPr>
+        <w:t>\frac{dV_{DS{dt</w:t>
+      </w:r>
+      <w:r>
+        <w:rPr>
+          <w:color w:val="282C34"/>
+          <w:sz w:val="21"/>
+        </w:rPr>
+        <w:t xml:space="preserve">, all gate drive current is diverted into discharging the Miller capacitance </w:t>
+      </w:r>
+      <w:r>
+        <w:rPr>
+          <w:i/>
+          <w:color w:val="145AA0"/>
+          <w:sz w:val="21"/>
+        </w:rPr>
+        <w:t>C_{gd</w:t>
+      </w:r>
+      <w:r>
+        <w:rPr>
+          <w:color w:val="282C34"/>
+          <w:sz w:val="21"/>
+        </w:rPr>
+        <w:t>:</w:t>
+      </w:r>
+    </w:p>
+    <w:p>
+      <w:pPr>
+        <w:spacing w:after="80"/>
+      </w:pPr>
+      <w:r>
+        <w:rPr>
+          <w:i/>
+          <w:color w:val="145AA0"/>
+          <w:sz w:val="21"/>
+        </w:rPr>
+      </w:r>
+      <w:r>
+        <w:rPr>
+          <w:color w:val="282C34"/>
+          <w:sz w:val="21"/>
+        </w:rPr>
+        <w:t>I_G = C_{gd} \cdot \frac{dV_{DS}}{dt}</w:t>
+      </w:r>
+      <w:r>
+        <w:rPr>
+          <w:i/>
+          <w:color w:val="145AA0"/>
+          <w:sz w:val="21"/>
+        </w:rPr>
+      </w:r>
+    </w:p>
+    <w:p>
+      <w:pPr>
+        <w:pStyle w:val="ListBullet"/>
+        <w:spacing w:after="40"/>
+        <w:ind w:left="720"/>
+      </w:pPr>
+      <w:r>
+        <w:rPr>
+          <w:i/>
+          <w:color w:val="145AA0"/>
+          <w:sz w:val="21"/>
+        </w:rPr>
+        <w:t>V_{GS</w:t>
+      </w:r>
+      <w:r>
+        <w:rPr>
+          <w:color w:val="282C34"/>
+          <w:sz w:val="21"/>
+        </w:rPr>
+        <w:t xml:space="preserve"> is clamped flat at the </w:t>
+      </w:r>
+      <w:r>
+        <w:rPr>
+          <w:b/>
+          <w:color w:val="282C34"/>
+          <w:sz w:val="21"/>
+        </w:rPr>
+        <w:t>Miller Plateau Voltage ($V_{plateau}$)</w:t>
+      </w:r>
+      <w:r>
+        <w:rPr>
+          <w:color w:val="282C34"/>
+          <w:sz w:val="21"/>
+        </w:rPr>
+        <w:t>:</w:t>
+      </w:r>
+    </w:p>
+    <w:p>
+      <w:pPr>
+        <w:spacing w:after="80"/>
+      </w:pPr>
+      <w:r>
+        <w:rPr>
+          <w:i/>
+          <w:color w:val="145AA0"/>
+          <w:sz w:val="21"/>
+        </w:rPr>
+      </w:r>
+      <w:r>
+        <w:rPr>
+          <w:color w:val="282C34"/>
+          <w:sz w:val="21"/>
+        </w:rPr>
+        <w:t>V_{plateau} = V_{TH} + \frac{I_{LOAD}}{g_m}</w:t>
+      </w:r>
+      <w:r>
+        <w:rPr>
+          <w:i/>
+          <w:color w:val="145AA0"/>
+          <w:sz w:val="21"/>
+        </w:rPr>
+      </w:r>
+    </w:p>
+    <w:p>
+      <w:pPr>
+        <w:pStyle w:val="ListBullet"/>
+        <w:spacing w:after="40"/>
+        <w:ind w:left="720"/>
+      </w:pPr>
+      <w:r>
+        <w:rPr>
+          <w:color w:val="282C34"/>
+          <w:sz w:val="21"/>
+        </w:rPr>
+        <w:t>The device traverses from the edge of Saturation into the Linear region.</w:t>
+      </w:r>
+    </w:p>
+    <w:p>
+      <w:pPr>
+        <w:pStyle w:val="ListBullet"/>
+        <w:spacing w:after="40"/>
+        <w:ind w:left="720"/>
+      </w:pPr>
+      <w:r>
+        <w:rPr>
+          <w:b/>
+          <w:color w:val="282C34"/>
+          <w:sz w:val="21"/>
+        </w:rPr>
+        <w:t>Peak Turn-On Power Loss ($P_{sw(on)}$)</w:t>
+      </w:r>
+      <w:r>
+        <w:rPr>
+          <w:color w:val="282C34"/>
+          <w:sz w:val="21"/>
+        </w:rPr>
+        <w:t xml:space="preserve"> occurs here because both </w:t>
+      </w:r>
+      <w:r>
+        <w:rPr>
+          <w:i/>
+          <w:color w:val="145AA0"/>
+          <w:sz w:val="21"/>
+        </w:rPr>
+        <w:t>V_{DS</w:t>
+      </w:r>
+      <w:r>
+        <w:rPr>
+          <w:color w:val="282C34"/>
+          <w:sz w:val="21"/>
+        </w:rPr>
+        <w:t xml:space="preserve"> and </w:t>
+      </w:r>
+      <w:r>
+        <w:rPr>
+          <w:i/>
+          <w:color w:val="145AA0"/>
+          <w:sz w:val="21"/>
+        </w:rPr>
+        <w:t>I_D</w:t>
+      </w:r>
+      <w:r>
+        <w:rPr>
+          <w:color w:val="282C34"/>
+          <w:sz w:val="21"/>
+        </w:rPr>
+        <w:t xml:space="preserve"> are simultaneously high!</w:t>
+      </w:r>
+    </w:p>
+    <w:p>
+      <w:pPr>
+        <w:pStyle w:val="ListBullet"/>
+        <w:spacing w:after="40"/>
+        <w:ind w:left="360"/>
+      </w:pPr>
+      <w:r>
+        <w:rPr>
+          <w:b/>
+          <w:color w:val="282C34"/>
+          <w:sz w:val="21"/>
+        </w:rPr>
+        <w:t>Phase 4: Channel Enhancement ($t_{enh}$) — Operating Region: DEEP LINEAR (OHMIC)</w:t>
+      </w:r>
+      <w:r>
+        <w:rPr>
+          <w:color w:val="282C34"/>
+          <w:sz w:val="21"/>
+        </w:rPr>
+        <w:t>:</w:t>
+      </w:r>
+    </w:p>
+    <w:p>
+      <w:pPr>
+        <w:pStyle w:val="ListBullet"/>
+        <w:spacing w:after="40"/>
+        <w:ind w:left="720"/>
+      </w:pPr>
+      <w:r>
+        <w:rPr>
+          <w:i/>
+          <w:color w:val="145AA0"/>
+          <w:sz w:val="21"/>
+        </w:rPr>
+        <w:t>V_{DS</w:t>
+      </w:r>
+      <w:r>
+        <w:rPr>
+          <w:color w:val="282C34"/>
+          <w:sz w:val="21"/>
+        </w:rPr>
+        <w:t xml:space="preserve"> has fallen to the ohmic conduction drop (</w:t>
+      </w:r>
+      <w:r>
+        <w:rPr>
+          <w:i/>
+          <w:color w:val="145AA0"/>
+          <w:sz w:val="21"/>
+        </w:rPr>
+        <w:t>I_D \cdot R_{DS(on)</w:t>
+      </w:r>
+      <w:r>
+        <w:rPr>
+          <w:color w:val="282C34"/>
+          <w:sz w:val="21"/>
+        </w:rPr>
+        <w:t>).</w:t>
+      </w:r>
+    </w:p>
+    <w:p>
+      <w:pPr>
+        <w:pStyle w:val="ListBullet"/>
+        <w:spacing w:after="40"/>
+        <w:ind w:left="720"/>
+      </w:pPr>
+      <w:r>
+        <w:rPr>
+          <w:color w:val="282C34"/>
+          <w:sz w:val="21"/>
+        </w:rPr>
+        <w:t xml:space="preserve">Gate current resumes charging </w:t>
+      </w:r>
+      <w:r>
+        <w:rPr>
+          <w:i/>
+          <w:color w:val="145AA0"/>
+          <w:sz w:val="21"/>
+        </w:rPr>
+        <w:t>C_{gs</w:t>
+      </w:r>
+      <w:r>
+        <w:rPr>
+          <w:color w:val="282C34"/>
+          <w:sz w:val="21"/>
+        </w:rPr>
+        <w:t xml:space="preserve"> and </w:t>
+      </w:r>
+      <w:r>
+        <w:rPr>
+          <w:i/>
+          <w:color w:val="145AA0"/>
+          <w:sz w:val="21"/>
+        </w:rPr>
+        <w:t>C_{gd</w:t>
+      </w:r>
+      <w:r>
+        <w:rPr>
+          <w:color w:val="282C34"/>
+          <w:sz w:val="21"/>
+        </w:rPr>
+        <w:t xml:space="preserve"> from </w:t>
+      </w:r>
+      <w:r>
+        <w:rPr>
+          <w:i/>
+          <w:color w:val="145AA0"/>
+          <w:sz w:val="21"/>
+        </w:rPr>
+        <w:t>V_{plateau</w:t>
+      </w:r>
+      <w:r>
+        <w:rPr>
+          <w:color w:val="282C34"/>
+          <w:sz w:val="21"/>
+        </w:rPr>
+        <w:t xml:space="preserve"> up to full gate drive voltage (</w:t>
+      </w:r>
+      <w:r>
+        <w:rPr>
+          <w:i/>
+          <w:color w:val="145AA0"/>
+          <w:sz w:val="21"/>
+        </w:rPr>
+        <w:t>V_{DRIVE = 10\,V \dots 15\,V</w:t>
+      </w:r>
+      <w:r>
+        <w:rPr>
+          <w:color w:val="282C34"/>
+          <w:sz w:val="21"/>
+        </w:rPr>
+        <w:t>).</w:t>
+      </w:r>
+    </w:p>
+    <w:p>
+      <w:pPr>
+        <w:pStyle w:val="ListBullet"/>
+        <w:spacing w:after="40"/>
+        <w:ind w:left="720"/>
+      </w:pPr>
+      <w:r>
+        <w:rPr>
+          <w:color w:val="282C34"/>
+          <w:sz w:val="21"/>
+        </w:rPr>
+        <w:t xml:space="preserve">The channel enters deep ohmic conduction; </w:t>
+      </w:r>
+      <w:r>
+        <w:rPr>
+          <w:i/>
+          <w:color w:val="145AA0"/>
+          <w:sz w:val="21"/>
+        </w:rPr>
+        <w:t>R_{DS(on)</w:t>
+      </w:r>
+      <w:r>
+        <w:rPr>
+          <w:color w:val="282C34"/>
+          <w:sz w:val="21"/>
+        </w:rPr>
+        <w:t xml:space="preserve"> drops to its datasheet minimum.</w:t>
+      </w:r>
+    </w:p>
+    <w:p>
+      <w:pPr>
+        <w:spacing w:after="80"/>
+      </w:pPr>
+      <w:r>
+        <w:rPr>
+          <w:color w:val="282C34"/>
+          <w:sz w:val="21"/>
+        </w:rPr>
+        <w:t>##### Steady-State ON:</w:t>
+      </w:r>
+    </w:p>
+    <w:p>
+      <w:pPr>
+        <w:pStyle w:val="ListBullet"/>
+        <w:spacing w:after="40"/>
+        <w:ind w:left="360"/>
+      </w:pPr>
+      <w:r>
+        <w:rPr>
+          <w:color w:val="282C34"/>
+          <w:sz w:val="21"/>
+        </w:rPr>
+        <w:t xml:space="preserve">Conduction loss is purely resistive: </w:t>
+      </w:r>
+      <w:r>
+        <w:rPr>
+          <w:i/>
+          <w:color w:val="145AA0"/>
+          <w:sz w:val="21"/>
+        </w:rPr>
+        <w:t>P_{cond = I_D^2 \cdot R_{DS(on)</w:t>
+      </w:r>
+      <w:r>
+        <w:rPr>
+          <w:color w:val="282C34"/>
+          <w:sz w:val="21"/>
+        </w:rPr>
+        <w:t>.</w:t>
+      </w:r>
+    </w:p>
+    <w:p>
+      <w:pPr>
+        <w:spacing w:after="80"/>
+      </w:pPr>
+      <w:r>
+        <w:rPr>
+          <w:color w:val="282C34"/>
+          <w:sz w:val="21"/>
+        </w:rPr>
+        <w:t>##### Turn-Off Transient:</w:t>
+      </w:r>
+    </w:p>
+    <w:p>
+      <w:pPr>
+        <w:pStyle w:val="ListBullet"/>
+        <w:spacing w:after="40"/>
+        <w:ind w:left="360"/>
+      </w:pPr>
+      <w:r>
+        <w:rPr>
+          <w:b/>
+          <w:color w:val="282C34"/>
+          <w:sz w:val="21"/>
+        </w:rPr>
+        <w:t>Phase 5: Turn-Off Delay ($t_{d(off)}$) — Operating Region: LINEAR (OHMIC)</w:t>
+      </w:r>
+      <w:r>
+        <w:rPr>
+          <w:color w:val="282C34"/>
+          <w:sz w:val="21"/>
+        </w:rPr>
+        <w:t>:</w:t>
+      </w:r>
+    </w:p>
+    <w:p>
+      <w:pPr>
+        <w:pStyle w:val="ListBullet"/>
+        <w:spacing w:after="40"/>
+        <w:ind w:left="720"/>
+      </w:pPr>
+      <w:r>
+        <w:rPr>
+          <w:color w:val="282C34"/>
+          <w:sz w:val="21"/>
+        </w:rPr>
+        <w:t>Gate driver pulls gate to GND (or negative bias). Gate current flows in reverse (</w:t>
+      </w:r>
+      <w:r>
+        <w:rPr>
+          <w:i/>
+          <w:color w:val="145AA0"/>
+          <w:sz w:val="21"/>
+        </w:rPr>
+        <w:t>I_{sink</w:t>
+      </w:r>
+      <w:r>
+        <w:rPr>
+          <w:color w:val="282C34"/>
+          <w:sz w:val="21"/>
+        </w:rPr>
+        <w:t>).</w:t>
+      </w:r>
+    </w:p>
+    <w:p>
+      <w:pPr>
+        <w:pStyle w:val="ListBullet"/>
+        <w:spacing w:after="40"/>
+        <w:ind w:left="720"/>
+      </w:pPr>
+      <w:r>
+        <w:rPr>
+          <w:i/>
+          <w:color w:val="145AA0"/>
+          <w:sz w:val="21"/>
+        </w:rPr>
+        <w:t>V_{GS</w:t>
+      </w:r>
+      <w:r>
+        <w:rPr>
+          <w:color w:val="282C34"/>
+          <w:sz w:val="21"/>
+        </w:rPr>
+        <w:t xml:space="preserve"> discharges from </w:t>
+      </w:r>
+      <w:r>
+        <w:rPr>
+          <w:i/>
+          <w:color w:val="145AA0"/>
+          <w:sz w:val="21"/>
+        </w:rPr>
+        <w:t>V_{DRIVE</w:t>
+      </w:r>
+      <w:r>
+        <w:rPr>
+          <w:color w:val="282C34"/>
+          <w:sz w:val="21"/>
+        </w:rPr>
+        <w:t xml:space="preserve"> down to </w:t>
+      </w:r>
+      <w:r>
+        <w:rPr>
+          <w:i/>
+          <w:color w:val="145AA0"/>
+          <w:sz w:val="21"/>
+        </w:rPr>
+        <w:t>V_{plateau</w:t>
+      </w:r>
+      <w:r>
+        <w:rPr>
+          <w:color w:val="282C34"/>
+          <w:sz w:val="21"/>
+        </w:rPr>
+        <w:t>.</w:t>
+      </w:r>
+    </w:p>
+    <w:p>
+      <w:pPr>
+        <w:pStyle w:val="ListBullet"/>
+        <w:spacing w:after="40"/>
+        <w:ind w:left="720"/>
+      </w:pPr>
+      <w:r>
+        <w:rPr>
+          <w:i/>
+          <w:color w:val="145AA0"/>
+          <w:sz w:val="21"/>
+        </w:rPr>
+        <w:t>V_{DS</w:t>
+      </w:r>
+      <w:r>
+        <w:rPr>
+          <w:color w:val="282C34"/>
+          <w:sz w:val="21"/>
+        </w:rPr>
+        <w:t xml:space="preserve"> remains near zero. The device is still in the ohmic linear region.</w:t>
+      </w:r>
+    </w:p>
+    <w:p>
+      <w:pPr>
+        <w:pStyle w:val="ListBullet"/>
+        <w:spacing w:after="40"/>
+        <w:ind w:left="360"/>
+      </w:pPr>
+      <w:r>
+        <w:rPr>
+          <w:b/>
+          <w:color w:val="282C34"/>
+          <w:sz w:val="21"/>
+        </w:rPr>
+        <w:t>Phase 6: Voltage Rise / Turn-Off Miller Plateau ($t_{vr}$) — Operating Region: LINEAR $\rightarrow$ SATURATION</w:t>
+      </w:r>
+      <w:r>
+        <w:rPr>
+          <w:color w:val="282C34"/>
+          <w:sz w:val="21"/>
+        </w:rPr>
+        <w:t>:</w:t>
+      </w:r>
+    </w:p>
+    <w:p>
+      <w:pPr>
+        <w:pStyle w:val="ListBullet"/>
+        <w:spacing w:after="40"/>
+        <w:ind w:left="720"/>
+      </w:pPr>
+      <w:r>
+        <w:rPr>
+          <w:i/>
+          <w:color w:val="145AA0"/>
+          <w:sz w:val="21"/>
+        </w:rPr>
+        <w:t>V_{GS</w:t>
+      </w:r>
+      <w:r>
+        <w:rPr>
+          <w:color w:val="282C34"/>
+          <w:sz w:val="21"/>
+        </w:rPr>
+        <w:t xml:space="preserve"> reaches the Miller Plateau (</w:t>
+      </w:r>
+      <w:r>
+        <w:rPr>
+          <w:i/>
+          <w:color w:val="145AA0"/>
+          <w:sz w:val="21"/>
+        </w:rPr>
+        <w:t>V_{plateau</w:t>
+      </w:r>
+      <w:r>
+        <w:rPr>
+          <w:color w:val="282C34"/>
+          <w:sz w:val="21"/>
+        </w:rPr>
+        <w:t>).</w:t>
+      </w:r>
+    </w:p>
+    <w:p>
+      <w:pPr>
+        <w:pStyle w:val="ListBullet"/>
+        <w:spacing w:after="40"/>
+        <w:ind w:left="720"/>
+      </w:pPr>
+      <w:r>
+        <w:rPr>
+          <w:i/>
+          <w:color w:val="145AA0"/>
+          <w:sz w:val="21"/>
+        </w:rPr>
+        <w:t>V_{DS</w:t>
+      </w:r>
+      <w:r>
+        <w:rPr>
+          <w:color w:val="282C34"/>
+          <w:sz w:val="21"/>
+        </w:rPr>
+        <w:t xml:space="preserve"> rises rapidly from near zero up to </w:t>
+      </w:r>
+      <w:r>
+        <w:rPr>
+          <w:i/>
+          <w:color w:val="145AA0"/>
+          <w:sz w:val="21"/>
+        </w:rPr>
+        <w:t>V_{BUS + V_{spike</w:t>
+      </w:r>
+      <w:r>
+        <w:rPr>
+          <w:color w:val="282C34"/>
+          <w:sz w:val="21"/>
+        </w:rPr>
+        <w:t>.</w:t>
+      </w:r>
+    </w:p>
+    <w:p>
+      <w:pPr>
+        <w:pStyle w:val="ListBullet"/>
+        <w:spacing w:after="40"/>
+        <w:ind w:left="720"/>
+      </w:pPr>
+      <w:r>
+        <w:rPr>
+          <w:color w:val="282C34"/>
+          <w:sz w:val="21"/>
+        </w:rPr>
+        <w:t xml:space="preserve">The displacement current charging </w:t>
+      </w:r>
+      <w:r>
+        <w:rPr>
+          <w:i/>
+          <w:color w:val="145AA0"/>
+          <w:sz w:val="21"/>
+        </w:rPr>
+        <w:t>C_{gd</w:t>
+      </w:r>
+      <w:r>
+        <w:rPr>
+          <w:color w:val="282C34"/>
+          <w:sz w:val="21"/>
+        </w:rPr>
+        <w:t xml:space="preserve"> clamps </w:t>
+      </w:r>
+      <w:r>
+        <w:rPr>
+          <w:i/>
+          <w:color w:val="145AA0"/>
+          <w:sz w:val="21"/>
+        </w:rPr>
+        <w:t>V_{GS</w:t>
+      </w:r>
+      <w:r>
+        <w:rPr>
+          <w:color w:val="282C34"/>
+          <w:sz w:val="21"/>
+        </w:rPr>
+        <w:t xml:space="preserve"> at </w:t>
+      </w:r>
+      <w:r>
+        <w:rPr>
+          <w:i/>
+          <w:color w:val="145AA0"/>
+          <w:sz w:val="21"/>
+        </w:rPr>
+        <w:t>V_{plateau</w:t>
+      </w:r>
+      <w:r>
+        <w:rPr>
+          <w:color w:val="282C34"/>
+          <w:sz w:val="21"/>
+        </w:rPr>
+        <w:t>.</w:t>
+      </w:r>
+    </w:p>
+    <w:p>
+      <w:pPr>
+        <w:pStyle w:val="ListBullet"/>
+        <w:spacing w:after="40"/>
+        <w:ind w:left="720"/>
+      </w:pPr>
+      <w:r>
+        <w:rPr>
+          <w:color w:val="282C34"/>
+          <w:sz w:val="21"/>
+        </w:rPr>
+        <w:t xml:space="preserve">The device re-enters the </w:t>
+      </w:r>
+      <w:r>
+        <w:rPr>
+          <w:b/>
+          <w:color w:val="282C34"/>
+          <w:sz w:val="21"/>
+        </w:rPr>
+        <w:t>Saturation Region</w:t>
+      </w:r>
+      <w:r>
+        <w:rPr>
+          <w:color w:val="282C34"/>
+          <w:sz w:val="21"/>
+        </w:rPr>
+        <w:t>.</w:t>
+      </w:r>
+    </w:p>
+    <w:p>
+      <w:pPr>
+        <w:pStyle w:val="ListBullet"/>
+        <w:spacing w:after="40"/>
+        <w:ind w:left="360"/>
+      </w:pPr>
+      <w:r>
+        <w:rPr>
+          <w:b/>
+          <w:color w:val="282C34"/>
+          <w:sz w:val="21"/>
+        </w:rPr>
+        <w:t>Phase 7: Current Fall Time ($t_{fi}$) — Operating Region: SATURATION (ACTIVE)</w:t>
+      </w:r>
+      <w:r>
+        <w:rPr>
+          <w:color w:val="282C34"/>
+          <w:sz w:val="21"/>
+        </w:rPr>
+        <w:t>:</w:t>
+      </w:r>
+    </w:p>
+    <w:p>
+      <w:pPr>
+        <w:pStyle w:val="ListBullet"/>
+        <w:spacing w:after="40"/>
+        <w:ind w:left="720"/>
+      </w:pPr>
+      <w:r>
+        <w:rPr>
+          <w:i/>
+          <w:color w:val="145AA0"/>
+          <w:sz w:val="21"/>
+        </w:rPr>
+        <w:t>V_{DS</w:t>
+      </w:r>
+      <w:r>
+        <w:rPr>
+          <w:color w:val="282C34"/>
+          <w:sz w:val="21"/>
+        </w:rPr>
+        <w:t xml:space="preserve"> has reached </w:t>
+      </w:r>
+      <w:r>
+        <w:rPr>
+          <w:i/>
+          <w:color w:val="145AA0"/>
+          <w:sz w:val="21"/>
+        </w:rPr>
+        <w:t>V_{BUS</w:t>
+      </w:r>
+      <w:r>
+        <w:rPr>
+          <w:color w:val="282C34"/>
+          <w:sz w:val="21"/>
+        </w:rPr>
+        <w:t>, allowing the external freewheeling diode to turn ON.</w:t>
+      </w:r>
+    </w:p>
+    <w:p>
+      <w:pPr>
+        <w:pStyle w:val="ListBullet"/>
+        <w:spacing w:after="40"/>
+        <w:ind w:left="720"/>
+      </w:pPr>
+      <w:r>
+        <w:rPr>
+          <w:i/>
+          <w:color w:val="145AA0"/>
+          <w:sz w:val="21"/>
+        </w:rPr>
+        <w:t>V_{GS</w:t>
+      </w:r>
+      <w:r>
+        <w:rPr>
+          <w:color w:val="282C34"/>
+          <w:sz w:val="21"/>
+        </w:rPr>
+        <w:t xml:space="preserve"> falls from </w:t>
+      </w:r>
+      <w:r>
+        <w:rPr>
+          <w:i/>
+          <w:color w:val="145AA0"/>
+          <w:sz w:val="21"/>
+        </w:rPr>
+        <w:t>V_{plateau</w:t>
+      </w:r>
+      <w:r>
+        <w:rPr>
+          <w:color w:val="282C34"/>
+          <w:sz w:val="21"/>
+        </w:rPr>
+        <w:t xml:space="preserve"> down to </w:t>
+      </w:r>
+      <w:r>
+        <w:rPr>
+          <w:i/>
+          <w:color w:val="145AA0"/>
+          <w:sz w:val="21"/>
+        </w:rPr>
+        <w:t>V_{TH</w:t>
+      </w:r>
+      <w:r>
+        <w:rPr>
+          <w:color w:val="282C34"/>
+          <w:sz w:val="21"/>
+        </w:rPr>
+        <w:t>.</w:t>
+      </w:r>
+    </w:p>
+    <w:p>
+      <w:pPr>
+        <w:pStyle w:val="ListBullet"/>
+        <w:spacing w:after="40"/>
+        <w:ind w:left="720"/>
+      </w:pPr>
+      <w:r>
+        <w:rPr>
+          <w:i/>
+          <w:color w:val="145AA0"/>
+          <w:sz w:val="21"/>
+        </w:rPr>
+        <w:t>I_D</w:t>
+      </w:r>
+      <w:r>
+        <w:rPr>
+          <w:color w:val="282C34"/>
+          <w:sz w:val="21"/>
+        </w:rPr>
+        <w:t xml:space="preserve"> collapses from </w:t>
+      </w:r>
+      <w:r>
+        <w:rPr>
+          <w:i/>
+          <w:color w:val="145AA0"/>
+          <w:sz w:val="21"/>
+        </w:rPr>
+        <w:t>I_{LOAD</w:t>
+      </w:r>
+      <w:r>
+        <w:rPr>
+          <w:color w:val="282C34"/>
+          <w:sz w:val="21"/>
+        </w:rPr>
+        <w:t xml:space="preserve"> down to zero.</w:t>
+      </w:r>
+    </w:p>
+    <w:p>
+      <w:pPr>
+        <w:pStyle w:val="ListBullet"/>
+        <w:spacing w:after="40"/>
+        <w:ind w:left="720"/>
+      </w:pPr>
+      <w:r>
+        <w:rPr>
+          <w:color w:val="282C34"/>
+          <w:sz w:val="21"/>
+        </w:rPr>
+        <w:t xml:space="preserve">The rapid </w:t>
+      </w:r>
+      <w:r>
+        <w:rPr>
+          <w:i/>
+          <w:color w:val="145AA0"/>
+          <w:sz w:val="21"/>
+        </w:rPr>
+        <w:t>\frac{di_D{dt</w:t>
+      </w:r>
+      <w:r>
+        <w:rPr>
+          <w:color w:val="282C34"/>
+          <w:sz w:val="21"/>
+        </w:rPr>
+        <w:t xml:space="preserve"> across stray loop inductance (</w:t>
+      </w:r>
+      <w:r>
+        <w:rPr>
+          <w:i/>
+          <w:color w:val="145AA0"/>
+          <w:sz w:val="21"/>
+        </w:rPr>
+        <w:t>L_\sigma</w:t>
+      </w:r>
+      <w:r>
+        <w:rPr>
+          <w:color w:val="282C34"/>
+          <w:sz w:val="21"/>
+        </w:rPr>
+        <w:t>) generates a high inductive voltage spike:</w:t>
+      </w:r>
+    </w:p>
+    <w:p>
+      <w:pPr>
+        <w:spacing w:after="80"/>
+      </w:pPr>
+      <w:r>
+        <w:rPr>
+          <w:i/>
+          <w:color w:val="145AA0"/>
+          <w:sz w:val="21"/>
+        </w:rPr>
+      </w:r>
+      <w:r>
+        <w:rPr>
+          <w:color w:val="282C34"/>
+          <w:sz w:val="21"/>
+        </w:rPr>
+        <w:t>V_{DS(pk)} = V_{BUS} + L_\sigma \cdot \left|\frac{di_D}{dt}\right|</w:t>
+      </w:r>
+      <w:r>
+        <w:rPr>
+          <w:i/>
+          <w:color w:val="145AA0"/>
+          <w:sz w:val="21"/>
+        </w:rPr>
+      </w:r>
+    </w:p>
+    <w:p>
+      <w:pPr>
+        <w:pStyle w:val="ListBullet"/>
+        <w:spacing w:after="40"/>
+        <w:ind w:left="720"/>
+      </w:pPr>
+      <w:r>
+        <w:rPr>
+          <w:b/>
+          <w:color w:val="282C34"/>
+          <w:sz w:val="21"/>
+        </w:rPr>
+        <w:t>Peak Turn-Off Power Loss ($P_{sw(off)}$)</w:t>
+      </w:r>
+      <w:r>
+        <w:rPr>
+          <w:color w:val="282C34"/>
+          <w:sz w:val="21"/>
+        </w:rPr>
+        <w:t xml:space="preserve"> occurs here.</w:t>
+      </w:r>
+    </w:p>
+    <w:p>
+      <w:pPr>
+        <w:pStyle w:val="ListBullet"/>
+        <w:spacing w:after="40"/>
+        <w:ind w:left="360"/>
+      </w:pPr>
+      <w:r>
+        <w:rPr>
+          <w:b/>
+          <w:color w:val="282C34"/>
+          <w:sz w:val="21"/>
+        </w:rPr>
+        <w:t>Phase 8: Turn-Off Settle — Operating Region: CUTOFF</w:t>
+      </w:r>
+      <w:r>
+        <w:rPr>
+          <w:color w:val="282C34"/>
+          <w:sz w:val="21"/>
+        </w:rPr>
+        <w:t>:</w:t>
+      </w:r>
+    </w:p>
+    <w:p>
+      <w:pPr>
+        <w:pStyle w:val="ListBullet"/>
+        <w:spacing w:after="40"/>
+        <w:ind w:left="720"/>
+      </w:pPr>
+      <w:r>
+        <w:rPr>
+          <w:i/>
+          <w:color w:val="145AA0"/>
+          <w:sz w:val="21"/>
+        </w:rPr>
+        <w:t>V_{GS</w:t>
+      </w:r>
+      <w:r>
+        <w:rPr>
+          <w:color w:val="282C34"/>
+          <w:sz w:val="21"/>
+        </w:rPr>
+        <w:t xml:space="preserve"> falls below </w:t>
+      </w:r>
+      <w:r>
+        <w:rPr>
+          <w:i/>
+          <w:color w:val="145AA0"/>
+          <w:sz w:val="21"/>
+        </w:rPr>
+        <w:t>V_{TH</w:t>
+      </w:r>
+      <w:r>
+        <w:rPr>
+          <w:color w:val="282C34"/>
+          <w:sz w:val="21"/>
+        </w:rPr>
+        <w:t xml:space="preserve"> down to </w:t>
+      </w:r>
+      <w:r>
+        <w:rPr>
+          <w:i/>
+          <w:color w:val="145AA0"/>
+          <w:sz w:val="21"/>
+        </w:rPr>
+        <w:t>0\,V</w:t>
+      </w:r>
+      <w:r>
+        <w:rPr>
+          <w:color w:val="282C34"/>
+          <w:sz w:val="21"/>
+        </w:rPr>
+        <w:t xml:space="preserve"> (or negative rail).</w:t>
+      </w:r>
+    </w:p>
+    <w:p>
+      <w:pPr>
+        <w:pStyle w:val="ListBullet"/>
+        <w:spacing w:after="40"/>
+        <w:ind w:left="720"/>
+      </w:pPr>
+      <w:r>
+        <w:rPr>
+          <w:color w:val="282C34"/>
+          <w:sz w:val="21"/>
+        </w:rPr>
+        <w:t>Channel is completely closed (</w:t>
+      </w:r>
+      <w:r>
+        <w:rPr>
+          <w:i/>
+          <w:color w:val="145AA0"/>
+          <w:sz w:val="21"/>
+        </w:rPr>
+        <w:t>I_D = 0</w:t>
+      </w:r>
+      <w:r>
+        <w:rPr>
+          <w:color w:val="282C34"/>
+          <w:sz w:val="21"/>
+        </w:rPr>
+        <w:t>).</w:t>
+      </w:r>
+    </w:p>
+    <w:p>
+      <w:pPr>
+        <w:pStyle w:val="ListBullet"/>
+        <w:spacing w:after="40"/>
+        <w:ind w:left="720"/>
+      </w:pPr>
+      <w:r>
+        <w:rPr>
+          <w:color w:val="282C34"/>
+          <w:sz w:val="21"/>
+        </w:rPr>
+        <w:t xml:space="preserve">Parasitic ringing between </w:t>
+      </w:r>
+      <w:r>
+        <w:rPr>
+          <w:i/>
+          <w:color w:val="145AA0"/>
+          <w:sz w:val="21"/>
+        </w:rPr>
+        <w:t>L_\sigma</w:t>
+      </w:r>
+      <w:r>
+        <w:rPr>
+          <w:color w:val="282C34"/>
+          <w:sz w:val="21"/>
+        </w:rPr>
+        <w:t xml:space="preserve"> and </w:t>
+      </w:r>
+      <w:r>
+        <w:rPr>
+          <w:i/>
+          <w:color w:val="145AA0"/>
+          <w:sz w:val="21"/>
+        </w:rPr>
+        <w:t>C_{oss</w:t>
+      </w:r>
+      <w:r>
+        <w:rPr>
+          <w:color w:val="282C34"/>
+          <w:sz w:val="21"/>
+        </w:rPr>
+        <w:t xml:space="preserve"> dampens out to </w:t>
+      </w:r>
+      <w:r>
+        <w:rPr>
+          <w:i/>
+          <w:color w:val="145AA0"/>
+          <w:sz w:val="21"/>
+        </w:rPr>
+        <w:t>V_{BUS</w:t>
+      </w:r>
+      <w:r>
+        <w:rPr>
+          <w:color w:val="282C34"/>
+          <w:sz w:val="21"/>
+        </w:rPr>
+        <w:t>.</w:t>
+      </w:r>
+    </w:p>
+    <w:p>
+      <w:pPr>
+        <w:spacing w:before="80" w:after="80"/>
+        <w:pBdr>
+          <w:bottom w:val="single" w:sz="6" w:space="1" w:color="E2E8F0"/>
+        </w:pBdr>
+      </w:pPr>
+    </w:p>
+    <w:p>
+      <w:pPr>
+        <w:spacing w:before="160" w:after="80"/>
+      </w:pPr>
+      <w:r>
+        <w:rPr>
+          <w:b/>
+          <w:color w:val="4682B4"/>
+          <w:sz w:val="24"/>
+        </w:rPr>
+        <w:t>6.5 Soft-Switching Waveforms: Zero-Voltage Switching (ZVS)</w:t>
+      </w:r>
+    </w:p>
+    <w:p>
+      <w:pPr>
+        <w:spacing w:after="80"/>
+      </w:pPr>
+      <w:r>
+        <w:rPr>
+          <w:color w:val="282C34"/>
+          <w:sz w:val="21"/>
+        </w:rPr>
+        <w:t>In resonant topologies (LLC converters, Phase-Shifted Full-Bridge), the inductive tank current naturally discharges the output capacitance (</w:t>
+      </w:r>
+      <w:r>
+        <w:rPr>
+          <w:i/>
+          <w:color w:val="145AA0"/>
+          <w:sz w:val="21"/>
+        </w:rPr>
+        <w:t>C_{oss</w:t>
+      </w:r>
+      <w:r>
+        <w:rPr>
+          <w:color w:val="282C34"/>
+          <w:sz w:val="21"/>
+        </w:rPr>
+        <w:t xml:space="preserve">) to zero volts </w:t>
+      </w:r>
+      <w:r>
+        <w:rPr>
+          <w:b/>
+          <w:color w:val="282C34"/>
+          <w:sz w:val="21"/>
+        </w:rPr>
+        <w:t>before</w:t>
+      </w:r>
+      <w:r>
+        <w:rPr>
+          <w:color w:val="282C34"/>
+          <w:sz w:val="21"/>
+        </w:rPr>
+        <w:t xml:space="preserve"> the gate turns ON, completely eliminating hard-switching overlap:</w:t>
+      </w:r>
+    </w:p>
+    <w:tbl>
+      <w:tblPr>
+        <w:tblW w:type="auto" w:w="0"/>
+        <w:jc w:val="center"/>
+        <w:tblLook w:firstColumn="1" w:firstRow="1" w:lastColumn="0" w:lastRow="0" w:noHBand="0" w:noVBand="1" w:val="04A0"/>
+      </w:tblPr>
+      <w:tblGrid>
+        <w:gridCol w:w="9792"/>
+      </w:tblGrid>
+      <w:tr>
+        <w:tc>
+          <w:tcPr>
+            <w:tcW w:type="dxa" w:w="9792"/>
+            <w:shd w:fill="F5F6F8"/>
+            <w:tcMar>
+              <w:top w:w="80" w:type="dxa"/>
+              <w:bottom w:w="80" w:type="dxa"/>
+              <w:left w:w="140" w:type="dxa"/>
+              <w:right w:w="140" w:type="dxa"/>
+            </w:tcMar>
+            <w:tcBorders>
+              <w:left w:val="single" w:sz="18" w:space="0" w:color="CBD5E0"/>
+              <w:top w:val="none"/>
+              <w:right w:val="none"/>
+              <w:bottom w:val="none"/>
+            </w:tcBorders>
+          </w:tcPr>
+          <w:p>
+            <w:pPr>
+              <w:spacing w:line="240" w:lineRule="auto" w:after="0"/>
+            </w:pPr>
+            <w:r>
+              <w:rPr>
+                <w:rFonts w:ascii="Consolas" w:hAnsi="Consolas"/>
+                <w:color w:val="2D3748"/>
+                <w:sz w:val="18"/>
+              </w:rPr>
+              <w:t xml:space="preserve">                        Zero-Voltage Switching (ZVS) Turn-On Waveforms</w:t>
+              <w:br/>
+              <w:t xml:space="preserve">                  │◄──── Dead-Time (t_dead) ────►│</w:t>
+              <w:br/>
+              <w:t xml:space="preserve">                  │  Inductive Current Discharges│ Gate turns ON into 0V Vds</w:t>
+              <w:br/>
+              <w:t xml:space="preserve">                  │       Coss to 0V             │ (ZERO TURN-ON POWER LOSS!)</w:t>
+              <w:br/>
+              <w:t xml:space="preserve">   Vgs ^          │                              │</w:t>
+              <w:br/>
+              <w:t xml:space="preserve">       │          │                              │              V_drive</w:t>
+              <w:br/>
+              <w:t xml:space="preserve">  V_drv┼──────────┼──────────────────────────────┼──────────────.───────────</w:t>
+              <w:br/>
+              <w:t xml:space="preserve">       │          │                              │             /</w:t>
+              <w:br/>
+              <w:t xml:space="preserve">   0V  ┴──────────┴──────────────────────────────┴────────────'─────────────&gt; Time</w:t>
+              <w:br/>
+              <w:t xml:space="preserve">                  │                              │</w:t>
+              <w:br/>
+              <w:t xml:space="preserve">   Vds ^          │                              │</w:t>
+              <w:br/>
+              <w:t xml:space="preserve">       │  V_bus   │                              │</w:t>
+              <w:br/>
+              <w:t xml:space="preserve">  V_bus┼──────────┼──.                           │</w:t>
+              <w:br/>
+              <w:t xml:space="preserve">       │          │   \  Resonant dV/dt          │</w:t>
+              <w:br/>
+              <w:t xml:space="preserve">       │          │    \ (Inductive freewheeling)│</w:t>
+              <w:br/>
+              <w:t xml:space="preserve">   0V  ┴──────────┴─────'────────────────────────┴──────────────────────────&gt; Time</w:t>
+              <w:br/>
+              <w:t xml:space="preserve">                  │     ▲                        │</w:t>
+              <w:br/>
+              <w:t xml:space="preserve">                  │     └─ Vds hits 0V HERE!     │</w:t>
+              <w:br/>
+              <w:t xml:space="preserve">   Id  ^          │                              │</w:t>
+              <w:br/>
+              <w:t xml:space="preserve">       │          │                              │            +I_load (Forward)</w:t>
+              <w:br/>
+              <w:t xml:space="preserve">  +I_L ┼──────────┼──────────────────────────────┼────────────.─────────────</w:t>
+              <w:br/>
+              <w:t xml:space="preserve">   0A  ┼──────────┼──────────────────────────────┴───────────'──────────────</w:t>
+              <w:br/>
+              <w:t xml:space="preserve">       │          │     -I_mag (Freewheels       │</w:t>
+              <w:br/>
+              <w:t xml:space="preserve">  -I_L ┼──────────┴─────. through Body Diode)    │</w:t>
+              <w:br/>
+              <w:t xml:space="preserve">       │                 \                       │</w:t>
+              <w:br/>
+              <w:t xml:space="preserve">       │                  '──────────────────────┘</w:t>
+              <w:br/>
+              <w:t xml:space="preserve">                  │                              │</w:t>
+              <w:br/>
+              <w:t xml:space="preserve">  P(t) ^          │                              │</w:t>
+              <w:br/>
+              <w:t xml:space="preserve">       │          │                              │</w:t>
+              <w:br/>
+              <w:t xml:space="preserve">   0W  ┴──────────┴──────────────────────────────┴──────────────────────────&gt; Time</w:t>
+              <w:br/>
+              <w:t xml:space="preserve">                  │     Zero Vds * Id Overlap    │ P_sw(on) = 0 Watts!</w:t>
+            </w:r>
+          </w:p>
+        </w:tc>
+      </w:tr>
+    </w:tbl>
+    <w:p/>
+    <w:p>
+      <w:pPr>
+        <w:pStyle w:val="ListBullet"/>
+        <w:spacing w:after="40"/>
+        <w:ind w:left="360"/>
+      </w:pPr>
+      <w:r>
+        <w:rPr>
+          <w:color w:val="282C34"/>
+          <w:sz w:val="21"/>
+        </w:rPr>
+        <w:t xml:space="preserve">When </w:t>
+      </w:r>
+      <w:r>
+        <w:rPr>
+          <w:i/>
+          <w:color w:val="145AA0"/>
+          <w:sz w:val="21"/>
+        </w:rPr>
+        <w:t>V_{DS</w:t>
+      </w:r>
+      <w:r>
+        <w:rPr>
+          <w:color w:val="282C34"/>
+          <w:sz w:val="21"/>
+        </w:rPr>
+        <w:t xml:space="preserve"> reaches zero, the inductive current forces the body diode into forward conduction.</w:t>
+      </w:r>
+    </w:p>
+    <w:p>
+      <w:pPr>
+        <w:pStyle w:val="ListBullet"/>
+        <w:spacing w:after="40"/>
+        <w:ind w:left="360"/>
+      </w:pPr>
+      <w:r>
+        <w:rPr>
+          <w:color w:val="282C34"/>
+          <w:sz w:val="21"/>
+        </w:rPr>
+        <w:t xml:space="preserve">The gate driver then applies </w:t>
+      </w:r>
+      <w:r>
+        <w:rPr>
+          <w:i/>
+          <w:color w:val="145AA0"/>
+          <w:sz w:val="21"/>
+        </w:rPr>
+        <w:t>+V_{DRV</w:t>
+      </w:r>
+      <w:r>
+        <w:rPr>
+          <w:color w:val="282C34"/>
+          <w:sz w:val="21"/>
+        </w:rPr>
+        <w:t xml:space="preserve">. Because </w:t>
+      </w:r>
+      <w:r>
+        <w:rPr>
+          <w:i/>
+          <w:color w:val="145AA0"/>
+          <w:sz w:val="21"/>
+        </w:rPr>
+        <w:t>V_{DS = 0\,V</w:t>
+      </w:r>
+      <w:r>
+        <w:rPr>
+          <w:color w:val="282C34"/>
+          <w:sz w:val="21"/>
+        </w:rPr>
+        <w:t xml:space="preserve"> during channel turn-on, </w:t>
+      </w:r>
+      <w:r>
+        <w:rPr>
+          <w:b/>
+          <w:color w:val="282C34"/>
+          <w:sz w:val="21"/>
+        </w:rPr>
+        <w:t>turn-on switching loss is eliminated ($P_{sw(on)} = 0$)</w:t>
+      </w:r>
+      <w:r>
+        <w:rPr>
+          <w:color w:val="282C34"/>
+          <w:sz w:val="21"/>
+        </w:rPr>
+        <w:t>, and high-frequency operation (</w:t>
+      </w:r>
+      <w:r>
+        <w:rPr>
+          <w:i/>
+          <w:color w:val="145AA0"/>
+          <w:sz w:val="21"/>
+        </w:rPr>
+        <w:t>&gt; 500\,kHz</w:t>
+      </w:r>
+      <w:r>
+        <w:rPr>
+          <w:color w:val="282C34"/>
+          <w:sz w:val="21"/>
+        </w:rPr>
+        <w:t>) becomes feasible with minimal heatsinking.</w:t>
+      </w:r>
+    </w:p>
+    <w:p>
+      <w:pPr>
+        <w:spacing w:before="80" w:after="80"/>
+        <w:pBdr>
+          <w:bottom w:val="single" w:sz="6" w:space="1" w:color="E2E8F0"/>
+        </w:pBdr>
+      </w:pPr>
+    </w:p>
+    <w:p>
+      <w:pPr>
+        <w:spacing w:before="160" w:after="80"/>
+      </w:pPr>
+      <w:r>
+        <w:rPr>
+          <w:b/>
+          <w:color w:val="4682B4"/>
+          <w:sz w:val="24"/>
+        </w:rPr>
+        <w:t>6.6 Unclamped Inductive Switching (UIS) Avalanche Waveform</w:t>
+      </w:r>
+    </w:p>
+    <w:p>
+      <w:pPr>
+        <w:spacing w:after="80"/>
+      </w:pPr>
+      <w:r>
+        <w:rPr>
+          <w:color w:val="282C34"/>
+          <w:sz w:val="21"/>
+        </w:rPr>
+        <w:t>When an inductive load is disconnected without a freewheeling diode, the collapsing magnetic field forces the MOSFET into reverse avalanche breakdown:</w:t>
+      </w:r>
+    </w:p>
+    <w:tbl>
+      <w:tblPr>
+        <w:tblW w:type="auto" w:w="0"/>
+        <w:jc w:val="center"/>
+        <w:tblLook w:firstColumn="1" w:firstRow="1" w:lastColumn="0" w:lastRow="0" w:noHBand="0" w:noVBand="1" w:val="04A0"/>
+      </w:tblPr>
+      <w:tblGrid>
+        <w:gridCol w:w="9792"/>
+      </w:tblGrid>
+      <w:tr>
+        <w:tc>
+          <w:tcPr>
+            <w:tcW w:type="dxa" w:w="9792"/>
+            <w:shd w:fill="F5F6F8"/>
+            <w:tcMar>
+              <w:top w:w="80" w:type="dxa"/>
+              <w:bottom w:w="80" w:type="dxa"/>
+              <w:left w:w="140" w:type="dxa"/>
+              <w:right w:w="140" w:type="dxa"/>
+            </w:tcMar>
+            <w:tcBorders>
+              <w:left w:val="single" w:sz="18" w:space="0" w:color="CBD5E0"/>
+              <w:top w:val="none"/>
+              <w:right w:val="none"/>
+              <w:bottom w:val="none"/>
+            </w:tcBorders>
+          </w:tcPr>
+          <w:p>
+            <w:pPr>
+              <w:spacing w:line="240" w:lineRule="auto" w:after="0"/>
+            </w:pPr>
+            <w:r>
+              <w:rPr>
+                <w:rFonts w:ascii="Consolas" w:hAnsi="Consolas"/>
+                <w:color w:val="2D3748"/>
+                <w:sz w:val="18"/>
+              </w:rPr>
+              <w:t xml:space="preserve">               Unclamped Inductive Switching (UIS) Avalanche Waveform</w:t>
+              <w:br/>
+              <w:t xml:space="preserve">                 │◄── t_conduction ──►│◄─── t_avalanche (t_av) ───►│</w:t>
+              <w:br/>
+              <w:t xml:space="preserve">                 │ Inductor Charges   │ Inductor Discharges Stored  │</w:t>
+              <w:br/>
+              <w:t xml:space="preserve">                 │ to I_AS Peak       │ Magnetic Energy into Die    │</w:t>
+              <w:br/>
+              <w:t xml:space="preserve">    Vgs ^        │                    │                             │</w:t>
+              <w:br/>
+              <w:t xml:space="preserve">   V_drv┼────────┼────────────────────┐                             │</w:t>
+              <w:br/>
+              <w:t xml:space="preserve">        │        │                    │                             │</w:t>
+              <w:br/>
+              <w:t xml:space="preserve">     0V ┴────────┴────────────────────┴─────────────────────────────┴───────&gt; Time</w:t>
+              <w:br/>
+              <w:t xml:space="preserve">                 │                    │                             │</w:t>
+              <w:br/>
+              <w:t xml:space="preserve">    Vds ^        │                    │      V_BR(DSS) Breakdown    │</w:t>
+              <w:br/>
+              <w:t xml:space="preserve">   V_BR ┼────────┼────────────────────┼──────┬──────────────────────┤</w:t>
+              <w:br/>
+              <w:t xml:space="preserve">        │        │                    │      │                      │</w:t>
+              <w:br/>
+              <w:t xml:space="preserve">  V_supply ──────┼────────────────────┤      │                      ├── V_supply</w:t>
+              <w:br/>
+              <w:t xml:space="preserve">        │        │ Rds_on * Id drop   │      │                      │</w:t>
+              <w:br/>
+              <w:t xml:space="preserve">     0V ┴────────┴────────────────────┴──────┴──────────────────────┴───────&gt; Time</w:t>
+              <w:br/>
+              <w:t xml:space="preserve">                 │                    │                             │</w:t>
+              <w:br/>
+              <w:t xml:space="preserve">    Id  ^        │                    │ I_AS (Peak Avalanche)       │</w:t>
+              <w:br/>
+              <w:t xml:space="preserve">   I_AS ┼────────┼────────────────────┼─.                           │</w:t>
+              <w:br/>
+              <w:t xml:space="preserve">        │        │                    │  \                          │</w:t>
+              <w:br/>
+              <w:t xml:space="preserve">        │        │  Inductor Current  │   \  Linear Current Decay   │</w:t>
+              <w:br/>
+              <w:t xml:space="preserve">        │        │  Linear Ramp Up    │    \  di/dt = (V_BR - V_DD)/L</w:t>
+              <w:br/>
+              <w:t xml:space="preserve">        │        │  di/dt = V_DD / L  │     \                       │</w:t>
+              <w:br/>
+              <w:t xml:space="preserve">     0A ┴────────┴────────────────────┴──────'──────────────────────┴───────&gt; Time</w:t>
+              <w:br/>
+              <w:t xml:space="preserve">                 │                    │      ▲                      │</w:t>
+              <w:br/>
+              <w:t xml:space="preserve">                 │                    │      └─ Total Energy Dissipated:</w:t>
+              <w:br/>
+              <w:t xml:space="preserve">                 │                    │         E_AS = 0.5 * L * I_AS^2 * [V_BR/(V_BR - V_DD)]</w:t>
+            </w:r>
+          </w:p>
+        </w:tc>
+      </w:tr>
+    </w:tbl>
+    <w:p/>
+    <w:p>
+      <w:pPr>
+        <w:pStyle w:val="ListBullet"/>
+        <w:spacing w:after="40"/>
+        <w:ind w:left="360"/>
+      </w:pPr>
+      <w:r>
+        <w:rPr>
+          <w:color w:val="282C34"/>
+          <w:sz w:val="21"/>
+        </w:rPr>
+        <w:t xml:space="preserve">At the moment </w:t>
+      </w:r>
+      <w:r>
+        <w:rPr>
+          <w:i/>
+          <w:color w:val="145AA0"/>
+          <w:sz w:val="21"/>
+        </w:rPr>
+        <w:t>V_{GS</w:t>
+      </w:r>
+      <w:r>
+        <w:rPr>
+          <w:color w:val="282C34"/>
+          <w:sz w:val="21"/>
+        </w:rPr>
+        <w:t xml:space="preserve"> drops to </w:t>
+      </w:r>
+      <w:r>
+        <w:rPr>
+          <w:i/>
+          <w:color w:val="145AA0"/>
+          <w:sz w:val="21"/>
+        </w:rPr>
+        <w:t>0\,V</w:t>
+      </w:r>
+      <w:r>
+        <w:rPr>
+          <w:color w:val="282C34"/>
+          <w:sz w:val="21"/>
+        </w:rPr>
+        <w:t xml:space="preserve">, the inductor maintains current flow, pulling </w:t>
+      </w:r>
+      <w:r>
+        <w:rPr>
+          <w:i/>
+          <w:color w:val="145AA0"/>
+          <w:sz w:val="21"/>
+        </w:rPr>
+        <w:t>V_{DS</w:t>
+      </w:r>
+      <w:r>
+        <w:rPr>
+          <w:color w:val="282C34"/>
+          <w:sz w:val="21"/>
+        </w:rPr>
+        <w:t xml:space="preserve"> above the supply rail until the junction enters </w:t>
+      </w:r>
+      <w:r>
+        <w:rPr>
+          <w:b/>
+          <w:color w:val="282C34"/>
+          <w:sz w:val="21"/>
+        </w:rPr>
+        <w:t>Avalanche Breakdown ($V_{BR(DSS)}$)</w:t>
+      </w:r>
+      <w:r>
+        <w:rPr>
+          <w:color w:val="282C34"/>
+          <w:sz w:val="21"/>
+        </w:rPr>
+        <w:t>.</w:t>
+      </w:r>
+    </w:p>
+    <w:p>
+      <w:pPr>
+        <w:pStyle w:val="ListBullet"/>
+        <w:spacing w:after="40"/>
+        <w:ind w:left="360"/>
+      </w:pPr>
+      <w:r>
+        <w:rPr>
+          <w:color w:val="282C34"/>
+          <w:sz w:val="21"/>
+        </w:rPr>
+        <w:t xml:space="preserve">The device clamps </w:t>
+      </w:r>
+      <w:r>
+        <w:rPr>
+          <w:i/>
+          <w:color w:val="145AA0"/>
+          <w:sz w:val="21"/>
+        </w:rPr>
+        <w:t>V_{DS</w:t>
+      </w:r>
+      <w:r>
+        <w:rPr>
+          <w:color w:val="282C34"/>
+          <w:sz w:val="21"/>
+        </w:rPr>
+        <w:t xml:space="preserve"> at </w:t>
+      </w:r>
+      <w:r>
+        <w:rPr>
+          <w:i/>
+          <w:color w:val="145AA0"/>
+          <w:sz w:val="21"/>
+        </w:rPr>
+        <w:t>V_{BR(DSS)</w:t>
+      </w:r>
+      <w:r>
+        <w:rPr>
+          <w:color w:val="282C34"/>
+          <w:sz w:val="21"/>
+        </w:rPr>
+        <w:t xml:space="preserve"> while the inductor current ramps down to zero over interval </w:t>
+      </w:r>
+      <w:r>
+        <w:rPr>
+          <w:i/>
+          <w:color w:val="145AA0"/>
+          <w:sz w:val="21"/>
+        </w:rPr>
+        <w:t>t_{av</w:t>
+      </w:r>
+      <w:r>
+        <w:rPr>
+          <w:color w:val="282C34"/>
+          <w:sz w:val="21"/>
+        </w:rPr>
+        <w:t>:</w:t>
+      </w:r>
+    </w:p>
+    <w:p>
+      <w:pPr>
+        <w:spacing w:after="80"/>
+      </w:pPr>
+      <w:r>
+        <w:rPr>
+          <w:i/>
+          <w:color w:val="145AA0"/>
+          <w:sz w:val="21"/>
+        </w:rPr>
+      </w:r>
+      <w:r>
+        <w:rPr>
+          <w:color w:val="282C34"/>
+          <w:sz w:val="21"/>
+        </w:rPr>
+        <w:t>t_{av} = \frac{L \cdot I_{AS}}{V_{BR(DSS)} - V_{DD}}</w:t>
+      </w:r>
+      <w:r>
+        <w:rPr>
+          <w:i/>
+          <w:color w:val="145AA0"/>
+          <w:sz w:val="21"/>
+        </w:rPr>
+      </w:r>
+    </w:p>
+    <w:p>
+      <w:pPr>
+        <w:pStyle w:val="ListBullet"/>
+        <w:spacing w:after="40"/>
+        <w:ind w:left="360"/>
+      </w:pPr>
+      <w:r>
+        <w:rPr>
+          <w:color w:val="282C34"/>
+          <w:sz w:val="21"/>
+        </w:rPr>
+        <w:t>The entire magnetic energy (</w:t>
+      </w:r>
+      <w:r>
+        <w:rPr>
+          <w:i/>
+          <w:color w:val="145AA0"/>
+          <w:sz w:val="21"/>
+        </w:rPr>
+        <w:t>E_{AS</w:t>
+      </w:r>
+      <w:r>
+        <w:rPr>
+          <w:color w:val="282C34"/>
+          <w:sz w:val="21"/>
+        </w:rPr>
+        <w:t>) is dissipated directly as heat inside the silicon die.</w:t>
+      </w:r>
+    </w:p>
+    <w:p>
+      <w:pPr>
+        <w:spacing w:before="80" w:after="80"/>
+        <w:pBdr>
+          <w:bottom w:val="single" w:sz="6" w:space="1" w:color="E2E8F0"/>
+        </w:pBdr>
+      </w:pPr>
+    </w:p>
+    <w:p>
+      <w:pPr>
         <w:spacing w:before="240" w:after="120"/>
       </w:pPr>
       <w:r>
@@ -4307,7 +7317,750 @@
           <w:color w:val="184C78"/>
           <w:sz w:val="28"/>
         </w:rPr>
-        <w:t>7. Comparative Benchmark Matrix: Major MOSFET Types</w:t>
+        <w:t>7. Power Loss Breakdown &amp; Thermal Sizing</w:t>
+      </w:r>
+    </w:p>
+    <w:p>
+      <w:pPr>
+        <w:spacing w:after="80"/>
+      </w:pPr>
+      <w:r>
+        <w:rPr>
+          <w:color w:val="282C34"/>
+          <w:sz w:val="21"/>
+        </w:rPr>
+        <w:t>The total power dissipated by a MOSFET in a switching converter or power stage is given by:</w:t>
+      </w:r>
+    </w:p>
+    <w:p>
+      <w:pPr>
+        <w:spacing w:after="80"/>
+      </w:pPr>
+      <w:r>
+        <w:rPr>
+          <w:i/>
+          <w:color w:val="145AA0"/>
+          <w:sz w:val="21"/>
+        </w:rPr>
+      </w:r>
+      <w:r>
+        <w:rPr>
+          <w:color w:val="282C34"/>
+          <w:sz w:val="21"/>
+        </w:rPr>
+        <w:t>P_{TOTAL} = P_{COND} + P_{SW} + P_{GATE} + P_{COSS} + P_{DIODE}</w:t>
+      </w:r>
+      <w:r>
+        <w:rPr>
+          <w:i/>
+          <w:color w:val="145AA0"/>
+          <w:sz w:val="21"/>
+        </w:rPr>
+      </w:r>
+    </w:p>
+    <w:p>
+      <w:pPr>
+        <w:spacing w:before="160" w:after="80"/>
+      </w:pPr>
+      <w:r>
+        <w:rPr>
+          <w:b/>
+          <w:color w:val="4682B4"/>
+          <w:sz w:val="24"/>
+        </w:rPr>
+        <w:t>1. Conduction Loss (</w:t>
+      </w:r>
+      <w:r>
+        <w:rPr>
+          <w:b/>
+          <w:i/>
+          <w:color w:val="145AA0"/>
+          <w:sz w:val="24"/>
+        </w:rPr>
+        <w:t>P_{COND</w:t>
+      </w:r>
+      <w:r>
+        <w:rPr>
+          <w:b/>
+          <w:color w:val="4682B4"/>
+          <w:sz w:val="24"/>
+        </w:rPr>
+        <w:t>):</w:t>
+      </w:r>
+    </w:p>
+    <w:p>
+      <w:pPr>
+        <w:spacing w:after="80"/>
+      </w:pPr>
+      <w:r>
+        <w:rPr>
+          <w:i/>
+          <w:color w:val="145AA0"/>
+          <w:sz w:val="21"/>
+        </w:rPr>
+      </w:r>
+      <w:r>
+        <w:rPr>
+          <w:color w:val="282C34"/>
+          <w:sz w:val="21"/>
+        </w:rPr>
+        <w:t>P_{COND} = I_{D,rms}^2 \times R_{DS(on)}(T_j)</w:t>
+      </w:r>
+      <w:r>
+        <w:rPr>
+          <w:i/>
+          <w:color w:val="145AA0"/>
+          <w:sz w:val="21"/>
+        </w:rPr>
+      </w:r>
+    </w:p>
+    <w:p>
+      <w:pPr>
+        <w:spacing w:after="80"/>
+      </w:pPr>
+      <w:r>
+        <w:rPr>
+          <w:i/>
+          <w:color w:val="282C34"/>
+          <w:sz w:val="21"/>
+        </w:rPr>
+        <w:t>Caution</w:t>
+      </w:r>
+      <w:r>
+        <w:rPr>
+          <w:color w:val="282C34"/>
+          <w:sz w:val="21"/>
+        </w:rPr>
+        <w:t xml:space="preserve">: </w:t>
+      </w:r>
+      <w:r>
+        <w:rPr>
+          <w:i/>
+          <w:color w:val="145AA0"/>
+          <w:sz w:val="21"/>
+        </w:rPr>
+        <w:t>R_{DS(on)</w:t>
+      </w:r>
+      <w:r>
+        <w:rPr>
+          <w:color w:val="282C34"/>
+          <w:sz w:val="21"/>
+        </w:rPr>
+        <w:t xml:space="preserve"> has a strong positive temperature coefficient in Silicon (typically increasing by a factor of </w:t>
+      </w:r>
+      <w:r>
+        <w:rPr>
+          <w:i/>
+          <w:color w:val="145AA0"/>
+          <w:sz w:val="21"/>
+        </w:rPr>
+        <w:t>1.5×</w:t>
+      </w:r>
+      <w:r>
+        <w:rPr>
+          <w:color w:val="282C34"/>
+          <w:sz w:val="21"/>
+        </w:rPr>
+        <w:t xml:space="preserve"> to </w:t>
+      </w:r>
+      <w:r>
+        <w:rPr>
+          <w:i/>
+          <w:color w:val="145AA0"/>
+          <w:sz w:val="21"/>
+        </w:rPr>
+        <w:t>2.0×</w:t>
+      </w:r>
+      <w:r>
+        <w:rPr>
+          <w:color w:val="282C34"/>
+          <w:sz w:val="21"/>
+        </w:rPr>
+        <w:t xml:space="preserve"> between </w:t>
+      </w:r>
+      <w:r>
+        <w:rPr>
+          <w:i/>
+          <w:color w:val="145AA0"/>
+          <w:sz w:val="21"/>
+        </w:rPr>
+        <w:t>+25^\circC</w:t>
+      </w:r>
+      <w:r>
+        <w:rPr>
+          <w:color w:val="282C34"/>
+          <w:sz w:val="21"/>
+        </w:rPr>
+        <w:t xml:space="preserve"> and </w:t>
+      </w:r>
+      <w:r>
+        <w:rPr>
+          <w:i/>
+          <w:color w:val="145AA0"/>
+          <w:sz w:val="21"/>
+        </w:rPr>
+        <w:t>+150^\circC</w:t>
+      </w:r>
+      <w:r>
+        <w:rPr>
+          <w:color w:val="282C34"/>
+          <w:sz w:val="21"/>
+        </w:rPr>
+        <w:t>):</w:t>
+      </w:r>
+    </w:p>
+    <w:p>
+      <w:pPr>
+        <w:spacing w:after="80"/>
+      </w:pPr>
+      <w:r>
+        <w:rPr>
+          <w:i/>
+          <w:color w:val="145AA0"/>
+          <w:sz w:val="21"/>
+        </w:rPr>
+      </w:r>
+      <w:r>
+        <w:rPr>
+          <w:color w:val="282C34"/>
+          <w:sz w:val="21"/>
+        </w:rPr>
+        <w:t>R_{DS(on)}(T_j) = R_{DS(on)}(25^\circ\text{C}) \times \left(1 + \frac{\alpha}{100}(T_j - 25^\circ\text{C})\right) \quad (\alpha \approx 0.4\% \dots 0.7\% / ^\circ\text{C})</w:t>
+      </w:r>
+      <w:r>
+        <w:rPr>
+          <w:i/>
+          <w:color w:val="145AA0"/>
+          <w:sz w:val="21"/>
+        </w:rPr>
+      </w:r>
+    </w:p>
+    <w:p>
+      <w:pPr>
+        <w:spacing w:before="160" w:after="80"/>
+      </w:pPr>
+      <w:r>
+        <w:rPr>
+          <w:b/>
+          <w:color w:val="4682B4"/>
+          <w:sz w:val="24"/>
+        </w:rPr>
+        <w:t>2. Switching Losses (</w:t>
+      </w:r>
+      <w:r>
+        <w:rPr>
+          <w:b/>
+          <w:i/>
+          <w:color w:val="145AA0"/>
+          <w:sz w:val="24"/>
+        </w:rPr>
+        <w:t>P_{SW</w:t>
+      </w:r>
+      <w:r>
+        <w:rPr>
+          <w:b/>
+          <w:color w:val="4682B4"/>
+          <w:sz w:val="24"/>
+        </w:rPr>
+        <w:t>):</w:t>
+      </w:r>
+    </w:p>
+    <w:p>
+      <w:pPr>
+        <w:spacing w:after="80"/>
+      </w:pPr>
+      <w:r>
+        <w:rPr>
+          <w:color w:val="282C34"/>
+          <w:sz w:val="21"/>
+        </w:rPr>
+        <w:t xml:space="preserve">During each turn-on and turn-off transition, </w:t>
+      </w:r>
+      <w:r>
+        <w:rPr>
+          <w:i/>
+          <w:color w:val="145AA0"/>
+          <w:sz w:val="21"/>
+        </w:rPr>
+        <w:t>V_{DS</w:t>
+      </w:r>
+      <w:r>
+        <w:rPr>
+          <w:color w:val="282C34"/>
+          <w:sz w:val="21"/>
+        </w:rPr>
+        <w:t xml:space="preserve"> and </w:t>
+      </w:r>
+      <w:r>
+        <w:rPr>
+          <w:i/>
+          <w:color w:val="145AA0"/>
+          <w:sz w:val="21"/>
+        </w:rPr>
+        <w:t>I_D</w:t>
+      </w:r>
+      <w:r>
+        <w:rPr>
+          <w:color w:val="282C34"/>
+          <w:sz w:val="21"/>
+        </w:rPr>
+        <w:t xml:space="preserve"> overlap, dissipating instantaneous energy:</w:t>
+      </w:r>
+    </w:p>
+    <w:p>
+      <w:pPr>
+        <w:spacing w:after="80"/>
+      </w:pPr>
+      <w:r>
+        <w:rPr>
+          <w:i/>
+          <w:color w:val="145AA0"/>
+          <w:sz w:val="21"/>
+        </w:rPr>
+      </w:r>
+      <w:r>
+        <w:rPr>
+          <w:color w:val="282C34"/>
+          <w:sz w:val="21"/>
+        </w:rPr>
+        <w:t>P_{SW} = \frac{1}{2} V_{DS,bus} \cdot I_{D,load} \cdot (t_{rise} + t_{fall}) \cdot f_{sw}</w:t>
+      </w:r>
+      <w:r>
+        <w:rPr>
+          <w:i/>
+          <w:color w:val="145AA0"/>
+          <w:sz w:val="21"/>
+        </w:rPr>
+      </w:r>
+    </w:p>
+    <w:p>
+      <w:pPr>
+        <w:spacing w:after="80"/>
+      </w:pPr>
+      <w:r>
+        <w:rPr>
+          <w:color w:val="282C34"/>
+          <w:sz w:val="21"/>
+        </w:rPr>
+        <w:t xml:space="preserve">where </w:t>
+      </w:r>
+      <w:r>
+        <w:rPr>
+          <w:i/>
+          <w:color w:val="145AA0"/>
+          <w:sz w:val="21"/>
+        </w:rPr>
+        <w:t>t_{rise</w:t>
+      </w:r>
+      <w:r>
+        <w:rPr>
+          <w:color w:val="282C34"/>
+          <w:sz w:val="21"/>
+        </w:rPr>
+        <w:t xml:space="preserve"> and </w:t>
+      </w:r>
+      <w:r>
+        <w:rPr>
+          <w:i/>
+          <w:color w:val="145AA0"/>
+          <w:sz w:val="21"/>
+        </w:rPr>
+        <w:t>t_{fall</w:t>
+      </w:r>
+      <w:r>
+        <w:rPr>
+          <w:color w:val="282C34"/>
+          <w:sz w:val="21"/>
+        </w:rPr>
+        <w:t xml:space="preserve"> are governed by the gate driver source/sink current capability and gate charge (</w:t>
+      </w:r>
+      <w:r>
+        <w:rPr>
+          <w:i/>
+          <w:color w:val="145AA0"/>
+          <w:sz w:val="21"/>
+        </w:rPr>
+        <w:t>Q_{gs2 + Q_{gd</w:t>
+      </w:r>
+      <w:r>
+        <w:rPr>
+          <w:color w:val="282C34"/>
+          <w:sz w:val="21"/>
+        </w:rPr>
+        <w:t>).</w:t>
+      </w:r>
+    </w:p>
+    <w:p>
+      <w:pPr>
+        <w:spacing w:before="160" w:after="80"/>
+      </w:pPr>
+      <w:r>
+        <w:rPr>
+          <w:b/>
+          <w:color w:val="4682B4"/>
+          <w:sz w:val="24"/>
+        </w:rPr>
+        <w:t>3. Gate Drive Power Loss (</w:t>
+      </w:r>
+      <w:r>
+        <w:rPr>
+          <w:b/>
+          <w:i/>
+          <w:color w:val="145AA0"/>
+          <w:sz w:val="24"/>
+        </w:rPr>
+        <w:t>P_{GATE</w:t>
+      </w:r>
+      <w:r>
+        <w:rPr>
+          <w:b/>
+          <w:color w:val="4682B4"/>
+          <w:sz w:val="24"/>
+        </w:rPr>
+        <w:t>):</w:t>
+      </w:r>
+    </w:p>
+    <w:p>
+      <w:pPr>
+        <w:spacing w:after="80"/>
+      </w:pPr>
+      <w:r>
+        <w:rPr>
+          <w:color w:val="282C34"/>
+          <w:sz w:val="21"/>
+        </w:rPr>
+        <w:t>Power delivered by the gate driver supply rail to charge and discharge the input capacitance:</w:t>
+      </w:r>
+    </w:p>
+    <w:p>
+      <w:pPr>
+        <w:spacing w:after="80"/>
+      </w:pPr>
+      <w:r>
+        <w:rPr>
+          <w:i/>
+          <w:color w:val="145AA0"/>
+          <w:sz w:val="21"/>
+        </w:rPr>
+      </w:r>
+      <w:r>
+        <w:rPr>
+          <w:color w:val="282C34"/>
+          <w:sz w:val="21"/>
+        </w:rPr>
+        <w:t>P_{GATE} = Q_g \times V_{GS,drive} \times f_{sw}</w:t>
+      </w:r>
+      <w:r>
+        <w:rPr>
+          <w:i/>
+          <w:color w:val="145AA0"/>
+          <w:sz w:val="21"/>
+        </w:rPr>
+      </w:r>
+    </w:p>
+    <w:p>
+      <w:pPr>
+        <w:spacing w:after="80"/>
+      </w:pPr>
+      <w:r>
+        <w:rPr>
+          <w:i/>
+          <w:color w:val="282C34"/>
+          <w:sz w:val="21"/>
+        </w:rPr>
+        <w:t>(Note: Most of this loss is dissipated inside the gate resistor $R_G$ and gate driver output stage).</w:t>
+      </w:r>
+    </w:p>
+    <w:p>
+      <w:pPr>
+        <w:spacing w:before="160" w:after="80"/>
+      </w:pPr>
+      <w:r>
+        <w:rPr>
+          <w:b/>
+          <w:color w:val="4682B4"/>
+          <w:sz w:val="24"/>
+        </w:rPr>
+        <w:t>4. Output Capacitive Stored Energy Loss (</w:t>
+      </w:r>
+      <w:r>
+        <w:rPr>
+          <w:b/>
+          <w:i/>
+          <w:color w:val="145AA0"/>
+          <w:sz w:val="24"/>
+        </w:rPr>
+        <w:t>P_{COSS</w:t>
+      </w:r>
+      <w:r>
+        <w:rPr>
+          <w:b/>
+          <w:color w:val="4682B4"/>
+          <w:sz w:val="24"/>
+        </w:rPr>
+        <w:t>):</w:t>
+      </w:r>
+    </w:p>
+    <w:p>
+      <w:pPr>
+        <w:spacing w:after="80"/>
+      </w:pPr>
+      <w:r>
+        <w:rPr>
+          <w:color w:val="282C34"/>
+          <w:sz w:val="21"/>
+        </w:rPr>
+        <w:t xml:space="preserve">During hard-switching turn-on, the energy stored in </w:t>
+      </w:r>
+      <w:r>
+        <w:rPr>
+          <w:i/>
+          <w:color w:val="145AA0"/>
+          <w:sz w:val="21"/>
+        </w:rPr>
+        <w:t>C_{oss</w:t>
+      </w:r>
+      <w:r>
+        <w:rPr>
+          <w:color w:val="282C34"/>
+          <w:sz w:val="21"/>
+        </w:rPr>
+        <w:t xml:space="preserve"> is dissipated directly into the MOSFET channel:</w:t>
+      </w:r>
+    </w:p>
+    <w:p>
+      <w:pPr>
+        <w:spacing w:after="80"/>
+      </w:pPr>
+      <w:r>
+        <w:rPr>
+          <w:i/>
+          <w:color w:val="145AA0"/>
+          <w:sz w:val="21"/>
+        </w:rPr>
+      </w:r>
+      <w:r>
+        <w:rPr>
+          <w:color w:val="282C34"/>
+          <w:sz w:val="21"/>
+        </w:rPr>
+        <w:t>P_{COSS} = \frac{1}{2} C_{oss(er)} \cdot V_{DS}^2 \cdot f_{sw} = f_{sw} \int_0^{V_{DS}} v \cdot C_{oss}(v) \, dv</w:t>
+      </w:r>
+      <w:r>
+        <w:rPr>
+          <w:i/>
+          <w:color w:val="145AA0"/>
+          <w:sz w:val="21"/>
+        </w:rPr>
+      </w:r>
+    </w:p>
+    <w:p>
+      <w:pPr>
+        <w:spacing w:before="160" w:after="80"/>
+      </w:pPr>
+      <w:r>
+        <w:rPr>
+          <w:b/>
+          <w:color w:val="4682B4"/>
+          <w:sz w:val="24"/>
+        </w:rPr>
+        <w:t>5. Body Diode Conduction &amp; Reverse Recovery Loss (</w:t>
+      </w:r>
+      <w:r>
+        <w:rPr>
+          <w:b/>
+          <w:i/>
+          <w:color w:val="145AA0"/>
+          <w:sz w:val="24"/>
+        </w:rPr>
+        <w:t>P_{DIODE</w:t>
+      </w:r>
+      <w:r>
+        <w:rPr>
+          <w:b/>
+          <w:color w:val="4682B4"/>
+          <w:sz w:val="24"/>
+        </w:rPr>
+        <w:t>):</w:t>
+      </w:r>
+    </w:p>
+    <w:p>
+      <w:pPr>
+        <w:spacing w:after="80"/>
+      </w:pPr>
+      <w:r>
+        <w:rPr>
+          <w:color w:val="282C34"/>
+          <w:sz w:val="21"/>
+        </w:rPr>
+        <w:t>In half-bridge and synchronous converters during dead-time:</w:t>
+      </w:r>
+    </w:p>
+    <w:p>
+      <w:pPr>
+        <w:spacing w:after="80"/>
+      </w:pPr>
+      <w:r>
+        <w:rPr>
+          <w:i/>
+          <w:color w:val="145AA0"/>
+          <w:sz w:val="21"/>
+        </w:rPr>
+      </w:r>
+      <w:r>
+        <w:rPr>
+          <w:color w:val="282C34"/>
+          <w:sz w:val="21"/>
+        </w:rPr>
+        <w:t>P_{DIODE} = (V_{SD} \cdot I_{LOAD} \cdot t_{dead} \cdot f_{sw}) + (Q_{rr} \cdot V_{DS,bus} \cdot f_{sw})</w:t>
+      </w:r>
+      <w:r>
+        <w:rPr>
+          <w:i/>
+          <w:color w:val="145AA0"/>
+          <w:sz w:val="21"/>
+        </w:rPr>
+      </w:r>
+    </w:p>
+    <w:p>
+      <w:pPr>
+        <w:spacing w:before="160" w:after="80"/>
+      </w:pPr>
+      <w:r>
+        <w:rPr>
+          <w:b/>
+          <w:color w:val="4682B4"/>
+          <w:sz w:val="24"/>
+        </w:rPr>
+        <w:t>6. Thermal Network Junction Temperature Calculation:</w:t>
+      </w:r>
+    </w:p>
+    <w:p>
+      <w:pPr>
+        <w:spacing w:after="80"/>
+      </w:pPr>
+      <w:r>
+        <w:rPr>
+          <w:i/>
+          <w:color w:val="145AA0"/>
+          <w:sz w:val="21"/>
+        </w:rPr>
+      </w:r>
+      <w:r>
+        <w:rPr>
+          <w:color w:val="282C34"/>
+          <w:sz w:val="21"/>
+        </w:rPr>
+        <w:t>T_j = T_A + P_{TOTAL} \cdot (R_{\theta JC} + R_{\theta CS} + R_{\theta SA})</w:t>
+      </w:r>
+      <w:r>
+        <w:rPr>
+          <w:i/>
+          <w:color w:val="145AA0"/>
+          <w:sz w:val="21"/>
+        </w:rPr>
+      </w:r>
+    </w:p>
+    <w:p>
+      <w:pPr>
+        <w:pStyle w:val="ListBullet"/>
+        <w:spacing w:after="40"/>
+        <w:ind w:left="360"/>
+      </w:pPr>
+      <w:r>
+        <w:rPr>
+          <w:i/>
+          <w:color w:val="145AA0"/>
+          <w:sz w:val="21"/>
+        </w:rPr>
+        <w:t>R_{\theta JC</w:t>
+      </w:r>
+      <w:r>
+        <w:rPr>
+          <w:color w:val="282C34"/>
+          <w:sz w:val="21"/>
+        </w:rPr>
+        <w:t>: Junction-to-case thermal resistance (</w:t>
+      </w:r>
+      <w:r>
+        <w:rPr>
+          <w:i/>
+          <w:color w:val="145AA0"/>
+          <w:sz w:val="21"/>
+        </w:rPr>
+        <w:t>^\circC/W</w:t>
+      </w:r>
+      <w:r>
+        <w:rPr>
+          <w:color w:val="282C34"/>
+          <w:sz w:val="21"/>
+        </w:rPr>
+        <w:t>, from datasheet)</w:t>
+      </w:r>
+    </w:p>
+    <w:p>
+      <w:pPr>
+        <w:pStyle w:val="ListBullet"/>
+        <w:spacing w:after="40"/>
+        <w:ind w:left="360"/>
+      </w:pPr>
+      <w:r>
+        <w:rPr>
+          <w:i/>
+          <w:color w:val="145AA0"/>
+          <w:sz w:val="21"/>
+        </w:rPr>
+        <w:t>R_{\theta CS</w:t>
+      </w:r>
+      <w:r>
+        <w:rPr>
+          <w:color w:val="282C34"/>
+          <w:sz w:val="21"/>
+        </w:rPr>
+        <w:t>: Case-to-heatsink thermal interface resistance (thermal paste/sil-pad)</w:t>
+      </w:r>
+    </w:p>
+    <w:p>
+      <w:pPr>
+        <w:pStyle w:val="ListBullet"/>
+        <w:spacing w:after="40"/>
+        <w:ind w:left="360"/>
+      </w:pPr>
+      <w:r>
+        <w:rPr>
+          <w:i/>
+          <w:color w:val="145AA0"/>
+          <w:sz w:val="21"/>
+        </w:rPr>
+        <w:t>R_{\theta SA</w:t>
+      </w:r>
+      <w:r>
+        <w:rPr>
+          <w:color w:val="282C34"/>
+          <w:sz w:val="21"/>
+        </w:rPr>
+        <w:t>: Heatsink-to-ambient thermal resistance</w:t>
+      </w:r>
+    </w:p>
+    <w:p>
+      <w:pPr>
+        <w:spacing w:before="80" w:after="80"/>
+        <w:pBdr>
+          <w:bottom w:val="single" w:sz="6" w:space="1" w:color="E2E8F0"/>
+        </w:pBdr>
+      </w:pPr>
+    </w:p>
+    <w:p>
+      <w:pPr>
+        <w:spacing w:before="240" w:after="120"/>
+      </w:pPr>
+      <w:r>
+        <w:rPr>
+          <w:b/>
+          <w:color w:val="184C78"/>
+          <w:sz w:val="28"/>
+        </w:rPr>
+        <w:t>8. Comparative Benchmark Matrix: Major MOSFET Types</w:t>
       </w:r>
     </w:p>
     <w:tbl>
@@ -5787,7 +9540,7 @@
                 <w:color w:val="282C34"/>
                 <w:sz w:val="18"/>
               </w:rPr>
-              <w:t>$175^\circ\text{C} \dots 200^\circ\text{C}$</w:t>
+              <w:t>$175^\circ\text{C} \dots 200^\circ\text{C}+$</w:t>
             </w:r>
           </w:p>
         </w:tc>
@@ -6231,7 +9984,7 @@
           <w:color w:val="184C78"/>
           <w:sz w:val="28"/>
         </w:rPr>
-        <w:t>8. Power Electronics Applications: Converters, Gate Drivers &amp; Protection</w:t>
+        <w:t>9. Power Electronics Applications: Converters, Gate Drivers &amp; Protection</w:t>
       </w:r>
     </w:p>
     <w:p>
@@ -6863,7 +10616,7 @@
           <w:color w:val="184C78"/>
           <w:sz w:val="28"/>
         </w:rPr>
-        <w:t xml:space="preserve">9. CLI Engineering Tool: </w:t>
+        <w:t xml:space="preserve">10. CLI Engineering Tool: </w:t>
       </w:r>
       <w:r>
         <w:rPr>

--- a/vvdn/mosfets/README.docx
+++ b/vvdn/mosfets/README.docx
@@ -117,97 +117,7 @@
           <w:color w:val="282C34"/>
           <w:sz w:val="21"/>
         </w:rPr>
-        <w:t xml:space="preserve">) is a four-terminal (Drain, Source, Gate, Body/Substrate), voltage-controlled semiconductor device. Unlike current-controlled Bipolar Junction Transistors (BJTs) where a base current </w:t>
-      </w:r>
-      <w:r>
-        <w:rPr>
-          <w:i/>
-          <w:color w:val="145AA0"/>
-          <w:sz w:val="21"/>
-        </w:rPr>
-        <w:t>I_B</w:t>
-      </w:r>
-      <w:r>
-        <w:rPr>
-          <w:color w:val="282C34"/>
-          <w:sz w:val="21"/>
-        </w:rPr>
-        <w:t xml:space="preserve"> controls collector current </w:t>
-      </w:r>
-      <w:r>
-        <w:rPr>
-          <w:i/>
-          <w:color w:val="145AA0"/>
-          <w:sz w:val="21"/>
-        </w:rPr>
-        <w:t>I_C</w:t>
-      </w:r>
-      <w:r>
-        <w:rPr>
-          <w:color w:val="282C34"/>
-          <w:sz w:val="21"/>
-        </w:rPr>
-        <w:t xml:space="preserve"> (</w:t>
-      </w:r>
-      <w:r>
-        <w:rPr>
-          <w:i/>
-          <w:color w:val="145AA0"/>
-          <w:sz w:val="21"/>
-        </w:rPr>
-        <w:t>I_C = \beta \cdot I_B</w:t>
-      </w:r>
-      <w:r>
-        <w:rPr>
-          <w:color w:val="282C34"/>
-          <w:sz w:val="21"/>
-        </w:rPr>
-        <w:t>), a MOSFET controls drain-to-source current (</w:t>
-      </w:r>
-      <w:r>
-        <w:rPr>
-          <w:i/>
-          <w:color w:val="145AA0"/>
-          <w:sz w:val="21"/>
-        </w:rPr>
-        <w:t>I_{DS</w:t>
-      </w:r>
-      <w:r>
-        <w:rPr>
-          <w:color w:val="282C34"/>
-          <w:sz w:val="21"/>
-        </w:rPr>
-        <w:t>) by modulating the electric field across an insulating dielectric gate oxide layer (</w:t>
-      </w:r>
-      <w:r>
-        <w:rPr>
-          <w:i/>
-          <w:color w:val="145AA0"/>
-          <w:sz w:val="21"/>
-        </w:rPr>
-        <w:t>SiO_2</w:t>
-      </w:r>
-      <w:r>
-        <w:rPr>
-          <w:color w:val="282C34"/>
-          <w:sz w:val="21"/>
-        </w:rPr>
-        <w:t xml:space="preserve"> or High-</w:t>
-      </w:r>
-      <w:r>
-        <w:rPr>
-          <w:i/>
-          <w:color w:val="145AA0"/>
-          <w:sz w:val="21"/>
-        </w:rPr>
-        <w:t>\kappa</w:t>
-      </w:r>
-      <w:r>
-        <w:rPr>
-          <w:color w:val="282C34"/>
-          <w:sz w:val="21"/>
-        </w:rPr>
-        <w:t xml:space="preserve"> dielectric):</w:t>
+        <w:t>) is a four-terminal (Drain, Source, Gate, Body/Substrate), voltage-controlled semiconductor device. Unlike current-controlled Bipolar Junction Transistors (BJTs) where a base current I_B controls collector current I_C (I_C = β * I_B), a MOSFET controls drain-to-source current (I_DS) by modulating the electric field across an insulating dielectric gate oxide layer (SiO_2 or High-kappa dielectric):</w:t>
       </w:r>
     </w:p>
     <w:tbl>
@@ -332,22 +242,7 @@
           <w:color w:val="282C34"/>
           <w:sz w:val="21"/>
         </w:rPr>
-        <w:t xml:space="preserve">Applying a voltage </w:t>
-      </w:r>
-      <w:r>
-        <w:rPr>
-          <w:i/>
-          <w:color w:val="145AA0"/>
-          <w:sz w:val="21"/>
-        </w:rPr>
-        <w:t>V_{GS</w:t>
-      </w:r>
-      <w:r>
-        <w:rPr>
-          <w:color w:val="282C34"/>
-          <w:sz w:val="21"/>
-        </w:rPr>
-        <w:t xml:space="preserve"> establishes a perpendicular electric field across the gate insulator.</w:t>
+        <w:t>Applying a voltage V_GS establishes a perpendicular electric field across the gate insulator.</w:t>
       </w:r>
     </w:p>
     <w:p>
@@ -376,111 +271,21 @@
           <w:color w:val="282C34"/>
           <w:sz w:val="21"/>
         </w:rPr>
-        <w:t xml:space="preserve">, when </w:t>
+        <w:t>, when V_GS = 0 V, two back-to-back p-n junctions (n^+-p and p-n^+) block current flow between Drain and Source (I_DS ≈ 0).</w:t>
       </w:r>
-      <w:r>
-        <w:rPr>
-          <w:i/>
-          <w:color w:val="145AA0"/>
-          <w:sz w:val="21"/>
-        </w:rPr>
-        <w:t>V_{GS = 0\,V</w:t>
-      </w:r>
+    </w:p>
+    <w:p>
+      <w:pPr>
+        <w:pStyle w:val="ListBullet"/>
+        <w:spacing w:after="40"/>
+        <w:ind w:left="720"/>
+      </w:pPr>
       <w:r>
         <w:rPr>
           <w:color w:val="282C34"/>
           <w:sz w:val="21"/>
         </w:rPr>
-        <w:t>, two back-to-back p-n junctions (</w:t>
-      </w:r>
-      <w:r>
-        <w:rPr>
-          <w:i/>
-          <w:color w:val="145AA0"/>
-          <w:sz w:val="21"/>
-        </w:rPr>
-        <w:t>n^+-p</w:t>
-      </w:r>
-      <w:r>
-        <w:rPr>
-          <w:color w:val="282C34"/>
-          <w:sz w:val="21"/>
-        </w:rPr>
-        <w:t xml:space="preserve"> and </w:t>
-      </w:r>
-      <w:r>
-        <w:rPr>
-          <w:i/>
-          <w:color w:val="145AA0"/>
-          <w:sz w:val="21"/>
-        </w:rPr>
-        <w:t>p-n^+</w:t>
-      </w:r>
-      <w:r>
-        <w:rPr>
-          <w:color w:val="282C34"/>
-          <w:sz w:val="21"/>
-        </w:rPr>
-        <w:t>) block current flow between Drain and Source (</w:t>
-      </w:r>
-      <w:r>
-        <w:rPr>
-          <w:i/>
-          <w:color w:val="145AA0"/>
-          <w:sz w:val="21"/>
-        </w:rPr>
-        <w:t>I_{DS \approx 0</w:t>
-      </w:r>
-      <w:r>
-        <w:rPr>
-          <w:color w:val="282C34"/>
-          <w:sz w:val="21"/>
-        </w:rPr>
-        <w:t>).</w:t>
-      </w:r>
-    </w:p>
-    <w:p>
-      <w:pPr>
-        <w:pStyle w:val="ListBullet"/>
-        <w:spacing w:after="40"/>
-        <w:ind w:left="720"/>
-      </w:pPr>
-      <w:r>
-        <w:rPr>
-          <w:color w:val="282C34"/>
-          <w:sz w:val="21"/>
-        </w:rPr>
-        <w:t xml:space="preserve">As </w:t>
-      </w:r>
-      <w:r>
-        <w:rPr>
-          <w:i/>
-          <w:color w:val="145AA0"/>
-          <w:sz w:val="21"/>
-        </w:rPr>
-        <w:t>V_{GS</w:t>
-      </w:r>
-      <w:r>
-        <w:rPr>
-          <w:color w:val="282C34"/>
-          <w:sz w:val="21"/>
-        </w:rPr>
-        <w:t xml:space="preserve"> increases positively, mobile holes (</w:t>
-      </w:r>
-      <w:r>
-        <w:rPr>
-          <w:i/>
-          <w:color w:val="145AA0"/>
-          <w:sz w:val="21"/>
-        </w:rPr>
-        <w:t>h^+</w:t>
-      </w:r>
-      <w:r>
-        <w:rPr>
-          <w:color w:val="282C34"/>
-          <w:sz w:val="21"/>
-        </w:rPr>
-        <w:t xml:space="preserve">) are repelled from the semiconductor surface beneath the gate, forming a </w:t>
+        <w:t xml:space="preserve">As V_GS increases positively, mobile holes (h^+) are repelled from the semiconductor surface beneath the gate, forming a </w:t>
       </w:r>
       <w:r>
         <w:rPr>
@@ -509,22 +314,7 @@
           <w:color w:val="282C34"/>
           <w:sz w:val="21"/>
         </w:rPr>
-        <w:t xml:space="preserve">When </w:t>
-      </w:r>
-      <w:r>
-        <w:rPr>
-          <w:i/>
-          <w:color w:val="145AA0"/>
-          <w:sz w:val="21"/>
-        </w:rPr>
-        <w:t>V_{GS</w:t>
-      </w:r>
-      <w:r>
-        <w:rPr>
-          <w:color w:val="282C34"/>
-          <w:sz w:val="21"/>
-        </w:rPr>
-        <w:t xml:space="preserve"> exceeds the </w:t>
+        <w:t xml:space="preserve">When V_GS exceeds the </w:t>
       </w:r>
       <w:r>
         <w:rPr>
@@ -532,7 +322,7 @@
           <w:color w:val="282C34"/>
           <w:sz w:val="21"/>
         </w:rPr>
-        <w:t>Threshold Voltage ($V_{TH}$)</w:t>
+        <w:t>Threshold Voltage (V_TH)</w:t>
       </w:r>
       <w:r>
         <w:rPr>
@@ -554,37 +344,7 @@
           <w:color w:val="282C34"/>
           <w:sz w:val="21"/>
         </w:rPr>
-        <w:t xml:space="preserve"> (the </w:t>
-      </w:r>
-      <w:r>
-        <w:rPr>
-          <w:i/>
-          <w:color w:val="145AA0"/>
-          <w:sz w:val="21"/>
-        </w:rPr>
-        <w:t>n</w:t>
-      </w:r>
-      <w:r>
-        <w:rPr>
-          <w:color w:val="282C34"/>
-          <w:sz w:val="21"/>
-        </w:rPr>
-        <w:t xml:space="preserve">-channel) directly connecting the Source and Drain </w:t>
-      </w:r>
-      <w:r>
-        <w:rPr>
-          <w:i/>
-          <w:color w:val="145AA0"/>
-          <w:sz w:val="21"/>
-        </w:rPr>
-        <w:t>n^+</w:t>
-      </w:r>
-      <w:r>
-        <w:rPr>
-          <w:color w:val="282C34"/>
-          <w:sz w:val="21"/>
-        </w:rPr>
-        <w:t xml:space="preserve"> diffusions.</w:t>
+        <w:t xml:space="preserve"> (the n-channel) directly connecting the Source and Drain n^+ diffusions.</w:t>
       </w:r>
     </w:p>
     <w:p>
@@ -599,7 +359,7 @@
           <w:color w:val="282C34"/>
           <w:sz w:val="21"/>
         </w:rPr>
-        <w:t>Channel Modulation by $V_{DS}$ (Linear vs. Saturation)</w:t>
+        <w:t>Channel Modulation by V_DS (Linear vs. Saturation)</w:t>
       </w:r>
       <w:r>
         <w:rPr>
@@ -620,96 +380,21 @@
           <w:color w:val="282C34"/>
           <w:sz w:val="21"/>
         </w:rPr>
-        <w:t xml:space="preserve">For low </w:t>
+        <w:t>For low V_DS, the channel behaves as an ohmic, resistive path whose conductance is modulated by the overdrive voltage (V_GS - V_TH).</w:t>
       </w:r>
-      <w:r>
-        <w:rPr>
-          <w:i/>
-          <w:color w:val="145AA0"/>
-          <w:sz w:val="21"/>
-        </w:rPr>
-        <w:t>V_{DS</w:t>
-      </w:r>
+    </w:p>
+    <w:p>
+      <w:pPr>
+        <w:pStyle w:val="ListBullet"/>
+        <w:spacing w:after="40"/>
+        <w:ind w:left="720"/>
+      </w:pPr>
       <w:r>
         <w:rPr>
           <w:color w:val="282C34"/>
           <w:sz w:val="21"/>
         </w:rPr>
-        <w:t xml:space="preserve">, the channel behaves as an ohmic, resistive path whose conductance is modulated by the overdrive voltage </w:t>
-      </w:r>
-      <w:r>
-        <w:rPr>
-          <w:i/>
-          <w:color w:val="145AA0"/>
-          <w:sz w:val="21"/>
-        </w:rPr>
-        <w:t>(V_{GS - V_{TH)</w:t>
-      </w:r>
-      <w:r>
-        <w:rPr>
-          <w:color w:val="282C34"/>
-          <w:sz w:val="21"/>
-        </w:rPr>
-        <w:t>.</w:t>
-      </w:r>
-    </w:p>
-    <w:p>
-      <w:pPr>
-        <w:pStyle w:val="ListBullet"/>
-        <w:spacing w:after="40"/>
-        <w:ind w:left="720"/>
-      </w:pPr>
-      <w:r>
-        <w:rPr>
-          <w:color w:val="282C34"/>
-          <w:sz w:val="21"/>
-        </w:rPr>
-        <w:t xml:space="preserve">As </w:t>
-      </w:r>
-      <w:r>
-        <w:rPr>
-          <w:i/>
-          <w:color w:val="145AA0"/>
-          <w:sz w:val="21"/>
-        </w:rPr>
-        <w:t>V_{DS</w:t>
-      </w:r>
-      <w:r>
-        <w:rPr>
-          <w:color w:val="282C34"/>
-          <w:sz w:val="21"/>
-        </w:rPr>
-        <w:t xml:space="preserve"> increases, the potential difference across the gate oxide at the drain end drops to </w:t>
-      </w:r>
-      <w:r>
-        <w:rPr>
-          <w:i/>
-          <w:color w:val="145AA0"/>
-          <w:sz w:val="21"/>
-        </w:rPr>
-        <w:t>(V_{GS - V_{DS)</w:t>
-      </w:r>
-      <w:r>
-        <w:rPr>
-          <w:color w:val="282C34"/>
-          <w:sz w:val="21"/>
-        </w:rPr>
-        <w:t xml:space="preserve">. When </w:t>
-      </w:r>
-      <w:r>
-        <w:rPr>
-          <w:i/>
-          <w:color w:val="145AA0"/>
-          <w:sz w:val="21"/>
-        </w:rPr>
-        <w:t>V_{DS ≥ V_{GS - V_{TH</w:t>
-      </w:r>
-      <w:r>
-        <w:rPr>
-          <w:color w:val="282C34"/>
-          <w:sz w:val="21"/>
-        </w:rPr>
-        <w:t xml:space="preserve">, the inversion layer thickness at the drain end collapses to zero—a phenomenon known as </w:t>
+        <w:t xml:space="preserve">As V_DS increases, the potential difference across the gate oxide at the drain end drops to (V_GS - V_DS). When V_DS &gt;= V_GS - V_TH, the inversion layer thickness at the drain end collapses to zero—a phenomenon known as </w:t>
       </w:r>
       <w:r>
         <w:rPr>
@@ -1112,15 +797,7 @@
                 <w:color w:val="282C34"/>
                 <w:sz w:val="18"/>
               </w:rPr>
-              <w:t xml:space="preserve">DC to </w:t>
-            </w:r>
-            <w:r>
-              <w:rPr>
-                <w:i/>
-                <w:color w:val="145AA0"/>
-                <w:sz w:val="18"/>
-              </w:rPr>
-              <w:t>1200\,V+</w:t>
+              <w:t>DC to 1200 V+</w:t>
             </w:r>
           </w:p>
         </w:tc>
@@ -1219,11 +896,10 @@
             </w:pPr>
             <w:r>
               <w:rPr>
-                <w:i/>
-                <w:color w:val="145AA0"/>
+                <w:color w:val="282C34"/>
                 <w:sz w:val="18"/>
               </w:rPr>
-              <w:t>20\,V \dots 600\,V+</w:t>
+              <w:t>20 V ... 600 V+</w:t>
             </w:r>
           </w:p>
         </w:tc>
@@ -1320,11 +996,10 @@
             </w:pPr>
             <w:r>
               <w:rPr>
-                <w:i/>
-                <w:color w:val="145AA0"/>
+                <w:color w:val="282C34"/>
                 <w:sz w:val="18"/>
               </w:rPr>
-              <w:t>20\,V \dots 200\,V</w:t>
+              <w:t>20 V ... 200 V</w:t>
             </w:r>
           </w:p>
         </w:tc>
@@ -1423,11 +1098,10 @@
             </w:pPr>
             <w:r>
               <w:rPr>
-                <w:i/>
-                <w:color w:val="145AA0"/>
+                <w:color w:val="282C34"/>
                 <w:sz w:val="18"/>
               </w:rPr>
-              <w:t>50\,V \dots 800\,V</w:t>
+              <w:t>50 V ... 800 V</w:t>
             </w:r>
           </w:p>
         </w:tc>
@@ -1503,40 +1177,7 @@
                 <w:color w:val="282C34"/>
                 <w:sz w:val="18"/>
               </w:rPr>
-              <w:t xml:space="preserve">Vertical trench gate, ultra-dense cell pitch, minimum </w:t>
-            </w:r>
-            <w:r>
-              <w:rPr>
-                <w:i/>
-                <w:color w:val="145AA0"/>
-                <w:sz w:val="18"/>
-              </w:rPr>
-              <w:t>R_{DS(on)</w:t>
-            </w:r>
-          </w:p>
-        </w:tc>
-        <w:tc>
-          <w:tcPr>
-            <w:tcW w:type="dxa" w:w="2448"/>
-            <w:tcMar>
-              <w:top w:w="80" w:type="dxa"/>
-              <w:bottom w:w="80" w:type="dxa"/>
-              <w:left w:w="120" w:type="dxa"/>
-              <w:right w:w="120" w:type="dxa"/>
-            </w:tcMar>
-            <w:vAlign w:val="center"/>
-          </w:tcPr>
-          <w:p>
-            <w:pPr>
-              <w:spacing w:after="0"/>
-            </w:pPr>
-            <w:r>
-              <w:rPr>
-                <w:i/>
-                <w:color w:val="145AA0"/>
-                <w:sz w:val="18"/>
-              </w:rPr>
-              <w:t>20\,V \dots 100\,V</w:t>
+              <w:t>Vertical trench gate, ultra-dense cell pitch, minimum R_DS(on)</w:t>
             </w:r>
           </w:p>
         </w:tc>
@@ -1560,22 +1201,31 @@
                 <w:color w:val="282C34"/>
                 <w:sz w:val="18"/>
               </w:rPr>
-              <w:t xml:space="preserve">Automotive </w:t>
+              <w:t>20 V ... 100 V</w:t>
             </w:r>
-            <w:r>
-              <w:rPr>
-                <w:i/>
-                <w:color w:val="145AA0"/>
-                <w:sz w:val="18"/>
-              </w:rPr>
-              <w:t>12\,V/48\,V</w:t>
-            </w:r>
+          </w:p>
+        </w:tc>
+        <w:tc>
+          <w:tcPr>
+            <w:tcW w:type="dxa" w:w="2448"/>
+            <w:tcMar>
+              <w:top w:w="80" w:type="dxa"/>
+              <w:bottom w:w="80" w:type="dxa"/>
+              <w:left w:w="120" w:type="dxa"/>
+              <w:right w:w="120" w:type="dxa"/>
+            </w:tcMar>
+            <w:vAlign w:val="center"/>
+          </w:tcPr>
+          <w:p>
+            <w:pPr>
+              <w:spacing w:after="0"/>
+            </w:pPr>
             <w:r>
               <w:rPr>
                 <w:color w:val="282C34"/>
                 <w:sz w:val="18"/>
               </w:rPr>
-              <w:t xml:space="preserve"> systems, BMS battery protection, PoL converters</w:t>
+              <w:t>Automotive 12 V/48 V systems, BMS battery protection, PoL converters</w:t>
             </w:r>
           </w:p>
         </w:tc>
@@ -1628,22 +1278,7 @@
                 <w:color w:val="282C34"/>
                 <w:sz w:val="18"/>
               </w:rPr>
-              <w:t>Vertical double-diffused planar power, avalanche ruggedness (</w:t>
-            </w:r>
-            <w:r>
-              <w:rPr>
-                <w:i/>
-                <w:color w:val="145AA0"/>
-                <w:sz w:val="18"/>
-              </w:rPr>
-              <w:t>E_{AS</w:t>
-            </w:r>
-            <w:r>
-              <w:rPr>
-                <w:color w:val="282C34"/>
-                <w:sz w:val="18"/>
-              </w:rPr>
-              <w:t>)</w:t>
+              <w:t>Vertical double-diffused planar power, avalanche ruggedness (E_AS)</w:t>
             </w:r>
           </w:p>
         </w:tc>
@@ -1665,11 +1300,10 @@
             </w:pPr>
             <w:r>
               <w:rPr>
-                <w:i/>
-                <w:color w:val="145AA0"/>
+                <w:color w:val="282C34"/>
                 <w:sz w:val="18"/>
               </w:rPr>
-              <w:t>100\,V \dots 600\,V</w:t>
+              <w:t>100 V ... 600 V</w:t>
             </w:r>
           </w:p>
         </w:tc>
@@ -1766,11 +1400,10 @@
             </w:pPr>
             <w:r>
               <w:rPr>
-                <w:i/>
-                <w:color w:val="145AA0"/>
+                <w:color w:val="282C34"/>
                 <w:sz w:val="18"/>
               </w:rPr>
-              <w:t>500\,V \dots 900\,V</w:t>
+              <w:t>500 V ... 900 V</w:t>
             </w:r>
           </w:p>
         </w:tc>
@@ -1847,22 +1480,7 @@
                 <w:color w:val="282C34"/>
                 <w:sz w:val="18"/>
               </w:rPr>
-              <w:t xml:space="preserve">Wide-bandgap </w:t>
-            </w:r>
-            <w:r>
-              <w:rPr>
-                <w:i/>
-                <w:color w:val="145AA0"/>
-                <w:sz w:val="18"/>
-              </w:rPr>
-              <w:t>3.26\,eV</w:t>
-            </w:r>
-            <w:r>
-              <w:rPr>
-                <w:color w:val="282C34"/>
-                <w:sz w:val="18"/>
-              </w:rPr>
-              <w:t xml:space="preserve"> SiC, zero reverse recovery, extreme temp</w:t>
+              <w:t>Wide-bandgap 3.26 eV SiC, zero reverse recovery, extreme temp</w:t>
             </w:r>
           </w:p>
         </w:tc>
@@ -1884,11 +1502,10 @@
             </w:pPr>
             <w:r>
               <w:rPr>
-                <w:i/>
-                <w:color w:val="145AA0"/>
+                <w:color w:val="282C34"/>
                 <w:sz w:val="18"/>
               </w:rPr>
-              <w:t>650\,V \dots 1700\,V+</w:t>
+              <w:t>650 V ... 1700 V+</w:t>
             </w:r>
           </w:p>
         </w:tc>
@@ -1964,52 +1581,7 @@
                 <w:color w:val="282C34"/>
                 <w:sz w:val="18"/>
               </w:rPr>
-              <w:t>Thin oxide low-</w:t>
-            </w:r>
-            <w:r>
-              <w:rPr>
-                <w:i/>
-                <w:color w:val="145AA0"/>
-                <w:sz w:val="18"/>
-              </w:rPr>
-              <w:t>V_{TH</w:t>
-            </w:r>
-            <w:r>
-              <w:rPr>
-                <w:color w:val="282C34"/>
-                <w:sz w:val="18"/>
-              </w:rPr>
-              <w:t xml:space="preserve"> (</w:t>
-            </w:r>
-            <w:r>
-              <w:rPr>
-                <w:i/>
-                <w:color w:val="145AA0"/>
-                <w:sz w:val="18"/>
-              </w:rPr>
-              <w:t>1-2\,V</w:t>
-            </w:r>
-            <w:r>
-              <w:rPr>
-                <w:color w:val="282C34"/>
-                <w:sz w:val="18"/>
-              </w:rPr>
-              <w:t xml:space="preserve">), direct </w:t>
-            </w:r>
-            <w:r>
-              <w:rPr>
-                <w:i/>
-                <w:color w:val="145AA0"/>
-                <w:sz w:val="18"/>
-              </w:rPr>
-              <w:t>3.3\,V/5\,V</w:t>
-            </w:r>
-            <w:r>
-              <w:rPr>
-                <w:color w:val="282C34"/>
-                <w:sz w:val="18"/>
-              </w:rPr>
-              <w:t xml:space="preserve"> MCU GPIO drive</w:t>
+              <w:t>Thin oxide low-V_TH (1-2 V), direct 3.3 V/5 V MCU GPIO drive</w:t>
             </w:r>
           </w:p>
         </w:tc>
@@ -2030,11 +1602,10 @@
             </w:pPr>
             <w:r>
               <w:rPr>
-                <w:i/>
-                <w:color w:val="145AA0"/>
+                <w:color w:val="282C34"/>
                 <w:sz w:val="18"/>
               </w:rPr>
-              <w:t>20\,V \dots 60\,V</w:t>
+              <w:t>20 V ... 60 V</w:t>
             </w:r>
           </w:p>
         </w:tc>
@@ -2111,22 +1682,7 @@
                 <w:color w:val="282C34"/>
                 <w:sz w:val="18"/>
               </w:rPr>
-              <w:t xml:space="preserve">Lateral DMOS, high-frequency power, low </w:t>
-            </w:r>
-            <w:r>
-              <w:rPr>
-                <w:i/>
-                <w:color w:val="145AA0"/>
-                <w:sz w:val="18"/>
-              </w:rPr>
-              <w:t>C_{rss</w:t>
-            </w:r>
-            <w:r>
-              <w:rPr>
-                <w:color w:val="282C34"/>
-                <w:sz w:val="18"/>
-              </w:rPr>
-              <w:t>, ground flange</w:t>
+              <w:t>Lateral DMOS, high-frequency power, low C_rss, ground flange</w:t>
             </w:r>
           </w:p>
         </w:tc>
@@ -2148,11 +1704,10 @@
             </w:pPr>
             <w:r>
               <w:rPr>
-                <w:i/>
-                <w:color w:val="145AA0"/>
+                <w:color w:val="282C34"/>
                 <w:sz w:val="18"/>
               </w:rPr>
-              <w:t>28\,V \dots 100\,V</w:t>
+              <w:t>28 V ... 100 V</w:t>
             </w:r>
           </w:p>
         </w:tc>
@@ -2249,11 +1804,10 @@
             </w:pPr>
             <w:r>
               <w:rPr>
-                <w:i/>
-                <w:color w:val="145AA0"/>
+                <w:color w:val="282C34"/>
                 <w:sz w:val="18"/>
               </w:rPr>
-              <w:t>&lt; 1.2\,V</w:t>
+              <w:t>&lt; 1.2 V</w:t>
             </w:r>
           </w:p>
         </w:tc>
@@ -2352,11 +1906,10 @@
             </w:pPr>
             <w:r>
               <w:rPr>
-                <w:i/>
-                <w:color w:val="145AA0"/>
+                <w:color w:val="282C34"/>
                 <w:sz w:val="18"/>
               </w:rPr>
-              <w:t>10\,V \dots 25\,V</w:t>
+              <w:t>10 V ... 25 V</w:t>
             </w:r>
           </w:p>
         </w:tc>
@@ -2418,82 +1971,7 @@
           <w:color w:val="282C34"/>
           <w:sz w:val="21"/>
         </w:rPr>
-        <w:t xml:space="preserve">For an N-Channel Enhancement MOSFET with channel width </w:t>
-      </w:r>
-      <w:r>
-        <w:rPr>
-          <w:i/>
-          <w:color w:val="145AA0"/>
-          <w:sz w:val="21"/>
-        </w:rPr>
-        <w:t>W</w:t>
-      </w:r>
-      <w:r>
-        <w:rPr>
-          <w:color w:val="282C34"/>
-          <w:sz w:val="21"/>
-        </w:rPr>
-        <w:t xml:space="preserve">, channel length </w:t>
-      </w:r>
-      <w:r>
-        <w:rPr>
-          <w:i/>
-          <w:color w:val="145AA0"/>
-          <w:sz w:val="21"/>
-        </w:rPr>
-        <w:t>L</w:t>
-      </w:r>
-      <w:r>
-        <w:rPr>
-          <w:color w:val="282C34"/>
-          <w:sz w:val="21"/>
-        </w:rPr>
-        <w:t xml:space="preserve">, oxide capacitance per unit area </w:t>
-      </w:r>
-      <w:r>
-        <w:rPr>
-          <w:i/>
-          <w:color w:val="145AA0"/>
-          <w:sz w:val="21"/>
-        </w:rPr>
-        <w:t>C_{ox = \frac{\varepsilon_{ox{t_{ox</w:t>
-      </w:r>
-      <w:r>
-        <w:rPr>
-          <w:color w:val="282C34"/>
-          <w:sz w:val="21"/>
-        </w:rPr>
-        <w:t xml:space="preserve">, electron mobility </w:t>
-      </w:r>
-      <w:r>
-        <w:rPr>
-          <w:i/>
-          <w:color w:val="145AA0"/>
-          <w:sz w:val="21"/>
-        </w:rPr>
-        <w:t>µ_n</w:t>
-      </w:r>
-      <w:r>
-        <w:rPr>
-          <w:color w:val="282C34"/>
-          <w:sz w:val="21"/>
-        </w:rPr>
-        <w:t xml:space="preserve">, and threshold voltage </w:t>
-      </w:r>
-      <w:r>
-        <w:rPr>
-          <w:i/>
-          <w:color w:val="145AA0"/>
-          <w:sz w:val="21"/>
-        </w:rPr>
-        <w:t>V_{TH</w:t>
-      </w:r>
-      <w:r>
-        <w:rPr>
-          <w:color w:val="282C34"/>
-          <w:sz w:val="21"/>
-        </w:rPr>
-        <w:t>:</w:t>
+        <w:t>For an N-Channel Enhancement MOSFET with channel width W, channel length L, oxide capacitance per unit area C_ox = varepsilon_ox / t_ox, electron mobility µ_n, and threshold voltage V_TH:</w:t>
       </w:r>
     </w:p>
     <w:p>
@@ -2509,58 +1987,94 @@
         <w:t>Parameter Grouping:</w:t>
       </w:r>
     </w:p>
-    <w:p>
-      <w:pPr>
-        <w:spacing w:after="80"/>
-      </w:pPr>
-      <w:r>
-        <w:rPr>
-          <w:i/>
-          <w:color w:val="145AA0"/>
-          <w:sz w:val="21"/>
-        </w:rPr>
-      </w:r>
-      <w:r>
-        <w:rPr>
-          <w:color w:val="282C34"/>
-          <w:sz w:val="21"/>
-        </w:rPr>
-        <w:t>\mu_n C_{ox} = k_n' \quad [\text{Process transconductance parameter, } \mu\text{A/V}^2]</w:t>
-      </w:r>
-      <w:r>
-        <w:rPr>
-          <w:i/>
-          <w:color w:val="145AA0"/>
-          <w:sz w:val="21"/>
-        </w:rPr>
-      </w:r>
-    </w:p>
-    <w:p>
-      <w:pPr>
-        <w:spacing w:after="80"/>
-      </w:pPr>
-      <w:r>
-        <w:rPr>
-          <w:i/>
-          <w:color w:val="145AA0"/>
-          <w:sz w:val="21"/>
-        </w:rPr>
-      </w:r>
-      <w:r>
-        <w:rPr>
-          <w:color w:val="282C34"/>
-          <w:sz w:val="21"/>
-        </w:rPr>
-        <w:t>K_n = \frac{1}{2} \mu_n C_{ox} \left(\frac{W}{L}\right) \quad [\text{Device conduction parameter}]</w:t>
-      </w:r>
-      <w:r>
-        <w:rPr>
-          <w:i/>
-          <w:color w:val="145AA0"/>
-          <w:sz w:val="21"/>
-        </w:rPr>
-      </w:r>
-    </w:p>
+    <w:tbl>
+      <w:tblPr>
+        <w:tblW w:type="auto" w:w="0"/>
+        <w:jc w:val="center"/>
+        <w:tblLook w:firstColumn="1" w:firstRow="1" w:lastColumn="0" w:lastRow="0" w:noHBand="0" w:noVBand="1" w:val="04A0"/>
+      </w:tblPr>
+      <w:tblGrid>
+        <w:gridCol w:w="9792"/>
+      </w:tblGrid>
+      <w:tr>
+        <w:tc>
+          <w:tcPr>
+            <w:tcW w:type="dxa" w:w="9792"/>
+            <w:shd w:fill="F5F6F8"/>
+            <w:tcMar>
+              <w:top w:w="80" w:type="dxa"/>
+              <w:bottom w:w="80" w:type="dxa"/>
+              <w:left w:w="140" w:type="dxa"/>
+              <w:right w:w="140" w:type="dxa"/>
+            </w:tcMar>
+            <w:tcBorders>
+              <w:left w:val="single" w:sz="18" w:space="0" w:color="CBD5E0"/>
+              <w:top w:val="none"/>
+              <w:right w:val="none"/>
+              <w:bottom w:val="none"/>
+            </w:tcBorders>
+          </w:tcPr>
+          <w:p>
+            <w:pPr>
+              <w:spacing w:line="240" w:lineRule="auto" w:after="0"/>
+            </w:pPr>
+            <w:r>
+              <w:rPr>
+                <w:rFonts w:ascii="Consolas" w:hAnsi="Consolas"/>
+                <w:color w:val="2D3748"/>
+                <w:sz w:val="18"/>
+              </w:rPr>
+              <w:t>µ_n C_ox = k_n' [Process transconductance parameter, µA/V^2]</w:t>
+            </w:r>
+          </w:p>
+        </w:tc>
+      </w:tr>
+    </w:tbl>
+    <w:p/>
+    <w:tbl>
+      <w:tblPr>
+        <w:tblW w:type="auto" w:w="0"/>
+        <w:jc w:val="center"/>
+        <w:tblLook w:firstColumn="1" w:firstRow="1" w:lastColumn="0" w:lastRow="0" w:noHBand="0" w:noVBand="1" w:val="04A0"/>
+      </w:tblPr>
+      <w:tblGrid>
+        <w:gridCol w:w="9792"/>
+      </w:tblGrid>
+      <w:tr>
+        <w:tc>
+          <w:tcPr>
+            <w:tcW w:type="dxa" w:w="9792"/>
+            <w:shd w:fill="F5F6F8"/>
+            <w:tcMar>
+              <w:top w:w="80" w:type="dxa"/>
+              <w:bottom w:w="80" w:type="dxa"/>
+              <w:left w:w="140" w:type="dxa"/>
+              <w:right w:w="140" w:type="dxa"/>
+            </w:tcMar>
+            <w:tcBorders>
+              <w:left w:val="single" w:sz="18" w:space="0" w:color="CBD5E0"/>
+              <w:top w:val="none"/>
+              <w:right w:val="none"/>
+              <w:bottom w:val="none"/>
+            </w:tcBorders>
+          </w:tcPr>
+          <w:p>
+            <w:pPr>
+              <w:spacing w:line="240" w:lineRule="auto" w:after="0"/>
+            </w:pPr>
+            <w:r>
+              <w:rPr>
+                <w:rFonts w:ascii="Consolas" w:hAnsi="Consolas"/>
+                <w:color w:val="2D3748"/>
+                <w:sz w:val="18"/>
+              </w:rPr>
+              <w:t>K_n = 1 / 2 µ_n C_ox (W / L) [Device conduction parameter]</w:t>
+            </w:r>
+          </w:p>
+        </w:tc>
+      </w:tr>
+    </w:tbl>
+    <w:p/>
     <w:p>
       <w:pPr>
         <w:spacing w:before="160" w:after="80"/>
@@ -2574,58 +2088,94 @@
         <w:t>1. Cutoff Region:</w:t>
       </w:r>
     </w:p>
-    <w:p>
-      <w:pPr>
-        <w:spacing w:after="80"/>
-      </w:pPr>
-      <w:r>
-        <w:rPr>
-          <w:i/>
-          <w:color w:val="145AA0"/>
-          <w:sz w:val="21"/>
-        </w:rPr>
-      </w:r>
-      <w:r>
-        <w:rPr>
-          <w:color w:val="282C34"/>
-          <w:sz w:val="21"/>
-        </w:rPr>
-        <w:t>V_{GS} &lt; V_{TH}</w:t>
-      </w:r>
-      <w:r>
-        <w:rPr>
-          <w:i/>
-          <w:color w:val="145AA0"/>
-          <w:sz w:val="21"/>
-        </w:rPr>
-      </w:r>
-    </w:p>
-    <w:p>
-      <w:pPr>
-        <w:spacing w:after="80"/>
-      </w:pPr>
-      <w:r>
-        <w:rPr>
-          <w:i/>
-          <w:color w:val="145AA0"/>
-          <w:sz w:val="21"/>
-        </w:rPr>
-      </w:r>
-      <w:r>
-        <w:rPr>
-          <w:color w:val="282C34"/>
-          <w:sz w:val="21"/>
-        </w:rPr>
-        <w:t>I_D \approx 0 \quad (\text{Subthreshold leakage } I_{D,sub} \propto \exp\left(\frac{V_{GS} - V_{TH}}{n V_t}\right))</w:t>
-      </w:r>
-      <w:r>
-        <w:rPr>
-          <w:i/>
-          <w:color w:val="145AA0"/>
-          <w:sz w:val="21"/>
-        </w:rPr>
-      </w:r>
-    </w:p>
+    <w:tbl>
+      <w:tblPr>
+        <w:tblW w:type="auto" w:w="0"/>
+        <w:jc w:val="center"/>
+        <w:tblLook w:firstColumn="1" w:firstRow="1" w:lastColumn="0" w:lastRow="0" w:noHBand="0" w:noVBand="1" w:val="04A0"/>
+      </w:tblPr>
+      <w:tblGrid>
+        <w:gridCol w:w="9792"/>
+      </w:tblGrid>
+      <w:tr>
+        <w:tc>
+          <w:tcPr>
+            <w:tcW w:type="dxa" w:w="9792"/>
+            <w:shd w:fill="F5F6F8"/>
+            <w:tcMar>
+              <w:top w:w="80" w:type="dxa"/>
+              <w:bottom w:w="80" w:type="dxa"/>
+              <w:left w:w="140" w:type="dxa"/>
+              <w:right w:w="140" w:type="dxa"/>
+            </w:tcMar>
+            <w:tcBorders>
+              <w:left w:val="single" w:sz="18" w:space="0" w:color="CBD5E0"/>
+              <w:top w:val="none"/>
+              <w:right w:val="none"/>
+              <w:bottom w:val="none"/>
+            </w:tcBorders>
+          </w:tcPr>
+          <w:p>
+            <w:pPr>
+              <w:spacing w:line="240" w:lineRule="auto" w:after="0"/>
+            </w:pPr>
+            <w:r>
+              <w:rPr>
+                <w:rFonts w:ascii="Consolas" w:hAnsi="Consolas"/>
+                <w:color w:val="2D3748"/>
+                <w:sz w:val="18"/>
+              </w:rPr>
+              <w:t>V_GS &lt; V_TH</w:t>
+            </w:r>
+          </w:p>
+        </w:tc>
+      </w:tr>
+    </w:tbl>
+    <w:p/>
+    <w:tbl>
+      <w:tblPr>
+        <w:tblW w:type="auto" w:w="0"/>
+        <w:jc w:val="center"/>
+        <w:tblLook w:firstColumn="1" w:firstRow="1" w:lastColumn="0" w:lastRow="0" w:noHBand="0" w:noVBand="1" w:val="04A0"/>
+      </w:tblPr>
+      <w:tblGrid>
+        <w:gridCol w:w="9792"/>
+      </w:tblGrid>
+      <w:tr>
+        <w:tc>
+          <w:tcPr>
+            <w:tcW w:type="dxa" w:w="9792"/>
+            <w:shd w:fill="F5F6F8"/>
+            <w:tcMar>
+              <w:top w:w="80" w:type="dxa"/>
+              <w:bottom w:w="80" w:type="dxa"/>
+              <w:left w:w="140" w:type="dxa"/>
+              <w:right w:w="140" w:type="dxa"/>
+            </w:tcMar>
+            <w:tcBorders>
+              <w:left w:val="single" w:sz="18" w:space="0" w:color="CBD5E0"/>
+              <w:top w:val="none"/>
+              <w:right w:val="none"/>
+              <w:bottom w:val="none"/>
+            </w:tcBorders>
+          </w:tcPr>
+          <w:p>
+            <w:pPr>
+              <w:spacing w:line="240" w:lineRule="auto" w:after="0"/>
+            </w:pPr>
+            <w:r>
+              <w:rPr>
+                <w:rFonts w:ascii="Consolas" w:hAnsi="Consolas"/>
+                <w:color w:val="2D3748"/>
+                <w:sz w:val="18"/>
+              </w:rPr>
+              <w:t>I_D ≈ 0 (Subthreshold leakage I_D,sub proportional to exp((V_GS - V_TH) / (n V_t)))</w:t>
+            </w:r>
+          </w:p>
+        </w:tc>
+      </w:tr>
+    </w:tbl>
+    <w:p/>
     <w:p>
       <w:pPr>
         <w:spacing w:before="160" w:after="80"/>
@@ -2648,148 +2198,109 @@
           <w:color w:val="282C34"/>
           <w:sz w:val="21"/>
         </w:rPr>
-        <w:t xml:space="preserve">Condition: </w:t>
+        <w:t>Condition: V_GS &gt; V_TH and V_DS &lt; V_GS - V_TH (or V_DS &lt; V_DS(sat)):</w:t>
       </w:r>
-      <w:r>
-        <w:rPr>
-          <w:i/>
-          <w:color w:val="145AA0"/>
-          <w:sz w:val="21"/>
-        </w:rPr>
-        <w:t>V_{GS &gt; V_{TH</w:t>
-      </w:r>
+    </w:p>
+    <w:tbl>
+      <w:tblPr>
+        <w:tblW w:type="auto" w:w="0"/>
+        <w:jc w:val="center"/>
+        <w:tblLook w:firstColumn="1" w:firstRow="1" w:lastColumn="0" w:lastRow="0" w:noHBand="0" w:noVBand="1" w:val="04A0"/>
+      </w:tblPr>
+      <w:tblGrid>
+        <w:gridCol w:w="9792"/>
+      </w:tblGrid>
+      <w:tr>
+        <w:tc>
+          <w:tcPr>
+            <w:tcW w:type="dxa" w:w="9792"/>
+            <w:shd w:fill="F5F6F8"/>
+            <w:tcMar>
+              <w:top w:w="80" w:type="dxa"/>
+              <w:bottom w:w="80" w:type="dxa"/>
+              <w:left w:w="140" w:type="dxa"/>
+              <w:right w:w="140" w:type="dxa"/>
+            </w:tcMar>
+            <w:tcBorders>
+              <w:left w:val="single" w:sz="18" w:space="0" w:color="CBD5E0"/>
+              <w:top w:val="none"/>
+              <w:right w:val="none"/>
+              <w:bottom w:val="none"/>
+            </w:tcBorders>
+          </w:tcPr>
+          <w:p>
+            <w:pPr>
+              <w:spacing w:line="240" w:lineRule="auto" w:after="0"/>
+            </w:pPr>
+            <w:r>
+              <w:rPr>
+                <w:rFonts w:ascii="Consolas" w:hAnsi="Consolas"/>
+                <w:color w:val="2D3748"/>
+                <w:sz w:val="18"/>
+              </w:rPr>
+              <w:t>I_D = µ_n C_ox (W / L) [ (V_GS - V_TH) V_DS - 1 / 2 V_DS^2 ]</w:t>
+            </w:r>
+          </w:p>
+        </w:tc>
+      </w:tr>
+    </w:tbl>
+    <w:p/>
+    <w:p>
+      <w:pPr>
+        <w:spacing w:after="80"/>
+      </w:pPr>
       <w:r>
         <w:rPr>
           <w:color w:val="282C34"/>
           <w:sz w:val="21"/>
         </w:rPr>
-        <w:t xml:space="preserve"> and </w:t>
-      </w:r>
-      <w:r>
-        <w:rPr>
-          <w:i/>
-          <w:color w:val="145AA0"/>
-          <w:sz w:val="21"/>
-        </w:rPr>
-        <w:t>V_{DS &lt; V_{GS - V_{TH</w:t>
-      </w:r>
-      <w:r>
-        <w:rPr>
-          <w:color w:val="282C34"/>
-          <w:sz w:val="21"/>
-        </w:rPr>
-        <w:t xml:space="preserve"> (or </w:t>
-      </w:r>
-      <w:r>
-        <w:rPr>
-          <w:i/>
-          <w:color w:val="145AA0"/>
-          <w:sz w:val="21"/>
-        </w:rPr>
-        <w:t>V_{DS &lt; V_{DS(sat)</w:t>
-      </w:r>
-      <w:r>
-        <w:rPr>
-          <w:color w:val="282C34"/>
-          <w:sz w:val="21"/>
-        </w:rPr>
-        <w:t>):</w:t>
+        <w:t>For very small drain-to-source voltages (V_DS &lt;&lt; 2(V_GS - V_TH)), the quadratic term drops out, and the channel behaves as an ideal linear resistor (R_DS(on)):</w:t>
       </w:r>
     </w:p>
-    <w:p>
-      <w:pPr>
-        <w:spacing w:after="80"/>
-      </w:pPr>
-      <w:r>
-        <w:rPr>
-          <w:i/>
-          <w:color w:val="145AA0"/>
-          <w:sz w:val="21"/>
-        </w:rPr>
-      </w:r>
-      <w:r>
-        <w:rPr>
-          <w:color w:val="282C34"/>
-          <w:sz w:val="21"/>
-        </w:rPr>
-        <w:t>I_D = \mu_n C_{ox} \left(\frac{W}{L}\right) \left[ (V_{GS} - V_{TH}) V_{DS} - \frac{1}{2} V_{DS}^2 \right]</w:t>
-      </w:r>
-      <w:r>
-        <w:rPr>
-          <w:i/>
-          <w:color w:val="145AA0"/>
-          <w:sz w:val="21"/>
-        </w:rPr>
-      </w:r>
-    </w:p>
-    <w:p>
-      <w:pPr>
-        <w:spacing w:after="80"/>
-      </w:pPr>
-      <w:r>
-        <w:rPr>
-          <w:color w:val="282C34"/>
-          <w:sz w:val="21"/>
-        </w:rPr>
-        <w:t>For very small drain-to-source voltages (</w:t>
-      </w:r>
-      <w:r>
-        <w:rPr>
-          <w:i/>
-          <w:color w:val="145AA0"/>
-          <w:sz w:val="21"/>
-        </w:rPr>
-        <w:t>V_{DS \ll 2(V_{GS - V_{TH)</w:t>
-      </w:r>
-      <w:r>
-        <w:rPr>
-          <w:color w:val="282C34"/>
-          <w:sz w:val="21"/>
-        </w:rPr>
-        <w:t>), the quadratic term drops out, and the channel behaves as an ideal linear resistor (</w:t>
-      </w:r>
-      <w:r>
-        <w:rPr>
-          <w:i/>
-          <w:color w:val="145AA0"/>
-          <w:sz w:val="21"/>
-        </w:rPr>
-        <w:t>R_{DS(on)</w:t>
-      </w:r>
-      <w:r>
-        <w:rPr>
-          <w:color w:val="282C34"/>
-          <w:sz w:val="21"/>
-        </w:rPr>
-        <w:t>):</w:t>
-      </w:r>
-    </w:p>
-    <w:p>
-      <w:pPr>
-        <w:spacing w:after="80"/>
-      </w:pPr>
-      <w:r>
-        <w:rPr>
-          <w:i/>
-          <w:color w:val="145AA0"/>
-          <w:sz w:val="21"/>
-        </w:rPr>
-      </w:r>
-      <w:r>
-        <w:rPr>
-          <w:color w:val="282C34"/>
-          <w:sz w:val="21"/>
-        </w:rPr>
-        <w:t>R_{DS(on)} = \left( \frac{\partial I_D}{\partial V_{DS}} \right)^{-1} \approx \frac{1}{\mu_n C_{ox} \left(\frac{W}{L}\right) (V_{GS} - V_{TH})}</w:t>
-      </w:r>
-      <w:r>
-        <w:rPr>
-          <w:i/>
-          <w:color w:val="145AA0"/>
-          <w:sz w:val="21"/>
-        </w:rPr>
-      </w:r>
-    </w:p>
+    <w:tbl>
+      <w:tblPr>
+        <w:tblW w:type="auto" w:w="0"/>
+        <w:jc w:val="center"/>
+        <w:tblLook w:firstColumn="1" w:firstRow="1" w:lastColumn="0" w:lastRow="0" w:noHBand="0" w:noVBand="1" w:val="04A0"/>
+      </w:tblPr>
+      <w:tblGrid>
+        <w:gridCol w:w="9792"/>
+      </w:tblGrid>
+      <w:tr>
+        <w:tc>
+          <w:tcPr>
+            <w:tcW w:type="dxa" w:w="9792"/>
+            <w:shd w:fill="F5F6F8"/>
+            <w:tcMar>
+              <w:top w:w="80" w:type="dxa"/>
+              <w:bottom w:w="80" w:type="dxa"/>
+              <w:left w:w="140" w:type="dxa"/>
+              <w:right w:w="140" w:type="dxa"/>
+            </w:tcMar>
+            <w:tcBorders>
+              <w:left w:val="single" w:sz="18" w:space="0" w:color="CBD5E0"/>
+              <w:top w:val="none"/>
+              <w:right w:val="none"/>
+              <w:bottom w:val="none"/>
+            </w:tcBorders>
+          </w:tcPr>
+          <w:p>
+            <w:pPr>
+              <w:spacing w:line="240" w:lineRule="auto" w:after="0"/>
+            </w:pPr>
+            <w:r>
+              <w:rPr>
+                <w:rFonts w:ascii="Consolas" w:hAnsi="Consolas"/>
+                <w:color w:val="2D3748"/>
+                <w:sz w:val="18"/>
+              </w:rPr>
+              <w:t>R_DS(on) = ( (d I_D) / (d V_DS) )^-1 ≈ 1 / (µ_n C_ox (W / L) (V_GS - V_TH))</w:t>
+            </w:r>
+          </w:p>
+        </w:tc>
+      </w:tr>
+    </w:tbl>
+    <w:p/>
     <w:p>
       <w:pPr>
         <w:spacing w:before="160" w:after="80"/>
@@ -2812,90 +2323,63 @@
           <w:color w:val="282C34"/>
           <w:sz w:val="21"/>
         </w:rPr>
-        <w:t xml:space="preserve">Condition: </w:t>
+        <w:t>Condition: V_GS &gt; V_TH and V_DS &gt;= V_GS - V_TH:</w:t>
       </w:r>
-      <w:r>
-        <w:rPr>
-          <w:i/>
-          <w:color w:val="145AA0"/>
-          <w:sz w:val="21"/>
-        </w:rPr>
-        <w:t>V_{GS &gt; V_{TH</w:t>
-      </w:r>
+    </w:p>
+    <w:tbl>
+      <w:tblPr>
+        <w:tblW w:type="auto" w:w="0"/>
+        <w:jc w:val="center"/>
+        <w:tblLook w:firstColumn="1" w:firstRow="1" w:lastColumn="0" w:lastRow="0" w:noHBand="0" w:noVBand="1" w:val="04A0"/>
+      </w:tblPr>
+      <w:tblGrid>
+        <w:gridCol w:w="9792"/>
+      </w:tblGrid>
+      <w:tr>
+        <w:tc>
+          <w:tcPr>
+            <w:tcW w:type="dxa" w:w="9792"/>
+            <w:shd w:fill="F5F6F8"/>
+            <w:tcMar>
+              <w:top w:w="80" w:type="dxa"/>
+              <w:bottom w:w="80" w:type="dxa"/>
+              <w:left w:w="140" w:type="dxa"/>
+              <w:right w:w="140" w:type="dxa"/>
+            </w:tcMar>
+            <w:tcBorders>
+              <w:left w:val="single" w:sz="18" w:space="0" w:color="CBD5E0"/>
+              <w:top w:val="none"/>
+              <w:right w:val="none"/>
+              <w:bottom w:val="none"/>
+            </w:tcBorders>
+          </w:tcPr>
+          <w:p>
+            <w:pPr>
+              <w:spacing w:line="240" w:lineRule="auto" w:after="0"/>
+            </w:pPr>
+            <w:r>
+              <w:rPr>
+                <w:rFonts w:ascii="Consolas" w:hAnsi="Consolas"/>
+                <w:color w:val="2D3748"/>
+                <w:sz w:val="18"/>
+              </w:rPr>
+              <w:t>I_D = 1 / 2 µ_n C_ox (W / L) (V_GS - V_TH)^2 (1 + λ V_DS)</w:t>
+            </w:r>
+          </w:p>
+        </w:tc>
+      </w:tr>
+    </w:tbl>
+    <w:p/>
+    <w:p>
+      <w:pPr>
+        <w:spacing w:after="80"/>
+      </w:pPr>
       <w:r>
         <w:rPr>
           <w:color w:val="282C34"/>
           <w:sz w:val="21"/>
         </w:rPr>
-        <w:t xml:space="preserve"> and </w:t>
-      </w:r>
-      <w:r>
-        <w:rPr>
-          <w:i/>
-          <w:color w:val="145AA0"/>
-          <w:sz w:val="21"/>
-        </w:rPr>
-        <w:t>V_{DS ≥ V_{GS - V_{TH</w:t>
-      </w:r>
-      <w:r>
-        <w:rPr>
-          <w:color w:val="282C34"/>
-          <w:sz w:val="21"/>
-        </w:rPr>
-        <w:t>:</w:t>
-      </w:r>
-    </w:p>
-    <w:p>
-      <w:pPr>
-        <w:spacing w:after="80"/>
-      </w:pPr>
-      <w:r>
-        <w:rPr>
-          <w:i/>
-          <w:color w:val="145AA0"/>
-          <w:sz w:val="21"/>
-        </w:rPr>
-      </w:r>
-      <w:r>
-        <w:rPr>
-          <w:color w:val="282C34"/>
-          <w:sz w:val="21"/>
-        </w:rPr>
-        <w:t>I_D = \frac{1}{2} \mu_n C_{ox} \left(\frac{W}{L}\right) (V_{GS} - V_{TH})^2 (1 + \lambda V_{DS})</w:t>
-      </w:r>
-      <w:r>
-        <w:rPr>
-          <w:i/>
-          <w:color w:val="145AA0"/>
-          <w:sz w:val="21"/>
-        </w:rPr>
-      </w:r>
-    </w:p>
-    <w:p>
-      <w:pPr>
-        <w:spacing w:after="80"/>
-      </w:pPr>
-      <w:r>
-        <w:rPr>
-          <w:color w:val="282C34"/>
-          <w:sz w:val="21"/>
-        </w:rPr>
-        <w:t xml:space="preserve">where </w:t>
-      </w:r>
-      <w:r>
-        <w:rPr>
-          <w:i/>
-          <w:color w:val="145AA0"/>
-          <w:sz w:val="21"/>
-        </w:rPr>
-        <w:t>\lambda</w:t>
-      </w:r>
-      <w:r>
-        <w:rPr>
-          <w:color w:val="282C34"/>
-          <w:sz w:val="21"/>
-        </w:rPr>
-        <w:t xml:space="preserve"> represents the </w:t>
+        <w:t xml:space="preserve">where λ represents the </w:t>
       </w:r>
       <w:r>
         <w:rPr>
@@ -2910,77 +2394,65 @@
           <w:color w:val="282C34"/>
           <w:sz w:val="21"/>
         </w:rPr>
-        <w:t xml:space="preserve"> (analogous to the Early voltage </w:t>
+        <w:t xml:space="preserve"> (analogous to the Early voltage V_A = 1/λ in BJTs).</w:t>
       </w:r>
-      <w:r>
-        <w:rPr>
-          <w:i/>
-          <w:color w:val="145AA0"/>
-          <w:sz w:val="21"/>
-        </w:rPr>
-        <w:t>V_A = 1/\lambda</w:t>
-      </w:r>
+    </w:p>
+    <w:p>
+      <w:pPr>
+        <w:spacing w:after="80"/>
+      </w:pPr>
       <w:r>
         <w:rPr>
           <w:color w:val="282C34"/>
           <w:sz w:val="21"/>
         </w:rPr>
-        <w:t xml:space="preserve"> in BJTs).</w:t>
+        <w:t>Small-signal transconductance (g_m):</w:t>
       </w:r>
     </w:p>
-    <w:p>
-      <w:pPr>
-        <w:spacing w:after="80"/>
-      </w:pPr>
-      <w:r>
-        <w:rPr>
-          <w:color w:val="282C34"/>
-          <w:sz w:val="21"/>
-        </w:rPr>
-        <w:t>Small-signal transconductance (</w:t>
-      </w:r>
-      <w:r>
-        <w:rPr>
-          <w:i/>
-          <w:color w:val="145AA0"/>
-          <w:sz w:val="21"/>
-        </w:rPr>
-        <w:t>g_m</w:t>
-      </w:r>
-      <w:r>
-        <w:rPr>
-          <w:color w:val="282C34"/>
-          <w:sz w:val="21"/>
-        </w:rPr>
-        <w:t>):</w:t>
-      </w:r>
-    </w:p>
-    <w:p>
-      <w:pPr>
-        <w:spacing w:after="80"/>
-      </w:pPr>
-      <w:r>
-        <w:rPr>
-          <w:i/>
-          <w:color w:val="145AA0"/>
-          <w:sz w:val="21"/>
-        </w:rPr>
-      </w:r>
-      <w:r>
-        <w:rPr>
-          <w:color w:val="282C34"/>
-          <w:sz w:val="21"/>
-        </w:rPr>
-        <w:t>g_m = \left. \frac{\partial I_D}{\partial V_{GS}} \right|_{V_{DS}} = \mu_n C_{ox} \left(\frac{W}{L}\right) (V_{GS} - V_{TH}) = \sqrt{2 \mu_n C_{ox} \left(\frac{W}{L}\right) I_D} = \frac{2 I_D}{V_{GS} - V_{TH}}</w:t>
-      </w:r>
-      <w:r>
-        <w:rPr>
-          <w:i/>
-          <w:color w:val="145AA0"/>
-          <w:sz w:val="21"/>
-        </w:rPr>
-      </w:r>
-    </w:p>
+    <w:tbl>
+      <w:tblPr>
+        <w:tblW w:type="auto" w:w="0"/>
+        <w:jc w:val="center"/>
+        <w:tblLook w:firstColumn="1" w:firstRow="1" w:lastColumn="0" w:lastRow="0" w:noHBand="0" w:noVBand="1" w:val="04A0"/>
+      </w:tblPr>
+      <w:tblGrid>
+        <w:gridCol w:w="9792"/>
+      </w:tblGrid>
+      <w:tr>
+        <w:tc>
+          <w:tcPr>
+            <w:tcW w:type="dxa" w:w="9792"/>
+            <w:shd w:fill="F5F6F8"/>
+            <w:tcMar>
+              <w:top w:w="80" w:type="dxa"/>
+              <w:bottom w:w="80" w:type="dxa"/>
+              <w:left w:w="140" w:type="dxa"/>
+              <w:right w:w="140" w:type="dxa"/>
+            </w:tcMar>
+            <w:tcBorders>
+              <w:left w:val="single" w:sz="18" w:space="0" w:color="CBD5E0"/>
+              <w:top w:val="none"/>
+              <w:right w:val="none"/>
+              <w:bottom w:val="none"/>
+            </w:tcBorders>
+          </w:tcPr>
+          <w:p>
+            <w:pPr>
+              <w:spacing w:line="240" w:lineRule="auto" w:after="0"/>
+            </w:pPr>
+            <w:r>
+              <w:rPr>
+                <w:rFonts w:ascii="Consolas" w:hAnsi="Consolas"/>
+                <w:color w:val="2D3748"/>
+                <w:sz w:val="18"/>
+              </w:rPr>
+              <w:t>g_m = (d I_D) / (d V_GS) |_{V_DS} = µ_n C_ox (W / L) (V_GS - V_TH) = sqrt(2 µ_n C_ox (W / L) I_D) = (2 I_D) / (V_GS - V_TH)</w:t>
+            </w:r>
+          </w:p>
+        </w:tc>
+      </w:tr>
+    </w:tbl>
+    <w:p/>
     <w:p>
       <w:pPr>
         <w:spacing w:before="80" w:after="80"/>
@@ -3114,22 +2586,7 @@
           <w:color w:val="282C34"/>
           <w:sz w:val="21"/>
         </w:rPr>
-        <w:t xml:space="preserve">Datasheets report terminal capacitances measured at specific DC bias voltages (normally with </w:t>
-      </w:r>
-      <w:r>
-        <w:rPr>
-          <w:i/>
-          <w:color w:val="145AA0"/>
-          <w:sz w:val="21"/>
-        </w:rPr>
-        <w:t>V_{GS = 0\,V</w:t>
-      </w:r>
-      <w:r>
-        <w:rPr>
-          <w:color w:val="282C34"/>
-          <w:sz w:val="21"/>
-        </w:rPr>
-        <w:t>):</w:t>
+        <w:t>Datasheets report terminal capacitances measured at specific DC bias voltages (normally with V_GS = 0 V):</w:t>
       </w:r>
     </w:p>
     <w:p>
@@ -3151,15 +2608,7 @@
           <w:color w:val="282C34"/>
           <w:sz w:val="21"/>
         </w:rPr>
-        <w:t xml:space="preserve">: </w:t>
-      </w:r>
-      <w:r>
-        <w:rPr>
-          <w:i/>
-          <w:color w:val="145AA0"/>
-          <w:sz w:val="21"/>
-        </w:rPr>
-        <w:t>C_{iss = C_{gs + C_{gd</w:t>
+        <w:t>: C_iss = C_gs + C_gd</w:t>
       </w:r>
     </w:p>
     <w:p>
@@ -3181,15 +2630,7 @@
           <w:color w:val="282C34"/>
           <w:sz w:val="21"/>
         </w:rPr>
-        <w:t xml:space="preserve">: </w:t>
-      </w:r>
-      <w:r>
-        <w:rPr>
-          <w:i/>
-          <w:color w:val="145AA0"/>
-          <w:sz w:val="21"/>
-        </w:rPr>
-        <w:t>C_{oss = C_{ds + C_{gd</w:t>
+        <w:t>: C_oss = C_ds + C_gd</w:t>
       </w:r>
     </w:p>
     <w:p>
@@ -3211,15 +2652,7 @@
           <w:color w:val="282C34"/>
           <w:sz w:val="21"/>
         </w:rPr>
-        <w:t xml:space="preserve">: </w:t>
-      </w:r>
-      <w:r>
-        <w:rPr>
-          <w:i/>
-          <w:color w:val="145AA0"/>
-          <w:sz w:val="21"/>
-        </w:rPr>
-        <w:t>C_{rss = C_{gd</w:t>
+        <w:t>: C_rss = C_gd</w:t>
       </w:r>
     </w:p>
     <w:p>
@@ -3232,24 +2665,7 @@
           <w:color w:val="4682B4"/>
           <w:sz w:val="24"/>
         </w:rPr>
-        <w:t>2. The Gate Charge (</w:t>
-      </w:r>
-      <w:r>
-        <w:rPr>
-          <w:b/>
-          <w:i/>
-          <w:color w:val="145AA0"/>
-          <w:sz w:val="24"/>
-        </w:rPr>
-        <w:t>Q_g</w:t>
-      </w:r>
-      <w:r>
-        <w:rPr>
-          <w:b/>
-          <w:color w:val="4682B4"/>
-          <w:sz w:val="24"/>
-        </w:rPr>
-        <w:t>) Curve &amp; Miller Plateau:</w:t>
+        <w:t>2. The Gate Charge (Q_g) Curve &amp; Miller Plateau:</w:t>
       </w:r>
     </w:p>
     <w:p>
@@ -3342,44 +2758,14 @@
           <w:color w:val="282C34"/>
           <w:sz w:val="21"/>
         </w:rPr>
-        <w:t>Phase 1 ($0 \rightarrow Q_{th}$)</w:t>
+        <w:t>Phase 1 (0 -&gt; Q_th)</w:t>
       </w:r>
       <w:r>
         <w:rPr>
           <w:color w:val="282C34"/>
           <w:sz w:val="21"/>
         </w:rPr>
-        <w:t xml:space="preserve">: Gate driver charges </w:t>
-      </w:r>
-      <w:r>
-        <w:rPr>
-          <w:i/>
-          <w:color w:val="145AA0"/>
-          <w:sz w:val="21"/>
-        </w:rPr>
-        <w:t>C_{gs</w:t>
-      </w:r>
-      <w:r>
-        <w:rPr>
-          <w:color w:val="282C34"/>
-          <w:sz w:val="21"/>
-        </w:rPr>
-        <w:t xml:space="preserve">. Gate voltage rises exponentially. No drain current flows until </w:t>
-      </w:r>
-      <w:r>
-        <w:rPr>
-          <w:i/>
-          <w:color w:val="145AA0"/>
-          <w:sz w:val="21"/>
-        </w:rPr>
-        <w:t>V_{gs = V_{TH</w:t>
-      </w:r>
-      <w:r>
-        <w:rPr>
-          <w:color w:val="282C34"/>
-          <w:sz w:val="21"/>
-        </w:rPr>
-        <w:t>.</w:t>
+        <w:t>: Gate driver charges C_gs. Gate voltage rises exponentially. No drain current flows until V_gs = V_TH.</w:t>
       </w:r>
     </w:p>
     <w:p>
@@ -3394,7 +2780,7 @@
           <w:color w:val="282C34"/>
           <w:sz w:val="21"/>
         </w:rPr>
-        <w:t>Phase 2 ($Q_{gs} \rightarrow Q_{gd}$)</w:t>
+        <w:t>Phase 2 (Q_gs -&gt; Q_gd)</w:t>
       </w:r>
       <w:r>
         <w:rPr>
@@ -3416,134 +2802,29 @@
           <w:color w:val="282C34"/>
           <w:sz w:val="21"/>
         </w:rPr>
-        <w:t xml:space="preserve">. Drain current reaches maximum load current, and drain voltage </w:t>
+        <w:t>. Drain current reaches maximum load current, and drain voltage V_DS collapses from high bus voltage to near zero. All gate drive current is diverted to discharging the highly non-linear C_gd capacitance. The gate voltage remains stuck at V_plateau = V_TH + I_LOAD / g_m.</w:t>
       </w:r>
+    </w:p>
+    <w:p>
+      <w:pPr>
+        <w:pStyle w:val="ListBullet"/>
+        <w:spacing w:after="40"/>
+        <w:ind w:left="360"/>
+      </w:pPr>
       <w:r>
         <w:rPr>
-          <w:i/>
-          <w:color w:val="145AA0"/>
+          <w:b/>
+          <w:color w:val="282C34"/>
           <w:sz w:val="21"/>
         </w:rPr>
-        <w:t>V_{DS</w:t>
+        <w:t>Phase 3 (Q_gd -&gt; Q_total)</w:t>
       </w:r>
       <w:r>
         <w:rPr>
           <w:color w:val="282C34"/>
           <w:sz w:val="21"/>
         </w:rPr>
-        <w:t xml:space="preserve"> collapses from high bus voltage to near zero. All gate drive current is diverted to discharging the highly non-linear </w:t>
-      </w:r>
-      <w:r>
-        <w:rPr>
-          <w:i/>
-          <w:color w:val="145AA0"/>
-          <w:sz w:val="21"/>
-        </w:rPr>
-        <w:t>C_{gd</w:t>
-      </w:r>
-      <w:r>
-        <w:rPr>
-          <w:color w:val="282C34"/>
-          <w:sz w:val="21"/>
-        </w:rPr>
-        <w:t xml:space="preserve"> capacitance. The gate voltage remains stuck at </w:t>
-      </w:r>
-      <w:r>
-        <w:rPr>
-          <w:i/>
-          <w:color w:val="145AA0"/>
-          <w:sz w:val="21"/>
-        </w:rPr>
-        <w:t>V_{plateau = V_{TH + \frac{I_{LOAD{g_m</w:t>
-      </w:r>
-      <w:r>
-        <w:rPr>
-          <w:color w:val="282C34"/>
-          <w:sz w:val="21"/>
-        </w:rPr>
-        <w:t>.</w:t>
-      </w:r>
-    </w:p>
-    <w:p>
-      <w:pPr>
-        <w:pStyle w:val="ListBullet"/>
-        <w:spacing w:after="40"/>
-        <w:ind w:left="360"/>
-      </w:pPr>
-      <w:r>
-        <w:rPr>
-          <w:b/>
-          <w:color w:val="282C34"/>
-          <w:sz w:val="21"/>
-        </w:rPr>
-        <w:t>Phase 3 ($Q_{gd} \rightarrow Q_{total}$)</w:t>
-      </w:r>
-      <w:r>
-        <w:rPr>
-          <w:color w:val="282C34"/>
-          <w:sz w:val="21"/>
-        </w:rPr>
-        <w:t xml:space="preserve">: </w:t>
-      </w:r>
-      <w:r>
-        <w:rPr>
-          <w:i/>
-          <w:color w:val="145AA0"/>
-          <w:sz w:val="21"/>
-        </w:rPr>
-        <w:t>V_{DS</w:t>
-      </w:r>
-      <w:r>
-        <w:rPr>
-          <w:color w:val="282C34"/>
-          <w:sz w:val="21"/>
-        </w:rPr>
-        <w:t xml:space="preserve"> has fallen to </w:t>
-      </w:r>
-      <w:r>
-        <w:rPr>
-          <w:i/>
-          <w:color w:val="145AA0"/>
-          <w:sz w:val="21"/>
-        </w:rPr>
-        <w:t>I_D \cdot R_{DS(on)</w:t>
-      </w:r>
-      <w:r>
-        <w:rPr>
-          <w:color w:val="282C34"/>
-          <w:sz w:val="21"/>
-        </w:rPr>
-        <w:t>. The gate voltage rises up to the full gate driver output rail (</w:t>
-      </w:r>
-      <w:r>
-        <w:rPr>
-          <w:i/>
-          <w:color w:val="145AA0"/>
-          <w:sz w:val="21"/>
-        </w:rPr>
-        <w:t>V_{drive</w:t>
-      </w:r>
-      <w:r>
-        <w:rPr>
-          <w:color w:val="282C34"/>
-          <w:sz w:val="21"/>
-        </w:rPr>
-        <w:t xml:space="preserve">), driving the channel into deep ohmic conduction to minimize </w:t>
-      </w:r>
-      <w:r>
-        <w:rPr>
-          <w:i/>
-          <w:color w:val="145AA0"/>
-          <w:sz w:val="21"/>
-        </w:rPr>
-        <w:t>R_{DS(on)</w:t>
-      </w:r>
-      <w:r>
-        <w:rPr>
-          <w:color w:val="282C34"/>
-          <w:sz w:val="21"/>
-        </w:rPr>
-        <w:t>.</w:t>
+        <w:t>: V_DS has fallen to I_D * R_DS(on). The gate voltage rises up to the full gate driver output rail (V_drive), driving the channel into deep ohmic conduction to minimize R_DS(on).</w:t>
       </w:r>
     </w:p>
     <w:p>
@@ -3663,41 +2944,7 @@
           <w:color w:val="4682B4"/>
           <w:sz w:val="24"/>
         </w:rPr>
-        <w:t>6.1 Static Output Characteristics Waveform (</w:t>
-      </w:r>
-      <w:r>
-        <w:rPr>
-          <w:b/>
-          <w:i/>
-          <w:color w:val="145AA0"/>
-          <w:sz w:val="24"/>
-        </w:rPr>
-        <w:t>I_D</w:t>
-      </w:r>
-      <w:r>
-        <w:rPr>
-          <w:b/>
-          <w:color w:val="4682B4"/>
-          <w:sz w:val="24"/>
-        </w:rPr>
-        <w:t xml:space="preserve"> vs. </w:t>
-      </w:r>
-      <w:r>
-        <w:rPr>
-          <w:b/>
-          <w:i/>
-          <w:color w:val="145AA0"/>
-          <w:sz w:val="24"/>
-        </w:rPr>
-        <w:t>V_{DS</w:t>
-      </w:r>
-      <w:r>
-        <w:rPr>
-          <w:b/>
-          <w:color w:val="4682B4"/>
-          <w:sz w:val="24"/>
-        </w:rPr>
-        <w:t>)</w:t>
+        <w:t>6.1 Static Output Characteristics Waveform (I_D vs. V_DS)</w:t>
       </w:r>
     </w:p>
     <w:p>
@@ -3709,22 +2956,7 @@
           <w:color w:val="282C34"/>
           <w:sz w:val="21"/>
         </w:rPr>
-        <w:t>The family of output characteristic curves illustrates the static operating states across varying gate overdrive voltages (</w:t>
-      </w:r>
-      <w:r>
-        <w:rPr>
-          <w:i/>
-          <w:color w:val="145AA0"/>
-          <w:sz w:val="21"/>
-        </w:rPr>
-        <w:t>V_{GS</w:t>
-      </w:r>
-      <w:r>
-        <w:rPr>
-          <w:color w:val="282C34"/>
-          <w:sz w:val="21"/>
-        </w:rPr>
-        <w:t>):</w:t>
+        <w:t>The family of output characteristic curves illustrates the static operating states across varying gate overdrive voltages (V_GS):</w:t>
       </w:r>
     </w:p>
     <w:tbl>
@@ -3850,7 +3082,7 @@
           <w:color w:val="282C34"/>
           <w:sz w:val="21"/>
         </w:rPr>
-        <w:t>Cutoff Region ($V_{GS} &lt; V_{TH}$)</w:t>
+        <w:t>Cutoff Region (V_GS &lt; V_TH)</w:t>
       </w:r>
       <w:r>
         <w:rPr>
@@ -3885,22 +3117,7 @@
           <w:color w:val="282C34"/>
           <w:sz w:val="21"/>
         </w:rPr>
-        <w:t>Conduction is limited to microscopic subthreshold diffusion leakage (</w:t>
-      </w:r>
-      <w:r>
-        <w:rPr>
-          <w:i/>
-          <w:color w:val="145AA0"/>
-          <w:sz w:val="21"/>
-        </w:rPr>
-        <w:t>I_D \approx pA \dots nA</w:t>
-      </w:r>
-      <w:r>
-        <w:rPr>
-          <w:color w:val="282C34"/>
-          <w:sz w:val="21"/>
-        </w:rPr>
-        <w:t>).</w:t>
+        <w:t>Conduction is limited to microscopic subthreshold diffusion leakage (I_D ≈ pA ... nA).</w:t>
       </w:r>
     </w:p>
     <w:p>
@@ -3915,7 +3132,7 @@
           <w:color w:val="282C34"/>
           <w:sz w:val="21"/>
         </w:rPr>
-        <w:t>Linear / Triode / Ohmic Region ($V_{GS} &gt; V_{TH}$ and $V_{DS} &lt; V_{GS} - V_{TH}$)</w:t>
+        <w:t>Linear / Triode / Ohmic Region (V_GS &gt; V_TH and V_DS &lt; V_GS - V_TH)</w:t>
       </w:r>
       <w:r>
         <w:rPr>
@@ -3950,59 +3167,80 @@
           <w:color w:val="282C34"/>
           <w:sz w:val="21"/>
         </w:rPr>
-        <w:t>The device behaves as a precision, voltage-variable linear resistor (</w:t>
+        <w:t>The device behaves as a precision, voltage-variable linear resistor (R_DS(on)).</w:t>
       </w:r>
-      <w:r>
-        <w:rPr>
-          <w:i/>
-          <w:color w:val="145AA0"/>
-          <w:sz w:val="21"/>
-        </w:rPr>
-        <w:t>R_{DS(on)</w:t>
-      </w:r>
+    </w:p>
+    <w:p>
+      <w:pPr>
+        <w:pStyle w:val="ListBullet"/>
+        <w:spacing w:after="40"/>
+        <w:ind w:left="720"/>
+      </w:pPr>
       <w:r>
         <w:rPr>
           <w:color w:val="282C34"/>
           <w:sz w:val="21"/>
         </w:rPr>
-        <w:t>).</w:t>
+        <w:t>Higher V_GS overdrive widens the channel, reducing R_DS(on):</w:t>
       </w:r>
     </w:p>
+    <w:tbl>
+      <w:tblPr>
+        <w:tblW w:type="auto" w:w="0"/>
+        <w:jc w:val="center"/>
+        <w:tblLook w:firstColumn="1" w:firstRow="1" w:lastColumn="0" w:lastRow="0" w:noHBand="0" w:noVBand="1" w:val="04A0"/>
+      </w:tblPr>
+      <w:tblGrid>
+        <w:gridCol w:w="9792"/>
+      </w:tblGrid>
+      <w:tr>
+        <w:tc>
+          <w:tcPr>
+            <w:tcW w:type="dxa" w:w="9792"/>
+            <w:shd w:fill="F5F6F8"/>
+            <w:tcMar>
+              <w:top w:w="80" w:type="dxa"/>
+              <w:bottom w:w="80" w:type="dxa"/>
+              <w:left w:w="140" w:type="dxa"/>
+              <w:right w:w="140" w:type="dxa"/>
+            </w:tcMar>
+            <w:tcBorders>
+              <w:left w:val="single" w:sz="18" w:space="0" w:color="CBD5E0"/>
+              <w:top w:val="none"/>
+              <w:right w:val="none"/>
+              <w:bottom w:val="none"/>
+            </w:tcBorders>
+          </w:tcPr>
+          <w:p>
+            <w:pPr>
+              <w:spacing w:line="240" w:lineRule="auto" w:after="0"/>
+            </w:pPr>
+            <w:r>
+              <w:rPr>
+                <w:rFonts w:ascii="Consolas" w:hAnsi="Consolas"/>
+                <w:color w:val="2D3748"/>
+                <w:sz w:val="18"/>
+              </w:rPr>
+              <w:t>R_DS(on) = V_DS / I_D ≈ 1 / (µ_n C_ox (W / L)(V_GS - V_TH))</w:t>
+            </w:r>
+          </w:p>
+        </w:tc>
+      </w:tr>
+    </w:tbl>
+    <w:p/>
     <w:p>
       <w:pPr>
-        <w:pStyle w:val="ListBullet"/>
+        <w:pStyle w:val="ListNumber"/>
         <w:spacing w:after="40"/>
-        <w:ind w:left="720"/>
+        <w:ind w:left="360"/>
       </w:pPr>
       <w:r>
         <w:rPr>
+          <w:b/>
           <w:color w:val="282C34"/>
           <w:sz w:val="21"/>
         </w:rPr>
-        <w:t xml:space="preserve">Higher </w:t>
-      </w:r>
-      <w:r>
-        <w:rPr>
-          <w:i/>
-          <w:color w:val="145AA0"/>
-          <w:sz w:val="21"/>
-        </w:rPr>
-        <w:t>V_{GS</w:t>
-      </w:r>
-      <w:r>
-        <w:rPr>
-          <w:color w:val="282C34"/>
-          <w:sz w:val="21"/>
-        </w:rPr>
-        <w:t xml:space="preserve"> overdrive widens the channel, reducing </w:t>
-      </w:r>
-      <w:r>
-        <w:rPr>
-          <w:i/>
-          <w:color w:val="145AA0"/>
-          <w:sz w:val="21"/>
-        </w:rPr>
-        <w:t>R_{DS(on)</w:t>
+        <w:t>Pinch-Off Boundary (V_DS = V_GS - V_TH)</w:t>
       </w:r>
       <w:r>
         <w:rPr>
@@ -4014,28 +3252,30 @@
     </w:p>
     <w:p>
       <w:pPr>
-        <w:spacing w:after="80"/>
-      </w:pPr>
-      <w:r>
-        <w:rPr>
-          <w:i/>
-          <w:color w:val="145AA0"/>
-          <w:sz w:val="21"/>
-        </w:rPr>
-      </w:r>
+        <w:pStyle w:val="ListBullet"/>
+        <w:spacing w:after="40"/>
+        <w:ind w:left="720"/>
+      </w:pPr>
       <w:r>
         <w:rPr>
           <w:color w:val="282C34"/>
           <w:sz w:val="21"/>
         </w:rPr>
-        <w:t>R_{DS(on)} = \frac{V_{DS}}{I_D} \approx \frac{1}{\mu_n C_{ox} \left(\frac{W}{L}\right)(V_{GS} - V_{TH})}</w:t>
+        <w:t>The voltage drop across the oxide at the drain end reaches exactly V_TH.</w:t>
       </w:r>
+    </w:p>
+    <w:p>
+      <w:pPr>
+        <w:pStyle w:val="ListBullet"/>
+        <w:spacing w:after="40"/>
+        <w:ind w:left="720"/>
+      </w:pPr>
       <w:r>
         <w:rPr>
-          <w:i/>
-          <w:color w:val="145AA0"/>
+          <w:color w:val="282C34"/>
           <w:sz w:val="21"/>
         </w:rPr>
+        <w:t>The inversion channel depth collapses to zero at the drain junction, forming the pinch-off point.</w:t>
       </w:r>
     </w:p>
     <w:p>
@@ -4050,7 +3290,7 @@
           <w:color w:val="282C34"/>
           <w:sz w:val="21"/>
         </w:rPr>
-        <w:t>Pinch-Off Boundary ($V_{DS} = V_{GS} - V_{TH}$)</w:t>
+        <w:t>Saturation (Active) Region (V_GS &gt; V_TH and V_DS &gt;= V_GS - V_TH)</w:t>
       </w:r>
       <w:r>
         <w:rPr>
@@ -4071,87 +3311,7 @@
           <w:color w:val="282C34"/>
           <w:sz w:val="21"/>
         </w:rPr>
-        <w:t xml:space="preserve">The voltage drop across the oxide at the drain end reaches exactly </w:t>
-      </w:r>
-      <w:r>
-        <w:rPr>
-          <w:i/>
-          <w:color w:val="145AA0"/>
-          <w:sz w:val="21"/>
-        </w:rPr>
-        <w:t>V_{TH</w:t>
-      </w:r>
-      <w:r>
-        <w:rPr>
-          <w:color w:val="282C34"/>
-          <w:sz w:val="21"/>
-        </w:rPr>
-        <w:t>.</w:t>
-      </w:r>
-    </w:p>
-    <w:p>
-      <w:pPr>
-        <w:pStyle w:val="ListBullet"/>
-        <w:spacing w:after="40"/>
-        <w:ind w:left="720"/>
-      </w:pPr>
-      <w:r>
-        <w:rPr>
-          <w:color w:val="282C34"/>
-          <w:sz w:val="21"/>
-        </w:rPr>
-        <w:t>The inversion channel depth collapses to zero at the drain junction, forming the pinch-off point.</w:t>
-      </w:r>
-    </w:p>
-    <w:p>
-      <w:pPr>
-        <w:pStyle w:val="ListNumber"/>
-        <w:spacing w:after="40"/>
-        <w:ind w:left="360"/>
-      </w:pPr>
-      <w:r>
-        <w:rPr>
-          <w:b/>
-          <w:color w:val="282C34"/>
-          <w:sz w:val="21"/>
-        </w:rPr>
-        <w:t>Saturation (Active) Region ($V_{GS} &gt; V_{TH}$ and $V_{DS} \ge V_{GS} - V_{TH}$)</w:t>
-      </w:r>
-      <w:r>
-        <w:rPr>
-          <w:color w:val="282C34"/>
-          <w:sz w:val="21"/>
-        </w:rPr>
-        <w:t>:</w:t>
-      </w:r>
-    </w:p>
-    <w:p>
-      <w:pPr>
-        <w:pStyle w:val="ListBullet"/>
-        <w:spacing w:after="40"/>
-        <w:ind w:left="720"/>
-      </w:pPr>
-      <w:r>
-        <w:rPr>
-          <w:color w:val="282C34"/>
-          <w:sz w:val="21"/>
-        </w:rPr>
-        <w:t xml:space="preserve">Increasing </w:t>
-      </w:r>
-      <w:r>
-        <w:rPr>
-          <w:i/>
-          <w:color w:val="145AA0"/>
-          <w:sz w:val="21"/>
-        </w:rPr>
-        <w:t>V_{DS</w:t>
-      </w:r>
-      <w:r>
-        <w:rPr>
-          <w:color w:val="282C34"/>
-          <w:sz w:val="21"/>
-        </w:rPr>
-        <w:t xml:space="preserve"> beyond pinch-off does not widen the channel; instead, the excess voltage drops across the drain depletion zone.</w:t>
+        <w:t>Increasing V_DS beyond pinch-off does not widen the channel; instead, the excess voltage drops across the drain depletion zone.</w:t>
       </w:r>
     </w:p>
     <w:p>
@@ -4168,32 +3328,50 @@
         <w:t>Current saturates to a constant level governed by the gate overdrive square law:</w:t>
       </w:r>
     </w:p>
-    <w:p>
-      <w:pPr>
-        <w:spacing w:after="80"/>
-      </w:pPr>
-      <w:r>
-        <w:rPr>
-          <w:i/>
-          <w:color w:val="145AA0"/>
-          <w:sz w:val="21"/>
-        </w:rPr>
-      </w:r>
-      <w:r>
-        <w:rPr>
-          <w:color w:val="282C34"/>
-          <w:sz w:val="21"/>
-        </w:rPr>
-        <w:t>I_D = \frac{1}{2} \mu_n C_{ox} \left(\frac{W}{L}\right) (V_{GS} - V_{TH})^2 (1 + \lambda V_{DS})</w:t>
-      </w:r>
-      <w:r>
-        <w:rPr>
-          <w:i/>
-          <w:color w:val="145AA0"/>
-          <w:sz w:val="21"/>
-        </w:rPr>
-      </w:r>
-    </w:p>
+    <w:tbl>
+      <w:tblPr>
+        <w:tblW w:type="auto" w:w="0"/>
+        <w:jc w:val="center"/>
+        <w:tblLook w:firstColumn="1" w:firstRow="1" w:lastColumn="0" w:lastRow="0" w:noHBand="0" w:noVBand="1" w:val="04A0"/>
+      </w:tblPr>
+      <w:tblGrid>
+        <w:gridCol w:w="9792"/>
+      </w:tblGrid>
+      <w:tr>
+        <w:tc>
+          <w:tcPr>
+            <w:tcW w:type="dxa" w:w="9792"/>
+            <w:shd w:fill="F5F6F8"/>
+            <w:tcMar>
+              <w:top w:w="80" w:type="dxa"/>
+              <w:bottom w:w="80" w:type="dxa"/>
+              <w:left w:w="140" w:type="dxa"/>
+              <w:right w:w="140" w:type="dxa"/>
+            </w:tcMar>
+            <w:tcBorders>
+              <w:left w:val="single" w:sz="18" w:space="0" w:color="CBD5E0"/>
+              <w:top w:val="none"/>
+              <w:right w:val="none"/>
+              <w:bottom w:val="none"/>
+            </w:tcBorders>
+          </w:tcPr>
+          <w:p>
+            <w:pPr>
+              <w:spacing w:line="240" w:lineRule="auto" w:after="0"/>
+            </w:pPr>
+            <w:r>
+              <w:rPr>
+                <w:rFonts w:ascii="Consolas" w:hAnsi="Consolas"/>
+                <w:color w:val="2D3748"/>
+                <w:sz w:val="18"/>
+              </w:rPr>
+              <w:t>I_D = 1 / 2 µ_n C_ox (W / L) (V_GS - V_TH)^2 (1 + λ V_DS)</w:t>
+            </w:r>
+          </w:p>
+        </w:tc>
+      </w:tr>
+    </w:tbl>
+    <w:p/>
     <w:p>
       <w:pPr>
         <w:pStyle w:val="ListBullet"/>
@@ -4213,44 +3391,14 @@
           <w:color w:val="282C34"/>
           <w:sz w:val="21"/>
         </w:rPr>
-        <w:t>Channel Length Modulation ($\lambda$)</w:t>
+        <w:t>Channel Length Modulation (λ)</w:t>
       </w:r>
       <w:r>
         <w:rPr>
           <w:color w:val="282C34"/>
           <w:sz w:val="21"/>
         </w:rPr>
-        <w:t xml:space="preserve">, where high </w:t>
-      </w:r>
-      <w:r>
-        <w:rPr>
-          <w:i/>
-          <w:color w:val="145AA0"/>
-          <w:sz w:val="21"/>
-        </w:rPr>
-        <w:t>V_{DS</w:t>
-      </w:r>
-      <w:r>
-        <w:rPr>
-          <w:color w:val="282C34"/>
-          <w:sz w:val="21"/>
-        </w:rPr>
-        <w:t xml:space="preserve"> shortens the effective channel length </w:t>
-      </w:r>
-      <w:r>
-        <w:rPr>
-          <w:i/>
-          <w:color w:val="145AA0"/>
-          <w:sz w:val="21"/>
-        </w:rPr>
-        <w:t>L_{eff</w:t>
-      </w:r>
-      <w:r>
-        <w:rPr>
-          <w:color w:val="282C34"/>
-          <w:sz w:val="21"/>
-        </w:rPr>
-        <w:t>.</w:t>
+        <w:t>, where high V_DS shortens the effective channel length L_eff.</w:t>
       </w:r>
     </w:p>
     <w:p>
@@ -4265,7 +3413,7 @@
           <w:color w:val="282C34"/>
           <w:sz w:val="21"/>
         </w:rPr>
-        <w:t>Avalanche Breakdown Region ($V_{DS} \ge V_{BR(DSS)}$)</w:t>
+        <w:t>Avalanche Breakdown Region (V_DS &gt;= V_BR(DSS))</w:t>
       </w:r>
       <w:r>
         <w:rPr>
@@ -4307,41 +3455,7 @@
           <w:color w:val="4682B4"/>
           <w:sz w:val="24"/>
         </w:rPr>
-        <w:t>6.2 Transfer Characteristics Waveforms (</w:t>
-      </w:r>
-      <w:r>
-        <w:rPr>
-          <w:b/>
-          <w:i/>
-          <w:color w:val="145AA0"/>
-          <w:sz w:val="24"/>
-        </w:rPr>
-        <w:t>I_D</w:t>
-      </w:r>
-      <w:r>
-        <w:rPr>
-          <w:b/>
-          <w:color w:val="4682B4"/>
-          <w:sz w:val="24"/>
-        </w:rPr>
-        <w:t xml:space="preserve"> vs. </w:t>
-      </w:r>
-      <w:r>
-        <w:rPr>
-          <w:b/>
-          <w:i/>
-          <w:color w:val="145AA0"/>
-          <w:sz w:val="24"/>
-        </w:rPr>
-        <w:t>V_{GS</w:t>
-      </w:r>
-      <w:r>
-        <w:rPr>
-          <w:b/>
-          <w:color w:val="4682B4"/>
-          <w:sz w:val="24"/>
-        </w:rPr>
-        <w:t>)</w:t>
+        <w:t>6.2 Transfer Characteristics Waveforms (I_D vs. V_GS)</w:t>
       </w:r>
     </w:p>
     <w:p>
@@ -4451,37 +3565,7 @@
           <w:color w:val="282C34"/>
           <w:sz w:val="21"/>
         </w:rPr>
-        <w:t>: Shows the square-law quadratic relationship (</w:t>
-      </w:r>
-      <w:r>
-        <w:rPr>
-          <w:i/>
-          <w:color w:val="145AA0"/>
-          <w:sz w:val="21"/>
-        </w:rPr>
-        <w:t>I_D \propto (V_{GS - V_{TH)^2</w:t>
-      </w:r>
-      <w:r>
-        <w:rPr>
-          <w:color w:val="282C34"/>
-          <w:sz w:val="21"/>
-        </w:rPr>
-        <w:t xml:space="preserve">) in saturation and provides the graphical extraction point for </w:t>
-      </w:r>
-      <w:r>
-        <w:rPr>
-          <w:i/>
-          <w:color w:val="145AA0"/>
-          <w:sz w:val="21"/>
-        </w:rPr>
-        <w:t>V_{TH</w:t>
-      </w:r>
-      <w:r>
-        <w:rPr>
-          <w:color w:val="282C34"/>
-          <w:sz w:val="21"/>
-        </w:rPr>
-        <w:t>.</w:t>
+        <w:t>: Shows the square-law quadratic relationship (I_D proportional to (V_GS - V_TH)^2) in saturation and provides the graphical extraction point for V_TH.</w:t>
       </w:r>
     </w:p>
     <w:p>
@@ -4518,22 +3602,7 @@
           <w:color w:val="282C34"/>
           <w:sz w:val="21"/>
         </w:rPr>
-        <w:t xml:space="preserve"> (</w:t>
-      </w:r>
-      <w:r>
-        <w:rPr>
-          <w:i/>
-          <w:color w:val="145AA0"/>
-          <w:sz w:val="21"/>
-        </w:rPr>
-        <w:t>V_{GS &lt; V_{TH</w:t>
-      </w:r>
-      <w:r>
-        <w:rPr>
-          <w:color w:val="282C34"/>
-          <w:sz w:val="21"/>
-        </w:rPr>
-        <w:t xml:space="preserve">). The slope is defined by the </w:t>
+        <w:t xml:space="preserve"> (V_GS &lt; V_TH). The slope is defined by the </w:t>
       </w:r>
       <w:r>
         <w:rPr>
@@ -4541,7 +3610,7 @@
           <w:color w:val="282C34"/>
           <w:sz w:val="21"/>
         </w:rPr>
-        <w:t>Subthreshold Swing ($S$)</w:t>
+        <w:t>Subthreshold Swing (S)</w:t>
       </w:r>
       <w:r>
         <w:rPr>
@@ -4551,32 +3620,50 @@
         <w:t>:</w:t>
       </w:r>
     </w:p>
-    <w:p>
-      <w:pPr>
-        <w:spacing w:after="80"/>
-      </w:pPr>
-      <w:r>
-        <w:rPr>
-          <w:i/>
-          <w:color w:val="145AA0"/>
-          <w:sz w:val="21"/>
-        </w:rPr>
-      </w:r>
-      <w:r>
-        <w:rPr>
-          <w:color w:val="282C34"/>
-          <w:sz w:val="21"/>
-        </w:rPr>
-        <w:t>S = \ln(10) \cdot \frac{k T}{q} \cdot \left(1 + \frac{C_{dep}}{C_{ox}}\right) \approx 60\,\text{mV/decade to } 90\,\text{mV/decade at } 300\,\text{K}</w:t>
-      </w:r>
-      <w:r>
-        <w:rPr>
-          <w:i/>
-          <w:color w:val="145AA0"/>
-          <w:sz w:val="21"/>
-        </w:rPr>
-      </w:r>
-    </w:p>
+    <w:tbl>
+      <w:tblPr>
+        <w:tblW w:type="auto" w:w="0"/>
+        <w:jc w:val="center"/>
+        <w:tblLook w:firstColumn="1" w:firstRow="1" w:lastColumn="0" w:lastRow="0" w:noHBand="0" w:noVBand="1" w:val="04A0"/>
+      </w:tblPr>
+      <w:tblGrid>
+        <w:gridCol w:w="9792"/>
+      </w:tblGrid>
+      <w:tr>
+        <w:tc>
+          <w:tcPr>
+            <w:tcW w:type="dxa" w:w="9792"/>
+            <w:shd w:fill="F5F6F8"/>
+            <w:tcMar>
+              <w:top w:w="80" w:type="dxa"/>
+              <w:bottom w:w="80" w:type="dxa"/>
+              <w:left w:w="140" w:type="dxa"/>
+              <w:right w:w="140" w:type="dxa"/>
+            </w:tcMar>
+            <w:tcBorders>
+              <w:left w:val="single" w:sz="18" w:space="0" w:color="CBD5E0"/>
+              <w:top w:val="none"/>
+              <w:right w:val="none"/>
+              <w:bottom w:val="none"/>
+            </w:tcBorders>
+          </w:tcPr>
+          <w:p>
+            <w:pPr>
+              <w:spacing w:line="240" w:lineRule="auto" w:after="0"/>
+            </w:pPr>
+            <w:r>
+              <w:rPr>
+                <w:rFonts w:ascii="Consolas" w:hAnsi="Consolas"/>
+                <w:color w:val="2D3748"/>
+                <w:sz w:val="18"/>
+              </w:rPr>
+              <w:t>S = ln(10) * (k T) / q * (1 + C_dep / C_ox) ≈ 60 mV/decade to 90 mV/decade at 300 K</w:t>
+            </w:r>
+          </w:p>
+        </w:tc>
+      </w:tr>
+    </w:tbl>
+    <w:p/>
     <w:p>
       <w:pPr>
         <w:spacing w:after="80"/>
@@ -4607,24 +3694,7 @@
           <w:color w:val="4682B4"/>
           <w:sz w:val="24"/>
         </w:rPr>
-        <w:t>6.3 Third-Quadrant Reverse Conduction Waveforms (</w:t>
-      </w:r>
-      <w:r>
-        <w:rPr>
-          <w:b/>
-          <w:i/>
-          <w:color w:val="145AA0"/>
-          <w:sz w:val="24"/>
-        </w:rPr>
-        <w:t>V_{DS &lt; 0\,V</w:t>
-      </w:r>
-      <w:r>
-        <w:rPr>
-          <w:b/>
-          <w:color w:val="4682B4"/>
-          <w:sz w:val="24"/>
-        </w:rPr>
-        <w:t>)</w:t>
+        <w:t>6.3 Third-Quadrant Reverse Conduction Waveforms (V_DS &lt; 0 V)</w:t>
       </w:r>
     </w:p>
     <w:p>
@@ -4636,22 +3706,7 @@
           <w:color w:val="282C34"/>
           <w:sz w:val="21"/>
         </w:rPr>
-        <w:t xml:space="preserve">In inductive half-bridges, current naturally flows in reverse (Source to Drain, </w:t>
-      </w:r>
-      <w:r>
-        <w:rPr>
-          <w:i/>
-          <w:color w:val="145AA0"/>
-          <w:sz w:val="21"/>
-        </w:rPr>
-        <w:t>V_{DS &lt; 0\,V</w:t>
-      </w:r>
-      <w:r>
-        <w:rPr>
-          <w:color w:val="282C34"/>
-          <w:sz w:val="21"/>
-        </w:rPr>
-        <w:t>) during freewheeling dead-time. Conduction can occur through the internal body diode or through the enhanced channel (Synchronous Rectification):</w:t>
+        <w:t>In inductive half-bridges, current naturally flows in reverse (Source to Drain, V_DS &lt; 0 V) during freewheeling dead-time. Conduction can occur through the internal body diode or through the enhanced channel (Synchronous Rectification):</w:t>
       </w:r>
     </w:p>
     <w:tbl>
@@ -4748,111 +3803,36 @@
           <w:color w:val="282C34"/>
           <w:sz w:val="21"/>
         </w:rPr>
-        <w:t>Body Diode Conduction ($V_{GS} = 0\,\text{V}$)</w:t>
+        <w:t>Body Diode Conduction (V_GS = 0 V)</w:t>
       </w:r>
       <w:r>
         <w:rPr>
           <w:color w:val="282C34"/>
           <w:sz w:val="21"/>
         </w:rPr>
-        <w:t>: Current passes through the internal p-n body diode, creating a high forward drop (</w:t>
+        <w:t>: Current passes through the internal p-n body diode, creating a high forward drop (V_SD ≈ 0.8 V ... 1.2 V). Stored minority carriers introduce severe reverse recovery loss (Q_rr).</w:t>
       </w:r>
+    </w:p>
+    <w:p>
+      <w:pPr>
+        <w:pStyle w:val="ListBullet"/>
+        <w:spacing w:after="40"/>
+        <w:ind w:left="360"/>
+      </w:pPr>
       <w:r>
         <w:rPr>
-          <w:i/>
-          <w:color w:val="145AA0"/>
+          <w:b/>
+          <w:color w:val="282C34"/>
           <w:sz w:val="21"/>
         </w:rPr>
-        <w:t>V_{SD \approx 0.8\,V \dots 1.2\,V</w:t>
+        <w:t>Synchronous Rectification (V_GS = +10 V)</w:t>
       </w:r>
       <w:r>
         <w:rPr>
           <w:color w:val="282C34"/>
           <w:sz w:val="21"/>
         </w:rPr>
-        <w:t>). Stored minority carriers introduce severe reverse recovery loss (</w:t>
-      </w:r>
-      <w:r>
-        <w:rPr>
-          <w:i/>
-          <w:color w:val="145AA0"/>
-          <w:sz w:val="21"/>
-        </w:rPr>
-        <w:t>Q_{rr</w:t>
-      </w:r>
-      <w:r>
-        <w:rPr>
-          <w:color w:val="282C34"/>
-          <w:sz w:val="21"/>
-        </w:rPr>
-        <w:t>).</w:t>
-      </w:r>
-    </w:p>
-    <w:p>
-      <w:pPr>
-        <w:pStyle w:val="ListBullet"/>
-        <w:spacing w:after="40"/>
-        <w:ind w:left="360"/>
-      </w:pPr>
-      <w:r>
-        <w:rPr>
-          <w:b/>
-          <w:color w:val="282C34"/>
-          <w:sz w:val="21"/>
-        </w:rPr>
-        <w:t>Synchronous Rectification ($V_{GS} = +10\,\text{V}$)</w:t>
-      </w:r>
-      <w:r>
-        <w:rPr>
-          <w:color w:val="282C34"/>
-          <w:sz w:val="21"/>
-        </w:rPr>
-        <w:t xml:space="preserve">: When the channel is actively turned ON while current is flowing in reverse, current flows through the low-resistance majority-carrier channel. The voltage drop collapses to </w:t>
-      </w:r>
-      <w:r>
-        <w:rPr>
-          <w:i/>
-          <w:color w:val="145AA0"/>
-          <w:sz w:val="21"/>
-        </w:rPr>
-        <w:t>-I_{D \cdot R_{DS(on)</w:t>
-      </w:r>
-      <w:r>
-        <w:rPr>
-          <w:color w:val="282C34"/>
-          <w:sz w:val="21"/>
-        </w:rPr>
-        <w:t xml:space="preserve"> (typically </w:t>
-      </w:r>
-      <w:r>
-        <w:rPr>
-          <w:i/>
-          <w:color w:val="145AA0"/>
-          <w:sz w:val="21"/>
-        </w:rPr>
-        <w:t>&lt; 30\,mV</w:t>
-      </w:r>
-      <w:r>
-        <w:rPr>
-          <w:color w:val="282C34"/>
-          <w:sz w:val="21"/>
-        </w:rPr>
-        <w:t xml:space="preserve">), slashing freewheeling power loss by up to </w:t>
-      </w:r>
-      <w:r>
-        <w:rPr>
-          <w:i/>
-          <w:color w:val="145AA0"/>
-          <w:sz w:val="21"/>
-        </w:rPr>
-        <w:t>95\%</w:t>
-      </w:r>
-      <w:r>
-        <w:rPr>
-          <w:color w:val="282C34"/>
-          <w:sz w:val="21"/>
-        </w:rPr>
-        <w:t>.</w:t>
+        <w:t>: When the channel is actively turned ON while current is flowing in reverse, current flows through the low-resistance majority-carrier channel. The voltage drop collapses to -I_D * R_DS(on) (typically &lt; 30 mV), slashing freewheeling power loss by up to 95\%.</w:t>
       </w:r>
     </w:p>
     <w:p>
@@ -5063,7 +4043,7 @@
           <w:color w:val="282C34"/>
           <w:sz w:val="21"/>
         </w:rPr>
-        <w:t>Phase 1: Turn-On Delay ($t_{d(on)}$) — Operating Region: CUTOFF</w:t>
+        <w:t>Phase 1: Turn-On Delay (t_d(on)) — Operating Region: CUTOFF</w:t>
       </w:r>
       <w:r>
         <w:rPr>
@@ -5084,163 +4064,35 @@
           <w:color w:val="282C34"/>
           <w:sz w:val="21"/>
         </w:rPr>
-        <w:t xml:space="preserve">Gate driver applies </w:t>
+        <w:t>Gate driver applies +V_DRV. Gate current I_G surges into C_iss.</w:t>
       </w:r>
-      <w:r>
-        <w:rPr>
-          <w:i/>
-          <w:color w:val="145AA0"/>
-          <w:sz w:val="21"/>
-        </w:rPr>
-        <w:t>+V_{DRV</w:t>
-      </w:r>
+    </w:p>
+    <w:p>
+      <w:pPr>
+        <w:pStyle w:val="ListBullet"/>
+        <w:spacing w:after="40"/>
+        <w:ind w:left="720"/>
+      </w:pPr>
       <w:r>
         <w:rPr>
           <w:color w:val="282C34"/>
           <w:sz w:val="21"/>
         </w:rPr>
-        <w:t xml:space="preserve">. Gate current </w:t>
+        <w:t>V_GS charges exponentially from 0 V up to V_TH.</w:t>
       </w:r>
-      <w:r>
-        <w:rPr>
-          <w:i/>
-          <w:color w:val="145AA0"/>
-          <w:sz w:val="21"/>
-        </w:rPr>
-        <w:t>I_G</w:t>
-      </w:r>
+    </w:p>
+    <w:p>
+      <w:pPr>
+        <w:pStyle w:val="ListBullet"/>
+        <w:spacing w:after="40"/>
+        <w:ind w:left="720"/>
+      </w:pPr>
       <w:r>
         <w:rPr>
           <w:color w:val="282C34"/>
           <w:sz w:val="21"/>
         </w:rPr>
-        <w:t xml:space="preserve"> surges into </w:t>
-      </w:r>
-      <w:r>
-        <w:rPr>
-          <w:i/>
-          <w:color w:val="145AA0"/>
-          <w:sz w:val="21"/>
-        </w:rPr>
-        <w:t>C_{iss</w:t>
-      </w:r>
-      <w:r>
-        <w:rPr>
-          <w:color w:val="282C34"/>
-          <w:sz w:val="21"/>
-        </w:rPr>
-        <w:t>.</w:t>
-      </w:r>
-    </w:p>
-    <w:p>
-      <w:pPr>
-        <w:pStyle w:val="ListBullet"/>
-        <w:spacing w:after="40"/>
-        <w:ind w:left="720"/>
-      </w:pPr>
-      <w:r>
-        <w:rPr>
-          <w:i/>
-          <w:color w:val="145AA0"/>
-          <w:sz w:val="21"/>
-        </w:rPr>
-        <w:t>V_{GS</w:t>
-      </w:r>
-      <w:r>
-        <w:rPr>
-          <w:color w:val="282C34"/>
-          <w:sz w:val="21"/>
-        </w:rPr>
-        <w:t xml:space="preserve"> charges exponentially from </w:t>
-      </w:r>
-      <w:r>
-        <w:rPr>
-          <w:i/>
-          <w:color w:val="145AA0"/>
-          <w:sz w:val="21"/>
-        </w:rPr>
-        <w:t>0\,V</w:t>
-      </w:r>
-      <w:r>
-        <w:rPr>
-          <w:color w:val="282C34"/>
-          <w:sz w:val="21"/>
-        </w:rPr>
-        <w:t xml:space="preserve"> up to </w:t>
-      </w:r>
-      <w:r>
-        <w:rPr>
-          <w:i/>
-          <w:color w:val="145AA0"/>
-          <w:sz w:val="21"/>
-        </w:rPr>
-        <w:t>V_{TH</w:t>
-      </w:r>
-      <w:r>
-        <w:rPr>
-          <w:color w:val="282C34"/>
-          <w:sz w:val="21"/>
-        </w:rPr>
-        <w:t>.</w:t>
-      </w:r>
-    </w:p>
-    <w:p>
-      <w:pPr>
-        <w:pStyle w:val="ListBullet"/>
-        <w:spacing w:after="40"/>
-        <w:ind w:left="720"/>
-      </w:pPr>
-      <w:r>
-        <w:rPr>
-          <w:color w:val="282C34"/>
-          <w:sz w:val="21"/>
-        </w:rPr>
-        <w:t xml:space="preserve">Because </w:t>
-      </w:r>
-      <w:r>
-        <w:rPr>
-          <w:i/>
-          <w:color w:val="145AA0"/>
-          <w:sz w:val="21"/>
-        </w:rPr>
-        <w:t>V_{GS &lt; V_{TH</w:t>
-      </w:r>
-      <w:r>
-        <w:rPr>
-          <w:color w:val="282C34"/>
-          <w:sz w:val="21"/>
-        </w:rPr>
-        <w:t xml:space="preserve">, no channel exists: </w:t>
-      </w:r>
-      <w:r>
-        <w:rPr>
-          <w:i/>
-          <w:color w:val="145AA0"/>
-          <w:sz w:val="21"/>
-        </w:rPr>
-        <w:t>I_D = 0</w:t>
-      </w:r>
-      <w:r>
-        <w:rPr>
-          <w:color w:val="282C34"/>
-          <w:sz w:val="21"/>
-        </w:rPr>
-        <w:t xml:space="preserve"> and </w:t>
-      </w:r>
-      <w:r>
-        <w:rPr>
-          <w:i/>
-          <w:color w:val="145AA0"/>
-          <w:sz w:val="21"/>
-        </w:rPr>
-        <w:t>V_{DS = V_{BUS</w:t>
-      </w:r>
-      <w:r>
-        <w:rPr>
-          <w:color w:val="282C34"/>
-          <w:sz w:val="21"/>
-        </w:rPr>
-        <w:t>. Power loss is zero.</w:t>
+        <w:t>Because V_GS &lt; V_TH, no channel exists: I_D = 0 and V_DS = V_BUS. Power loss is zero.</w:t>
       </w:r>
     </w:p>
     <w:p>
@@ -5255,7 +4107,7 @@
           <w:color w:val="282C34"/>
           <w:sz w:val="21"/>
         </w:rPr>
-        <w:t>Phase 2: Current Rise Time ($t_{ri}$) — Operating Region: SATURATION (ACTIVE)</w:t>
+        <w:t>Phase 2: Current Rise Time (t_ri) — Operating Region: SATURATION (ACTIVE)</w:t>
       </w:r>
       <w:r>
         <w:rPr>
@@ -5273,48 +4125,10 @@
       </w:pPr>
       <w:r>
         <w:rPr>
-          <w:i/>
-          <w:color w:val="145AA0"/>
-          <w:sz w:val="21"/>
-        </w:rPr>
-        <w:t>V_{GS</w:t>
-      </w:r>
-      <w:r>
-        <w:rPr>
           <w:color w:val="282C34"/>
           <w:sz w:val="21"/>
         </w:rPr>
-        <w:t xml:space="preserve"> surpasses </w:t>
-      </w:r>
-      <w:r>
-        <w:rPr>
-          <w:i/>
-          <w:color w:val="145AA0"/>
-          <w:sz w:val="21"/>
-        </w:rPr>
-        <w:t>V_{TH</w:t>
-      </w:r>
-      <w:r>
-        <w:rPr>
-          <w:color w:val="282C34"/>
-          <w:sz w:val="21"/>
-        </w:rPr>
-        <w:t xml:space="preserve"> and rises toward </w:t>
-      </w:r>
-      <w:r>
-        <w:rPr>
-          <w:i/>
-          <w:color w:val="145AA0"/>
-          <w:sz w:val="21"/>
-        </w:rPr>
-        <w:t>V_{plateau</w:t>
-      </w:r>
-      <w:r>
-        <w:rPr>
-          <w:color w:val="282C34"/>
-          <w:sz w:val="21"/>
-        </w:rPr>
-        <w:t>.</w:t>
+        <w:t>V_GS surpasses V_TH and rises toward V_plateau.</w:t>
       </w:r>
     </w:p>
     <w:p>
@@ -5343,22 +4157,21 @@
           <w:color w:val="282C34"/>
           <w:sz w:val="21"/>
         </w:rPr>
-        <w:t xml:space="preserve"> (</w:t>
+        <w:t xml:space="preserve"> (V_DS &gt;= V_GS - V_TH).</w:t>
       </w:r>
-      <w:r>
-        <w:rPr>
-          <w:i/>
-          <w:color w:val="145AA0"/>
-          <w:sz w:val="21"/>
-        </w:rPr>
-        <w:t>V_{DS ≥ V_{GS - V_{TH</w:t>
-      </w:r>
+    </w:p>
+    <w:p>
+      <w:pPr>
+        <w:pStyle w:val="ListBullet"/>
+        <w:spacing w:after="40"/>
+        <w:ind w:left="720"/>
+      </w:pPr>
       <w:r>
         <w:rPr>
           <w:color w:val="282C34"/>
           <w:sz w:val="21"/>
         </w:rPr>
-        <w:t>).</w:t>
+        <w:t>I_D ramps up rapidly from 0 to full load current I_LOAD.</w:t>
       </w:r>
     </w:p>
     <w:p>
@@ -5367,131 +4180,26 @@
         <w:spacing w:after="40"/>
         <w:ind w:left="720"/>
       </w:pPr>
-      <w:r>
-        <w:rPr>
-          <w:i/>
-          <w:color w:val="145AA0"/>
-          <w:sz w:val="21"/>
-        </w:rPr>
-        <w:t>I_D</w:t>
-      </w:r>
       <w:r>
         <w:rPr>
           <w:color w:val="282C34"/>
           <w:sz w:val="21"/>
         </w:rPr>
-        <w:t xml:space="preserve"> ramps up rapidly from </w:t>
+        <w:t>If commutating against an inductive freewheeling diode, I_D overshoots by I_rr (diode reverse recovery current).</w:t>
       </w:r>
-      <w:r>
-        <w:rPr>
-          <w:i/>
-          <w:color w:val="145AA0"/>
-          <w:sz w:val="21"/>
-        </w:rPr>
-        <w:t>0</w:t>
-      </w:r>
+    </w:p>
+    <w:p>
+      <w:pPr>
+        <w:pStyle w:val="ListBullet"/>
+        <w:spacing w:after="40"/>
+        <w:ind w:left="720"/>
+      </w:pPr>
       <w:r>
         <w:rPr>
           <w:color w:val="282C34"/>
           <w:sz w:val="21"/>
         </w:rPr>
-        <w:t xml:space="preserve"> to full load current </w:t>
-      </w:r>
-      <w:r>
-        <w:rPr>
-          <w:i/>
-          <w:color w:val="145AA0"/>
-          <w:sz w:val="21"/>
-        </w:rPr>
-        <w:t>I_{LOAD</w:t>
-      </w:r>
-      <w:r>
-        <w:rPr>
-          <w:color w:val="282C34"/>
-          <w:sz w:val="21"/>
-        </w:rPr>
-        <w:t>.</w:t>
-      </w:r>
-    </w:p>
-    <w:p>
-      <w:pPr>
-        <w:pStyle w:val="ListBullet"/>
-        <w:spacing w:after="40"/>
-        <w:ind w:left="720"/>
-      </w:pPr>
-      <w:r>
-        <w:rPr>
-          <w:color w:val="282C34"/>
-          <w:sz w:val="21"/>
-        </w:rPr>
-        <w:t xml:space="preserve">If commutating against an inductive freewheeling diode, </w:t>
-      </w:r>
-      <w:r>
-        <w:rPr>
-          <w:i/>
-          <w:color w:val="145AA0"/>
-          <w:sz w:val="21"/>
-        </w:rPr>
-        <w:t>I_D</w:t>
-      </w:r>
-      <w:r>
-        <w:rPr>
-          <w:color w:val="282C34"/>
-          <w:sz w:val="21"/>
-        </w:rPr>
-        <w:t xml:space="preserve"> overshoots by </w:t>
-      </w:r>
-      <w:r>
-        <w:rPr>
-          <w:i/>
-          <w:color w:val="145AA0"/>
-          <w:sz w:val="21"/>
-        </w:rPr>
-        <w:t>I_{rr</w:t>
-      </w:r>
-      <w:r>
-        <w:rPr>
-          <w:color w:val="282C34"/>
-          <w:sz w:val="21"/>
-        </w:rPr>
-        <w:t xml:space="preserve"> (diode reverse recovery current).</w:t>
-      </w:r>
-    </w:p>
-    <w:p>
-      <w:pPr>
-        <w:pStyle w:val="ListBullet"/>
-        <w:spacing w:after="40"/>
-        <w:ind w:left="720"/>
-      </w:pPr>
-      <w:r>
-        <w:rPr>
-          <w:i/>
-          <w:color w:val="145AA0"/>
-          <w:sz w:val="21"/>
-        </w:rPr>
-        <w:t>V_{DS</w:t>
-      </w:r>
-      <w:r>
-        <w:rPr>
-          <w:color w:val="282C34"/>
-          <w:sz w:val="21"/>
-        </w:rPr>
-        <w:t xml:space="preserve"> remains clamped at the full DC bus voltage (</w:t>
-      </w:r>
-      <w:r>
-        <w:rPr>
-          <w:i/>
-          <w:color w:val="145AA0"/>
-          <w:sz w:val="21"/>
-        </w:rPr>
-        <w:t>V_{BUS</w:t>
-      </w:r>
-      <w:r>
-        <w:rPr>
-          <w:color w:val="282C34"/>
-          <w:sz w:val="21"/>
-        </w:rPr>
-        <w:t>) by the external freewheeling diode.</w:t>
+        <w:t>V_DS remains clamped at the full DC bus voltage (V_BUS) by the external freewheeling diode.</w:t>
       </w:r>
     </w:p>
     <w:p>
@@ -5506,7 +4214,7 @@
           <w:color w:val="282C34"/>
           <w:sz w:val="21"/>
         </w:rPr>
-        <w:t>Phase 3: Voltage Fall / Miller Plateau ($t_{vf}$) — Operating Region: SATURATION $\rightarrow$ LINEAR TRANSITION</w:t>
+        <w:t>Phase 3: Voltage Fall / Miller Plateau (t_vf) — Operating Region: SATURATION -&gt; LINEAR TRANSITION</w:t>
       </w:r>
       <w:r>
         <w:rPr>
@@ -5527,24 +4235,154 @@
           <w:color w:val="282C34"/>
           <w:sz w:val="21"/>
         </w:rPr>
-        <w:t xml:space="preserve">Once </w:t>
+        <w:t>Once I_D reaches full load current, the freewheeling diode turns OFF.</w:t>
+      </w:r>
+    </w:p>
+    <w:p>
+      <w:pPr>
+        <w:pStyle w:val="ListBullet"/>
+        <w:spacing w:after="40"/>
+        <w:ind w:left="720"/>
+      </w:pPr>
+      <w:r>
+        <w:rPr>
+          <w:color w:val="282C34"/>
+          <w:sz w:val="21"/>
+        </w:rPr>
+        <w:t>The drain voltage V_DS begins to collapse violently from V_BUS toward zero.</w:t>
+      </w:r>
+    </w:p>
+    <w:p>
+      <w:pPr>
+        <w:pStyle w:val="ListBullet"/>
+        <w:spacing w:after="40"/>
+        <w:ind w:left="720"/>
+      </w:pPr>
+      <w:r>
+        <w:rPr>
+          <w:color w:val="282C34"/>
+          <w:sz w:val="21"/>
+        </w:rPr>
+        <w:t>Due to the massive negative dV_DS / dt, all gate drive current is diverted into discharging the Miller capacitance C_gd:</w:t>
+      </w:r>
+    </w:p>
+    <w:tbl>
+      <w:tblPr>
+        <w:tblW w:type="auto" w:w="0"/>
+        <w:jc w:val="center"/>
+        <w:tblLook w:firstColumn="1" w:firstRow="1" w:lastColumn="0" w:lastRow="0" w:noHBand="0" w:noVBand="1" w:val="04A0"/>
+      </w:tblPr>
+      <w:tblGrid>
+        <w:gridCol w:w="9792"/>
+      </w:tblGrid>
+      <w:tr>
+        <w:tc>
+          <w:tcPr>
+            <w:tcW w:type="dxa" w:w="9792"/>
+            <w:shd w:fill="F5F6F8"/>
+            <w:tcMar>
+              <w:top w:w="80" w:type="dxa"/>
+              <w:bottom w:w="80" w:type="dxa"/>
+              <w:left w:w="140" w:type="dxa"/>
+              <w:right w:w="140" w:type="dxa"/>
+            </w:tcMar>
+            <w:tcBorders>
+              <w:left w:val="single" w:sz="18" w:space="0" w:color="CBD5E0"/>
+              <w:top w:val="none"/>
+              <w:right w:val="none"/>
+              <w:bottom w:val="none"/>
+            </w:tcBorders>
+          </w:tcPr>
+          <w:p>
+            <w:pPr>
+              <w:spacing w:line="240" w:lineRule="auto" w:after="0"/>
+            </w:pPr>
+            <w:r>
+              <w:rPr>
+                <w:rFonts w:ascii="Consolas" w:hAnsi="Consolas"/>
+                <w:color w:val="2D3748"/>
+                <w:sz w:val="18"/>
+              </w:rPr>
+              <w:t>I_G = C_gd * dV_DS / dt</w:t>
+            </w:r>
+          </w:p>
+        </w:tc>
+      </w:tr>
+    </w:tbl>
+    <w:p/>
+    <w:p>
+      <w:pPr>
+        <w:pStyle w:val="ListBullet"/>
+        <w:spacing w:after="40"/>
+        <w:ind w:left="720"/>
+      </w:pPr>
+      <w:r>
+        <w:rPr>
+          <w:color w:val="282C34"/>
+          <w:sz w:val="21"/>
+        </w:rPr>
+        <w:t xml:space="preserve">V_GS is clamped flat at the </w:t>
       </w:r>
       <w:r>
         <w:rPr>
-          <w:i/>
-          <w:color w:val="145AA0"/>
+          <w:b/>
+          <w:color w:val="282C34"/>
           <w:sz w:val="21"/>
         </w:rPr>
-        <w:t>I_D</w:t>
+        <w:t>Miller Plateau Voltage (V_plateau)</w:t>
       </w:r>
       <w:r>
         <w:rPr>
           <w:color w:val="282C34"/>
           <w:sz w:val="21"/>
         </w:rPr>
-        <w:t xml:space="preserve"> reaches full load current, the freewheeling diode turns OFF.</w:t>
+        <w:t>:</w:t>
       </w:r>
     </w:p>
+    <w:tbl>
+      <w:tblPr>
+        <w:tblW w:type="auto" w:w="0"/>
+        <w:jc w:val="center"/>
+        <w:tblLook w:firstColumn="1" w:firstRow="1" w:lastColumn="0" w:lastRow="0" w:noHBand="0" w:noVBand="1" w:val="04A0"/>
+      </w:tblPr>
+      <w:tblGrid>
+        <w:gridCol w:w="9792"/>
+      </w:tblGrid>
+      <w:tr>
+        <w:tc>
+          <w:tcPr>
+            <w:tcW w:type="dxa" w:w="9792"/>
+            <w:shd w:fill="F5F6F8"/>
+            <w:tcMar>
+              <w:top w:w="80" w:type="dxa"/>
+              <w:bottom w:w="80" w:type="dxa"/>
+              <w:left w:w="140" w:type="dxa"/>
+              <w:right w:w="140" w:type="dxa"/>
+            </w:tcMar>
+            <w:tcBorders>
+              <w:left w:val="single" w:sz="18" w:space="0" w:color="CBD5E0"/>
+              <w:top w:val="none"/>
+              <w:right w:val="none"/>
+              <w:bottom w:val="none"/>
+            </w:tcBorders>
+          </w:tcPr>
+          <w:p>
+            <w:pPr>
+              <w:spacing w:line="240" w:lineRule="auto" w:after="0"/>
+            </w:pPr>
+            <w:r>
+              <w:rPr>
+                <w:rFonts w:ascii="Consolas" w:hAnsi="Consolas"/>
+                <w:color w:val="2D3748"/>
+                <w:sz w:val="18"/>
+              </w:rPr>
+              <w:t>V_plateau = V_TH + I_LOAD / g_m</w:t>
+            </w:r>
+          </w:p>
+        </w:tc>
+      </w:tr>
+    </w:tbl>
+    <w:p/>
     <w:p>
       <w:pPr>
         <w:pStyle w:val="ListBullet"/>
@@ -5556,74 +4394,44 @@
           <w:color w:val="282C34"/>
           <w:sz w:val="21"/>
         </w:rPr>
-        <w:t xml:space="preserve">The drain voltage </w:t>
+        <w:t>The device traverses from the edge of Saturation into the Linear region.</w:t>
       </w:r>
+    </w:p>
+    <w:p>
+      <w:pPr>
+        <w:pStyle w:val="ListBullet"/>
+        <w:spacing w:after="40"/>
+        <w:ind w:left="720"/>
+      </w:pPr>
       <w:r>
         <w:rPr>
-          <w:i/>
-          <w:color w:val="145AA0"/>
+          <w:b/>
+          <w:color w:val="282C34"/>
           <w:sz w:val="21"/>
         </w:rPr>
-        <w:t>V_{DS</w:t>
+        <w:t>Peak Turn-On Power Loss (P_sw(on))</w:t>
       </w:r>
       <w:r>
         <w:rPr>
           <w:color w:val="282C34"/>
           <w:sz w:val="21"/>
         </w:rPr>
-        <w:t xml:space="preserve"> begins to collapse violently from </w:t>
+        <w:t xml:space="preserve"> occurs here because both V_DS and I_D are simultaneously high!</w:t>
       </w:r>
+    </w:p>
+    <w:p>
+      <w:pPr>
+        <w:pStyle w:val="ListBullet"/>
+        <w:spacing w:after="40"/>
+        <w:ind w:left="360"/>
+      </w:pPr>
       <w:r>
         <w:rPr>
-          <w:i/>
-          <w:color w:val="145AA0"/>
-          <w:sz w:val="21"/>
-        </w:rPr>
-        <w:t>V_{BUS</w:t>
-      </w:r>
-      <w:r>
-        <w:rPr>
+          <w:b/>
           <w:color w:val="282C34"/>
           <w:sz w:val="21"/>
         </w:rPr>
-        <w:t xml:space="preserve"> toward zero.</w:t>
-      </w:r>
-    </w:p>
-    <w:p>
-      <w:pPr>
-        <w:pStyle w:val="ListBullet"/>
-        <w:spacing w:after="40"/>
-        <w:ind w:left="720"/>
-      </w:pPr>
-      <w:r>
-        <w:rPr>
-          <w:color w:val="282C34"/>
-          <w:sz w:val="21"/>
-        </w:rPr>
-        <w:t xml:space="preserve">Due to the massive negative </w:t>
-      </w:r>
-      <w:r>
-        <w:rPr>
-          <w:i/>
-          <w:color w:val="145AA0"/>
-          <w:sz w:val="21"/>
-        </w:rPr>
-        <w:t>\frac{dV_{DS{dt</w:t>
-      </w:r>
-      <w:r>
-        <w:rPr>
-          <w:color w:val="282C34"/>
-          <w:sz w:val="21"/>
-        </w:rPr>
-        <w:t xml:space="preserve">, all gate drive current is diverted into discharging the Miller capacitance </w:t>
-      </w:r>
-      <w:r>
-        <w:rPr>
-          <w:i/>
-          <w:color w:val="145AA0"/>
-          <w:sz w:val="21"/>
-        </w:rPr>
-        <w:t>C_{gd</w:t>
+        <w:t>Phase 4: Channel Enhancement (t_enh) — Operating Region: DEEP LINEAR (OHMIC)</w:t>
       </w:r>
       <w:r>
         <w:rPr>
@@ -5635,28 +4443,16 @@
     </w:p>
     <w:p>
       <w:pPr>
-        <w:spacing w:after="80"/>
-      </w:pPr>
-      <w:r>
-        <w:rPr>
-          <w:i/>
-          <w:color w:val="145AA0"/>
-          <w:sz w:val="21"/>
-        </w:rPr>
-      </w:r>
+        <w:pStyle w:val="ListBullet"/>
+        <w:spacing w:after="40"/>
+        <w:ind w:left="720"/>
+      </w:pPr>
       <w:r>
         <w:rPr>
           <w:color w:val="282C34"/>
           <w:sz w:val="21"/>
         </w:rPr>
-        <w:t>I_G = C_{gd} \cdot \frac{dV_{DS}}{dt}</w:t>
-      </w:r>
-      <w:r>
-        <w:rPr>
-          <w:i/>
-          <w:color w:val="145AA0"/>
-          <w:sz w:val="21"/>
-        </w:rPr>
+        <w:t>V_DS has fallen to the ohmic conduction drop (I_D * R_DS(on)).</w:t>
       </w:r>
     </w:p>
     <w:p>
@@ -5665,28 +4461,79 @@
         <w:spacing w:after="40"/>
         <w:ind w:left="720"/>
       </w:pPr>
-      <w:r>
-        <w:rPr>
-          <w:i/>
-          <w:color w:val="145AA0"/>
-          <w:sz w:val="21"/>
-        </w:rPr>
-        <w:t>V_{GS</w:t>
-      </w:r>
       <w:r>
         <w:rPr>
           <w:color w:val="282C34"/>
           <w:sz w:val="21"/>
         </w:rPr>
-        <w:t xml:space="preserve"> is clamped flat at the </w:t>
+        <w:t>Gate current resumes charging C_gs and C_gd from V_plateau up to full gate drive voltage (V_DRIVE = 10 V ... 15 V).</w:t>
       </w:r>
+    </w:p>
+    <w:p>
+      <w:pPr>
+        <w:pStyle w:val="ListBullet"/>
+        <w:spacing w:after="40"/>
+        <w:ind w:left="720"/>
+      </w:pPr>
+      <w:r>
+        <w:rPr>
+          <w:color w:val="282C34"/>
+          <w:sz w:val="21"/>
+        </w:rPr>
+        <w:t>The channel enters deep ohmic conduction; R_DS(on) drops to its datasheet minimum.</w:t>
+      </w:r>
+    </w:p>
+    <w:p>
+      <w:pPr>
+        <w:spacing w:after="80"/>
+      </w:pPr>
+      <w:r>
+        <w:rPr>
+          <w:color w:val="282C34"/>
+          <w:sz w:val="21"/>
+        </w:rPr>
+        <w:t>##### Steady-State ON:</w:t>
+      </w:r>
+    </w:p>
+    <w:p>
+      <w:pPr>
+        <w:pStyle w:val="ListBullet"/>
+        <w:spacing w:after="40"/>
+        <w:ind w:left="360"/>
+      </w:pPr>
+      <w:r>
+        <w:rPr>
+          <w:color w:val="282C34"/>
+          <w:sz w:val="21"/>
+        </w:rPr>
+        <w:t>Conduction loss is purely resistive: P_cond = I_D^2 * R_DS(on).</w:t>
+      </w:r>
+    </w:p>
+    <w:p>
+      <w:pPr>
+        <w:spacing w:after="80"/>
+      </w:pPr>
+      <w:r>
+        <w:rPr>
+          <w:color w:val="282C34"/>
+          <w:sz w:val="21"/>
+        </w:rPr>
+        <w:t>##### Turn-Off Transient:</w:t>
+      </w:r>
+    </w:p>
+    <w:p>
+      <w:pPr>
+        <w:pStyle w:val="ListBullet"/>
+        <w:spacing w:after="40"/>
+        <w:ind w:left="360"/>
+      </w:pPr>
       <w:r>
         <w:rPr>
           <w:b/>
           <w:color w:val="282C34"/>
           <w:sz w:val="21"/>
         </w:rPr>
-        <w:t>Miller Plateau Voltage ($V_{plateau}$)</w:t>
+        <w:t>Phase 5: Turn-Off Delay (t_d(off)) — Operating Region: LINEAR (OHMIC)</w:t>
       </w:r>
       <w:r>
         <w:rPr>
@@ -5698,28 +4545,16 @@
     </w:p>
     <w:p>
       <w:pPr>
-        <w:spacing w:after="80"/>
-      </w:pPr>
-      <w:r>
-        <w:rPr>
-          <w:i/>
-          <w:color w:val="145AA0"/>
-          <w:sz w:val="21"/>
-        </w:rPr>
-      </w:r>
+        <w:pStyle w:val="ListBullet"/>
+        <w:spacing w:after="40"/>
+        <w:ind w:left="720"/>
+      </w:pPr>
       <w:r>
         <w:rPr>
           <w:color w:val="282C34"/>
           <w:sz w:val="21"/>
         </w:rPr>
-        <w:t>V_{plateau} = V_{TH} + \frac{I_{LOAD}}{g_m}</w:t>
-      </w:r>
-      <w:r>
-        <w:rPr>
-          <w:i/>
-          <w:color w:val="145AA0"/>
-          <w:sz w:val="21"/>
-        </w:rPr>
+        <w:t>Gate driver pulls gate to GND (or negative bias). Gate current flows in reverse (I_sink).</w:t>
       </w:r>
     </w:p>
     <w:p>
@@ -5733,7 +4568,7 @@
           <w:color w:val="282C34"/>
           <w:sz w:val="21"/>
         </w:rPr>
-        <w:t>The device traverses from the edge of Saturation into the Linear region.</w:t>
+        <w:t>V_GS discharges from V_DRIVE down to V_plateau.</w:t>
       </w:r>
     </w:p>
     <w:p>
@@ -5741,6 +4576,20 @@
         <w:pStyle w:val="ListBullet"/>
         <w:spacing w:after="40"/>
         <w:ind w:left="720"/>
+      </w:pPr>
+      <w:r>
+        <w:rPr>
+          <w:color w:val="282C34"/>
+          <w:sz w:val="21"/>
+        </w:rPr>
+        <w:t>V_DS remains near zero. The device is still in the ohmic linear region.</w:t>
+      </w:r>
+    </w:p>
+    <w:p>
+      <w:pPr>
+        <w:pStyle w:val="ListBullet"/>
+        <w:spacing w:after="40"/>
+        <w:ind w:left="360"/>
       </w:pPr>
       <w:r>
         <w:rPr>
@@ -5748,59 +4597,7 @@
           <w:color w:val="282C34"/>
           <w:sz w:val="21"/>
         </w:rPr>
-        <w:t>Peak Turn-On Power Loss ($P_{sw(on)}$)</w:t>
-      </w:r>
-      <w:r>
-        <w:rPr>
-          <w:color w:val="282C34"/>
-          <w:sz w:val="21"/>
-        </w:rPr>
-        <w:t xml:space="preserve"> occurs here because both </w:t>
-      </w:r>
-      <w:r>
-        <w:rPr>
-          <w:i/>
-          <w:color w:val="145AA0"/>
-          <w:sz w:val="21"/>
-        </w:rPr>
-        <w:t>V_{DS</w:t>
-      </w:r>
-      <w:r>
-        <w:rPr>
-          <w:color w:val="282C34"/>
-          <w:sz w:val="21"/>
-        </w:rPr>
-        <w:t xml:space="preserve"> and </w:t>
-      </w:r>
-      <w:r>
-        <w:rPr>
-          <w:i/>
-          <w:color w:val="145AA0"/>
-          <w:sz w:val="21"/>
-        </w:rPr>
-        <w:t>I_D</w:t>
-      </w:r>
-      <w:r>
-        <w:rPr>
-          <w:color w:val="282C34"/>
-          <w:sz w:val="21"/>
-        </w:rPr>
-        <w:t xml:space="preserve"> are simultaneously high!</w:t>
-      </w:r>
-    </w:p>
-    <w:p>
-      <w:pPr>
-        <w:pStyle w:val="ListBullet"/>
-        <w:spacing w:after="40"/>
-        <w:ind w:left="360"/>
-      </w:pPr>
-      <w:r>
-        <w:rPr>
-          <w:b/>
-          <w:color w:val="282C34"/>
-          <w:sz w:val="21"/>
-        </w:rPr>
-        <w:t>Phase 4: Channel Enhancement ($t_{enh}$) — Operating Region: DEEP LINEAR (OHMIC)</w:t>
+        <w:t>Phase 6: Voltage Rise / Turn-Off Miller Plateau (t_vr) — Operating Region: LINEAR -&gt; SATURATION</w:t>
       </w:r>
       <w:r>
         <w:rPr>
@@ -5818,469 +4615,38 @@
       </w:pPr>
       <w:r>
         <w:rPr>
-          <w:i/>
-          <w:color w:val="145AA0"/>
+          <w:color w:val="282C34"/>
           <w:sz w:val="21"/>
         </w:rPr>
-        <w:t>V_{DS</w:t>
+        <w:t>V_GS reaches the Miller Plateau (V_plateau).</w:t>
       </w:r>
+    </w:p>
+    <w:p>
+      <w:pPr>
+        <w:pStyle w:val="ListBullet"/>
+        <w:spacing w:after="40"/>
+        <w:ind w:left="720"/>
+      </w:pPr>
       <w:r>
         <w:rPr>
           <w:color w:val="282C34"/>
           <w:sz w:val="21"/>
         </w:rPr>
-        <w:t xml:space="preserve"> has fallen to the ohmic conduction drop (</w:t>
+        <w:t>V_DS rises rapidly from near zero up to V_BUS + V_spike.</w:t>
       </w:r>
-      <w:r>
-        <w:rPr>
-          <w:i/>
-          <w:color w:val="145AA0"/>
-          <w:sz w:val="21"/>
-        </w:rPr>
-        <w:t>I_D \cdot R_{DS(on)</w:t>
-      </w:r>
+    </w:p>
+    <w:p>
+      <w:pPr>
+        <w:pStyle w:val="ListBullet"/>
+        <w:spacing w:after="40"/>
+        <w:ind w:left="720"/>
+      </w:pPr>
       <w:r>
         <w:rPr>
           <w:color w:val="282C34"/>
           <w:sz w:val="21"/>
         </w:rPr>
-        <w:t>).</w:t>
-      </w:r>
-    </w:p>
-    <w:p>
-      <w:pPr>
-        <w:pStyle w:val="ListBullet"/>
-        <w:spacing w:after="40"/>
-        <w:ind w:left="720"/>
-      </w:pPr>
-      <w:r>
-        <w:rPr>
-          <w:color w:val="282C34"/>
-          <w:sz w:val="21"/>
-        </w:rPr>
-        <w:t xml:space="preserve">Gate current resumes charging </w:t>
-      </w:r>
-      <w:r>
-        <w:rPr>
-          <w:i/>
-          <w:color w:val="145AA0"/>
-          <w:sz w:val="21"/>
-        </w:rPr>
-        <w:t>C_{gs</w:t>
-      </w:r>
-      <w:r>
-        <w:rPr>
-          <w:color w:val="282C34"/>
-          <w:sz w:val="21"/>
-        </w:rPr>
-        <w:t xml:space="preserve"> and </w:t>
-      </w:r>
-      <w:r>
-        <w:rPr>
-          <w:i/>
-          <w:color w:val="145AA0"/>
-          <w:sz w:val="21"/>
-        </w:rPr>
-        <w:t>C_{gd</w:t>
-      </w:r>
-      <w:r>
-        <w:rPr>
-          <w:color w:val="282C34"/>
-          <w:sz w:val="21"/>
-        </w:rPr>
-        <w:t xml:space="preserve"> from </w:t>
-      </w:r>
-      <w:r>
-        <w:rPr>
-          <w:i/>
-          <w:color w:val="145AA0"/>
-          <w:sz w:val="21"/>
-        </w:rPr>
-        <w:t>V_{plateau</w:t>
-      </w:r>
-      <w:r>
-        <w:rPr>
-          <w:color w:val="282C34"/>
-          <w:sz w:val="21"/>
-        </w:rPr>
-        <w:t xml:space="preserve"> up to full gate drive voltage (</w:t>
-      </w:r>
-      <w:r>
-        <w:rPr>
-          <w:i/>
-          <w:color w:val="145AA0"/>
-          <w:sz w:val="21"/>
-        </w:rPr>
-        <w:t>V_{DRIVE = 10\,V \dots 15\,V</w:t>
-      </w:r>
-      <w:r>
-        <w:rPr>
-          <w:color w:val="282C34"/>
-          <w:sz w:val="21"/>
-        </w:rPr>
-        <w:t>).</w:t>
-      </w:r>
-    </w:p>
-    <w:p>
-      <w:pPr>
-        <w:pStyle w:val="ListBullet"/>
-        <w:spacing w:after="40"/>
-        <w:ind w:left="720"/>
-      </w:pPr>
-      <w:r>
-        <w:rPr>
-          <w:color w:val="282C34"/>
-          <w:sz w:val="21"/>
-        </w:rPr>
-        <w:t xml:space="preserve">The channel enters deep ohmic conduction; </w:t>
-      </w:r>
-      <w:r>
-        <w:rPr>
-          <w:i/>
-          <w:color w:val="145AA0"/>
-          <w:sz w:val="21"/>
-        </w:rPr>
-        <w:t>R_{DS(on)</w:t>
-      </w:r>
-      <w:r>
-        <w:rPr>
-          <w:color w:val="282C34"/>
-          <w:sz w:val="21"/>
-        </w:rPr>
-        <w:t xml:space="preserve"> drops to its datasheet minimum.</w:t>
-      </w:r>
-    </w:p>
-    <w:p>
-      <w:pPr>
-        <w:spacing w:after="80"/>
-      </w:pPr>
-      <w:r>
-        <w:rPr>
-          <w:color w:val="282C34"/>
-          <w:sz w:val="21"/>
-        </w:rPr>
-        <w:t>##### Steady-State ON:</w:t>
-      </w:r>
-    </w:p>
-    <w:p>
-      <w:pPr>
-        <w:pStyle w:val="ListBullet"/>
-        <w:spacing w:after="40"/>
-        <w:ind w:left="360"/>
-      </w:pPr>
-      <w:r>
-        <w:rPr>
-          <w:color w:val="282C34"/>
-          <w:sz w:val="21"/>
-        </w:rPr>
-        <w:t xml:space="preserve">Conduction loss is purely resistive: </w:t>
-      </w:r>
-      <w:r>
-        <w:rPr>
-          <w:i/>
-          <w:color w:val="145AA0"/>
-          <w:sz w:val="21"/>
-        </w:rPr>
-        <w:t>P_{cond = I_D^2 \cdot R_{DS(on)</w:t>
-      </w:r>
-      <w:r>
-        <w:rPr>
-          <w:color w:val="282C34"/>
-          <w:sz w:val="21"/>
-        </w:rPr>
-        <w:t>.</w:t>
-      </w:r>
-    </w:p>
-    <w:p>
-      <w:pPr>
-        <w:spacing w:after="80"/>
-      </w:pPr>
-      <w:r>
-        <w:rPr>
-          <w:color w:val="282C34"/>
-          <w:sz w:val="21"/>
-        </w:rPr>
-        <w:t>##### Turn-Off Transient:</w:t>
-      </w:r>
-    </w:p>
-    <w:p>
-      <w:pPr>
-        <w:pStyle w:val="ListBullet"/>
-        <w:spacing w:after="40"/>
-        <w:ind w:left="360"/>
-      </w:pPr>
-      <w:r>
-        <w:rPr>
-          <w:b/>
-          <w:color w:val="282C34"/>
-          <w:sz w:val="21"/>
-        </w:rPr>
-        <w:t>Phase 5: Turn-Off Delay ($t_{d(off)}$) — Operating Region: LINEAR (OHMIC)</w:t>
-      </w:r>
-      <w:r>
-        <w:rPr>
-          <w:color w:val="282C34"/>
-          <w:sz w:val="21"/>
-        </w:rPr>
-        <w:t>:</w:t>
-      </w:r>
-    </w:p>
-    <w:p>
-      <w:pPr>
-        <w:pStyle w:val="ListBullet"/>
-        <w:spacing w:after="40"/>
-        <w:ind w:left="720"/>
-      </w:pPr>
-      <w:r>
-        <w:rPr>
-          <w:color w:val="282C34"/>
-          <w:sz w:val="21"/>
-        </w:rPr>
-        <w:t>Gate driver pulls gate to GND (or negative bias). Gate current flows in reverse (</w:t>
-      </w:r>
-      <w:r>
-        <w:rPr>
-          <w:i/>
-          <w:color w:val="145AA0"/>
-          <w:sz w:val="21"/>
-        </w:rPr>
-        <w:t>I_{sink</w:t>
-      </w:r>
-      <w:r>
-        <w:rPr>
-          <w:color w:val="282C34"/>
-          <w:sz w:val="21"/>
-        </w:rPr>
-        <w:t>).</w:t>
-      </w:r>
-    </w:p>
-    <w:p>
-      <w:pPr>
-        <w:pStyle w:val="ListBullet"/>
-        <w:spacing w:after="40"/>
-        <w:ind w:left="720"/>
-      </w:pPr>
-      <w:r>
-        <w:rPr>
-          <w:i/>
-          <w:color w:val="145AA0"/>
-          <w:sz w:val="21"/>
-        </w:rPr>
-        <w:t>V_{GS</w:t>
-      </w:r>
-      <w:r>
-        <w:rPr>
-          <w:color w:val="282C34"/>
-          <w:sz w:val="21"/>
-        </w:rPr>
-        <w:t xml:space="preserve"> discharges from </w:t>
-      </w:r>
-      <w:r>
-        <w:rPr>
-          <w:i/>
-          <w:color w:val="145AA0"/>
-          <w:sz w:val="21"/>
-        </w:rPr>
-        <w:t>V_{DRIVE</w:t>
-      </w:r>
-      <w:r>
-        <w:rPr>
-          <w:color w:val="282C34"/>
-          <w:sz w:val="21"/>
-        </w:rPr>
-        <w:t xml:space="preserve"> down to </w:t>
-      </w:r>
-      <w:r>
-        <w:rPr>
-          <w:i/>
-          <w:color w:val="145AA0"/>
-          <w:sz w:val="21"/>
-        </w:rPr>
-        <w:t>V_{plateau</w:t>
-      </w:r>
-      <w:r>
-        <w:rPr>
-          <w:color w:val="282C34"/>
-          <w:sz w:val="21"/>
-        </w:rPr>
-        <w:t>.</w:t>
-      </w:r>
-    </w:p>
-    <w:p>
-      <w:pPr>
-        <w:pStyle w:val="ListBullet"/>
-        <w:spacing w:after="40"/>
-        <w:ind w:left="720"/>
-      </w:pPr>
-      <w:r>
-        <w:rPr>
-          <w:i/>
-          <w:color w:val="145AA0"/>
-          <w:sz w:val="21"/>
-        </w:rPr>
-        <w:t>V_{DS</w:t>
-      </w:r>
-      <w:r>
-        <w:rPr>
-          <w:color w:val="282C34"/>
-          <w:sz w:val="21"/>
-        </w:rPr>
-        <w:t xml:space="preserve"> remains near zero. The device is still in the ohmic linear region.</w:t>
-      </w:r>
-    </w:p>
-    <w:p>
-      <w:pPr>
-        <w:pStyle w:val="ListBullet"/>
-        <w:spacing w:after="40"/>
-        <w:ind w:left="360"/>
-      </w:pPr>
-      <w:r>
-        <w:rPr>
-          <w:b/>
-          <w:color w:val="282C34"/>
-          <w:sz w:val="21"/>
-        </w:rPr>
-        <w:t>Phase 6: Voltage Rise / Turn-Off Miller Plateau ($t_{vr}$) — Operating Region: LINEAR $\rightarrow$ SATURATION</w:t>
-      </w:r>
-      <w:r>
-        <w:rPr>
-          <w:color w:val="282C34"/>
-          <w:sz w:val="21"/>
-        </w:rPr>
-        <w:t>:</w:t>
-      </w:r>
-    </w:p>
-    <w:p>
-      <w:pPr>
-        <w:pStyle w:val="ListBullet"/>
-        <w:spacing w:after="40"/>
-        <w:ind w:left="720"/>
-      </w:pPr>
-      <w:r>
-        <w:rPr>
-          <w:i/>
-          <w:color w:val="145AA0"/>
-          <w:sz w:val="21"/>
-        </w:rPr>
-        <w:t>V_{GS</w:t>
-      </w:r>
-      <w:r>
-        <w:rPr>
-          <w:color w:val="282C34"/>
-          <w:sz w:val="21"/>
-        </w:rPr>
-        <w:t xml:space="preserve"> reaches the Miller Plateau (</w:t>
-      </w:r>
-      <w:r>
-        <w:rPr>
-          <w:i/>
-          <w:color w:val="145AA0"/>
-          <w:sz w:val="21"/>
-        </w:rPr>
-        <w:t>V_{plateau</w:t>
-      </w:r>
-      <w:r>
-        <w:rPr>
-          <w:color w:val="282C34"/>
-          <w:sz w:val="21"/>
-        </w:rPr>
-        <w:t>).</w:t>
-      </w:r>
-    </w:p>
-    <w:p>
-      <w:pPr>
-        <w:pStyle w:val="ListBullet"/>
-        <w:spacing w:after="40"/>
-        <w:ind w:left="720"/>
-      </w:pPr>
-      <w:r>
-        <w:rPr>
-          <w:i/>
-          <w:color w:val="145AA0"/>
-          <w:sz w:val="21"/>
-        </w:rPr>
-        <w:t>V_{DS</w:t>
-      </w:r>
-      <w:r>
-        <w:rPr>
-          <w:color w:val="282C34"/>
-          <w:sz w:val="21"/>
-        </w:rPr>
-        <w:t xml:space="preserve"> rises rapidly from near zero up to </w:t>
-      </w:r>
-      <w:r>
-        <w:rPr>
-          <w:i/>
-          <w:color w:val="145AA0"/>
-          <w:sz w:val="21"/>
-        </w:rPr>
-        <w:t>V_{BUS + V_{spike</w:t>
-      </w:r>
-      <w:r>
-        <w:rPr>
-          <w:color w:val="282C34"/>
-          <w:sz w:val="21"/>
-        </w:rPr>
-        <w:t>.</w:t>
-      </w:r>
-    </w:p>
-    <w:p>
-      <w:pPr>
-        <w:pStyle w:val="ListBullet"/>
-        <w:spacing w:after="40"/>
-        <w:ind w:left="720"/>
-      </w:pPr>
-      <w:r>
-        <w:rPr>
-          <w:color w:val="282C34"/>
-          <w:sz w:val="21"/>
-        </w:rPr>
-        <w:t xml:space="preserve">The displacement current charging </w:t>
-      </w:r>
-      <w:r>
-        <w:rPr>
-          <w:i/>
-          <w:color w:val="145AA0"/>
-          <w:sz w:val="21"/>
-        </w:rPr>
-        <w:t>C_{gd</w:t>
-      </w:r>
-      <w:r>
-        <w:rPr>
-          <w:color w:val="282C34"/>
-          <w:sz w:val="21"/>
-        </w:rPr>
-        <w:t xml:space="preserve"> clamps </w:t>
-      </w:r>
-      <w:r>
-        <w:rPr>
-          <w:i/>
-          <w:color w:val="145AA0"/>
-          <w:sz w:val="21"/>
-        </w:rPr>
-        <w:t>V_{GS</w:t>
-      </w:r>
-      <w:r>
-        <w:rPr>
-          <w:color w:val="282C34"/>
-          <w:sz w:val="21"/>
-        </w:rPr>
-        <w:t xml:space="preserve"> at </w:t>
-      </w:r>
-      <w:r>
-        <w:rPr>
-          <w:i/>
-          <w:color w:val="145AA0"/>
-          <w:sz w:val="21"/>
-        </w:rPr>
-        <w:t>V_{plateau</w:t>
-      </w:r>
-      <w:r>
-        <w:rPr>
-          <w:color w:val="282C34"/>
-          <w:sz w:val="21"/>
-        </w:rPr>
-        <w:t>.</w:t>
+        <w:t>The displacement current charging C_gd clamps V_GS at V_plateau.</w:t>
       </w:r>
     </w:p>
     <w:p>
@@ -6324,7 +4690,7 @@
           <w:color w:val="282C34"/>
           <w:sz w:val="21"/>
         </w:rPr>
-        <w:t>Phase 7: Current Fall Time ($t_{fi}$) — Operating Region: SATURATION (ACTIVE)</w:t>
+        <w:t>Phase 7: Current Fall Time (t_fi) — Operating Region: SATURATION (ACTIVE)</w:t>
       </w:r>
       <w:r>
         <w:rPr>
@@ -6342,33 +4708,38 @@
       </w:pPr>
       <w:r>
         <w:rPr>
-          <w:i/>
-          <w:color w:val="145AA0"/>
+          <w:color w:val="282C34"/>
           <w:sz w:val="21"/>
         </w:rPr>
-        <w:t>V_{DS</w:t>
+        <w:t>V_DS has reached V_BUS, allowing the external freewheeling diode to turn ON.</w:t>
       </w:r>
+    </w:p>
+    <w:p>
+      <w:pPr>
+        <w:pStyle w:val="ListBullet"/>
+        <w:spacing w:after="40"/>
+        <w:ind w:left="720"/>
+      </w:pPr>
       <w:r>
         <w:rPr>
           <w:color w:val="282C34"/>
           <w:sz w:val="21"/>
         </w:rPr>
-        <w:t xml:space="preserve"> has reached </w:t>
+        <w:t>V_GS falls from V_plateau down to V_TH.</w:t>
       </w:r>
-      <w:r>
-        <w:rPr>
-          <w:i/>
-          <w:color w:val="145AA0"/>
-          <w:sz w:val="21"/>
-        </w:rPr>
-        <w:t>V_{BUS</w:t>
-      </w:r>
+    </w:p>
+    <w:p>
+      <w:pPr>
+        <w:pStyle w:val="ListBullet"/>
+        <w:spacing w:after="40"/>
+        <w:ind w:left="720"/>
+      </w:pPr>
       <w:r>
         <w:rPr>
           <w:color w:val="282C34"/>
           <w:sz w:val="21"/>
         </w:rPr>
-        <w:t>, allowing the external freewheeling diode to turn ON.</w:t>
+        <w:t>I_D collapses from I_LOAD down to zero.</w:t>
       </w:r>
     </w:p>
     <w:p>
@@ -6377,157 +4748,124 @@
         <w:spacing w:after="40"/>
         <w:ind w:left="720"/>
       </w:pPr>
-      <w:r>
-        <w:rPr>
-          <w:i/>
-          <w:color w:val="145AA0"/>
-          <w:sz w:val="21"/>
-        </w:rPr>
-        <w:t>V_{GS</w:t>
-      </w:r>
       <w:r>
         <w:rPr>
           <w:color w:val="282C34"/>
           <w:sz w:val="21"/>
         </w:rPr>
-        <w:t xml:space="preserve"> falls from </w:t>
+        <w:t>The rapid di_D / dt across stray loop inductance (L_σ) generates a high inductive voltage spike:</w:t>
       </w:r>
-      <w:r>
-        <w:rPr>
-          <w:i/>
-          <w:color w:val="145AA0"/>
-          <w:sz w:val="21"/>
-        </w:rPr>
-        <w:t>V_{plateau</w:t>
-      </w:r>
+    </w:p>
+    <w:tbl>
+      <w:tblPr>
+        <w:tblW w:type="auto" w:w="0"/>
+        <w:jc w:val="center"/>
+        <w:tblLook w:firstColumn="1" w:firstRow="1" w:lastColumn="0" w:lastRow="0" w:noHBand="0" w:noVBand="1" w:val="04A0"/>
+      </w:tblPr>
+      <w:tblGrid>
+        <w:gridCol w:w="9792"/>
+      </w:tblGrid>
+      <w:tr>
+        <w:tc>
+          <w:tcPr>
+            <w:tcW w:type="dxa" w:w="9792"/>
+            <w:shd w:fill="F5F6F8"/>
+            <w:tcMar>
+              <w:top w:w="80" w:type="dxa"/>
+              <w:bottom w:w="80" w:type="dxa"/>
+              <w:left w:w="140" w:type="dxa"/>
+              <w:right w:w="140" w:type="dxa"/>
+            </w:tcMar>
+            <w:tcBorders>
+              <w:left w:val="single" w:sz="18" w:space="0" w:color="CBD5E0"/>
+              <w:top w:val="none"/>
+              <w:right w:val="none"/>
+              <w:bottom w:val="none"/>
+            </w:tcBorders>
+          </w:tcPr>
+          <w:p>
+            <w:pPr>
+              <w:spacing w:line="240" w:lineRule="auto" w:after="0"/>
+            </w:pPr>
+            <w:r>
+              <w:rPr>
+                <w:rFonts w:ascii="Consolas" w:hAnsi="Consolas"/>
+                <w:color w:val="2D3748"/>
+                <w:sz w:val="18"/>
+              </w:rPr>
+              <w:t>V_DS(pk) = V_BUS + L_sigma * |di_D / dt|</w:t>
+            </w:r>
+          </w:p>
+        </w:tc>
+      </w:tr>
+    </w:tbl>
+    <w:p/>
+    <w:p>
+      <w:pPr>
+        <w:spacing w:after="80"/>
+      </w:pPr>
       <w:r>
         <w:rPr>
           <w:color w:val="282C34"/>
           <w:sz w:val="21"/>
         </w:rPr>
-        <w:t xml:space="preserve"> down to </w:t>
+        <w:t>Where:</w:t>
       </w:r>
-      <w:r>
-        <w:rPr>
-          <w:i/>
-          <w:color w:val="145AA0"/>
-          <w:sz w:val="21"/>
-        </w:rPr>
-        <w:t>V_{TH</w:t>
-      </w:r>
+    </w:p>
+    <w:p>
+      <w:pPr>
+        <w:pStyle w:val="ListBullet"/>
+        <w:spacing w:after="40"/>
+        <w:ind w:left="360"/>
+      </w:pPr>
       <w:r>
         <w:rPr>
           <w:color w:val="282C34"/>
           <w:sz w:val="21"/>
         </w:rPr>
-        <w:t>.</w:t>
+        <w:t>V_DS(pk): Peak drain-to-source transient voltage surge (V)</w:t>
       </w:r>
     </w:p>
     <w:p>
       <w:pPr>
         <w:pStyle w:val="ListBullet"/>
         <w:spacing w:after="40"/>
-        <w:ind w:left="720"/>
-      </w:pPr>
-      <w:r>
-        <w:rPr>
-          <w:i/>
-          <w:color w:val="145AA0"/>
-          <w:sz w:val="21"/>
-        </w:rPr>
-        <w:t>I_D</w:t>
-      </w:r>
+        <w:ind w:left="360"/>
+      </w:pPr>
       <w:r>
         <w:rPr>
           <w:color w:val="282C34"/>
           <w:sz w:val="21"/>
         </w:rPr>
-        <w:t xml:space="preserve"> collapses from </w:t>
+        <w:t>V_BUS: DC bus voltage (V)</w:t>
       </w:r>
-      <w:r>
-        <w:rPr>
-          <w:i/>
-          <w:color w:val="145AA0"/>
-          <w:sz w:val="21"/>
-        </w:rPr>
-        <w:t>I_{LOAD</w:t>
-      </w:r>
+    </w:p>
+    <w:p>
+      <w:pPr>
+        <w:pStyle w:val="ListBullet"/>
+        <w:spacing w:after="40"/>
+        <w:ind w:left="360"/>
+      </w:pPr>
       <w:r>
         <w:rPr>
           <w:color w:val="282C34"/>
           <w:sz w:val="21"/>
         </w:rPr>
-        <w:t xml:space="preserve"> down to zero.</w:t>
+        <w:t>L_sigma: Stray loop parasitic inductance (H)</w:t>
       </w:r>
     </w:p>
     <w:p>
       <w:pPr>
         <w:pStyle w:val="ListBullet"/>
         <w:spacing w:after="40"/>
-        <w:ind w:left="720"/>
+        <w:ind w:left="360"/>
       </w:pPr>
       <w:r>
         <w:rPr>
           <w:color w:val="282C34"/>
           <w:sz w:val="21"/>
         </w:rPr>
-        <w:t xml:space="preserve">The rapid </w:t>
-      </w:r>
-      <w:r>
-        <w:rPr>
-          <w:i/>
-          <w:color w:val="145AA0"/>
-          <w:sz w:val="21"/>
-        </w:rPr>
-        <w:t>\frac{di_D{dt</w:t>
-      </w:r>
-      <w:r>
-        <w:rPr>
-          <w:color w:val="282C34"/>
-          <w:sz w:val="21"/>
-        </w:rPr>
-        <w:t xml:space="preserve"> across stray loop inductance (</w:t>
-      </w:r>
-      <w:r>
-        <w:rPr>
-          <w:i/>
-          <w:color w:val="145AA0"/>
-          <w:sz w:val="21"/>
-        </w:rPr>
-        <w:t>L_\sigma</w:t>
-      </w:r>
-      <w:r>
-        <w:rPr>
-          <w:color w:val="282C34"/>
-          <w:sz w:val="21"/>
-        </w:rPr>
-        <w:t>) generates a high inductive voltage spike:</w:t>
-      </w:r>
-    </w:p>
-    <w:p>
-      <w:pPr>
-        <w:spacing w:after="80"/>
-      </w:pPr>
-      <w:r>
-        <w:rPr>
-          <w:i/>
-          <w:color w:val="145AA0"/>
-          <w:sz w:val="21"/>
-        </w:rPr>
-      </w:r>
-      <w:r>
-        <w:rPr>
-          <w:color w:val="282C34"/>
-          <w:sz w:val="21"/>
-        </w:rPr>
-        <w:t>V_{DS(pk)} = V_{BUS} + L_\sigma \cdot \left|\frac{di_D}{dt}\right|</w:t>
-      </w:r>
-      <w:r>
-        <w:rPr>
-          <w:i/>
-          <w:color w:val="145AA0"/>
-          <w:sz w:val="21"/>
-        </w:rPr>
+        <w:t>di_D / dt: Rate of drain current turn-off transition (A/s)</w:t>
       </w:r>
     </w:p>
     <w:p>
@@ -6542,7 +4880,7 @@
           <w:color w:val="282C34"/>
           <w:sz w:val="21"/>
         </w:rPr>
-        <w:t>Peak Turn-Off Power Loss ($P_{sw(off)}$)</w:t>
+        <w:t>Peak Turn-Off Power Loss (P_sw(off))</w:t>
       </w:r>
       <w:r>
         <w:rPr>
@@ -6582,136 +4920,38 @@
       </w:pPr>
       <w:r>
         <w:rPr>
-          <w:i/>
-          <w:color w:val="145AA0"/>
+          <w:color w:val="282C34"/>
           <w:sz w:val="21"/>
         </w:rPr>
-        <w:t>V_{GS</w:t>
+        <w:t>V_GS falls below V_TH down to 0 V (or negative rail).</w:t>
       </w:r>
+    </w:p>
+    <w:p>
+      <w:pPr>
+        <w:pStyle w:val="ListBullet"/>
+        <w:spacing w:after="40"/>
+        <w:ind w:left="720"/>
+      </w:pPr>
       <w:r>
         <w:rPr>
           <w:color w:val="282C34"/>
           <w:sz w:val="21"/>
         </w:rPr>
-        <w:t xml:space="preserve"> falls below </w:t>
+        <w:t>Channel is completely closed (I_D = 0).</w:t>
       </w:r>
-      <w:r>
-        <w:rPr>
-          <w:i/>
-          <w:color w:val="145AA0"/>
-          <w:sz w:val="21"/>
-        </w:rPr>
-        <w:t>V_{TH</w:t>
-      </w:r>
+    </w:p>
+    <w:p>
+      <w:pPr>
+        <w:pStyle w:val="ListBullet"/>
+        <w:spacing w:after="40"/>
+        <w:ind w:left="720"/>
+      </w:pPr>
       <w:r>
         <w:rPr>
           <w:color w:val="282C34"/>
           <w:sz w:val="21"/>
         </w:rPr>
-        <w:t xml:space="preserve"> down to </w:t>
-      </w:r>
-      <w:r>
-        <w:rPr>
-          <w:i/>
-          <w:color w:val="145AA0"/>
-          <w:sz w:val="21"/>
-        </w:rPr>
-        <w:t>0\,V</w:t>
-      </w:r>
-      <w:r>
-        <w:rPr>
-          <w:color w:val="282C34"/>
-          <w:sz w:val="21"/>
-        </w:rPr>
-        <w:t xml:space="preserve"> (or negative rail).</w:t>
-      </w:r>
-    </w:p>
-    <w:p>
-      <w:pPr>
-        <w:pStyle w:val="ListBullet"/>
-        <w:spacing w:after="40"/>
-        <w:ind w:left="720"/>
-      </w:pPr>
-      <w:r>
-        <w:rPr>
-          <w:color w:val="282C34"/>
-          <w:sz w:val="21"/>
-        </w:rPr>
-        <w:t>Channel is completely closed (</w:t>
-      </w:r>
-      <w:r>
-        <w:rPr>
-          <w:i/>
-          <w:color w:val="145AA0"/>
-          <w:sz w:val="21"/>
-        </w:rPr>
-        <w:t>I_D = 0</w:t>
-      </w:r>
-      <w:r>
-        <w:rPr>
-          <w:color w:val="282C34"/>
-          <w:sz w:val="21"/>
-        </w:rPr>
-        <w:t>).</w:t>
-      </w:r>
-    </w:p>
-    <w:p>
-      <w:pPr>
-        <w:pStyle w:val="ListBullet"/>
-        <w:spacing w:after="40"/>
-        <w:ind w:left="720"/>
-      </w:pPr>
-      <w:r>
-        <w:rPr>
-          <w:color w:val="282C34"/>
-          <w:sz w:val="21"/>
-        </w:rPr>
-        <w:t xml:space="preserve">Parasitic ringing between </w:t>
-      </w:r>
-      <w:r>
-        <w:rPr>
-          <w:i/>
-          <w:color w:val="145AA0"/>
-          <w:sz w:val="21"/>
-        </w:rPr>
-        <w:t>L_\sigma</w:t>
-      </w:r>
-      <w:r>
-        <w:rPr>
-          <w:color w:val="282C34"/>
-          <w:sz w:val="21"/>
-        </w:rPr>
-        <w:t xml:space="preserve"> and </w:t>
-      </w:r>
-      <w:r>
-        <w:rPr>
-          <w:i/>
-          <w:color w:val="145AA0"/>
-          <w:sz w:val="21"/>
-        </w:rPr>
-        <w:t>C_{oss</w:t>
-      </w:r>
-      <w:r>
-        <w:rPr>
-          <w:color w:val="282C34"/>
-          <w:sz w:val="21"/>
-        </w:rPr>
-        <w:t xml:space="preserve"> dampens out to </w:t>
-      </w:r>
-      <w:r>
-        <w:rPr>
-          <w:i/>
-          <w:color w:val="145AA0"/>
-          <w:sz w:val="21"/>
-        </w:rPr>
-        <w:t>V_{BUS</w:t>
-      </w:r>
-      <w:r>
-        <w:rPr>
-          <w:color w:val="282C34"/>
-          <w:sz w:val="21"/>
-        </w:rPr>
-        <w:t>.</w:t>
+        <w:t>Parasitic ringing between L_σ and C_oss dampens out to V_BUS.</w:t>
       </w:r>
     </w:p>
     <w:p>
@@ -6744,22 +4984,7 @@
           <w:color w:val="282C34"/>
           <w:sz w:val="21"/>
         </w:rPr>
-        <w:t>In resonant topologies (LLC converters, Phase-Shifted Full-Bridge), the inductive tank current naturally discharges the output capacitance (</w:t>
-      </w:r>
-      <w:r>
-        <w:rPr>
-          <w:i/>
-          <w:color w:val="145AA0"/>
-          <w:sz w:val="21"/>
-        </w:rPr>
-        <w:t>C_{oss</w:t>
-      </w:r>
-      <w:r>
-        <w:rPr>
-          <w:color w:val="282C34"/>
-          <w:sz w:val="21"/>
-        </w:rPr>
-        <w:t xml:space="preserve">) to zero volts </w:t>
+        <w:t xml:space="preserve">In resonant topologies (LLC converters, Phase-Shifted Full-Bridge), the inductive tank current naturally discharges the output capacitance (C_oss) to zero volts </w:t>
       </w:r>
       <w:r>
         <w:rPr>
@@ -6892,66 +5117,21 @@
           <w:color w:val="282C34"/>
           <w:sz w:val="21"/>
         </w:rPr>
-        <w:t xml:space="preserve">When </w:t>
+        <w:t>When V_DS reaches zero, the inductive current forces the body diode into forward conduction.</w:t>
       </w:r>
-      <w:r>
-        <w:rPr>
-          <w:i/>
-          <w:color w:val="145AA0"/>
-          <w:sz w:val="21"/>
-        </w:rPr>
-        <w:t>V_{DS</w:t>
-      </w:r>
+    </w:p>
+    <w:p>
+      <w:pPr>
+        <w:pStyle w:val="ListBullet"/>
+        <w:spacing w:after="40"/>
+        <w:ind w:left="360"/>
+      </w:pPr>
       <w:r>
         <w:rPr>
           <w:color w:val="282C34"/>
           <w:sz w:val="21"/>
         </w:rPr>
-        <w:t xml:space="preserve"> reaches zero, the inductive current forces the body diode into forward conduction.</w:t>
-      </w:r>
-    </w:p>
-    <w:p>
-      <w:pPr>
-        <w:pStyle w:val="ListBullet"/>
-        <w:spacing w:after="40"/>
-        <w:ind w:left="360"/>
-      </w:pPr>
-      <w:r>
-        <w:rPr>
-          <w:color w:val="282C34"/>
-          <w:sz w:val="21"/>
-        </w:rPr>
-        <w:t xml:space="preserve">The gate driver then applies </w:t>
-      </w:r>
-      <w:r>
-        <w:rPr>
-          <w:i/>
-          <w:color w:val="145AA0"/>
-          <w:sz w:val="21"/>
-        </w:rPr>
-        <w:t>+V_{DRV</w:t>
-      </w:r>
-      <w:r>
-        <w:rPr>
-          <w:color w:val="282C34"/>
-          <w:sz w:val="21"/>
-        </w:rPr>
-        <w:t xml:space="preserve">. Because </w:t>
-      </w:r>
-      <w:r>
-        <w:rPr>
-          <w:i/>
-          <w:color w:val="145AA0"/>
-          <w:sz w:val="21"/>
-        </w:rPr>
-        <w:t>V_{DS = 0\,V</w:t>
-      </w:r>
-      <w:r>
-        <w:rPr>
-          <w:color w:val="282C34"/>
-          <w:sz w:val="21"/>
-        </w:rPr>
-        <w:t xml:space="preserve"> during channel turn-on, </w:t>
+        <w:t xml:space="preserve">The gate driver then applies +V_DRV. Because V_DS = 0 V during channel turn-on, </w:t>
       </w:r>
       <w:r>
         <w:rPr>
@@ -6959,29 +5139,14 @@
           <w:color w:val="282C34"/>
           <w:sz w:val="21"/>
         </w:rPr>
-        <w:t>turn-on switching loss is eliminated ($P_{sw(on)} = 0$)</w:t>
+        <w:t>turn-on switching loss is eliminated (P_sw(on) = 0)</w:t>
       </w:r>
       <w:r>
         <w:rPr>
           <w:color w:val="282C34"/>
           <w:sz w:val="21"/>
         </w:rPr>
-        <w:t>, and high-frequency operation (</w:t>
-      </w:r>
-      <w:r>
-        <w:rPr>
-          <w:i/>
-          <w:color w:val="145AA0"/>
-          <w:sz w:val="21"/>
-        </w:rPr>
-        <w:t>&gt; 500\,kHz</w:t>
-      </w:r>
-      <w:r>
-        <w:rPr>
-          <w:color w:val="282C34"/>
-          <w:sz w:val="21"/>
-        </w:rPr>
-        <w:t>) becomes feasible with minimal heatsinking.</w:t>
+        <w:t>, and high-frequency operation (&gt; 500 kHz) becomes feasible with minimal heatsinking.</w:t>
       </w:r>
     </w:p>
     <w:p>
@@ -7122,52 +5287,7 @@
           <w:color w:val="282C34"/>
           <w:sz w:val="21"/>
         </w:rPr>
-        <w:t xml:space="preserve">At the moment </w:t>
-      </w:r>
-      <w:r>
-        <w:rPr>
-          <w:i/>
-          <w:color w:val="145AA0"/>
-          <w:sz w:val="21"/>
-        </w:rPr>
-        <w:t>V_{GS</w:t>
-      </w:r>
-      <w:r>
-        <w:rPr>
-          <w:color w:val="282C34"/>
-          <w:sz w:val="21"/>
-        </w:rPr>
-        <w:t xml:space="preserve"> drops to </w:t>
-      </w:r>
-      <w:r>
-        <w:rPr>
-          <w:i/>
-          <w:color w:val="145AA0"/>
-          <w:sz w:val="21"/>
-        </w:rPr>
-        <w:t>0\,V</w:t>
-      </w:r>
-      <w:r>
-        <w:rPr>
-          <w:color w:val="282C34"/>
-          <w:sz w:val="21"/>
-        </w:rPr>
-        <w:t xml:space="preserve">, the inductor maintains current flow, pulling </w:t>
-      </w:r>
-      <w:r>
-        <w:rPr>
-          <w:i/>
-          <w:color w:val="145AA0"/>
-          <w:sz w:val="21"/>
-        </w:rPr>
-        <w:t>V_{DS</w:t>
-      </w:r>
-      <w:r>
-        <w:rPr>
-          <w:color w:val="282C34"/>
-          <w:sz w:val="21"/>
-        </w:rPr>
-        <w:t xml:space="preserve"> above the supply rail until the junction enters </w:t>
+        <w:t xml:space="preserve">At the moment V_GS drops to 0 V, the inductor maintains current flow, pulling V_DS above the supply rail until the junction enters </w:t>
       </w:r>
       <w:r>
         <w:rPr>
@@ -7175,7 +5295,7 @@
           <w:color w:val="282C34"/>
           <w:sz w:val="21"/>
         </w:rPr>
-        <w:t>Avalanche Breakdown ($V_{BR(DSS)}$)</w:t>
+        <w:t>Avalanche Breakdown (V_BR(DSS))</w:t>
       </w:r>
       <w:r>
         <w:rPr>
@@ -7196,78 +5316,105 @@
           <w:color w:val="282C34"/>
           <w:sz w:val="21"/>
         </w:rPr>
-        <w:t xml:space="preserve">The device clamps </w:t>
+        <w:t>The device clamps V_DS at V_BR(DSS) while the inductor current ramps down to zero over interval t_av:</w:t>
       </w:r>
-      <w:r>
-        <w:rPr>
-          <w:i/>
-          <w:color w:val="145AA0"/>
-          <w:sz w:val="21"/>
-        </w:rPr>
-        <w:t>V_{DS</w:t>
-      </w:r>
+    </w:p>
+    <w:tbl>
+      <w:tblPr>
+        <w:tblW w:type="auto" w:w="0"/>
+        <w:jc w:val="center"/>
+        <w:tblLook w:firstColumn="1" w:firstRow="1" w:lastColumn="0" w:lastRow="0" w:noHBand="0" w:noVBand="1" w:val="04A0"/>
+      </w:tblPr>
+      <w:tblGrid>
+        <w:gridCol w:w="9792"/>
+      </w:tblGrid>
+      <w:tr>
+        <w:tc>
+          <w:tcPr>
+            <w:tcW w:type="dxa" w:w="9792"/>
+            <w:shd w:fill="F5F6F8"/>
+            <w:tcMar>
+              <w:top w:w="80" w:type="dxa"/>
+              <w:bottom w:w="80" w:type="dxa"/>
+              <w:left w:w="140" w:type="dxa"/>
+              <w:right w:w="140" w:type="dxa"/>
+            </w:tcMar>
+            <w:tcBorders>
+              <w:left w:val="single" w:sz="18" w:space="0" w:color="CBD5E0"/>
+              <w:top w:val="none"/>
+              <w:right w:val="none"/>
+              <w:bottom w:val="none"/>
+            </w:tcBorders>
+          </w:tcPr>
+          <w:p>
+            <w:pPr>
+              <w:spacing w:line="240" w:lineRule="auto" w:after="0"/>
+            </w:pPr>
+            <w:r>
+              <w:rPr>
+                <w:rFonts w:ascii="Consolas" w:hAnsi="Consolas"/>
+                <w:color w:val="2D3748"/>
+                <w:sz w:val="18"/>
+              </w:rPr>
+              <w:t>t_av = (L * I_AS) / (V_BR(DSS) - V_DD)</w:t>
+            </w:r>
+          </w:p>
+        </w:tc>
+      </w:tr>
+    </w:tbl>
+    <w:p/>
+    <w:p>
+      <w:pPr>
+        <w:spacing w:after="80"/>
+      </w:pPr>
       <w:r>
         <w:rPr>
           <w:color w:val="282C34"/>
           <w:sz w:val="21"/>
         </w:rPr>
-        <w:t xml:space="preserve"> at </w:t>
+        <w:t>Where:</w:t>
       </w:r>
-      <w:r>
-        <w:rPr>
-          <w:i/>
-          <w:color w:val="145AA0"/>
-          <w:sz w:val="21"/>
-        </w:rPr>
-        <w:t>V_{BR(DSS)</w:t>
-      </w:r>
+    </w:p>
+    <w:p>
+      <w:pPr>
+        <w:pStyle w:val="ListBullet"/>
+        <w:spacing w:after="40"/>
+        <w:ind w:left="360"/>
+      </w:pPr>
       <w:r>
         <w:rPr>
           <w:color w:val="282C34"/>
           <w:sz w:val="21"/>
         </w:rPr>
-        <w:t xml:space="preserve"> while the inductor current ramps down to zero over interval </w:t>
+        <w:t>t_av: Conduction duration in avalanche breakdown (s)</w:t>
       </w:r>
-      <w:r>
-        <w:rPr>
-          <w:i/>
-          <w:color w:val="145AA0"/>
-          <w:sz w:val="21"/>
-        </w:rPr>
-        <w:t>t_{av</w:t>
-      </w:r>
+    </w:p>
+    <w:p>
+      <w:pPr>
+        <w:pStyle w:val="ListBullet"/>
+        <w:spacing w:after="40"/>
+        <w:ind w:left="360"/>
+      </w:pPr>
       <w:r>
         <w:rPr>
           <w:color w:val="282C34"/>
           <w:sz w:val="21"/>
         </w:rPr>
-        <w:t>:</w:t>
+        <w:t>L: Unclamped load inductance (H)</w:t>
       </w:r>
     </w:p>
     <w:p>
       <w:pPr>
-        <w:spacing w:after="80"/>
-      </w:pPr>
-      <w:r>
-        <w:rPr>
-          <w:i/>
-          <w:color w:val="145AA0"/>
-          <w:sz w:val="21"/>
-        </w:rPr>
-      </w:r>
+        <w:pStyle w:val="ListBullet"/>
+        <w:spacing w:after="40"/>
+        <w:ind w:left="360"/>
+      </w:pPr>
       <w:r>
         <w:rPr>
           <w:color w:val="282C34"/>
           <w:sz w:val="21"/>
         </w:rPr>
-        <w:t>t_{av} = \frac{L \cdot I_{AS}}{V_{BR(DSS)} - V_{DD}}</w:t>
-      </w:r>
-      <w:r>
-        <w:rPr>
-          <w:i/>
-          <w:color w:val="145AA0"/>
-          <w:sz w:val="21"/>
-        </w:rPr>
+        <w:t>I_AS: Peak unclamped inductive avalanche current (A)</w:t>
       </w:r>
     </w:p>
     <w:p>
@@ -7281,22 +5428,35 @@
           <w:color w:val="282C34"/>
           <w:sz w:val="21"/>
         </w:rPr>
-        <w:t>The entire magnetic energy (</w:t>
+        <w:t>V_BR(DSS): Drain-to-source avalanche breakdown voltage (V)</w:t>
       </w:r>
-      <w:r>
-        <w:rPr>
-          <w:i/>
-          <w:color w:val="145AA0"/>
-          <w:sz w:val="21"/>
-        </w:rPr>
-        <w:t>E_{AS</w:t>
-      </w:r>
+    </w:p>
+    <w:p>
+      <w:pPr>
+        <w:pStyle w:val="ListBullet"/>
+        <w:spacing w:after="40"/>
+        <w:ind w:left="360"/>
+      </w:pPr>
       <w:r>
         <w:rPr>
           <w:color w:val="282C34"/>
           <w:sz w:val="21"/>
         </w:rPr>
-        <w:t>) is dissipated directly as heat inside the silicon die.</w:t>
+        <w:t>V_DD: Power supply rail voltage (V)</w:t>
+      </w:r>
+    </w:p>
+    <w:p>
+      <w:pPr>
+        <w:pStyle w:val="ListBullet"/>
+        <w:spacing w:after="40"/>
+        <w:ind w:left="360"/>
+      </w:pPr>
+      <w:r>
+        <w:rPr>
+          <w:color w:val="282C34"/>
+          <w:sz w:val="21"/>
+        </w:rPr>
+        <w:t>The entire magnetic energy (E_AS) is dissipated directly as heat inside the silicon die.</w:t>
       </w:r>
     </w:p>
     <w:p>
@@ -7332,30 +5492,144 @@
         <w:t>The total power dissipated by a MOSFET in a switching converter or power stage is given by:</w:t>
       </w:r>
     </w:p>
+    <w:tbl>
+      <w:tblPr>
+        <w:tblW w:type="auto" w:w="0"/>
+        <w:jc w:val="center"/>
+        <w:tblLook w:firstColumn="1" w:firstRow="1" w:lastColumn="0" w:lastRow="0" w:noHBand="0" w:noVBand="1" w:val="04A0"/>
+      </w:tblPr>
+      <w:tblGrid>
+        <w:gridCol w:w="9792"/>
+      </w:tblGrid>
+      <w:tr>
+        <w:tc>
+          <w:tcPr>
+            <w:tcW w:type="dxa" w:w="9792"/>
+            <w:shd w:fill="F5F6F8"/>
+            <w:tcMar>
+              <w:top w:w="80" w:type="dxa"/>
+              <w:bottom w:w="80" w:type="dxa"/>
+              <w:left w:w="140" w:type="dxa"/>
+              <w:right w:w="140" w:type="dxa"/>
+            </w:tcMar>
+            <w:tcBorders>
+              <w:left w:val="single" w:sz="18" w:space="0" w:color="CBD5E0"/>
+              <w:top w:val="none"/>
+              <w:right w:val="none"/>
+              <w:bottom w:val="none"/>
+            </w:tcBorders>
+          </w:tcPr>
+          <w:p>
+            <w:pPr>
+              <w:spacing w:line="240" w:lineRule="auto" w:after="0"/>
+            </w:pPr>
+            <w:r>
+              <w:rPr>
+                <w:rFonts w:ascii="Consolas" w:hAnsi="Consolas"/>
+                <w:color w:val="2D3748"/>
+                <w:sz w:val="18"/>
+              </w:rPr>
+              <w:t>P_TOTAL = P_COND + P_SW + P_GATE + P_COSS + P_DIODE</w:t>
+            </w:r>
+          </w:p>
+        </w:tc>
+      </w:tr>
+    </w:tbl>
+    <w:p/>
     <w:p>
       <w:pPr>
         <w:spacing w:after="80"/>
       </w:pPr>
-      <w:r>
-        <w:rPr>
-          <w:i/>
-          <w:color w:val="145AA0"/>
-          <w:sz w:val="21"/>
-        </w:rPr>
-      </w:r>
       <w:r>
         <w:rPr>
           <w:color w:val="282C34"/>
           <w:sz w:val="21"/>
         </w:rPr>
-        <w:t>P_{TOTAL} = P_{COND} + P_{SW} + P_{GATE} + P_{COSS} + P_{DIODE}</w:t>
+        <w:t>Where:</w:t>
       </w:r>
+    </w:p>
+    <w:p>
+      <w:pPr>
+        <w:pStyle w:val="ListBullet"/>
+        <w:spacing w:after="40"/>
+        <w:ind w:left="360"/>
+      </w:pPr>
       <w:r>
         <w:rPr>
-          <w:i/>
-          <w:color w:val="145AA0"/>
+          <w:color w:val="282C34"/>
           <w:sz w:val="21"/>
         </w:rPr>
+        <w:t>P_TOTAL: Total power dissipated as heat in the MOSFET package (W)</w:t>
+      </w:r>
+    </w:p>
+    <w:p>
+      <w:pPr>
+        <w:pStyle w:val="ListBullet"/>
+        <w:spacing w:after="40"/>
+        <w:ind w:left="360"/>
+      </w:pPr>
+      <w:r>
+        <w:rPr>
+          <w:color w:val="282C34"/>
+          <w:sz w:val="21"/>
+        </w:rPr>
+        <w:t>P_COND: Steady-state conduction power loss (W)</w:t>
+      </w:r>
+    </w:p>
+    <w:p>
+      <w:pPr>
+        <w:pStyle w:val="ListBullet"/>
+        <w:spacing w:after="40"/>
+        <w:ind w:left="360"/>
+      </w:pPr>
+      <w:r>
+        <w:rPr>
+          <w:color w:val="282C34"/>
+          <w:sz w:val="21"/>
+        </w:rPr>
+        <w:t>P_SW: Switching transition overlap loss (W)</w:t>
+      </w:r>
+    </w:p>
+    <w:p>
+      <w:pPr>
+        <w:pStyle w:val="ListBullet"/>
+        <w:spacing w:after="40"/>
+        <w:ind w:left="360"/>
+      </w:pPr>
+      <w:r>
+        <w:rPr>
+          <w:color w:val="282C34"/>
+          <w:sz w:val="21"/>
+        </w:rPr>
+        <w:t>P_GATE: Gate driver power loss during charging/discharging gate capacitance (W)</w:t>
+      </w:r>
+    </w:p>
+    <w:p>
+      <w:pPr>
+        <w:pStyle w:val="ListBullet"/>
+        <w:spacing w:after="40"/>
+        <w:ind w:left="360"/>
+      </w:pPr>
+      <w:r>
+        <w:rPr>
+          <w:color w:val="282C34"/>
+          <w:sz w:val="21"/>
+        </w:rPr>
+        <w:t>P_COSS: Capacitive stored energy loss discharged during hard turn-on (W)</w:t>
+      </w:r>
+    </w:p>
+    <w:p>
+      <w:pPr>
+        <w:pStyle w:val="ListBullet"/>
+        <w:spacing w:after="40"/>
+        <w:ind w:left="360"/>
+      </w:pPr>
+      <w:r>
+        <w:rPr>
+          <w:color w:val="282C34"/>
+          <w:sz w:val="21"/>
+        </w:rPr>
+        <w:t>P_DIODE: Body diode conduction and reverse recovery power loss (W)</w:t>
       </w:r>
     </w:p>
     <w:p>
@@ -7368,50 +5642,105 @@
           <w:color w:val="4682B4"/>
           <w:sz w:val="24"/>
         </w:rPr>
-        <w:t>1. Conduction Loss (</w:t>
-      </w:r>
-      <w:r>
-        <w:rPr>
-          <w:b/>
-          <w:i/>
-          <w:color w:val="145AA0"/>
-          <w:sz w:val="24"/>
-        </w:rPr>
-        <w:t>P_{COND</w:t>
-      </w:r>
-      <w:r>
-        <w:rPr>
-          <w:b/>
-          <w:color w:val="4682B4"/>
-          <w:sz w:val="24"/>
-        </w:rPr>
-        <w:t>):</w:t>
+        <w:t>1. Conduction Loss (P_COND):</w:t>
       </w:r>
     </w:p>
+    <w:tbl>
+      <w:tblPr>
+        <w:tblW w:type="auto" w:w="0"/>
+        <w:jc w:val="center"/>
+        <w:tblLook w:firstColumn="1" w:firstRow="1" w:lastColumn="0" w:lastRow="0" w:noHBand="0" w:noVBand="1" w:val="04A0"/>
+      </w:tblPr>
+      <w:tblGrid>
+        <w:gridCol w:w="9792"/>
+      </w:tblGrid>
+      <w:tr>
+        <w:tc>
+          <w:tcPr>
+            <w:tcW w:type="dxa" w:w="9792"/>
+            <w:shd w:fill="F5F6F8"/>
+            <w:tcMar>
+              <w:top w:w="80" w:type="dxa"/>
+              <w:bottom w:w="80" w:type="dxa"/>
+              <w:left w:w="140" w:type="dxa"/>
+              <w:right w:w="140" w:type="dxa"/>
+            </w:tcMar>
+            <w:tcBorders>
+              <w:left w:val="single" w:sz="18" w:space="0" w:color="CBD5E0"/>
+              <w:top w:val="none"/>
+              <w:right w:val="none"/>
+              <w:bottom w:val="none"/>
+            </w:tcBorders>
+          </w:tcPr>
+          <w:p>
+            <w:pPr>
+              <w:spacing w:line="240" w:lineRule="auto" w:after="0"/>
+            </w:pPr>
+            <w:r>
+              <w:rPr>
+                <w:rFonts w:ascii="Consolas" w:hAnsi="Consolas"/>
+                <w:color w:val="2D3748"/>
+                <w:sz w:val="18"/>
+              </w:rPr>
+              <w:t>P_COND = I_D,rms^2 * R_DS(on)(T_j)</w:t>
+            </w:r>
+          </w:p>
+        </w:tc>
+      </w:tr>
+    </w:tbl>
+    <w:p/>
     <w:p>
       <w:pPr>
         <w:spacing w:after="80"/>
       </w:pPr>
-      <w:r>
-        <w:rPr>
-          <w:i/>
-          <w:color w:val="145AA0"/>
-          <w:sz w:val="21"/>
-        </w:rPr>
-      </w:r>
       <w:r>
         <w:rPr>
           <w:color w:val="282C34"/>
           <w:sz w:val="21"/>
         </w:rPr>
-        <w:t>P_{COND} = I_{D,rms}^2 \times R_{DS(on)}(T_j)</w:t>
+        <w:t>Where:</w:t>
       </w:r>
+    </w:p>
+    <w:p>
+      <w:pPr>
+        <w:pStyle w:val="ListBullet"/>
+        <w:spacing w:after="40"/>
+        <w:ind w:left="360"/>
+      </w:pPr>
       <w:r>
         <w:rPr>
-          <w:i/>
-          <w:color w:val="145AA0"/>
+          <w:color w:val="282C34"/>
           <w:sz w:val="21"/>
         </w:rPr>
+        <w:t>P_COND: Conduction power loss (W)</w:t>
+      </w:r>
+    </w:p>
+    <w:p>
+      <w:pPr>
+        <w:pStyle w:val="ListBullet"/>
+        <w:spacing w:after="40"/>
+        <w:ind w:left="360"/>
+      </w:pPr>
+      <w:r>
+        <w:rPr>
+          <w:color w:val="282C34"/>
+          <w:sz w:val="21"/>
+        </w:rPr>
+        <w:t>I_D,rms: RMS drain current through the channel (A)</w:t>
+      </w:r>
+    </w:p>
+    <w:p>
+      <w:pPr>
+        <w:pStyle w:val="ListBullet"/>
+        <w:spacing w:after="40"/>
+        <w:ind w:left="360"/>
+      </w:pPr>
+      <w:r>
+        <w:rPr>
+          <w:color w:val="282C34"/>
+          <w:sz w:val="21"/>
+        </w:rPr>
+        <w:t>R_DS(on)(T_j): Channel on-resistance at junction temperature T_j (Ω)</w:t>
       </w:r>
     </w:p>
     <w:p>
@@ -7431,110 +5760,68 @@
           <w:color w:val="282C34"/>
           <w:sz w:val="21"/>
         </w:rPr>
-        <w:t xml:space="preserve">: </w:t>
+        <w:t>: R_DS(on) has a strong positive temperature coefficient in Silicon (typically increasing by a factor of 1.5</w:t>
       </w:r>
       <w:r>
         <w:rPr>
           <w:i/>
-          <w:color w:val="145AA0"/>
+          <w:color w:val="282C34"/>
           <w:sz w:val="21"/>
         </w:rPr>
-        <w:t>R_{DS(on)</w:t>
+        <w:t xml:space="preserve"> to 2.0</w:t>
       </w:r>
       <w:r>
         <w:rPr>
           <w:color w:val="282C34"/>
           <w:sz w:val="21"/>
         </w:rPr>
-        <w:t xml:space="preserve"> has a strong positive temperature coefficient in Silicon (typically increasing by a factor of </w:t>
-      </w:r>
-      <w:r>
-        <w:rPr>
-          <w:i/>
-          <w:color w:val="145AA0"/>
-          <w:sz w:val="21"/>
-        </w:rPr>
-        <w:t>1.5×</w:t>
-      </w:r>
-      <w:r>
-        <w:rPr>
-          <w:color w:val="282C34"/>
-          <w:sz w:val="21"/>
-        </w:rPr>
-        <w:t xml:space="preserve"> to </w:t>
-      </w:r>
-      <w:r>
-        <w:rPr>
-          <w:i/>
-          <w:color w:val="145AA0"/>
-          <w:sz w:val="21"/>
-        </w:rPr>
-        <w:t>2.0×</w:t>
-      </w:r>
-      <w:r>
-        <w:rPr>
-          <w:color w:val="282C34"/>
-          <w:sz w:val="21"/>
-        </w:rPr>
-        <w:t xml:space="preserve"> between </w:t>
-      </w:r>
-      <w:r>
-        <w:rPr>
-          <w:i/>
-          <w:color w:val="145AA0"/>
-          <w:sz w:val="21"/>
-        </w:rPr>
-        <w:t>+25^\circC</w:t>
-      </w:r>
-      <w:r>
-        <w:rPr>
-          <w:color w:val="282C34"/>
-          <w:sz w:val="21"/>
-        </w:rPr>
-        <w:t xml:space="preserve"> and </w:t>
-      </w:r>
-      <w:r>
-        <w:rPr>
-          <w:i/>
-          <w:color w:val="145AA0"/>
-          <w:sz w:val="21"/>
-        </w:rPr>
-        <w:t>+150^\circC</w:t>
-      </w:r>
-      <w:r>
-        <w:rPr>
-          <w:color w:val="282C34"/>
-          <w:sz w:val="21"/>
-        </w:rPr>
-        <w:t>):</w:t>
+        <w:t xml:space="preserve"> between +25°C and +150°C):</w:t>
       </w:r>
     </w:p>
-    <w:p>
-      <w:pPr>
-        <w:spacing w:after="80"/>
-      </w:pPr>
-      <w:r>
-        <w:rPr>
-          <w:i/>
-          <w:color w:val="145AA0"/>
-          <w:sz w:val="21"/>
-        </w:rPr>
-      </w:r>
-      <w:r>
-        <w:rPr>
-          <w:color w:val="282C34"/>
-          <w:sz w:val="21"/>
-        </w:rPr>
-        <w:t>R_{DS(on)}(T_j) = R_{DS(on)}(25^\circ\text{C}) \times \left(1 + \frac{\alpha}{100}(T_j - 25^\circ\text{C})\right) \quad (\alpha \approx 0.4\% \dots 0.7\% / ^\circ\text{C})</w:t>
-      </w:r>
-      <w:r>
-        <w:rPr>
-          <w:i/>
-          <w:color w:val="145AA0"/>
-          <w:sz w:val="21"/>
-        </w:rPr>
-      </w:r>
-    </w:p>
+    <w:tbl>
+      <w:tblPr>
+        <w:tblW w:type="auto" w:w="0"/>
+        <w:jc w:val="center"/>
+        <w:tblLook w:firstColumn="1" w:firstRow="1" w:lastColumn="0" w:lastRow="0" w:noHBand="0" w:noVBand="1" w:val="04A0"/>
+      </w:tblPr>
+      <w:tblGrid>
+        <w:gridCol w:w="9792"/>
+      </w:tblGrid>
+      <w:tr>
+        <w:tc>
+          <w:tcPr>
+            <w:tcW w:type="dxa" w:w="9792"/>
+            <w:shd w:fill="F5F6F8"/>
+            <w:tcMar>
+              <w:top w:w="80" w:type="dxa"/>
+              <w:bottom w:w="80" w:type="dxa"/>
+              <w:left w:w="140" w:type="dxa"/>
+              <w:right w:w="140" w:type="dxa"/>
+            </w:tcMar>
+            <w:tcBorders>
+              <w:left w:val="single" w:sz="18" w:space="0" w:color="CBD5E0"/>
+              <w:top w:val="none"/>
+              <w:right w:val="none"/>
+              <w:bottom w:val="none"/>
+            </w:tcBorders>
+          </w:tcPr>
+          <w:p>
+            <w:pPr>
+              <w:spacing w:line="240" w:lineRule="auto" w:after="0"/>
+            </w:pPr>
+            <w:r>
+              <w:rPr>
+                <w:rFonts w:ascii="Consolas" w:hAnsi="Consolas"/>
+                <w:color w:val="2D3748"/>
+                <w:sz w:val="18"/>
+              </w:rPr>
+              <w:t>R_DS(on)(T_j) = R_DS(on)(25°C) * (1 + α / 100(T_j - 25°C)) (α ≈ 0.4\% ... 0.7\% / °C)</w:t>
+            </w:r>
+          </w:p>
+        </w:tc>
+      </w:tr>
+    </w:tbl>
+    <w:p/>
     <w:p>
       <w:pPr>
         <w:spacing w:before="160" w:after="80"/>
@@ -7545,179 +5832,184 @@
           <w:color w:val="4682B4"/>
           <w:sz w:val="24"/>
         </w:rPr>
-        <w:t>2. Switching Losses (</w:t>
+        <w:t>2. Switching Losses (P_SW):</w:t>
       </w:r>
+    </w:p>
+    <w:p>
+      <w:pPr>
+        <w:spacing w:after="80"/>
+      </w:pPr>
       <w:r>
         <w:rPr>
-          <w:b/>
-          <w:i/>
-          <w:color w:val="145AA0"/>
-          <w:sz w:val="24"/>
+          <w:color w:val="282C34"/>
+          <w:sz w:val="21"/>
         </w:rPr>
-        <w:t>P_{SW</w:t>
+        <w:t>During each turn-on and turn-off transition, V_DS and I_D overlap, dissipating instantaneous energy:</w:t>
       </w:r>
+    </w:p>
+    <w:tbl>
+      <w:tblPr>
+        <w:tblW w:type="auto" w:w="0"/>
+        <w:jc w:val="center"/>
+        <w:tblLook w:firstColumn="1" w:firstRow="1" w:lastColumn="0" w:lastRow="0" w:noHBand="0" w:noVBand="1" w:val="04A0"/>
+      </w:tblPr>
+      <w:tblGrid>
+        <w:gridCol w:w="9792"/>
+      </w:tblGrid>
+      <w:tr>
+        <w:tc>
+          <w:tcPr>
+            <w:tcW w:type="dxa" w:w="9792"/>
+            <w:shd w:fill="F5F6F8"/>
+            <w:tcMar>
+              <w:top w:w="80" w:type="dxa"/>
+              <w:bottom w:w="80" w:type="dxa"/>
+              <w:left w:w="140" w:type="dxa"/>
+              <w:right w:w="140" w:type="dxa"/>
+            </w:tcMar>
+            <w:tcBorders>
+              <w:left w:val="single" w:sz="18" w:space="0" w:color="CBD5E0"/>
+              <w:top w:val="none"/>
+              <w:right w:val="none"/>
+              <w:bottom w:val="none"/>
+            </w:tcBorders>
+          </w:tcPr>
+          <w:p>
+            <w:pPr>
+              <w:spacing w:line="240" w:lineRule="auto" w:after="0"/>
+            </w:pPr>
+            <w:r>
+              <w:rPr>
+                <w:rFonts w:ascii="Consolas" w:hAnsi="Consolas"/>
+                <w:color w:val="2D3748"/>
+                <w:sz w:val="18"/>
+              </w:rPr>
+              <w:t>P_SW = 0.5 * V_DS,bus * I_D,load * (t_rise + t_fall) * f_sw</w:t>
+            </w:r>
+          </w:p>
+        </w:tc>
+      </w:tr>
+    </w:tbl>
+    <w:p/>
+    <w:p>
+      <w:pPr>
+        <w:spacing w:after="80"/>
+      </w:pPr>
+      <w:r>
+        <w:rPr>
+          <w:color w:val="282C34"/>
+          <w:sz w:val="21"/>
+        </w:rPr>
+        <w:t>Where:</w:t>
+      </w:r>
+    </w:p>
+    <w:p>
+      <w:pPr>
+        <w:pStyle w:val="ListBullet"/>
+        <w:spacing w:after="40"/>
+        <w:ind w:left="360"/>
+      </w:pPr>
+      <w:r>
+        <w:rPr>
+          <w:color w:val="282C34"/>
+          <w:sz w:val="21"/>
+        </w:rPr>
+        <w:t>P_SW: Turn-on and turn-off switching transition loss (W)</w:t>
+      </w:r>
+    </w:p>
+    <w:p>
+      <w:pPr>
+        <w:pStyle w:val="ListBullet"/>
+        <w:spacing w:after="40"/>
+        <w:ind w:left="360"/>
+      </w:pPr>
+      <w:r>
+        <w:rPr>
+          <w:color w:val="282C34"/>
+          <w:sz w:val="21"/>
+        </w:rPr>
+        <w:t>V_DS,bus: DC bus voltage switched across the MOSFET (V)</w:t>
+      </w:r>
+    </w:p>
+    <w:p>
+      <w:pPr>
+        <w:pStyle w:val="ListBullet"/>
+        <w:spacing w:after="40"/>
+        <w:ind w:left="360"/>
+      </w:pPr>
+      <w:r>
+        <w:rPr>
+          <w:color w:val="282C34"/>
+          <w:sz w:val="21"/>
+        </w:rPr>
+        <w:t>I_D,load: Drain current flowing during the switching intervals (A)</w:t>
+      </w:r>
+    </w:p>
+    <w:p>
+      <w:pPr>
+        <w:pStyle w:val="ListBullet"/>
+        <w:spacing w:after="40"/>
+        <w:ind w:left="360"/>
+      </w:pPr>
+      <w:r>
+        <w:rPr>
+          <w:color w:val="282C34"/>
+          <w:sz w:val="21"/>
+        </w:rPr>
+        <w:t>t_rise: Voltage/current rise time during switching (s)</w:t>
+      </w:r>
+    </w:p>
+    <w:p>
+      <w:pPr>
+        <w:pStyle w:val="ListBullet"/>
+        <w:spacing w:after="40"/>
+        <w:ind w:left="360"/>
+      </w:pPr>
+      <w:r>
+        <w:rPr>
+          <w:color w:val="282C34"/>
+          <w:sz w:val="21"/>
+        </w:rPr>
+        <w:t>t_fall: Voltage/current fall time during switching (s)</w:t>
+      </w:r>
+    </w:p>
+    <w:p>
+      <w:pPr>
+        <w:pStyle w:val="ListBullet"/>
+        <w:spacing w:after="40"/>
+        <w:ind w:left="360"/>
+      </w:pPr>
+      <w:r>
+        <w:rPr>
+          <w:color w:val="282C34"/>
+          <w:sz w:val="21"/>
+        </w:rPr>
+        <w:t>f_sw: Converter switching frequency (Hz)</w:t>
+      </w:r>
+    </w:p>
+    <w:p>
+      <w:pPr>
+        <w:spacing w:after="80"/>
+      </w:pPr>
+      <w:r>
+        <w:rPr>
+          <w:color w:val="282C34"/>
+          <w:sz w:val="21"/>
+        </w:rPr>
+        <w:t>where t_rise and t_fall are governed by the gate driver source/sink current capability and gate charge (Q_gs2 + Q_gd).</w:t>
+      </w:r>
+    </w:p>
+    <w:p>
+      <w:pPr>
+        <w:spacing w:before="160" w:after="80"/>
+      </w:pPr>
       <w:r>
         <w:rPr>
           <w:b/>
           <w:color w:val="4682B4"/>
           <w:sz w:val="24"/>
         </w:rPr>
-        <w:t>):</w:t>
-      </w:r>
-    </w:p>
-    <w:p>
-      <w:pPr>
-        <w:spacing w:after="80"/>
-      </w:pPr>
-      <w:r>
-        <w:rPr>
-          <w:color w:val="282C34"/>
-          <w:sz w:val="21"/>
-        </w:rPr>
-        <w:t xml:space="preserve">During each turn-on and turn-off transition, </w:t>
-      </w:r>
-      <w:r>
-        <w:rPr>
-          <w:i/>
-          <w:color w:val="145AA0"/>
-          <w:sz w:val="21"/>
-        </w:rPr>
-        <w:t>V_{DS</w:t>
-      </w:r>
-      <w:r>
-        <w:rPr>
-          <w:color w:val="282C34"/>
-          <w:sz w:val="21"/>
-        </w:rPr>
-        <w:t xml:space="preserve"> and </w:t>
-      </w:r>
-      <w:r>
-        <w:rPr>
-          <w:i/>
-          <w:color w:val="145AA0"/>
-          <w:sz w:val="21"/>
-        </w:rPr>
-        <w:t>I_D</w:t>
-      </w:r>
-      <w:r>
-        <w:rPr>
-          <w:color w:val="282C34"/>
-          <w:sz w:val="21"/>
-        </w:rPr>
-        <w:t xml:space="preserve"> overlap, dissipating instantaneous energy:</w:t>
-      </w:r>
-    </w:p>
-    <w:p>
-      <w:pPr>
-        <w:spacing w:after="80"/>
-      </w:pPr>
-      <w:r>
-        <w:rPr>
-          <w:i/>
-          <w:color w:val="145AA0"/>
-          <w:sz w:val="21"/>
-        </w:rPr>
-      </w:r>
-      <w:r>
-        <w:rPr>
-          <w:color w:val="282C34"/>
-          <w:sz w:val="21"/>
-        </w:rPr>
-        <w:t>P_{SW} = \frac{1}{2} V_{DS,bus} \cdot I_{D,load} \cdot (t_{rise} + t_{fall}) \cdot f_{sw}</w:t>
-      </w:r>
-      <w:r>
-        <w:rPr>
-          <w:i/>
-          <w:color w:val="145AA0"/>
-          <w:sz w:val="21"/>
-        </w:rPr>
-      </w:r>
-    </w:p>
-    <w:p>
-      <w:pPr>
-        <w:spacing w:after="80"/>
-      </w:pPr>
-      <w:r>
-        <w:rPr>
-          <w:color w:val="282C34"/>
-          <w:sz w:val="21"/>
-        </w:rPr>
-        <w:t xml:space="preserve">where </w:t>
-      </w:r>
-      <w:r>
-        <w:rPr>
-          <w:i/>
-          <w:color w:val="145AA0"/>
-          <w:sz w:val="21"/>
-        </w:rPr>
-        <w:t>t_{rise</w:t>
-      </w:r>
-      <w:r>
-        <w:rPr>
-          <w:color w:val="282C34"/>
-          <w:sz w:val="21"/>
-        </w:rPr>
-        <w:t xml:space="preserve"> and </w:t>
-      </w:r>
-      <w:r>
-        <w:rPr>
-          <w:i/>
-          <w:color w:val="145AA0"/>
-          <w:sz w:val="21"/>
-        </w:rPr>
-        <w:t>t_{fall</w:t>
-      </w:r>
-      <w:r>
-        <w:rPr>
-          <w:color w:val="282C34"/>
-          <w:sz w:val="21"/>
-        </w:rPr>
-        <w:t xml:space="preserve"> are governed by the gate driver source/sink current capability and gate charge (</w:t>
-      </w:r>
-      <w:r>
-        <w:rPr>
-          <w:i/>
-          <w:color w:val="145AA0"/>
-          <w:sz w:val="21"/>
-        </w:rPr>
-        <w:t>Q_{gs2 + Q_{gd</w:t>
-      </w:r>
-      <w:r>
-        <w:rPr>
-          <w:color w:val="282C34"/>
-          <w:sz w:val="21"/>
-        </w:rPr>
-        <w:t>).</w:t>
-      </w:r>
-    </w:p>
-    <w:p>
-      <w:pPr>
-        <w:spacing w:before="160" w:after="80"/>
-      </w:pPr>
-      <w:r>
-        <w:rPr>
-          <w:b/>
-          <w:color w:val="4682B4"/>
-          <w:sz w:val="24"/>
-        </w:rPr>
-        <w:t>3. Gate Drive Power Loss (</w:t>
-      </w:r>
-      <w:r>
-        <w:rPr>
-          <w:b/>
-          <w:i/>
-          <w:color w:val="145AA0"/>
-          <w:sz w:val="24"/>
-        </w:rPr>
-        <w:t>P_{GATE</w:t>
-      </w:r>
-      <w:r>
-        <w:rPr>
-          <w:b/>
-          <w:color w:val="4682B4"/>
-          <w:sz w:val="24"/>
-        </w:rPr>
-        <w:t>):</w:t>
+        <w:t>3. Gate Drive Power Loss (P_GATE):</w:t>
       </w:r>
     </w:p>
     <w:p>
@@ -7732,30 +6024,116 @@
         <w:t>Power delivered by the gate driver supply rail to charge and discharge the input capacitance:</w:t>
       </w:r>
     </w:p>
+    <w:tbl>
+      <w:tblPr>
+        <w:tblW w:type="auto" w:w="0"/>
+        <w:jc w:val="center"/>
+        <w:tblLook w:firstColumn="1" w:firstRow="1" w:lastColumn="0" w:lastRow="0" w:noHBand="0" w:noVBand="1" w:val="04A0"/>
+      </w:tblPr>
+      <w:tblGrid>
+        <w:gridCol w:w="9792"/>
+      </w:tblGrid>
+      <w:tr>
+        <w:tc>
+          <w:tcPr>
+            <w:tcW w:type="dxa" w:w="9792"/>
+            <w:shd w:fill="F5F6F8"/>
+            <w:tcMar>
+              <w:top w:w="80" w:type="dxa"/>
+              <w:bottom w:w="80" w:type="dxa"/>
+              <w:left w:w="140" w:type="dxa"/>
+              <w:right w:w="140" w:type="dxa"/>
+            </w:tcMar>
+            <w:tcBorders>
+              <w:left w:val="single" w:sz="18" w:space="0" w:color="CBD5E0"/>
+              <w:top w:val="none"/>
+              <w:right w:val="none"/>
+              <w:bottom w:val="none"/>
+            </w:tcBorders>
+          </w:tcPr>
+          <w:p>
+            <w:pPr>
+              <w:spacing w:line="240" w:lineRule="auto" w:after="0"/>
+            </w:pPr>
+            <w:r>
+              <w:rPr>
+                <w:rFonts w:ascii="Consolas" w:hAnsi="Consolas"/>
+                <w:color w:val="2D3748"/>
+                <w:sz w:val="18"/>
+              </w:rPr>
+              <w:t>P_GATE = Q_g * V_GS,drive * f_sw</w:t>
+            </w:r>
+          </w:p>
+        </w:tc>
+      </w:tr>
+    </w:tbl>
+    <w:p/>
     <w:p>
       <w:pPr>
         <w:spacing w:after="80"/>
       </w:pPr>
-      <w:r>
-        <w:rPr>
-          <w:i/>
-          <w:color w:val="145AA0"/>
-          <w:sz w:val="21"/>
-        </w:rPr>
-      </w:r>
       <w:r>
         <w:rPr>
           <w:color w:val="282C34"/>
           <w:sz w:val="21"/>
         </w:rPr>
-        <w:t>P_{GATE} = Q_g \times V_{GS,drive} \times f_{sw}</w:t>
+        <w:t>Where:</w:t>
       </w:r>
+    </w:p>
+    <w:p>
+      <w:pPr>
+        <w:pStyle w:val="ListBullet"/>
+        <w:spacing w:after="40"/>
+        <w:ind w:left="360"/>
+      </w:pPr>
       <w:r>
         <w:rPr>
-          <w:i/>
-          <w:color w:val="145AA0"/>
+          <w:color w:val="282C34"/>
           <w:sz w:val="21"/>
         </w:rPr>
+        <w:t>P_GATE: Total gate drive power loss (W)</w:t>
+      </w:r>
+    </w:p>
+    <w:p>
+      <w:pPr>
+        <w:pStyle w:val="ListBullet"/>
+        <w:spacing w:after="40"/>
+        <w:ind w:left="360"/>
+      </w:pPr>
+      <w:r>
+        <w:rPr>
+          <w:color w:val="282C34"/>
+          <w:sz w:val="21"/>
+        </w:rPr>
+        <w:t>Q_g: Total gate charge required to switch gate to V_GS,drive (C or nC)</w:t>
+      </w:r>
+    </w:p>
+    <w:p>
+      <w:pPr>
+        <w:pStyle w:val="ListBullet"/>
+        <w:spacing w:after="40"/>
+        <w:ind w:left="360"/>
+      </w:pPr>
+      <w:r>
+        <w:rPr>
+          <w:color w:val="282C34"/>
+          <w:sz w:val="21"/>
+        </w:rPr>
+        <w:t>V_GS,drive: Applied gate drive supply voltage (V)</w:t>
+      </w:r>
+    </w:p>
+    <w:p>
+      <w:pPr>
+        <w:pStyle w:val="ListBullet"/>
+        <w:spacing w:after="40"/>
+        <w:ind w:left="360"/>
+      </w:pPr>
+      <w:r>
+        <w:rPr>
+          <w:color w:val="282C34"/>
+          <w:sz w:val="21"/>
+        </w:rPr>
+        <w:t>f_sw: Switching frequency (Hz)</w:t>
       </w:r>
     </w:p>
     <w:p>
@@ -7768,7 +6146,7 @@
           <w:color w:val="282C34"/>
           <w:sz w:val="21"/>
         </w:rPr>
-        <w:t>(Note: Most of this loss is dissipated inside the gate resistor $R_G$ and gate driver output stage).</w:t>
+        <w:t>(Note: Most of this loss is dissipated inside the gate resistor R_G and gate driver output stage).</w:t>
       </w:r>
     </w:p>
     <w:p>
@@ -7781,107 +6159,76 @@
           <w:color w:val="4682B4"/>
           <w:sz w:val="24"/>
         </w:rPr>
-        <w:t>4. Output Capacitive Stored Energy Loss (</w:t>
+        <w:t>4. Output Capacitive Stored Energy Loss (P_COSS):</w:t>
       </w:r>
+    </w:p>
+    <w:p>
+      <w:pPr>
+        <w:spacing w:after="80"/>
+      </w:pPr>
       <w:r>
         <w:rPr>
-          <w:b/>
-          <w:i/>
-          <w:color w:val="145AA0"/>
-          <w:sz w:val="24"/>
+          <w:color w:val="282C34"/>
+          <w:sz w:val="21"/>
         </w:rPr>
-        <w:t>P_{COSS</w:t>
+        <w:t>During hard-switching turn-on, the energy stored in C_oss is dissipated directly into the MOSFET channel:</w:t>
       </w:r>
+    </w:p>
+    <w:tbl>
+      <w:tblPr>
+        <w:tblW w:type="auto" w:w="0"/>
+        <w:jc w:val="center"/>
+        <w:tblLook w:firstColumn="1" w:firstRow="1" w:lastColumn="0" w:lastRow="0" w:noHBand="0" w:noVBand="1" w:val="04A0"/>
+      </w:tblPr>
+      <w:tblGrid>
+        <w:gridCol w:w="9792"/>
+      </w:tblGrid>
+      <w:tr>
+        <w:tc>
+          <w:tcPr>
+            <w:tcW w:type="dxa" w:w="9792"/>
+            <w:shd w:fill="F5F6F8"/>
+            <w:tcMar>
+              <w:top w:w="80" w:type="dxa"/>
+              <w:bottom w:w="80" w:type="dxa"/>
+              <w:left w:w="140" w:type="dxa"/>
+              <w:right w:w="140" w:type="dxa"/>
+            </w:tcMar>
+            <w:tcBorders>
+              <w:left w:val="single" w:sz="18" w:space="0" w:color="CBD5E0"/>
+              <w:top w:val="none"/>
+              <w:right w:val="none"/>
+              <w:bottom w:val="none"/>
+            </w:tcBorders>
+          </w:tcPr>
+          <w:p>
+            <w:pPr>
+              <w:spacing w:line="240" w:lineRule="auto" w:after="0"/>
+            </w:pPr>
+            <w:r>
+              <w:rPr>
+                <w:rFonts w:ascii="Consolas" w:hAnsi="Consolas"/>
+                <w:color w:val="2D3748"/>
+                <w:sz w:val="18"/>
+              </w:rPr>
+              <w:t>P_COSS = 1 / 2 C_oss(er) * V_DS^2 * f_sw = f_sw int_0^V_DS v * C_oss(v) dv</w:t>
+            </w:r>
+          </w:p>
+        </w:tc>
+      </w:tr>
+    </w:tbl>
+    <w:p/>
+    <w:p>
+      <w:pPr>
+        <w:spacing w:before="160" w:after="80"/>
+      </w:pPr>
       <w:r>
         <w:rPr>
           <w:b/>
           <w:color w:val="4682B4"/>
           <w:sz w:val="24"/>
         </w:rPr>
-        <w:t>):</w:t>
-      </w:r>
-    </w:p>
-    <w:p>
-      <w:pPr>
-        <w:spacing w:after="80"/>
-      </w:pPr>
-      <w:r>
-        <w:rPr>
-          <w:color w:val="282C34"/>
-          <w:sz w:val="21"/>
-        </w:rPr>
-        <w:t xml:space="preserve">During hard-switching turn-on, the energy stored in </w:t>
-      </w:r>
-      <w:r>
-        <w:rPr>
-          <w:i/>
-          <w:color w:val="145AA0"/>
-          <w:sz w:val="21"/>
-        </w:rPr>
-        <w:t>C_{oss</w:t>
-      </w:r>
-      <w:r>
-        <w:rPr>
-          <w:color w:val="282C34"/>
-          <w:sz w:val="21"/>
-        </w:rPr>
-        <w:t xml:space="preserve"> is dissipated directly into the MOSFET channel:</w:t>
-      </w:r>
-    </w:p>
-    <w:p>
-      <w:pPr>
-        <w:spacing w:after="80"/>
-      </w:pPr>
-      <w:r>
-        <w:rPr>
-          <w:i/>
-          <w:color w:val="145AA0"/>
-          <w:sz w:val="21"/>
-        </w:rPr>
-      </w:r>
-      <w:r>
-        <w:rPr>
-          <w:color w:val="282C34"/>
-          <w:sz w:val="21"/>
-        </w:rPr>
-        <w:t>P_{COSS} = \frac{1}{2} C_{oss(er)} \cdot V_{DS}^2 \cdot f_{sw} = f_{sw} \int_0^{V_{DS}} v \cdot C_{oss}(v) \, dv</w:t>
-      </w:r>
-      <w:r>
-        <w:rPr>
-          <w:i/>
-          <w:color w:val="145AA0"/>
-          <w:sz w:val="21"/>
-        </w:rPr>
-      </w:r>
-    </w:p>
-    <w:p>
-      <w:pPr>
-        <w:spacing w:before="160" w:after="80"/>
-      </w:pPr>
-      <w:r>
-        <w:rPr>
-          <w:b/>
-          <w:color w:val="4682B4"/>
-          <w:sz w:val="24"/>
-        </w:rPr>
-        <w:t>5. Body Diode Conduction &amp; Reverse Recovery Loss (</w:t>
-      </w:r>
-      <w:r>
-        <w:rPr>
-          <w:b/>
-          <w:i/>
-          <w:color w:val="145AA0"/>
-          <w:sz w:val="24"/>
-        </w:rPr>
-        <w:t>P_{DIODE</w:t>
-      </w:r>
-      <w:r>
-        <w:rPr>
-          <w:b/>
-          <w:color w:val="4682B4"/>
-          <w:sz w:val="24"/>
-        </w:rPr>
-        <w:t>):</w:t>
+        <w:t>5. Body Diode Conduction &amp; Reverse Recovery Loss (P_DIODE):</w:t>
       </w:r>
     </w:p>
     <w:p>
@@ -7896,30 +6243,158 @@
         <w:t>In half-bridge and synchronous converters during dead-time:</w:t>
       </w:r>
     </w:p>
+    <w:tbl>
+      <w:tblPr>
+        <w:tblW w:type="auto" w:w="0"/>
+        <w:jc w:val="center"/>
+        <w:tblLook w:firstColumn="1" w:firstRow="1" w:lastColumn="0" w:lastRow="0" w:noHBand="0" w:noVBand="1" w:val="04A0"/>
+      </w:tblPr>
+      <w:tblGrid>
+        <w:gridCol w:w="9792"/>
+      </w:tblGrid>
+      <w:tr>
+        <w:tc>
+          <w:tcPr>
+            <w:tcW w:type="dxa" w:w="9792"/>
+            <w:shd w:fill="F5F6F8"/>
+            <w:tcMar>
+              <w:top w:w="80" w:type="dxa"/>
+              <w:bottom w:w="80" w:type="dxa"/>
+              <w:left w:w="140" w:type="dxa"/>
+              <w:right w:w="140" w:type="dxa"/>
+            </w:tcMar>
+            <w:tcBorders>
+              <w:left w:val="single" w:sz="18" w:space="0" w:color="CBD5E0"/>
+              <w:top w:val="none"/>
+              <w:right w:val="none"/>
+              <w:bottom w:val="none"/>
+            </w:tcBorders>
+          </w:tcPr>
+          <w:p>
+            <w:pPr>
+              <w:spacing w:line="240" w:lineRule="auto" w:after="0"/>
+            </w:pPr>
+            <w:r>
+              <w:rPr>
+                <w:rFonts w:ascii="Consolas" w:hAnsi="Consolas"/>
+                <w:color w:val="2D3748"/>
+                <w:sz w:val="18"/>
+              </w:rPr>
+              <w:t>P_DIODE = (V_SD * I_LOAD * t_dead * f_sw) + (Q_rr * V_DS,bus * f_sw)</w:t>
+            </w:r>
+          </w:p>
+        </w:tc>
+      </w:tr>
+    </w:tbl>
+    <w:p/>
     <w:p>
       <w:pPr>
         <w:spacing w:after="80"/>
       </w:pPr>
-      <w:r>
-        <w:rPr>
-          <w:i/>
-          <w:color w:val="145AA0"/>
-          <w:sz w:val="21"/>
-        </w:rPr>
-      </w:r>
       <w:r>
         <w:rPr>
           <w:color w:val="282C34"/>
           <w:sz w:val="21"/>
         </w:rPr>
-        <w:t>P_{DIODE} = (V_{SD} \cdot I_{LOAD} \cdot t_{dead} \cdot f_{sw}) + (Q_{rr} \cdot V_{DS,bus} \cdot f_{sw})</w:t>
+        <w:t>Where:</w:t>
       </w:r>
+    </w:p>
+    <w:p>
+      <w:pPr>
+        <w:pStyle w:val="ListBullet"/>
+        <w:spacing w:after="40"/>
+        <w:ind w:left="360"/>
+      </w:pPr>
       <w:r>
         <w:rPr>
-          <w:i/>
-          <w:color w:val="145AA0"/>
+          <w:color w:val="282C34"/>
           <w:sz w:val="21"/>
         </w:rPr>
+        <w:t>P_DIODE: Total body diode conduction and reverse recovery loss (W)</w:t>
+      </w:r>
+    </w:p>
+    <w:p>
+      <w:pPr>
+        <w:pStyle w:val="ListBullet"/>
+        <w:spacing w:after="40"/>
+        <w:ind w:left="360"/>
+      </w:pPr>
+      <w:r>
+        <w:rPr>
+          <w:color w:val="282C34"/>
+          <w:sz w:val="21"/>
+        </w:rPr>
+        <w:t>V_SD: Forward conduction voltage drop of the internal body diode (V)</w:t>
+      </w:r>
+    </w:p>
+    <w:p>
+      <w:pPr>
+        <w:pStyle w:val="ListBullet"/>
+        <w:spacing w:after="40"/>
+        <w:ind w:left="360"/>
+      </w:pPr>
+      <w:r>
+        <w:rPr>
+          <w:color w:val="282C34"/>
+          <w:sz w:val="21"/>
+        </w:rPr>
+        <w:t>I_LOAD: Current freewheeling through the body diode (A)</w:t>
+      </w:r>
+    </w:p>
+    <w:p>
+      <w:pPr>
+        <w:pStyle w:val="ListBullet"/>
+        <w:spacing w:after="40"/>
+        <w:ind w:left="360"/>
+      </w:pPr>
+      <w:r>
+        <w:rPr>
+          <w:color w:val="282C34"/>
+          <w:sz w:val="21"/>
+        </w:rPr>
+        <w:t>t_dead: Conduction dead-time duration (s)</w:t>
+      </w:r>
+    </w:p>
+    <w:p>
+      <w:pPr>
+        <w:pStyle w:val="ListBullet"/>
+        <w:spacing w:after="40"/>
+        <w:ind w:left="360"/>
+      </w:pPr>
+      <w:r>
+        <w:rPr>
+          <w:color w:val="282C34"/>
+          <w:sz w:val="21"/>
+        </w:rPr>
+        <w:t>Q_rr: Reverse recovery charge stored in the body diode p-n junction (C)</w:t>
+      </w:r>
+    </w:p>
+    <w:p>
+      <w:pPr>
+        <w:pStyle w:val="ListBullet"/>
+        <w:spacing w:after="40"/>
+        <w:ind w:left="360"/>
+      </w:pPr>
+      <w:r>
+        <w:rPr>
+          <w:color w:val="282C34"/>
+          <w:sz w:val="21"/>
+        </w:rPr>
+        <w:t>V_DS,bus: DC bus voltage (V)</w:t>
+      </w:r>
+    </w:p>
+    <w:p>
+      <w:pPr>
+        <w:pStyle w:val="ListBullet"/>
+        <w:spacing w:after="40"/>
+        <w:ind w:left="360"/>
+      </w:pPr>
+      <w:r>
+        <w:rPr>
+          <w:color w:val="282C34"/>
+          <w:sz w:val="21"/>
+        </w:rPr>
+        <w:t>f_sw: Switching frequency (Hz)</w:t>
       </w:r>
     </w:p>
     <w:p>
@@ -7935,30 +6410,62 @@
         <w:t>6. Thermal Network Junction Temperature Calculation:</w:t>
       </w:r>
     </w:p>
+    <w:tbl>
+      <w:tblPr>
+        <w:tblW w:type="auto" w:w="0"/>
+        <w:jc w:val="center"/>
+        <w:tblLook w:firstColumn="1" w:firstRow="1" w:lastColumn="0" w:lastRow="0" w:noHBand="0" w:noVBand="1" w:val="04A0"/>
+      </w:tblPr>
+      <w:tblGrid>
+        <w:gridCol w:w="9792"/>
+      </w:tblGrid>
+      <w:tr>
+        <w:tc>
+          <w:tcPr>
+            <w:tcW w:type="dxa" w:w="9792"/>
+            <w:shd w:fill="F5F6F8"/>
+            <w:tcMar>
+              <w:top w:w="80" w:type="dxa"/>
+              <w:bottom w:w="80" w:type="dxa"/>
+              <w:left w:w="140" w:type="dxa"/>
+              <w:right w:w="140" w:type="dxa"/>
+            </w:tcMar>
+            <w:tcBorders>
+              <w:left w:val="single" w:sz="18" w:space="0" w:color="CBD5E0"/>
+              <w:top w:val="none"/>
+              <w:right w:val="none"/>
+              <w:bottom w:val="none"/>
+            </w:tcBorders>
+          </w:tcPr>
+          <w:p>
+            <w:pPr>
+              <w:spacing w:line="240" w:lineRule="auto" w:after="0"/>
+            </w:pPr>
+            <w:r>
+              <w:rPr>
+                <w:rFonts w:ascii="Consolas" w:hAnsi="Consolas"/>
+                <w:color w:val="2D3748"/>
+                <w:sz w:val="18"/>
+              </w:rPr>
+              <w:t>T_j = T_A + P_TOTAL * (R_θ JC + R_θ CS + R_θ SA)</w:t>
+            </w:r>
+          </w:p>
+        </w:tc>
+      </w:tr>
+    </w:tbl>
+    <w:p/>
     <w:p>
       <w:pPr>
-        <w:spacing w:after="80"/>
-      </w:pPr>
-      <w:r>
-        <w:rPr>
-          <w:i/>
-          <w:color w:val="145AA0"/>
-          <w:sz w:val="21"/>
-        </w:rPr>
-      </w:r>
+        <w:pStyle w:val="ListBullet"/>
+        <w:spacing w:after="40"/>
+        <w:ind w:left="360"/>
+      </w:pPr>
       <w:r>
         <w:rPr>
           <w:color w:val="282C34"/>
           <w:sz w:val="21"/>
         </w:rPr>
-        <w:t>T_j = T_A + P_{TOTAL} \cdot (R_{\theta JC} + R_{\theta CS} + R_{\theta SA})</w:t>
-      </w:r>
-      <w:r>
-        <w:rPr>
-          <w:i/>
-          <w:color w:val="145AA0"/>
-          <w:sz w:val="21"/>
-        </w:rPr>
+        <w:t>R_θ JC: Junction-to-case thermal resistance (°C/W, from datasheet)</w:t>
       </w:r>
     </w:p>
     <w:p>
@@ -7967,79 +6474,26 @@
         <w:spacing w:after="40"/>
         <w:ind w:left="360"/>
       </w:pPr>
-      <w:r>
-        <w:rPr>
-          <w:i/>
-          <w:color w:val="145AA0"/>
-          <w:sz w:val="21"/>
-        </w:rPr>
-        <w:t>R_{\theta JC</w:t>
-      </w:r>
       <w:r>
         <w:rPr>
           <w:color w:val="282C34"/>
           <w:sz w:val="21"/>
         </w:rPr>
-        <w:t>: Junction-to-case thermal resistance (</w:t>
+        <w:t>R_θ CS: Case-to-heatsink thermal interface resistance (thermal paste/sil-pad)</w:t>
       </w:r>
-      <w:r>
-        <w:rPr>
-          <w:i/>
-          <w:color w:val="145AA0"/>
-          <w:sz w:val="21"/>
-        </w:rPr>
-        <w:t>^\circC/W</w:t>
-      </w:r>
+    </w:p>
+    <w:p>
+      <w:pPr>
+        <w:pStyle w:val="ListBullet"/>
+        <w:spacing w:after="40"/>
+        <w:ind w:left="360"/>
+      </w:pPr>
       <w:r>
         <w:rPr>
           <w:color w:val="282C34"/>
           <w:sz w:val="21"/>
         </w:rPr>
-        <w:t>, from datasheet)</w:t>
-      </w:r>
-    </w:p>
-    <w:p>
-      <w:pPr>
-        <w:pStyle w:val="ListBullet"/>
-        <w:spacing w:after="40"/>
-        <w:ind w:left="360"/>
-      </w:pPr>
-      <w:r>
-        <w:rPr>
-          <w:i/>
-          <w:color w:val="145AA0"/>
-          <w:sz w:val="21"/>
-        </w:rPr>
-        <w:t>R_{\theta CS</w:t>
-      </w:r>
-      <w:r>
-        <w:rPr>
-          <w:color w:val="282C34"/>
-          <w:sz w:val="21"/>
-        </w:rPr>
-        <w:t>: Case-to-heatsink thermal interface resistance (thermal paste/sil-pad)</w:t>
-      </w:r>
-    </w:p>
-    <w:p>
-      <w:pPr>
-        <w:pStyle w:val="ListBullet"/>
-        <w:spacing w:after="40"/>
-        <w:ind w:left="360"/>
-      </w:pPr>
-      <w:r>
-        <w:rPr>
-          <w:i/>
-          <w:color w:val="145AA0"/>
-          <w:sz w:val="21"/>
-        </w:rPr>
-        <w:t>R_{\theta SA</w:t>
-      </w:r>
-      <w:r>
-        <w:rPr>
-          <w:color w:val="282C34"/>
-          <w:sz w:val="21"/>
-        </w:rPr>
-        <w:t>: Heatsink-to-ambient thermal resistance</w:t>
+        <w:t>R_θ SA: Heatsink-to-ambient thermal resistance</w:t>
       </w:r>
     </w:p>
     <w:p>
@@ -8316,22 +6770,7 @@
                 <w:color w:val="282C34"/>
                 <w:sz w:val="18"/>
               </w:rPr>
-              <w:t>Electrons (</w:t>
-            </w:r>
-            <w:r>
-              <w:rPr>
-                <w:i/>
-                <w:color w:val="145AA0"/>
-                <w:sz w:val="18"/>
-              </w:rPr>
-              <w:t>µ_n \approx 1400</w:t>
-            </w:r>
-            <w:r>
-              <w:rPr>
-                <w:color w:val="282C34"/>
-                <w:sz w:val="18"/>
-              </w:rPr>
-              <w:t>)</w:t>
+              <w:t>Electrons (µ_n ≈ 1400)</w:t>
             </w:r>
           </w:p>
         </w:tc>
@@ -8355,22 +6794,7 @@
                 <w:color w:val="282C34"/>
                 <w:sz w:val="18"/>
               </w:rPr>
-              <w:t>Holes (</w:t>
-            </w:r>
-            <w:r>
-              <w:rPr>
-                <w:i/>
-                <w:color w:val="145AA0"/>
-                <w:sz w:val="18"/>
-              </w:rPr>
-              <w:t>µ_p \approx 450</w:t>
-            </w:r>
-            <w:r>
-              <w:rPr>
-                <w:color w:val="282C34"/>
-                <w:sz w:val="18"/>
-              </w:rPr>
-              <w:t>)</w:t>
+              <w:t>Holes (µ_p ≈ 450)</w:t>
             </w:r>
           </w:p>
         </w:tc>
@@ -8494,7 +6918,7 @@
                 <w:color w:val="282C34"/>
                 <w:sz w:val="18"/>
               </w:rPr>
-              <w:t>Relative Die Area for Same $R_{DS(on)}$</w:t>
+              <w:t>Relative Die Area for Same R_DS(on)</w:t>
             </w:r>
           </w:p>
         </w:tc>
@@ -8516,18 +6940,10 @@
             </w:pPr>
             <w:r>
               <w:rPr>
-                <w:i/>
-                <w:color w:val="145AA0"/>
-                <w:sz w:val="18"/>
-              </w:rPr>
-              <w:t>1.0×</w:t>
-            </w:r>
-            <w:r>
-              <w:rPr>
                 <w:color w:val="282C34"/>
                 <w:sz w:val="18"/>
               </w:rPr>
-              <w:t xml:space="preserve"> (Baseline)</w:t>
+              <w:t>1.0* (Baseline)</w:t>
             </w:r>
           </w:p>
         </w:tc>
@@ -8549,11 +6965,18 @@
             </w:pPr>
             <w:r>
               <w:rPr>
-                <w:i/>
-                <w:color w:val="145AA0"/>
+                <w:color w:val="282C34"/>
                 <w:sz w:val="18"/>
               </w:rPr>
-              <w:t>2.5× \dots 3.0×</w:t>
+              <w:t>2.5</w:t>
+            </w:r>
+            <w:r>
+              <w:rPr>
+                <w:i/>
+                <w:color w:val="282C34"/>
+                <w:sz w:val="18"/>
+              </w:rPr>
+              <w:t xml:space="preserve"> ... 3.0</w:t>
             </w:r>
           </w:p>
         </w:tc>
@@ -8575,11 +6998,18 @@
             </w:pPr>
             <w:r>
               <w:rPr>
-                <w:i/>
-                <w:color w:val="145AA0"/>
+                <w:color w:val="282C34"/>
                 <w:sz w:val="18"/>
               </w:rPr>
-              <w:t>0.4× \dots 0.6×</w:t>
+              <w:t>0.4</w:t>
+            </w:r>
+            <w:r>
+              <w:rPr>
+                <w:i/>
+                <w:color w:val="282C34"/>
+                <w:sz w:val="18"/>
+              </w:rPr>
+              <w:t xml:space="preserve"> ... 0.6</w:t>
             </w:r>
           </w:p>
         </w:tc>
@@ -8601,18 +7031,10 @@
             </w:pPr>
             <w:r>
               <w:rPr>
-                <w:i/>
-                <w:color w:val="145AA0"/>
-                <w:sz w:val="18"/>
-              </w:rPr>
-              <w:t>0.2×</w:t>
-            </w:r>
-            <w:r>
-              <w:rPr>
                 <w:color w:val="282C34"/>
                 <w:sz w:val="18"/>
               </w:rPr>
-              <w:t xml:space="preserve"> (High V)</w:t>
+              <w:t>0.2* (High V)</w:t>
             </w:r>
           </w:p>
         </w:tc>
@@ -8634,18 +7056,10 @@
             </w:pPr>
             <w:r>
               <w:rPr>
-                <w:i/>
-                <w:color w:val="145AA0"/>
-                <w:sz w:val="18"/>
-              </w:rPr>
-              <w:t>0.1×</w:t>
-            </w:r>
-            <w:r>
-              <w:rPr>
                 <w:color w:val="282C34"/>
                 <w:sz w:val="18"/>
               </w:rPr>
-              <w:t xml:space="preserve"> (High V)</w:t>
+              <w:t>0.1* (High V)</w:t>
             </w:r>
           </w:p>
         </w:tc>
@@ -8667,11 +7081,10 @@
             </w:pPr>
             <w:r>
               <w:rPr>
-                <w:i/>
-                <w:color w:val="145AA0"/>
+                <w:color w:val="282C34"/>
                 <w:sz w:val="18"/>
               </w:rPr>
-              <w:t>1.1×</w:t>
+              <w:t>1.1*</w:t>
             </w:r>
           </w:p>
         </w:tc>
@@ -8719,11 +7132,10 @@
             </w:pPr>
             <w:r>
               <w:rPr>
-                <w:i/>
-                <w:color w:val="145AA0"/>
+                <w:color w:val="282C34"/>
                 <w:sz w:val="18"/>
               </w:rPr>
-              <w:t>20\,V \dots 600\,V</w:t>
+              <w:t>20 V ... 600 V</w:t>
             </w:r>
           </w:p>
         </w:tc>
@@ -8744,11 +7156,10 @@
             </w:pPr>
             <w:r>
               <w:rPr>
-                <w:i/>
-                <w:color w:val="145AA0"/>
+                <w:color w:val="282C34"/>
                 <w:sz w:val="18"/>
               </w:rPr>
-              <w:t>20\,V \dots 150\,V</w:t>
+              <w:t>20 V ... 150 V</w:t>
             </w:r>
           </w:p>
         </w:tc>
@@ -8769,11 +7180,10 @@
             </w:pPr>
             <w:r>
               <w:rPr>
-                <w:i/>
-                <w:color w:val="145AA0"/>
+                <w:color w:val="282C34"/>
                 <w:sz w:val="18"/>
               </w:rPr>
-              <w:t>20\,V \dots 100\,V</w:t>
+              <w:t>20 V ... 100 V</w:t>
             </w:r>
           </w:p>
         </w:tc>
@@ -8794,11 +7204,10 @@
             </w:pPr>
             <w:r>
               <w:rPr>
-                <w:i/>
-                <w:color w:val="145AA0"/>
+                <w:color w:val="282C34"/>
                 <w:sz w:val="18"/>
               </w:rPr>
-              <w:t>500\,V \dots 900\,V</w:t>
+              <w:t>500 V ... 900 V</w:t>
             </w:r>
           </w:p>
         </w:tc>
@@ -8819,11 +7228,10 @@
             </w:pPr>
             <w:r>
               <w:rPr>
-                <w:i/>
-                <w:color w:val="145AA0"/>
+                <w:color w:val="282C34"/>
                 <w:sz w:val="18"/>
               </w:rPr>
-              <w:t>650\,V \dots 3300\,V</w:t>
+              <w:t>650 V ... 3300 V</w:t>
             </w:r>
           </w:p>
         </w:tc>
@@ -8844,11 +7252,10 @@
             </w:pPr>
             <w:r>
               <w:rPr>
-                <w:i/>
-                <w:color w:val="145AA0"/>
+                <w:color w:val="282C34"/>
                 <w:sz w:val="18"/>
               </w:rPr>
-              <w:t>20\,V \dots 60\,V</w:t>
+              <w:t>20 V ... 60 V</w:t>
             </w:r>
           </w:p>
         </w:tc>
@@ -8876,7 +7283,7 @@
                 <w:color w:val="282C34"/>
                 <w:sz w:val="18"/>
               </w:rPr>
-              <w:t>Typical $V_{GS(th)}$</w:t>
+              <w:t>Typical V_GS(th)</w:t>
             </w:r>
           </w:p>
         </w:tc>
@@ -8898,11 +7305,10 @@
             </w:pPr>
             <w:r>
               <w:rPr>
-                <w:i/>
-                <w:color w:val="145AA0"/>
+                <w:color w:val="282C34"/>
                 <w:sz w:val="18"/>
               </w:rPr>
-              <w:t>2.0\,V \dots 4.0\,V</w:t>
+              <w:t>2.0 V ... 4.0 V</w:t>
             </w:r>
           </w:p>
         </w:tc>
@@ -8924,11 +7330,10 @@
             </w:pPr>
             <w:r>
               <w:rPr>
-                <w:i/>
-                <w:color w:val="145AA0"/>
+                <w:color w:val="282C34"/>
                 <w:sz w:val="18"/>
               </w:rPr>
-              <w:t>-2.0\,V \dots -4.0\,V</w:t>
+              <w:t>-2.0 V ... -4.0 V</w:t>
             </w:r>
           </w:p>
         </w:tc>
@@ -8950,11 +7355,10 @@
             </w:pPr>
             <w:r>
               <w:rPr>
-                <w:i/>
-                <w:color w:val="145AA0"/>
+                <w:color w:val="282C34"/>
                 <w:sz w:val="18"/>
               </w:rPr>
-              <w:t>1.5\,V \dots 3.0\,V</w:t>
+              <w:t>1.5 V ... 3.0 V</w:t>
             </w:r>
           </w:p>
         </w:tc>
@@ -8976,11 +7380,10 @@
             </w:pPr>
             <w:r>
               <w:rPr>
-                <w:i/>
-                <w:color w:val="145AA0"/>
+                <w:color w:val="282C34"/>
                 <w:sz w:val="18"/>
               </w:rPr>
-              <w:t>3.0\,V \dots 4.5\,V</w:t>
+              <w:t>3.0 V ... 4.5 V</w:t>
             </w:r>
           </w:p>
         </w:tc>
@@ -9002,11 +7405,10 @@
             </w:pPr>
             <w:r>
               <w:rPr>
-                <w:i/>
-                <w:color w:val="145AA0"/>
+                <w:color w:val="282C34"/>
                 <w:sz w:val="18"/>
               </w:rPr>
-              <w:t>2.0\,V \dots 3.5\,V</w:t>
+              <w:t>2.0 V ... 3.5 V</w:t>
             </w:r>
           </w:p>
         </w:tc>
@@ -9032,7 +7434,7 @@
                 <w:color w:val="282C34"/>
                 <w:sz w:val="18"/>
               </w:rPr>
-              <w:t>$0.8\,\text{V} \dots 2.0\,\text{V}$</w:t>
+              <w:t>0.8 V ... 2.0 V</w:t>
             </w:r>
           </w:p>
         </w:tc>
@@ -9080,11 +7482,10 @@
             </w:pPr>
             <w:r>
               <w:rPr>
-                <w:i/>
-                <w:color w:val="145AA0"/>
+                <w:color w:val="282C34"/>
                 <w:sz w:val="18"/>
               </w:rPr>
-              <w:t>+10\,V \dots +12\,V</w:t>
+              <w:t>+10 V ... +12 V</w:t>
             </w:r>
           </w:p>
         </w:tc>
@@ -9105,11 +7506,10 @@
             </w:pPr>
             <w:r>
               <w:rPr>
-                <w:i/>
-                <w:color w:val="145AA0"/>
+                <w:color w:val="282C34"/>
                 <w:sz w:val="18"/>
               </w:rPr>
-              <w:t>-10\,V \dots -12\,V</w:t>
+              <w:t>-10 V ... -12 V</w:t>
             </w:r>
           </w:p>
         </w:tc>
@@ -9130,11 +7530,10 @@
             </w:pPr>
             <w:r>
               <w:rPr>
-                <w:i/>
-                <w:color w:val="145AA0"/>
+                <w:color w:val="282C34"/>
                 <w:sz w:val="18"/>
               </w:rPr>
-              <w:t>+10\,V</w:t>
+              <w:t>+10 V</w:t>
             </w:r>
           </w:p>
         </w:tc>
@@ -9155,11 +7554,10 @@
             </w:pPr>
             <w:r>
               <w:rPr>
-                <w:i/>
-                <w:color w:val="145AA0"/>
+                <w:color w:val="282C34"/>
                 <w:sz w:val="18"/>
               </w:rPr>
-              <w:t>+10\,V \dots +12\,V</w:t>
+              <w:t>+10 V ... +12 V</w:t>
             </w:r>
           </w:p>
         </w:tc>
@@ -9184,7 +7582,7 @@
                 <w:color w:val="282C34"/>
                 <w:sz w:val="18"/>
               </w:rPr>
-              <w:t>$+18\,\text{V} / -4\,\text{V}$</w:t>
+              <w:t>+18 V / -4 V</w:t>
             </w:r>
           </w:p>
         </w:tc>
@@ -9209,7 +7607,7 @@
                 <w:color w:val="282C34"/>
                 <w:sz w:val="18"/>
               </w:rPr>
-              <w:t>$+3.3\,\text{V} \dots +5.0\,\text{V}$</w:t>
+              <w:t>+3.3 V ... +5.0 V</w:t>
             </w:r>
           </w:p>
         </w:tc>
@@ -9237,7 +7635,7 @@
                 <w:color w:val="282C34"/>
                 <w:sz w:val="18"/>
               </w:rPr>
-              <w:t>Reverse Recovery Charge ($Q_{rr}$)</w:t>
+              <w:t>Reverse Recovery Charge (Q_rr)</w:t>
             </w:r>
           </w:p>
         </w:tc>
@@ -9415,7 +7813,7 @@
                 <w:color w:val="282C34"/>
                 <w:sz w:val="18"/>
               </w:rPr>
-              <w:t>Temperature Capability ($T_{j,max}$)</w:t>
+              <w:t>Temperature Capability (T_j,max)</w:t>
             </w:r>
           </w:p>
         </w:tc>
@@ -9436,11 +7834,10 @@
             </w:pPr>
             <w:r>
               <w:rPr>
-                <w:i/>
-                <w:color w:val="145AA0"/>
+                <w:color w:val="282C34"/>
                 <w:sz w:val="18"/>
               </w:rPr>
-              <w:t>150^\circC \dots 175^\circC</w:t>
+              <w:t>150°C ... 175°C</w:t>
             </w:r>
           </w:p>
         </w:tc>
@@ -9461,11 +7858,10 @@
             </w:pPr>
             <w:r>
               <w:rPr>
-                <w:i/>
-                <w:color w:val="145AA0"/>
+                <w:color w:val="282C34"/>
                 <w:sz w:val="18"/>
               </w:rPr>
-              <w:t>150^\circC</w:t>
+              <w:t>150°C</w:t>
             </w:r>
           </w:p>
         </w:tc>
@@ -9486,11 +7882,10 @@
             </w:pPr>
             <w:r>
               <w:rPr>
-                <w:i/>
-                <w:color w:val="145AA0"/>
+                <w:color w:val="282C34"/>
                 <w:sz w:val="18"/>
               </w:rPr>
-              <w:t>175^\circC</w:t>
+              <w:t>175°C</w:t>
             </w:r>
           </w:p>
         </w:tc>
@@ -9511,11 +7906,10 @@
             </w:pPr>
             <w:r>
               <w:rPr>
-                <w:i/>
-                <w:color w:val="145AA0"/>
+                <w:color w:val="282C34"/>
                 <w:sz w:val="18"/>
               </w:rPr>
-              <w:t>150^\circC</w:t>
+              <w:t>150°C</w:t>
             </w:r>
           </w:p>
         </w:tc>
@@ -9540,7 +7934,7 @@
                 <w:color w:val="282C34"/>
                 <w:sz w:val="18"/>
               </w:rPr>
-              <w:t>$175^\circ\text{C} \dots 200^\circ\text{C}+$</w:t>
+              <w:t>175°C ... 200°C+</w:t>
             </w:r>
           </w:p>
         </w:tc>
@@ -9561,11 +7955,10 @@
             </w:pPr>
             <w:r>
               <w:rPr>
-                <w:i/>
-                <w:color w:val="145AA0"/>
+                <w:color w:val="282C34"/>
                 <w:sz w:val="18"/>
               </w:rPr>
-              <w:t>150^\circC</w:t>
+              <w:t>150°C</w:t>
             </w:r>
           </w:p>
         </w:tc>
@@ -9593,7 +7986,7 @@
                 <w:color w:val="282C34"/>
                 <w:sz w:val="18"/>
               </w:rPr>
-              <w:t>Switching Speed ($dv/dt$)</w:t>
+              <w:t>Switching Speed (dv/dt)</w:t>
             </w:r>
           </w:p>
         </w:tc>
@@ -9618,22 +8011,7 @@
                 <w:color w:val="282C34"/>
                 <w:sz w:val="18"/>
               </w:rPr>
-              <w:t>Moderate (</w:t>
-            </w:r>
-            <w:r>
-              <w:rPr>
-                <w:i/>
-                <w:color w:val="145AA0"/>
-                <w:sz w:val="18"/>
-              </w:rPr>
-              <w:t>10-30\,V/ns</w:t>
-            </w:r>
-            <w:r>
-              <w:rPr>
-                <w:color w:val="282C34"/>
-                <w:sz w:val="18"/>
-              </w:rPr>
-              <w:t>)</w:t>
+              <w:t>Moderate (10-30 V/ns)</w:t>
             </w:r>
           </w:p>
         </w:tc>
@@ -9708,22 +8086,7 @@
                 <w:color w:val="282C34"/>
                 <w:sz w:val="18"/>
               </w:rPr>
-              <w:t>Extremely Fast (</w:t>
-            </w:r>
-            <w:r>
-              <w:rPr>
-                <w:i/>
-                <w:color w:val="145AA0"/>
-                <w:sz w:val="18"/>
-              </w:rPr>
-              <w:t>&gt;50\,V/ns</w:t>
-            </w:r>
-            <w:r>
-              <w:rPr>
-                <w:color w:val="282C34"/>
-                <w:sz w:val="18"/>
-              </w:rPr>
-              <w:t>)</w:t>
+              <w:t>Extremely Fast (&gt;50 V/ns)</w:t>
             </w:r>
           </w:p>
         </w:tc>
@@ -9748,22 +8111,7 @@
                 <w:color w:val="282C34"/>
                 <w:sz w:val="18"/>
               </w:rPr>
-              <w:t>Ultra-Fast (</w:t>
-            </w:r>
-            <w:r>
-              <w:rPr>
-                <w:i/>
-                <w:color w:val="145AA0"/>
-                <w:sz w:val="18"/>
-              </w:rPr>
-              <w:t>&gt;100\,V/ns</w:t>
-            </w:r>
-            <w:r>
-              <w:rPr>
-                <w:color w:val="282C34"/>
-                <w:sz w:val="18"/>
-              </w:rPr>
-              <w:t>)</w:t>
+              <w:t>Ultra-Fast (&gt;100 V/ns)</w:t>
             </w:r>
           </w:p>
         </w:tc>
@@ -10073,52 +8421,22 @@
           <w:color w:val="282C34"/>
           <w:sz w:val="21"/>
         </w:rPr>
-        <w:t xml:space="preserve">: High-side vs. Low-side sizing, </w:t>
+        <w:t xml:space="preserve">: High-side vs. Low-side sizing, C_gd/C_gs shoot-through prevention, dead-time body diode losses (V_SD </w:t>
       </w:r>
       <w:r>
         <w:rPr>
           <w:i/>
-          <w:color w:val="145AA0"/>
+          <w:color w:val="282C34"/>
           <w:sz w:val="21"/>
         </w:rPr>
-        <w:t>C_{gd/C_{gs</w:t>
+        <w:t xml:space="preserve"> I_L </w:t>
       </w:r>
       <w:r>
         <w:rPr>
           <w:color w:val="282C34"/>
           <w:sz w:val="21"/>
         </w:rPr>
-        <w:t xml:space="preserve"> shoot-through prevention, dead-time body diode losses (</w:t>
-      </w:r>
-      <w:r>
-        <w:rPr>
-          <w:i/>
-          <w:color w:val="145AA0"/>
-          <w:sz w:val="21"/>
-        </w:rPr>
-        <w:t>V_{SD \cdot I_L \cdot t_{dead \cdot f_{sw</w:t>
-      </w:r>
-      <w:r>
-        <w:rPr>
-          <w:color w:val="282C34"/>
-          <w:sz w:val="21"/>
-        </w:rPr>
-        <w:t xml:space="preserve">) and </w:t>
-      </w:r>
-      <w:r>
-        <w:rPr>
-          <w:i/>
-          <w:color w:val="145AA0"/>
-          <w:sz w:val="21"/>
-        </w:rPr>
-        <w:t>Q_{rr</w:t>
-      </w:r>
-      <w:r>
-        <w:rPr>
-          <w:color w:val="282C34"/>
-          <w:sz w:val="21"/>
-        </w:rPr>
-        <w:t>.</w:t>
+        <w:t xml:space="preserve"> t_dead * f_sw) and Q_rr.</w:t>
       </w:r>
     </w:p>
     <w:p>
@@ -10140,22 +8458,7 @@
           <w:color w:val="282C34"/>
           <w:sz w:val="21"/>
         </w:rPr>
-        <w:t>: Voltage rating headroom (</w:t>
-      </w:r>
-      <w:r>
-        <w:rPr>
-          <w:i/>
-          <w:color w:val="145AA0"/>
-          <w:sz w:val="21"/>
-        </w:rPr>
-        <w:t>V_{DS ≥ 1.3 × V_{OUT</w:t>
-      </w:r>
-      <w:r>
-        <w:rPr>
-          <w:color w:val="282C34"/>
-          <w:sz w:val="21"/>
-        </w:rPr>
-        <w:t>), CCM/DCM peak currents.</w:t>
+        <w:t>: Voltage rating headroom (V_DS &gt;= 1.3 * V_OUT), CCM/DCM peak currents.</w:t>
       </w:r>
     </w:p>
     <w:p>
@@ -10177,52 +8480,7 @@
           <w:color w:val="282C34"/>
           <w:sz w:val="21"/>
         </w:rPr>
-        <w:t xml:space="preserve">: Bridge shoot-through, high </w:t>
-      </w:r>
-      <w:r>
-        <w:rPr>
-          <w:i/>
-          <w:color w:val="145AA0"/>
-          <w:sz w:val="21"/>
-        </w:rPr>
-        <w:t>dV/dt</w:t>
-      </w:r>
-      <w:r>
-        <w:rPr>
-          <w:color w:val="282C34"/>
-          <w:sz w:val="21"/>
-        </w:rPr>
-        <w:t xml:space="preserve"> Miller turn-on (</w:t>
-      </w:r>
-      <w:r>
-        <w:rPr>
-          <w:i/>
-          <w:color w:val="145AA0"/>
-          <w:sz w:val="21"/>
-        </w:rPr>
-        <w:t>I_{disp = C_{gd \cdot dV_{DS/dt</w:t>
-      </w:r>
-      <w:r>
-        <w:rPr>
-          <w:color w:val="282C34"/>
-          <w:sz w:val="21"/>
-        </w:rPr>
-        <w:t>), Active Miller Clamps (AMC), and negative gate turn-off bias (</w:t>
-      </w:r>
-      <w:r>
-        <w:rPr>
-          <w:i/>
-          <w:color w:val="145AA0"/>
-          <w:sz w:val="21"/>
-        </w:rPr>
-        <w:t>-2V \dots -5V</w:t>
-      </w:r>
-      <w:r>
-        <w:rPr>
-          <w:color w:val="282C34"/>
-          <w:sz w:val="21"/>
-        </w:rPr>
-        <w:t>).</w:t>
+        <w:t>: Bridge shoot-through, high dV/dt Miller turn-on (I_disp = C_gd * dV_DS/dt), Active Miller Clamps (AMC), and negative gate turn-off bias (-2V ... -5V).</w:t>
       </w:r>
     </w:p>
     <w:p>
@@ -10244,22 +8502,7 @@
           <w:color w:val="282C34"/>
           <w:sz w:val="21"/>
         </w:rPr>
-        <w:t>: Leakage inductance energy (</w:t>
-      </w:r>
-      <w:r>
-        <w:rPr>
-          <w:i/>
-          <w:color w:val="145AA0"/>
-          <w:sz w:val="21"/>
-        </w:rPr>
-        <w:t>E_{leak = \frac{1{2 L_{lk I_{pk^2</w:t>
-      </w:r>
-      <w:r>
-        <w:rPr>
-          <w:color w:val="282C34"/>
-          <w:sz w:val="21"/>
-        </w:rPr>
-        <w:t>) and RCD snubber design equations.</w:t>
+        <w:t>: Leakage inductance energy (E_leak = 1 / 2 L_lk I_pk^2) and RCD snubber design equations.</w:t>
       </w:r>
     </w:p>
     <w:p>
@@ -10281,22 +8524,7 @@
           <w:color w:val="282C34"/>
           <w:sz w:val="21"/>
         </w:rPr>
-        <w:t xml:space="preserve">: Zero-Voltage Switching (ZVS), magnetizing current discharge of </w:t>
-      </w:r>
-      <w:r>
-        <w:rPr>
-          <w:i/>
-          <w:color w:val="145AA0"/>
-          <w:sz w:val="21"/>
-        </w:rPr>
-        <w:t>C_{oss</w:t>
-      </w:r>
-      <w:r>
-        <w:rPr>
-          <w:color w:val="282C34"/>
-          <w:sz w:val="21"/>
-        </w:rPr>
-        <w:t>, and minimum dead-time formulations.</w:t>
+        <w:t>: Zero-Voltage Switching (ZVS), magnetizing current discharge of C_oss, and minimum dead-time formulations.</w:t>
       </w:r>
     </w:p>
     <w:p>
@@ -10332,22 +8560,21 @@
           <w:color w:val="282C34"/>
           <w:sz w:val="21"/>
         </w:rPr>
-        <w:t>Asymmetric gate drive (</w:t>
+        <w:t>Asymmetric gate drive (R_G,on &gt; R_G,off) with anti-parallel Schottky diode.</w:t>
       </w:r>
-      <w:r>
-        <w:rPr>
-          <w:i/>
-          <w:color w:val="145AA0"/>
-          <w:sz w:val="21"/>
-        </w:rPr>
-        <w:t>R_{G,on &gt; R_{G,off</w:t>
-      </w:r>
+    </w:p>
+    <w:p>
+      <w:pPr>
+        <w:pStyle w:val="ListBullet"/>
+        <w:spacing w:after="40"/>
+        <w:ind w:left="720"/>
+      </w:pPr>
       <w:r>
         <w:rPr>
           <w:color w:val="282C34"/>
           <w:sz w:val="21"/>
         </w:rPr>
-        <w:t>) with anti-parallel Schottky diode.</w:t>
+        <w:t>High-side bootstrap circuitry: C_boot sizing and the 100\% duty-cycle limitation.</w:t>
       </w:r>
     </w:p>
     <w:p>
@@ -10361,66 +8588,7 @@
           <w:color w:val="282C34"/>
           <w:sz w:val="21"/>
         </w:rPr>
-        <w:t xml:space="preserve">High-side bootstrap circuitry: </w:t>
-      </w:r>
-      <w:r>
-        <w:rPr>
-          <w:i/>
-          <w:color w:val="145AA0"/>
-          <w:sz w:val="21"/>
-        </w:rPr>
-        <w:t>C_{boot</w:t>
-      </w:r>
-      <w:r>
-        <w:rPr>
-          <w:color w:val="282C34"/>
-          <w:sz w:val="21"/>
-        </w:rPr>
-        <w:t xml:space="preserve"> sizing and the </w:t>
-      </w:r>
-      <w:r>
-        <w:rPr>
-          <w:i/>
-          <w:color w:val="145AA0"/>
-          <w:sz w:val="21"/>
-        </w:rPr>
-        <w:t>100\%</w:t>
-      </w:r>
-      <w:r>
-        <w:rPr>
-          <w:color w:val="282C34"/>
-          <w:sz w:val="21"/>
-        </w:rPr>
-        <w:t xml:space="preserve"> duty-cycle limitation.</w:t>
-      </w:r>
-    </w:p>
-    <w:p>
-      <w:pPr>
-        <w:pStyle w:val="ListBullet"/>
-        <w:spacing w:after="40"/>
-        <w:ind w:left="720"/>
-      </w:pPr>
-      <w:r>
-        <w:rPr>
-          <w:color w:val="282C34"/>
-          <w:sz w:val="21"/>
-        </w:rPr>
-        <w:t>Kelvin-Source (4-pin packages like TO-247-4L) decoupling common source inductance (</w:t>
-      </w:r>
-      <w:r>
-        <w:rPr>
-          <w:i/>
-          <w:color w:val="145AA0"/>
-          <w:sz w:val="21"/>
-        </w:rPr>
-        <w:t>L_S \cdot di/dt</w:t>
-      </w:r>
-      <w:r>
-        <w:rPr>
-          <w:color w:val="282C34"/>
-          <w:sz w:val="21"/>
-        </w:rPr>
-        <w:t>).</w:t>
+        <w:t>Kelvin-Source (4-pin packages like TO-247-4L) decoupling common source inductance (L_S * di/dt).</w:t>
       </w:r>
     </w:p>
     <w:p>
@@ -10485,37 +8653,7 @@
           <w:color w:val="282C34"/>
           <w:sz w:val="21"/>
         </w:rPr>
-        <w:t>Unclamped Inductive Switching (UIS) physics, single-pulse avalanche energy (</w:t>
-      </w:r>
-      <w:r>
-        <w:rPr>
-          <w:i/>
-          <w:color w:val="145AA0"/>
-          <w:sz w:val="21"/>
-        </w:rPr>
-        <w:t>E_{AS</w:t>
-      </w:r>
-      <w:r>
-        <w:rPr>
-          <w:color w:val="282C34"/>
-          <w:sz w:val="21"/>
-        </w:rPr>
-        <w:t>), and repetitive avalanche (</w:t>
-      </w:r>
-      <w:r>
-        <w:rPr>
-          <w:i/>
-          <w:color w:val="145AA0"/>
-          <w:sz w:val="21"/>
-        </w:rPr>
-        <w:t>E_{AR</w:t>
-      </w:r>
-      <w:r>
-        <w:rPr>
-          <w:color w:val="282C34"/>
-          <w:sz w:val="21"/>
-        </w:rPr>
-        <w:t>).</w:t>
+        <w:t>Unclamped Inductive Switching (UIS) physics, single-pulse avalanche energy (E_AS), and repetitive avalanche (E_AR).</w:t>
       </w:r>
     </w:p>
     <w:p>
@@ -10551,37 +8689,7 @@
           <w:color w:val="282C34"/>
           <w:sz w:val="21"/>
         </w:rPr>
-        <w:t xml:space="preserve">Positive temperature coefficient of </w:t>
-      </w:r>
-      <w:r>
-        <w:rPr>
-          <w:i/>
-          <w:color w:val="145AA0"/>
-          <w:sz w:val="21"/>
-        </w:rPr>
-        <w:t>R_{DS(on)</w:t>
-      </w:r>
-      <w:r>
-        <w:rPr>
-          <w:color w:val="282C34"/>
-          <w:sz w:val="21"/>
-        </w:rPr>
-        <w:t xml:space="preserve"> for static DC sharing vs. dynamic switching imbalance (</w:t>
-      </w:r>
-      <w:r>
-        <w:rPr>
-          <w:i/>
-          <w:color w:val="145AA0"/>
-          <w:sz w:val="21"/>
-        </w:rPr>
-        <w:t>V_{TH</w:t>
-      </w:r>
-      <w:r>
-        <w:rPr>
-          <w:color w:val="282C34"/>
-          <w:sz w:val="21"/>
-        </w:rPr>
-        <w:t xml:space="preserve"> mismatch, stray loop inductance).</w:t>
+        <w:t>Positive temperature coefficient of R_DS(on) for static DC sharing vs. dynamic switching imbalance (V_TH mismatch, stray loop inductance).</w:t>
       </w:r>
     </w:p>
     <w:p>
